--- a/Diplom/Диплом_полный.docx
+++ b/Diplom/Диплом_полный.docx
@@ -6,7 +6,10 @@
       <w:sdtPr>
         <w:rPr>
           <w:rFonts w:eastAsiaTheme="minorHAnsi" w:cstheme="minorBidi"/>
+          <w:b w:val="0"/>
+          <w:bCs w:val="0"/>
           <w:kern w:val="2"/>
+          <w:sz w:val="28"/>
           <w:szCs w:val="22"/>
           <w:lang w:eastAsia="en-US"/>
           <w14:ligatures w14:val="standardContextual"/>
@@ -17,11 +20,7 @@
           <w:docPartUnique/>
         </w:docPartObj>
       </w:sdtPr>
-      <w:sdtEndPr>
-        <w:rPr>
-          <w:sz w:val="28"/>
-        </w:rPr>
-      </w:sdtEndPr>
+      <w:sdtEndPr/>
       <w:sdtContent>
         <w:p>
           <w:pPr>
@@ -6474,7 +6473,6 @@
           <w:color w:val="auto"/>
           <w:sz w:val="28"/>
           <w:szCs w:val="28"/>
-          <w:lang w:val="en-US"/>
         </w:rPr>
       </w:pPr>
       <w:r>
@@ -9740,7 +9738,7 @@
     <w:p>
       <w:pPr>
         <w:spacing w:after="0" w:line="360" w:lineRule="auto"/>
-        <w:jc w:val="center"/>
+        <w:ind w:firstLine="709"/>
         <w:rPr>
           <w:rFonts w:cs="Times New Roman"/>
           <w:szCs w:val="28"/>
@@ -16790,27 +16788,14 @@
       <w:r>
         <w:t xml:space="preserve">Рисунок </w:t>
       </w:r>
-      <w:r>
-        <w:fldChar w:fldCharType="begin"/>
-      </w:r>
-      <w:r>
-        <w:instrText xml:space="preserve"> SEQ Рисунок \* ARABIC </w:instrText>
-      </w:r>
-      <w:r>
-        <w:fldChar w:fldCharType="separate"/>
-      </w:r>
-      <w:r>
-        <w:rPr>
-          <w:noProof/>
-        </w:rPr>
-        <w:t>4</w:t>
-      </w:r>
-      <w:r>
-        <w:rPr>
-          <w:noProof/>
-        </w:rPr>
-        <w:fldChar w:fldCharType="end"/>
-      </w:r>
+      <w:fldSimple w:instr=" SEQ Рисунок \* ARABIC ">
+        <w:r>
+          <w:rPr>
+            <w:noProof/>
+          </w:rPr>
+          <w:t>4</w:t>
+        </w:r>
+      </w:fldSimple>
       <w:r>
         <w:t xml:space="preserve"> - </w:t>
       </w:r>
@@ -17397,6 +17382,9 @@
         <w:jc w:val="center"/>
       </w:pPr>
       <w:r>
+        <w:rPr>
+          <w:noProof/>
+        </w:rPr>
         <w:drawing>
           <wp:inline distT="0" distB="0" distL="0" distR="0" wp14:anchorId="2DA92B8E" wp14:editId="5A8EE5AC">
             <wp:extent cx="5940425" cy="3348990"/>
@@ -17762,24 +17750,14 @@
       <w:r>
         <w:t xml:space="preserve">Рисунок </w:t>
       </w:r>
-      <w:r>
-        <w:fldChar w:fldCharType="begin"/>
-      </w:r>
-      <w:r>
-        <w:instrText xml:space="preserve"> SEQ Рисунок \* ARABIC </w:instrText>
-      </w:r>
-      <w:r>
-        <w:fldChar w:fldCharType="separate"/>
-      </w:r>
-      <w:r>
-        <w:rPr>
-          <w:noProof/>
-        </w:rPr>
-        <w:t>6</w:t>
-      </w:r>
-      <w:r>
-        <w:fldChar w:fldCharType="end"/>
-      </w:r>
+      <w:fldSimple w:instr=" SEQ Рисунок \* ARABIC ">
+        <w:r>
+          <w:rPr>
+            <w:noProof/>
+          </w:rPr>
+          <w:t>6</w:t>
+        </w:r>
+      </w:fldSimple>
       <w:r>
         <w:t xml:space="preserve"> - </w:t>
       </w:r>
@@ -17902,24 +17880,14 @@
       <w:r>
         <w:t xml:space="preserve">Рисунок </w:t>
       </w:r>
-      <w:r>
-        <w:fldChar w:fldCharType="begin"/>
-      </w:r>
-      <w:r>
-        <w:instrText xml:space="preserve"> SEQ Рисунок \* ARABIC </w:instrText>
-      </w:r>
-      <w:r>
-        <w:fldChar w:fldCharType="separate"/>
-      </w:r>
-      <w:r>
-        <w:rPr>
-          <w:noProof/>
-        </w:rPr>
-        <w:t>7</w:t>
-      </w:r>
-      <w:r>
-        <w:fldChar w:fldCharType="end"/>
-      </w:r>
+      <w:fldSimple w:instr=" SEQ Рисунок \* ARABIC ">
+        <w:r>
+          <w:rPr>
+            <w:noProof/>
+          </w:rPr>
+          <w:t>7</w:t>
+        </w:r>
+      </w:fldSimple>
       <w:r>
         <w:t xml:space="preserve"> - </w:t>
       </w:r>
@@ -18024,24 +17992,14 @@
       <w:r>
         <w:t xml:space="preserve">Рисунок </w:t>
       </w:r>
-      <w:r>
-        <w:fldChar w:fldCharType="begin"/>
-      </w:r>
-      <w:r>
-        <w:instrText xml:space="preserve"> SEQ Рисунок \* ARABIC </w:instrText>
-      </w:r>
-      <w:r>
-        <w:fldChar w:fldCharType="separate"/>
-      </w:r>
-      <w:r>
-        <w:rPr>
-          <w:noProof/>
-        </w:rPr>
-        <w:t>8</w:t>
-      </w:r>
-      <w:r>
-        <w:fldChar w:fldCharType="end"/>
-      </w:r>
+      <w:fldSimple w:instr=" SEQ Рисунок \* ARABIC ">
+        <w:r>
+          <w:rPr>
+            <w:noProof/>
+          </w:rPr>
+          <w:t>8</w:t>
+        </w:r>
+      </w:fldSimple>
       <w:r>
         <w:t xml:space="preserve"> - </w:t>
       </w:r>
@@ -18145,6 +18103,9 @@
         <w:jc w:val="center"/>
       </w:pPr>
       <w:r>
+        <w:rPr>
+          <w:noProof/>
+        </w:rPr>
         <w:drawing>
           <wp:inline distT="0" distB="0" distL="0" distR="0" wp14:anchorId="486FB723" wp14:editId="415ECFEA">
             <wp:extent cx="5940425" cy="3341370"/>
@@ -18189,24 +18150,14 @@
       <w:r>
         <w:t xml:space="preserve">Рисунок </w:t>
       </w:r>
-      <w:r>
-        <w:fldChar w:fldCharType="begin"/>
-      </w:r>
-      <w:r>
-        <w:instrText xml:space="preserve"> SEQ Рисунок \* ARABIC </w:instrText>
-      </w:r>
-      <w:r>
-        <w:fldChar w:fldCharType="separate"/>
-      </w:r>
-      <w:r>
-        <w:rPr>
-          <w:noProof/>
-        </w:rPr>
-        <w:t>9</w:t>
-      </w:r>
-      <w:r>
-        <w:fldChar w:fldCharType="end"/>
-      </w:r>
+      <w:fldSimple w:instr=" SEQ Рисунок \* ARABIC ">
+        <w:r>
+          <w:rPr>
+            <w:noProof/>
+          </w:rPr>
+          <w:t>9</w:t>
+        </w:r>
+      </w:fldSimple>
       <w:r>
         <w:t xml:space="preserve"> -</w:t>
       </w:r>
@@ -18409,24 +18360,14 @@
       <w:r>
         <w:t xml:space="preserve">Рисунок </w:t>
       </w:r>
-      <w:r>
-        <w:fldChar w:fldCharType="begin"/>
-      </w:r>
-      <w:r>
-        <w:instrText xml:space="preserve"> SEQ Рисунок \* ARABIC </w:instrText>
-      </w:r>
-      <w:r>
-        <w:fldChar w:fldCharType="separate"/>
-      </w:r>
-      <w:r>
-        <w:rPr>
-          <w:noProof/>
-        </w:rPr>
-        <w:t>10</w:t>
-      </w:r>
-      <w:r>
-        <w:fldChar w:fldCharType="end"/>
-      </w:r>
+      <w:fldSimple w:instr=" SEQ Рисунок \* ARABIC ">
+        <w:r>
+          <w:rPr>
+            <w:noProof/>
+          </w:rPr>
+          <w:t>10</w:t>
+        </w:r>
+      </w:fldSimple>
       <w:r>
         <w:t xml:space="preserve"> – Мини карта</w:t>
       </w:r>
@@ -18964,6 +18905,7 @@
       <w:r>
         <w:rPr>
           <w:rFonts w:cs="Times New Roman"/>
+          <w:noProof/>
           <w:szCs w:val="28"/>
         </w:rPr>
         <w:drawing>
@@ -19014,24 +18956,14 @@
       <w:r>
         <w:t xml:space="preserve">Рисунок </w:t>
       </w:r>
-      <w:r>
-        <w:fldChar w:fldCharType="begin"/>
-      </w:r>
-      <w:r>
-        <w:instrText xml:space="preserve"> SEQ Рисунок \* ARABIC </w:instrText>
-      </w:r>
-      <w:r>
-        <w:fldChar w:fldCharType="separate"/>
-      </w:r>
-      <w:r>
-        <w:rPr>
-          <w:noProof/>
-        </w:rPr>
-        <w:t>11</w:t>
-      </w:r>
-      <w:r>
-        <w:fldChar w:fldCharType="end"/>
-      </w:r>
+      <w:fldSimple w:instr=" SEQ Рисунок \* ARABIC ">
+        <w:r>
+          <w:rPr>
+            <w:noProof/>
+          </w:rPr>
+          <w:t>11</w:t>
+        </w:r>
+      </w:fldSimple>
       <w:r>
         <w:t xml:space="preserve"> – Инвентарь игрока</w:t>
       </w:r>
@@ -19263,6 +19195,7 @@
       <w:r>
         <w:rPr>
           <w:rFonts w:cs="Times New Roman"/>
+          <w:noProof/>
           <w:szCs w:val="28"/>
         </w:rPr>
         <w:drawing>
@@ -19313,24 +19246,14 @@
       <w:r>
         <w:t xml:space="preserve">Рисунок </w:t>
       </w:r>
-      <w:r>
-        <w:fldChar w:fldCharType="begin"/>
-      </w:r>
-      <w:r>
-        <w:instrText xml:space="preserve"> SEQ Рисунок \* ARABIC </w:instrText>
-      </w:r>
-      <w:r>
-        <w:fldChar w:fldCharType="separate"/>
-      </w:r>
-      <w:r>
-        <w:rPr>
-          <w:noProof/>
-        </w:rPr>
-        <w:t>12</w:t>
-      </w:r>
-      <w:r>
-        <w:fldChar w:fldCharType="end"/>
-      </w:r>
+      <w:fldSimple w:instr=" SEQ Рисунок \* ARABIC ">
+        <w:r>
+          <w:rPr>
+            <w:noProof/>
+          </w:rPr>
+          <w:t>12</w:t>
+        </w:r>
+      </w:fldSimple>
       <w:r>
         <w:t xml:space="preserve"> - </w:t>
       </w:r>
@@ -19636,6 +19559,7 @@
       <w:r>
         <w:rPr>
           <w:rFonts w:cs="Times New Roman"/>
+          <w:noProof/>
           <w:szCs w:val="28"/>
         </w:rPr>
         <w:drawing>
@@ -19686,24 +19610,14 @@
       <w:r>
         <w:t xml:space="preserve">Рисунок </w:t>
       </w:r>
-      <w:r>
-        <w:fldChar w:fldCharType="begin"/>
-      </w:r>
-      <w:r>
-        <w:instrText xml:space="preserve"> SEQ Рисунок \* ARABIC </w:instrText>
-      </w:r>
-      <w:r>
-        <w:fldChar w:fldCharType="separate"/>
-      </w:r>
-      <w:r>
-        <w:rPr>
-          <w:noProof/>
-        </w:rPr>
-        <w:t>13</w:t>
-      </w:r>
-      <w:r>
-        <w:fldChar w:fldCharType="end"/>
-      </w:r>
+      <w:fldSimple w:instr=" SEQ Рисунок \* ARABIC ">
+        <w:r>
+          <w:rPr>
+            <w:noProof/>
+          </w:rPr>
+          <w:t>13</w:t>
+        </w:r>
+      </w:fldSimple>
       <w:r>
         <w:t xml:space="preserve"> - Пример результата крафта</w:t>
       </w:r>
@@ -20927,6 +20841,7 @@
       <w:r>
         <w:rPr>
           <w:rFonts w:cs="Times New Roman"/>
+          <w:noProof/>
           <w:szCs w:val="28"/>
         </w:rPr>
         <w:drawing>
@@ -20977,24 +20892,14 @@
       <w:r>
         <w:t xml:space="preserve">Рисунок </w:t>
       </w:r>
-      <w:r>
-        <w:fldChar w:fldCharType="begin"/>
-      </w:r>
-      <w:r>
-        <w:instrText xml:space="preserve"> SEQ Рисунок \* ARABIC </w:instrText>
-      </w:r>
-      <w:r>
-        <w:fldChar w:fldCharType="separate"/>
-      </w:r>
-      <w:r>
-        <w:rPr>
-          <w:noProof/>
-        </w:rPr>
-        <w:t>14</w:t>
-      </w:r>
-      <w:r>
-        <w:fldChar w:fldCharType="end"/>
-      </w:r>
+      <w:fldSimple w:instr=" SEQ Рисунок \* ARABIC ">
+        <w:r>
+          <w:rPr>
+            <w:noProof/>
+          </w:rPr>
+          <w:t>14</w:t>
+        </w:r>
+      </w:fldSimple>
       <w:r>
         <w:t xml:space="preserve"> - Стадии роста яблони</w:t>
       </w:r>
@@ -21112,6 +21017,7 @@
       <w:r>
         <w:rPr>
           <w:rFonts w:cs="Times New Roman"/>
+          <w:noProof/>
           <w:szCs w:val="28"/>
         </w:rPr>
         <w:drawing>
@@ -21162,24 +21068,14 @@
       <w:r>
         <w:t xml:space="preserve">Рисунок </w:t>
       </w:r>
-      <w:r>
-        <w:fldChar w:fldCharType="begin"/>
-      </w:r>
-      <w:r>
-        <w:instrText xml:space="preserve"> SEQ Рисунок \* ARABIC </w:instrText>
-      </w:r>
-      <w:r>
-        <w:fldChar w:fldCharType="separate"/>
-      </w:r>
-      <w:r>
-        <w:rPr>
-          <w:noProof/>
-        </w:rPr>
-        <w:t>15</w:t>
-      </w:r>
-      <w:r>
-        <w:fldChar w:fldCharType="end"/>
-      </w:r>
+      <w:fldSimple w:instr=" SEQ Рисунок \* ARABIC ">
+        <w:r>
+          <w:rPr>
+            <w:noProof/>
+          </w:rPr>
+          <w:t>15</w:t>
+        </w:r>
+      </w:fldSimple>
       <w:r>
         <w:t xml:space="preserve"> - Время суток.</w:t>
       </w:r>
@@ -22150,6 +22046,7 @@
       <w:r>
         <w:rPr>
           <w:rFonts w:cs="Times New Roman"/>
+          <w:noProof/>
           <w:szCs w:val="28"/>
         </w:rPr>
         <w:drawing>
@@ -22200,24 +22097,14 @@
       <w:r>
         <w:t xml:space="preserve">Рисунок </w:t>
       </w:r>
-      <w:r>
-        <w:fldChar w:fldCharType="begin"/>
-      </w:r>
-      <w:r>
-        <w:instrText xml:space="preserve"> SEQ Рисунок \* ARABIC </w:instrText>
-      </w:r>
-      <w:r>
-        <w:fldChar w:fldCharType="separate"/>
-      </w:r>
-      <w:r>
-        <w:rPr>
-          <w:noProof/>
-        </w:rPr>
-        <w:t>16</w:t>
-      </w:r>
-      <w:r>
-        <w:fldChar w:fldCharType="end"/>
-      </w:r>
+      <w:fldSimple w:instr=" SEQ Рисунок \* ARABIC ">
+        <w:r>
+          <w:rPr>
+            <w:noProof/>
+          </w:rPr>
+          <w:t>16</w:t>
+        </w:r>
+      </w:fldSimple>
       <w:r>
         <w:t xml:space="preserve"> - Пример животных.</w:t>
       </w:r>
@@ -22625,6 +22512,7 @@
       <w:r>
         <w:rPr>
           <w:rFonts w:cs="Times New Roman"/>
+          <w:noProof/>
           <w:szCs w:val="28"/>
         </w:rPr>
         <w:drawing>
@@ -22675,24 +22563,14 @@
       <w:r>
         <w:t xml:space="preserve">Рисунок </w:t>
       </w:r>
-      <w:r>
-        <w:fldChar w:fldCharType="begin"/>
-      </w:r>
-      <w:r>
-        <w:instrText xml:space="preserve"> SEQ Рисунок \* ARABIC </w:instrText>
-      </w:r>
-      <w:r>
-        <w:fldChar w:fldCharType="separate"/>
-      </w:r>
-      <w:r>
-        <w:rPr>
-          <w:noProof/>
-        </w:rPr>
-        <w:t>17</w:t>
-      </w:r>
-      <w:r>
-        <w:fldChar w:fldCharType="end"/>
-      </w:r>
+      <w:fldSimple w:instr=" SEQ Рисунок \* ARABIC ">
+        <w:r>
+          <w:rPr>
+            <w:noProof/>
+          </w:rPr>
+          <w:t>17</w:t>
+        </w:r>
+      </w:fldSimple>
       <w:r>
         <w:t xml:space="preserve"> - Интерфейс магазина.</w:t>
       </w:r>
@@ -22776,8 +22654,6 @@
         </w:rPr>
         <w:t>.</w:t>
       </w:r>
-      <w:bookmarkStart w:id="29" w:name="_GoBack"/>
-      <w:bookmarkEnd w:id="29"/>
     </w:p>
     <w:tbl>
       <w:tblPr>
@@ -23476,12 +23352,12 @@
         <w:spacing w:before="0" w:after="0" w:line="360" w:lineRule="auto"/>
         <w:ind w:firstLine="709"/>
       </w:pPr>
-      <w:bookmarkStart w:id="30" w:name="_Toc227159678"/>
+      <w:bookmarkStart w:id="29" w:name="_Toc227159678"/>
       <w:r>
         <w:lastRenderedPageBreak/>
         <w:t>2.9 Тестирование и оптимизация производительности</w:t>
       </w:r>
-      <w:bookmarkEnd w:id="30"/>
+      <w:bookmarkEnd w:id="29"/>
     </w:p>
     <w:p>
       <w:pPr>
@@ -23835,6 +23711,632 @@
           <w:szCs w:val="28"/>
         </w:rPr>
         <w:t xml:space="preserve"> проверка производительности приложения в течение продолжительных игровых сессий (6+ часов). </w:t>
+      </w:r>
+    </w:p>
+    <w:p>
+      <w:pPr>
+        <w:spacing w:after="0" w:line="360" w:lineRule="auto"/>
+        <w:ind w:firstLine="709"/>
+        <w:contextualSpacing/>
+      </w:pPr>
+      <w:r>
+        <w:t>Нагрузочное тестирование проводилось путём запуска игровой сессии продолжительностью 6+ часов при одновременной активности всех игровых систем: генерации животных, роста растений, активных триггеров подбора предметов и постоянного обновления UI. Пара</w:t>
+      </w:r>
+      <w:r>
+        <w:t>метры мониторинга включали частоту кадров (FPS), объём используемой оперативной памяти и загрузку процессора.</w:t>
+      </w:r>
+    </w:p>
+    <w:p>
+      <w:pPr>
+        <w:spacing w:after="0" w:line="360" w:lineRule="auto"/>
+        <w:ind w:firstLine="709"/>
+        <w:contextualSpacing/>
+      </w:pPr>
+      <w:r>
+        <w:t>Результаты нагрузочного тестирования показали стабильную работу приложения. Частота кадров поддерживалась на уровне 60 FPS на тестовой конфигураци</w:t>
+      </w:r>
+      <w:r>
+        <w:t xml:space="preserve">и (Intel Core i5, 8 GB RAM, GeForce GTX 1050). Потребление </w:t>
+      </w:r>
+      <w:r>
+        <w:lastRenderedPageBreak/>
+        <w:t xml:space="preserve">оперативной памяти не превышало 512 МБ на протяжении всей сессии. Критических утечек памяти (Memory </w:t>
+      </w:r>
+      <w:proofErr w:type="spellStart"/>
+      <w:r>
+        <w:t>Leaks</w:t>
+      </w:r>
+      <w:proofErr w:type="spellEnd"/>
+      <w:r>
+        <w:t>) выявлено не было.</w:t>
+      </w:r>
+    </w:p>
+    <w:p>
+      <w:pPr>
+        <w:spacing w:after="0" w:line="360" w:lineRule="auto"/>
+        <w:ind w:firstLine="709"/>
+        <w:contextualSpacing/>
+      </w:pPr>
+      <w:r>
+        <w:t>В процессе тестирования были выявлены и устранены следующие проблемы про</w:t>
+      </w:r>
+      <w:r>
+        <w:t>изводительности: отключение компонентов Light2D в дневное время вместо их уничтожения и пересоздания позволило снизить нагрузку на рендерер; ограничение частоты обновления пути NavMeshAgent2D для животных (один раз в 0,5 секунды) сократило нагрузку на CPU;</w:t>
+      </w:r>
+      <w:r>
+        <w:t xml:space="preserve"> использование Sorting Layer вместо ручного управления Z-координатой обеспечило корректную и производительную сортировку объектов по глубине.</w:t>
+      </w:r>
+    </w:p>
+    <w:p>
+      <w:pPr>
+        <w:spacing w:after="0" w:line="360" w:lineRule="auto"/>
+        <w:ind w:firstLine="709"/>
+        <w:contextualSpacing/>
+      </w:pPr>
+      <w:r>
+        <w:t xml:space="preserve">Тестирование пользовательского интерфейса подтвердило корректную работу системы drag-and-drop при разрешениях от </w:t>
+      </w:r>
+      <w:r>
+        <w:t>1280×720 до 1920×1080. Адаптивное масштабирование Canvas Scaler (режим Scale With Screen Size) обеспечивает пропорциональное отображение HUD на всех поддерживаемых разрешениях экрана. По итогам всех этапов тестирования приложение было признано готовым к да</w:t>
+      </w:r>
+      <w:r>
+        <w:t>льнейшему развитию и коммерческому распространению.</w:t>
+      </w:r>
+    </w:p>
+    <w:p>
+      <w:pPr>
+        <w:pStyle w:val="2"/>
+        <w:ind w:firstLine="709"/>
+      </w:pPr>
+      <w:r>
+        <w:t>2.10 Реализация системы сохранения и загрузки</w:t>
+      </w:r>
+    </w:p>
+    <w:p>
+      <w:pPr>
+        <w:spacing w:after="0" w:line="360" w:lineRule="auto"/>
+        <w:ind w:firstLine="709"/>
+        <w:contextualSpacing/>
+      </w:pPr>
+      <w:r>
+        <w:t>Система сохранения и загрузки обеспечивает сохранение игрового прогресса между сессиями, что является критически важной функцией для жанра farming simulation.</w:t>
+      </w:r>
+      <w:r>
+        <w:t xml:space="preserve"> Архитектура системы построена на принципах разделения ответственности: сбор и запись данных (SaveManager.cs), описание структур данных (GameData.cs), автоматическая загрузка при старте игровой сцены (GameSaveLoader.cs) и реестр предметов для восстановлени</w:t>
+      </w:r>
+      <w:r>
+        <w:t>я инвентаря (</w:t>
+      </w:r>
+      <w:proofErr w:type="spellStart"/>
+      <w:r>
+        <w:t>ItemRegistry.cs</w:t>
+      </w:r>
+      <w:proofErr w:type="spellEnd"/>
+      <w:r>
+        <w:t>).</w:t>
+      </w:r>
+    </w:p>
+    <w:p>
+      <w:pPr>
+        <w:spacing w:after="0" w:line="360" w:lineRule="auto"/>
+        <w:ind w:firstLine="709"/>
+        <w:contextualSpacing/>
+      </w:pPr>
+      <w:r>
+        <w:t xml:space="preserve">Формат сохранения </w:t>
+      </w:r>
+      <w:r>
+        <w:t>-</w:t>
+      </w:r>
+      <w:r>
+        <w:t xml:space="preserve"> JSON-файл, генерируемый стандартным инструментом Unity JsonUtility. Файл сохранения располагается в директории Application.persistentDataPath, что на платформе Windows соответствует пути %AppData%\LocalLow</w:t>
+      </w:r>
+      <w:r>
+        <w:t xml:space="preserve">\[Company]\[Product]\game_save.json. Такое расположение гарантирует сохранность данных между запусками и обновлениями игры, а также обеспечивает корректную работу в </w:t>
+      </w:r>
+      <w:r>
+        <w:lastRenderedPageBreak/>
+        <w:t>пользовательском пространстве без прав администратора. Наличие сохранения отслеживается чер</w:t>
+      </w:r>
+      <w:r>
+        <w:t xml:space="preserve">ез </w:t>
+      </w:r>
+      <w:proofErr w:type="spellStart"/>
+      <w:r>
+        <w:t>PlayerPrefs</w:t>
+      </w:r>
+      <w:proofErr w:type="spellEnd"/>
+      <w:r>
+        <w:t xml:space="preserve"> с ключом </w:t>
+      </w:r>
+      <w:proofErr w:type="spellStart"/>
+      <w:r>
+        <w:t>has_game_save</w:t>
+      </w:r>
+      <w:proofErr w:type="spellEnd"/>
+      <w:r>
+        <w:t>.</w:t>
+      </w:r>
+    </w:p>
+    <w:p>
+      <w:pPr>
+        <w:spacing w:after="0" w:line="360" w:lineRule="auto"/>
+        <w:ind w:firstLine="709"/>
+        <w:contextualSpacing/>
+      </w:pPr>
+      <w:r>
+        <w:t xml:space="preserve">Структура данных сохранения реализована в классе GameData (GameData.cs) и включает четыре блока: </w:t>
+      </w:r>
+      <w:proofErr w:type="spellStart"/>
+      <w:r>
+        <w:t>PlayerData</w:t>
+      </w:r>
+      <w:proofErr w:type="spellEnd"/>
+      <w:r>
+        <w:t xml:space="preserve"> </w:t>
+      </w:r>
+      <w:r>
+        <w:t>-</w:t>
+      </w:r>
+      <w:r>
+        <w:t xml:space="preserve"> координаты позиции игрока (X, Y) и количество монет; InventoryData </w:t>
+      </w:r>
+      <w:r>
+        <w:t>-</w:t>
+      </w:r>
+      <w:r>
+        <w:t xml:space="preserve"> массив объектов InventorySlotData, каж</w:t>
+      </w:r>
+      <w:r>
+        <w:t xml:space="preserve">дый из которых содержит имя предмета, количество, индекс слота и тип слота (основной инвентарь, сундук, слот крафта или слот результата крафта); TimeData </w:t>
+      </w:r>
+      <w:r>
+        <w:t>-</w:t>
+      </w:r>
+      <w:r>
+        <w:t xml:space="preserve"> значения текущих минут, часов и номера игрового дня; WorldData </w:t>
+      </w:r>
+      <w:r>
+        <w:t>-</w:t>
+      </w:r>
+      <w:r>
+        <w:t xml:space="preserve"> массив объектов WorldObjectData с п</w:t>
+      </w:r>
+      <w:r>
+        <w:t xml:space="preserve">олным состоянием каждого интерактивного объекта мира (здоровье, стадия роста, таймер респавна, флаг готовности плодов, координаты для </w:t>
+      </w:r>
+      <w:proofErr w:type="spellStart"/>
+      <w:r>
+        <w:t>лута</w:t>
+      </w:r>
+      <w:proofErr w:type="spellEnd"/>
+      <w:r>
+        <w:t xml:space="preserve"> на земле).</w:t>
+      </w:r>
+    </w:p>
+    <w:p>
+      <w:pPr>
+        <w:spacing w:after="0" w:line="360" w:lineRule="auto"/>
+        <w:ind w:firstLine="709"/>
+        <w:contextualSpacing/>
+      </w:pPr>
+      <w:proofErr w:type="spellStart"/>
+      <w:r>
+        <w:t>SaveManager.cs</w:t>
+      </w:r>
+      <w:proofErr w:type="spellEnd"/>
+      <w:r>
+        <w:t xml:space="preserve"> реализует паттерн </w:t>
+      </w:r>
+      <w:proofErr w:type="spellStart"/>
+      <w:r>
+        <w:t>Singleton</w:t>
+      </w:r>
+      <w:proofErr w:type="spellEnd"/>
+      <w:r>
+        <w:t xml:space="preserve"> с атрибутом DontDestroyOnLoad, что позволяет объекту сохранятьс</w:t>
+      </w:r>
+      <w:r>
+        <w:t xml:space="preserve">я при переходе между сценами. Метод </w:t>
+      </w:r>
+      <w:proofErr w:type="gramStart"/>
+      <w:r>
+        <w:t>SaveGame(</w:t>
+      </w:r>
+      <w:proofErr w:type="gramEnd"/>
+      <w:r>
+        <w:t xml:space="preserve">) последовательно обходит все игровые системы </w:t>
+      </w:r>
+      <w:r>
+        <w:t xml:space="preserve">- </w:t>
+      </w:r>
+      <w:proofErr w:type="spellStart"/>
+      <w:r>
+        <w:t>Player</w:t>
+      </w:r>
+      <w:proofErr w:type="spellEnd"/>
+      <w:r>
+        <w:t xml:space="preserve">, </w:t>
+      </w:r>
+      <w:proofErr w:type="spellStart"/>
+      <w:r>
+        <w:t>GlobalTime</w:t>
+      </w:r>
+      <w:proofErr w:type="spellEnd"/>
+      <w:r>
+        <w:t xml:space="preserve">, </w:t>
+      </w:r>
+      <w:proofErr w:type="spellStart"/>
+      <w:r>
+        <w:t>InventoryManager</w:t>
+      </w:r>
+      <w:proofErr w:type="spellEnd"/>
+      <w:r>
+        <w:t xml:space="preserve"> </w:t>
+      </w:r>
+      <w:r>
+        <w:t>-</w:t>
+      </w:r>
+      <w:r>
+        <w:t xml:space="preserve"> и все объекты сцены, реализующие интерфейс ISaveable, собирает актуальные данные в объект GameData и записывает сериализован</w:t>
+      </w:r>
+      <w:r>
+        <w:t xml:space="preserve">ный JSON на диск. Метод LoadGame() считывает файл и возвращает десериализованный объект. Дополнительно реализован метод </w:t>
+      </w:r>
+      <w:proofErr w:type="gramStart"/>
+      <w:r>
+        <w:t>GetSaveMetadata(</w:t>
+      </w:r>
+      <w:proofErr w:type="gramEnd"/>
+      <w:r>
+        <w:t xml:space="preserve">), возвращающий краткие данные сохранения (дату, номер дня) для отображения в главном меню без полной </w:t>
+      </w:r>
+      <w:proofErr w:type="spellStart"/>
+      <w:r>
+        <w:t>десериализации</w:t>
+      </w:r>
+      <w:proofErr w:type="spellEnd"/>
+      <w:r>
+        <w:t>.</w:t>
+      </w:r>
+    </w:p>
+    <w:p>
+      <w:pPr>
+        <w:spacing w:after="0" w:line="360" w:lineRule="auto"/>
+        <w:ind w:firstLine="709"/>
+        <w:contextualSpacing/>
+      </w:pPr>
+      <w:r>
+        <w:t>Ин</w:t>
+      </w:r>
+      <w:r>
+        <w:t xml:space="preserve">терфейс </w:t>
+      </w:r>
+      <w:proofErr w:type="spellStart"/>
+      <w:r>
+        <w:t>ISaveable</w:t>
+      </w:r>
+      <w:proofErr w:type="spellEnd"/>
+      <w:r>
+        <w:t xml:space="preserve"> определяет единый контракт для всех сохраняемых объектов игрового мира. Интерфейс содержит три метода: </w:t>
+      </w:r>
+      <w:proofErr w:type="spellStart"/>
+      <w:proofErr w:type="gramStart"/>
+      <w:r>
+        <w:t>GetObjectId</w:t>
+      </w:r>
+      <w:proofErr w:type="spellEnd"/>
+      <w:r>
+        <w:t>(</w:t>
+      </w:r>
+      <w:proofErr w:type="gramEnd"/>
+      <w:r>
+        <w:t xml:space="preserve">) </w:t>
+      </w:r>
+      <w:r>
+        <w:t>-</w:t>
+      </w:r>
+      <w:r>
+        <w:t xml:space="preserve"> возвращает уникальный строковый идентификатор объекта (имя в сцене); GetSaveData() </w:t>
+      </w:r>
+      <w:r>
+        <w:t>-</w:t>
+      </w:r>
+      <w:r>
+        <w:t xml:space="preserve"> формирует объект WorldObjectData с</w:t>
+      </w:r>
+      <w:r>
+        <w:t xml:space="preserve"> текущим состоянием объекта; </w:t>
+      </w:r>
+      <w:proofErr w:type="spellStart"/>
+      <w:r>
+        <w:t>LoadData</w:t>
+      </w:r>
+      <w:proofErr w:type="spellEnd"/>
+      <w:r>
+        <w:t>(</w:t>
+      </w:r>
+      <w:proofErr w:type="spellStart"/>
+      <w:r>
+        <w:t>WorldObjectData</w:t>
+      </w:r>
+      <w:proofErr w:type="spellEnd"/>
+      <w:r>
+        <w:t xml:space="preserve"> </w:t>
+      </w:r>
+      <w:proofErr w:type="spellStart"/>
+      <w:r>
+        <w:t>data</w:t>
+      </w:r>
+      <w:proofErr w:type="spellEnd"/>
+      <w:r>
+        <w:t xml:space="preserve">) </w:t>
+      </w:r>
+      <w:r>
+        <w:t>-</w:t>
+      </w:r>
+      <w:r>
+        <w:t xml:space="preserve"> восстанавливает состояние объекта из переданных данных. Интерфейс реализован в классах AppleTree, Bash, Extraction и PickupItem, что обеспечивает полное сохранение состояния игрового мира, включ</w:t>
+      </w:r>
+      <w:r>
+        <w:t>ая стадии роста ресурсов, таймеры респавна и предметы на земле.</w:t>
+      </w:r>
+    </w:p>
+    <w:p>
+      <w:pPr>
+        <w:spacing w:after="0" w:line="360" w:lineRule="auto"/>
+        <w:ind w:firstLine="709"/>
+        <w:contextualSpacing/>
+      </w:pPr>
+      <w:proofErr w:type="spellStart"/>
+      <w:r>
+        <w:lastRenderedPageBreak/>
+        <w:t>GameSaveLoader.cs</w:t>
+      </w:r>
+      <w:proofErr w:type="spellEnd"/>
+      <w:r>
+        <w:t xml:space="preserve"> размещается на отдельном GameObject в сцене MainMap и запускается автоматически при её загрузке. Компонент определяет режим запуска через PlayerPrefs.GetInt("new_game"): при </w:t>
+      </w:r>
+      <w:r>
+        <w:t xml:space="preserve">новой игре загрузка пропускается, при продолжении </w:t>
+      </w:r>
+      <w:r>
+        <w:t>-</w:t>
+      </w:r>
+      <w:r>
+        <w:t xml:space="preserve"> запускается </w:t>
+      </w:r>
+      <w:proofErr w:type="spellStart"/>
+      <w:r>
+        <w:t>корутина</w:t>
+      </w:r>
+      <w:proofErr w:type="spellEnd"/>
+      <w:r>
+        <w:t>. Корутина ожидает инициализации всех необходимых систем (Player, InventoryManager, GlobalTime) в течение не более 300 кадров, после чего применяет данные из файла сохранения. Использо</w:t>
+      </w:r>
+      <w:r>
+        <w:t>вание корутины решает проблему неопределённого порядка инициализации компонентов Unity, при котором некоторые менеджеры могут быть не готовы в первом кадре после загрузки сцены.</w:t>
+      </w:r>
+    </w:p>
+    <w:p>
+      <w:pPr>
+        <w:spacing w:after="0" w:line="360" w:lineRule="auto"/>
+        <w:ind w:firstLine="709"/>
+        <w:contextualSpacing/>
+      </w:pPr>
+      <w:proofErr w:type="spellStart"/>
+      <w:r>
+        <w:t>ItemRegistry.cs</w:t>
+      </w:r>
+      <w:proofErr w:type="spellEnd"/>
+      <w:r>
+        <w:t xml:space="preserve"> обеспечивает поиск объекта Item (ScriptableObject) по его текс</w:t>
+      </w:r>
+      <w:r>
+        <w:t xml:space="preserve">товому имени при загрузке инвентаря из файла сохранения. Реестр заполняется автоматически при первом обращении через Resources.FindObjectsOfTypeAll&lt;Item&gt;(), после чего формируется словарь вида «имя → ссылка на ScriptableObject». Это позволяет использовать </w:t>
+      </w:r>
+      <w:r>
+        <w:t>строковое имя предмета как надёжный ключ сериализации без жёсткой привязки к порядковому индексу массива, что делает систему сохранения устойчивой к добавлению новых предметов в игру.</w:t>
+      </w:r>
+    </w:p>
+    <w:p>
+      <w:pPr>
+        <w:spacing w:after="0" w:line="360" w:lineRule="auto"/>
+        <w:ind w:firstLine="709"/>
+        <w:contextualSpacing/>
+      </w:pPr>
+      <w:r>
+        <w:t>Сводная характеристика ключевых компонентов системы сохранения представл</w:t>
+      </w:r>
+      <w:r>
+        <w:t xml:space="preserve">ена ниже: </w:t>
+      </w:r>
+      <w:proofErr w:type="spellStart"/>
+      <w:r>
+        <w:t>SaveManager</w:t>
+      </w:r>
+      <w:proofErr w:type="spellEnd"/>
+      <w:r>
+        <w:t xml:space="preserve"> </w:t>
+      </w:r>
+      <w:r>
+        <w:t xml:space="preserve">- </w:t>
+      </w:r>
+      <w:proofErr w:type="spellStart"/>
+      <w:r>
+        <w:t>MonoBehaviour-синглтон</w:t>
+      </w:r>
+      <w:proofErr w:type="spellEnd"/>
+      <w:r>
+        <w:t xml:space="preserve">, отвечающий за сбор данных из всех систем, </w:t>
+      </w:r>
+      <w:proofErr w:type="spellStart"/>
+      <w:r>
+        <w:t>сериализацию</w:t>
+      </w:r>
+      <w:proofErr w:type="spellEnd"/>
+      <w:r>
+        <w:t xml:space="preserve"> в JSON и запись на диск, а также за обратную загрузку и применение данных; </w:t>
+      </w:r>
+      <w:proofErr w:type="spellStart"/>
+      <w:r>
+        <w:t>GameData</w:t>
+      </w:r>
+      <w:proofErr w:type="spellEnd"/>
+      <w:r>
+        <w:t xml:space="preserve"> / </w:t>
+      </w:r>
+      <w:proofErr w:type="spellStart"/>
+      <w:r>
+        <w:t>GameData.cs</w:t>
+      </w:r>
+      <w:proofErr w:type="spellEnd"/>
+      <w:r>
+        <w:t xml:space="preserve"> </w:t>
+      </w:r>
+      <w:r>
+        <w:t>-</w:t>
+      </w:r>
+      <w:r>
+        <w:t xml:space="preserve"> набор </w:t>
+      </w:r>
+      <w:proofErr w:type="spellStart"/>
+      <w:r>
+        <w:t>сериализуемых</w:t>
+      </w:r>
+      <w:proofErr w:type="spellEnd"/>
+      <w:r>
+        <w:t xml:space="preserve"> классов-контейнеров (</w:t>
+      </w:r>
+      <w:proofErr w:type="spellStart"/>
+      <w:r>
+        <w:t>Player</w:t>
+      </w:r>
+      <w:bookmarkStart w:id="30" w:name="_GoBack"/>
+      <w:bookmarkEnd w:id="30"/>
+      <w:r>
+        <w:t>Data</w:t>
+      </w:r>
+      <w:proofErr w:type="spellEnd"/>
+      <w:r>
+        <w:t xml:space="preserve">, </w:t>
+      </w:r>
+      <w:proofErr w:type="spellStart"/>
+      <w:r>
+        <w:t>InventoryData</w:t>
+      </w:r>
+      <w:proofErr w:type="spellEnd"/>
+      <w:r>
+        <w:t xml:space="preserve">, </w:t>
+      </w:r>
+      <w:proofErr w:type="spellStart"/>
+      <w:r>
+        <w:t>TimeData</w:t>
+      </w:r>
+      <w:proofErr w:type="spellEnd"/>
+      <w:r>
+        <w:t xml:space="preserve">, </w:t>
+      </w:r>
+      <w:proofErr w:type="spellStart"/>
+      <w:r>
+        <w:t>WorldData</w:t>
+      </w:r>
+      <w:proofErr w:type="spellEnd"/>
+      <w:r>
+        <w:t xml:space="preserve">), описывающих полный снимок состояния игры; </w:t>
+      </w:r>
+      <w:proofErr w:type="spellStart"/>
+      <w:r>
+        <w:t>ISaveable</w:t>
+      </w:r>
+      <w:proofErr w:type="spellEnd"/>
+      <w:r>
+        <w:t xml:space="preserve"> </w:t>
+      </w:r>
+      <w:r>
+        <w:t>-</w:t>
+      </w:r>
+      <w:r>
+        <w:t xml:space="preserve"> интерфейс, которому подчиняются все сохраняемые объекты мира (</w:t>
+      </w:r>
+      <w:proofErr w:type="spellStart"/>
+      <w:r>
+        <w:t>AppleTree</w:t>
+      </w:r>
+      <w:proofErr w:type="spellEnd"/>
+      <w:r>
+        <w:t xml:space="preserve">, </w:t>
+      </w:r>
+      <w:proofErr w:type="spellStart"/>
+      <w:r>
+        <w:t>Bash</w:t>
+      </w:r>
+      <w:proofErr w:type="spellEnd"/>
+      <w:r>
+        <w:t xml:space="preserve">, </w:t>
+      </w:r>
+      <w:proofErr w:type="spellStart"/>
+      <w:r>
+        <w:t>Extraction</w:t>
+      </w:r>
+      <w:proofErr w:type="spellEnd"/>
+      <w:r>
+        <w:t xml:space="preserve">, </w:t>
+      </w:r>
+      <w:proofErr w:type="spellStart"/>
+      <w:r>
+        <w:t>PickupItem</w:t>
+      </w:r>
+      <w:proofErr w:type="spellEnd"/>
+      <w:r>
+        <w:t xml:space="preserve">); </w:t>
+      </w:r>
+      <w:proofErr w:type="spellStart"/>
+      <w:r>
+        <w:t>GameSaveLoader</w:t>
+      </w:r>
+      <w:proofErr w:type="spellEnd"/>
+      <w:r>
+        <w:t xml:space="preserve"> </w:t>
+      </w:r>
+      <w:r>
+        <w:t>-</w:t>
+      </w:r>
+      <w:r>
+        <w:t xml:space="preserve"> компонент игровой сцены, запускающий </w:t>
+      </w:r>
+      <w:proofErr w:type="spellStart"/>
+      <w:r>
+        <w:t>корутин</w:t>
+      </w:r>
+      <w:r>
+        <w:t>у</w:t>
+      </w:r>
+      <w:proofErr w:type="spellEnd"/>
+      <w:r>
+        <w:t xml:space="preserve"> загрузки при старте; </w:t>
+      </w:r>
+      <w:proofErr w:type="spellStart"/>
+      <w:r>
+        <w:t>ItemRegistry</w:t>
+      </w:r>
+      <w:proofErr w:type="spellEnd"/>
+      <w:r>
+        <w:t xml:space="preserve"> </w:t>
+      </w:r>
+      <w:r>
+        <w:t>-</w:t>
+      </w:r>
+      <w:r>
+        <w:t xml:space="preserve"> вспомогательный класс, обеспечивающий поиск </w:t>
+      </w:r>
+      <w:proofErr w:type="spellStart"/>
+      <w:r>
+        <w:t>ScriptableObject</w:t>
+      </w:r>
+      <w:proofErr w:type="spellEnd"/>
+      <w:r>
+        <w:t xml:space="preserve"> предмета по его текстовому имени.</w:t>
       </w:r>
     </w:p>
     <w:p>
@@ -27714,7 +28216,23 @@
           <w:rFonts w:cs="Times New Roman"/>
           <w:szCs w:val="28"/>
         </w:rPr>
-        <w:t xml:space="preserve">Проведён анализ современных подходов к разработке изометрических 2D-игр, определено место разрабатываемого продукта в классификации гибридных жанров (survival + </w:t>
+        <w:t>Проведён анализ современных подходов к разработке изометрических 2D-игр, определено место разрабатываемого продукта в классификации гибридных жанров (</w:t>
+      </w:r>
+      <w:proofErr w:type="spellStart"/>
+      <w:r>
+        <w:rPr>
+          <w:rFonts w:cs="Times New Roman"/>
+          <w:szCs w:val="28"/>
+        </w:rPr>
+        <w:t>survival</w:t>
+      </w:r>
+      <w:proofErr w:type="spellEnd"/>
+      <w:r>
+        <w:rPr>
+          <w:rFonts w:cs="Times New Roman"/>
+          <w:szCs w:val="28"/>
+        </w:rPr>
+        <w:t xml:space="preserve"> + </w:t>
       </w:r>
       <w:proofErr w:type="spellStart"/>
       <w:r>
@@ -36008,7 +36526,7 @@
 </file>
 
 <file path=customXml/itemProps1.xml><?xml version="1.0" encoding="utf-8"?>
-<ds:datastoreItem xmlns:ds="http://schemas.openxmlformats.org/officeDocument/2006/customXml" ds:itemID="{95E82133-1816-4867-BE7C-BABA139719A7}">
+<ds:datastoreItem xmlns:ds="http://schemas.openxmlformats.org/officeDocument/2006/customXml" ds:itemID="{C155BDE5-A6D4-4183-B336-53696FA87E9E}">
   <ds:schemaRefs>
     <ds:schemaRef ds:uri="http://schemas.openxmlformats.org/officeDocument/2006/bibliography"/>
   </ds:schemaRefs>

--- a/Diplom/Диплом_полный.docx
+++ b/Diplom/Диплом_полный.docx
@@ -20,6 +20,7 @@
           <w:docPartUnique/>
         </w:docPartObj>
       </w:sdtPr>
+      <w:sdtEndPr/>
       <w:sdtContent>
         <w:p>
           <w:pPr>
@@ -55,7 +56,7 @@
           <w:r>
             <w:fldChar w:fldCharType="separate"/>
           </w:r>
-          <w:hyperlink w:anchor="_Toc228279498" w:history="1">
+          <w:hyperlink w:anchor="_Toc228879257" w:history="1">
             <w:r>
               <w:rPr>
                 <w:rStyle w:val="ae"/>
@@ -82,7 +83,7 @@
                 <w:noProof/>
                 <w:webHidden/>
               </w:rPr>
-              <w:instrText xml:space="preserve"> PAGEREF _Toc228279498 \h </w:instrText>
+              <w:instrText xml:space="preserve"> PAGEREF _Toc228879257 \h </w:instrText>
             </w:r>
             <w:r>
               <w:rPr>
@@ -128,7 +129,7 @@
               <w14:ligatures w14:val="none"/>
             </w:rPr>
           </w:pPr>
-          <w:hyperlink w:anchor="_Toc228279499" w:history="1">
+          <w:hyperlink w:anchor="_Toc228879258" w:history="1">
             <w:r>
               <w:rPr>
                 <w:rStyle w:val="ae"/>
@@ -155,7 +156,7 @@
                 <w:noProof/>
                 <w:webHidden/>
               </w:rPr>
-              <w:instrText xml:space="preserve"> PAGEREF _Toc228279499 \h </w:instrText>
+              <w:instrText xml:space="preserve"> PAGEREF _Toc228879258 \h </w:instrText>
             </w:r>
             <w:r>
               <w:rPr>
@@ -201,7 +202,7 @@
               <w14:ligatures w14:val="none"/>
             </w:rPr>
           </w:pPr>
-          <w:hyperlink w:anchor="_Toc228279500" w:history="1">
+          <w:hyperlink w:anchor="_Toc228879259" w:history="1">
             <w:r>
               <w:rPr>
                 <w:rStyle w:val="ae"/>
@@ -228,7 +229,7 @@
                 <w:noProof/>
                 <w:webHidden/>
               </w:rPr>
-              <w:instrText xml:space="preserve"> PAGEREF _Toc228279500 \h </w:instrText>
+              <w:instrText xml:space="preserve"> PAGEREF _Toc228879259 \h </w:instrText>
             </w:r>
             <w:r>
               <w:rPr>
@@ -274,7 +275,7 @@
               <w14:ligatures w14:val="none"/>
             </w:rPr>
           </w:pPr>
-          <w:hyperlink w:anchor="_Toc228279501" w:history="1">
+          <w:hyperlink w:anchor="_Toc228879260" w:history="1">
             <w:r>
               <w:rPr>
                 <w:rStyle w:val="ae"/>
@@ -301,7 +302,7 @@
                 <w:noProof/>
                 <w:webHidden/>
               </w:rPr>
-              <w:instrText xml:space="preserve"> PAGEREF _Toc228279501 \h </w:instrText>
+              <w:instrText xml:space="preserve"> PAGEREF _Toc228879260 \h </w:instrText>
             </w:r>
             <w:r>
               <w:rPr>
@@ -347,7 +348,7 @@
               <w14:ligatures w14:val="none"/>
             </w:rPr>
           </w:pPr>
-          <w:hyperlink w:anchor="_Toc228279502" w:history="1">
+          <w:hyperlink w:anchor="_Toc228879261" w:history="1">
             <w:r>
               <w:rPr>
                 <w:rStyle w:val="ae"/>
@@ -374,7 +375,7 @@
                 <w:noProof/>
                 <w:webHidden/>
               </w:rPr>
-              <w:instrText xml:space="preserve"> PAGEREF _Toc228279502 \h </w:instrText>
+              <w:instrText xml:space="preserve"> PAGEREF _Toc228879261 \h </w:instrText>
             </w:r>
             <w:r>
               <w:rPr>
@@ -420,7 +421,7 @@
               <w14:ligatures w14:val="none"/>
             </w:rPr>
           </w:pPr>
-          <w:hyperlink w:anchor="_Toc228279503" w:history="1">
+          <w:hyperlink w:anchor="_Toc228879262" w:history="1">
             <w:r>
               <w:rPr>
                 <w:rStyle w:val="ae"/>
@@ -447,7 +448,7 @@
                 <w:noProof/>
                 <w:webHidden/>
               </w:rPr>
-              <w:instrText xml:space="preserve"> PAGEREF _Toc228279503 \h </w:instrText>
+              <w:instrText xml:space="preserve"> PAGEREF _Toc228879262 \h </w:instrText>
             </w:r>
             <w:r>
               <w:rPr>
@@ -493,7 +494,7 @@
               <w14:ligatures w14:val="none"/>
             </w:rPr>
           </w:pPr>
-          <w:hyperlink w:anchor="_Toc228279504" w:history="1">
+          <w:hyperlink w:anchor="_Toc228879263" w:history="1">
             <w:r>
               <w:rPr>
                 <w:rStyle w:val="ae"/>
@@ -520,7 +521,7 @@
                 <w:noProof/>
                 <w:webHidden/>
               </w:rPr>
-              <w:instrText xml:space="preserve"> PAGEREF _Toc228279504 \h </w:instrText>
+              <w:instrText xml:space="preserve"> PAGEREF _Toc228879263 \h </w:instrText>
             </w:r>
             <w:r>
               <w:rPr>
@@ -566,7 +567,7 @@
               <w14:ligatures w14:val="none"/>
             </w:rPr>
           </w:pPr>
-          <w:hyperlink w:anchor="_Toc228279505" w:history="1">
+          <w:hyperlink w:anchor="_Toc228879264" w:history="1">
             <w:r>
               <w:rPr>
                 <w:rStyle w:val="ae"/>
@@ -593,7 +594,7 @@
                 <w:noProof/>
                 <w:webHidden/>
               </w:rPr>
-              <w:instrText xml:space="preserve"> PAGEREF _Toc228279505 \h </w:instrText>
+              <w:instrText xml:space="preserve"> PAGEREF _Toc228879264 \h </w:instrText>
             </w:r>
             <w:r>
               <w:rPr>
@@ -639,7 +640,7 @@
               <w14:ligatures w14:val="none"/>
             </w:rPr>
           </w:pPr>
-          <w:hyperlink w:anchor="_Toc228279506" w:history="1">
+          <w:hyperlink w:anchor="_Toc228879265" w:history="1">
             <w:r>
               <w:rPr>
                 <w:rStyle w:val="ae"/>
@@ -666,7 +667,7 @@
                 <w:noProof/>
                 <w:webHidden/>
               </w:rPr>
-              <w:instrText xml:space="preserve"> PAGEREF _Toc228279506 \h </w:instrText>
+              <w:instrText xml:space="preserve"> PAGEREF _Toc228879265 \h </w:instrText>
             </w:r>
             <w:r>
               <w:rPr>
@@ -712,7 +713,7 @@
               <w14:ligatures w14:val="none"/>
             </w:rPr>
           </w:pPr>
-          <w:hyperlink w:anchor="_Toc228279507" w:history="1">
+          <w:hyperlink w:anchor="_Toc228879266" w:history="1">
             <w:r>
               <w:rPr>
                 <w:rStyle w:val="ae"/>
@@ -739,7 +740,7 @@
                 <w:noProof/>
                 <w:webHidden/>
               </w:rPr>
-              <w:instrText xml:space="preserve"> PAGEREF _Toc228279507 \h </w:instrText>
+              <w:instrText xml:space="preserve"> PAGEREF _Toc228879266 \h </w:instrText>
             </w:r>
             <w:r>
               <w:rPr>
@@ -785,7 +786,7 @@
               <w14:ligatures w14:val="none"/>
             </w:rPr>
           </w:pPr>
-          <w:hyperlink w:anchor="_Toc228279508" w:history="1">
+          <w:hyperlink w:anchor="_Toc228879267" w:history="1">
             <w:r>
               <w:rPr>
                 <w:rStyle w:val="ae"/>
@@ -812,7 +813,7 @@
                 <w:noProof/>
                 <w:webHidden/>
               </w:rPr>
-              <w:instrText xml:space="preserve"> PAGEREF _Toc228279508 \h </w:instrText>
+              <w:instrText xml:space="preserve"> PAGEREF _Toc228879267 \h </w:instrText>
             </w:r>
             <w:r>
               <w:rPr>
@@ -858,7 +859,7 @@
               <w14:ligatures w14:val="none"/>
             </w:rPr>
           </w:pPr>
-          <w:hyperlink w:anchor="_Toc228279509" w:history="1">
+          <w:hyperlink w:anchor="_Toc228879268" w:history="1">
             <w:r>
               <w:rPr>
                 <w:rStyle w:val="ae"/>
@@ -885,7 +886,7 @@
                 <w:noProof/>
                 <w:webHidden/>
               </w:rPr>
-              <w:instrText xml:space="preserve"> PAGEREF _Toc228279509 \h </w:instrText>
+              <w:instrText xml:space="preserve"> PAGEREF _Toc228879268 \h </w:instrText>
             </w:r>
             <w:r>
               <w:rPr>
@@ -931,7 +932,7 @@
               <w14:ligatures w14:val="none"/>
             </w:rPr>
           </w:pPr>
-          <w:hyperlink w:anchor="_Toc228279510" w:history="1">
+          <w:hyperlink w:anchor="_Toc228879269" w:history="1">
             <w:r>
               <w:rPr>
                 <w:rStyle w:val="ae"/>
@@ -958,7 +959,7 @@
                 <w:noProof/>
                 <w:webHidden/>
               </w:rPr>
-              <w:instrText xml:space="preserve"> PAGEREF _Toc228279510 \h </w:instrText>
+              <w:instrText xml:space="preserve"> PAGEREF _Toc228879269 \h </w:instrText>
             </w:r>
             <w:r>
               <w:rPr>
@@ -1004,7 +1005,7 @@
               <w14:ligatures w14:val="none"/>
             </w:rPr>
           </w:pPr>
-          <w:hyperlink w:anchor="_Toc228279511" w:history="1">
+          <w:hyperlink w:anchor="_Toc228879270" w:history="1">
             <w:r>
               <w:rPr>
                 <w:rStyle w:val="ae"/>
@@ -1031,7 +1032,7 @@
                 <w:noProof/>
                 <w:webHidden/>
               </w:rPr>
-              <w:instrText xml:space="preserve"> PAGEREF _Toc228279511 \h </w:instrText>
+              <w:instrText xml:space="preserve"> PAGEREF _Toc228879270 \h </w:instrText>
             </w:r>
             <w:r>
               <w:rPr>
@@ -1077,7 +1078,7 @@
               <w14:ligatures w14:val="none"/>
             </w:rPr>
           </w:pPr>
-          <w:hyperlink w:anchor="_Toc228279512" w:history="1">
+          <w:hyperlink w:anchor="_Toc228879271" w:history="1">
             <w:r>
               <w:rPr>
                 <w:rStyle w:val="ae"/>
@@ -1106,7 +1107,7 @@
                 <w:noProof/>
                 <w:webHidden/>
               </w:rPr>
-              <w:instrText xml:space="preserve"> PAGEREF _Toc228279512 \h </w:instrText>
+              <w:instrText xml:space="preserve"> PAGEREF _Toc228879271 \h </w:instrText>
             </w:r>
             <w:r>
               <w:rPr>
@@ -1152,7 +1153,7 @@
               <w14:ligatures w14:val="none"/>
             </w:rPr>
           </w:pPr>
-          <w:hyperlink w:anchor="_Toc228279513" w:history="1">
+          <w:hyperlink w:anchor="_Toc228879272" w:history="1">
             <w:r>
               <w:rPr>
                 <w:rStyle w:val="ae"/>
@@ -1181,7 +1182,7 @@
                 <w:noProof/>
                 <w:webHidden/>
               </w:rPr>
-              <w:instrText xml:space="preserve"> PAGEREF _Toc228279513 \h </w:instrText>
+              <w:instrText xml:space="preserve"> PAGEREF _Toc228879272 \h </w:instrText>
             </w:r>
             <w:r>
               <w:rPr>
@@ -1227,7 +1228,7 @@
               <w14:ligatures w14:val="none"/>
             </w:rPr>
           </w:pPr>
-          <w:hyperlink w:anchor="_Toc228279514" w:history="1">
+          <w:hyperlink w:anchor="_Toc228879273" w:history="1">
             <w:r>
               <w:rPr>
                 <w:rStyle w:val="ae"/>
@@ -1256,7 +1257,7 @@
                 <w:noProof/>
                 <w:webHidden/>
               </w:rPr>
-              <w:instrText xml:space="preserve"> PAGEREF _Toc228279514 \h </w:instrText>
+              <w:instrText xml:space="preserve"> PAGEREF _Toc228879273 \h </w:instrText>
             </w:r>
             <w:r>
               <w:rPr>
@@ -1302,7 +1303,7 @@
               <w14:ligatures w14:val="none"/>
             </w:rPr>
           </w:pPr>
-          <w:hyperlink w:anchor="_Toc228279515" w:history="1">
+          <w:hyperlink w:anchor="_Toc228879274" w:history="1">
             <w:r>
               <w:rPr>
                 <w:rStyle w:val="ae"/>
@@ -1331,7 +1332,7 @@
                 <w:noProof/>
                 <w:webHidden/>
               </w:rPr>
-              <w:instrText xml:space="preserve"> PAGEREF _Toc228279515 \h </w:instrText>
+              <w:instrText xml:space="preserve"> PAGEREF _Toc228879274 \h </w:instrText>
             </w:r>
             <w:r>
               <w:rPr>
@@ -1377,7 +1378,7 @@
               <w14:ligatures w14:val="none"/>
             </w:rPr>
           </w:pPr>
-          <w:hyperlink w:anchor="_Toc228279516" w:history="1">
+          <w:hyperlink w:anchor="_Toc228879275" w:history="1">
             <w:r>
               <w:rPr>
                 <w:rStyle w:val="ae"/>
@@ -1406,7 +1407,7 @@
                 <w:noProof/>
                 <w:webHidden/>
               </w:rPr>
-              <w:instrText xml:space="preserve"> PAGEREF _Toc228279516 \h </w:instrText>
+              <w:instrText xml:space="preserve"> PAGEREF _Toc228879275 \h </w:instrText>
             </w:r>
             <w:r>
               <w:rPr>
@@ -1452,7 +1453,7 @@
               <w14:ligatures w14:val="none"/>
             </w:rPr>
           </w:pPr>
-          <w:hyperlink w:anchor="_Toc228279517" w:history="1">
+          <w:hyperlink w:anchor="_Toc228879276" w:history="1">
             <w:r>
               <w:rPr>
                 <w:rStyle w:val="ae"/>
@@ -1481,7 +1482,7 @@
                 <w:noProof/>
                 <w:webHidden/>
               </w:rPr>
-              <w:instrText xml:space="preserve"> PAGEREF _Toc228279517 \h </w:instrText>
+              <w:instrText xml:space="preserve"> PAGEREF _Toc228879276 \h </w:instrText>
             </w:r>
             <w:r>
               <w:rPr>
@@ -1527,7 +1528,7 @@
               <w14:ligatures w14:val="none"/>
             </w:rPr>
           </w:pPr>
-          <w:hyperlink w:anchor="_Toc228279518" w:history="1">
+          <w:hyperlink w:anchor="_Toc228879277" w:history="1">
             <w:r>
               <w:rPr>
                 <w:rStyle w:val="ae"/>
@@ -1554,7 +1555,7 @@
                 <w:noProof/>
                 <w:webHidden/>
               </w:rPr>
-              <w:instrText xml:space="preserve"> PAGEREF _Toc228279518 \h </w:instrText>
+              <w:instrText xml:space="preserve"> PAGEREF _Toc228879277 \h </w:instrText>
             </w:r>
             <w:r>
               <w:rPr>
@@ -1600,7 +1601,7 @@
               <w14:ligatures w14:val="none"/>
             </w:rPr>
           </w:pPr>
-          <w:hyperlink w:anchor="_Toc228279519" w:history="1">
+          <w:hyperlink w:anchor="_Toc228879278" w:history="1">
             <w:r>
               <w:rPr>
                 <w:rStyle w:val="ae"/>
@@ -1629,7 +1630,7 @@
                 <w:noProof/>
                 <w:webHidden/>
               </w:rPr>
-              <w:instrText xml:space="preserve"> PAGEREF _Toc228279519 \h </w:instrText>
+              <w:instrText xml:space="preserve"> PAGEREF _Toc228879278 \h </w:instrText>
             </w:r>
             <w:r>
               <w:rPr>
@@ -1675,7 +1676,7 @@
               <w14:ligatures w14:val="none"/>
             </w:rPr>
           </w:pPr>
-          <w:hyperlink w:anchor="_Toc228279520" w:history="1">
+          <w:hyperlink w:anchor="_Toc228879279" w:history="1">
             <w:r>
               <w:rPr>
                 <w:rStyle w:val="ae"/>
@@ -1704,7 +1705,7 @@
                 <w:noProof/>
                 <w:webHidden/>
               </w:rPr>
-              <w:instrText xml:space="preserve"> PAGEREF _Toc228279520 \h </w:instrText>
+              <w:instrText xml:space="preserve"> PAGEREF _Toc228879279 \h </w:instrText>
             </w:r>
             <w:r>
               <w:rPr>
@@ -1750,7 +1751,7 @@
               <w14:ligatures w14:val="none"/>
             </w:rPr>
           </w:pPr>
-          <w:hyperlink w:anchor="_Toc228279521" w:history="1">
+          <w:hyperlink w:anchor="_Toc228879280" w:history="1">
             <w:r>
               <w:rPr>
                 <w:rStyle w:val="ae"/>
@@ -1777,7 +1778,7 @@
                 <w:noProof/>
                 <w:webHidden/>
               </w:rPr>
-              <w:instrText xml:space="preserve"> PAGEREF _Toc228279521 \h </w:instrText>
+              <w:instrText xml:space="preserve"> PAGEREF _Toc228879280 \h </w:instrText>
             </w:r>
             <w:r>
               <w:rPr>
@@ -1797,7 +1798,7 @@
                 <w:noProof/>
                 <w:webHidden/>
               </w:rPr>
-              <w:t>30</w:t>
+              <w:t>29</w:t>
             </w:r>
             <w:r>
               <w:rPr>
@@ -1823,7 +1824,7 @@
               <w14:ligatures w14:val="none"/>
             </w:rPr>
           </w:pPr>
-          <w:hyperlink w:anchor="_Toc228279522" w:history="1">
+          <w:hyperlink w:anchor="_Toc228879281" w:history="1">
             <w:r>
               <w:rPr>
                 <w:rStyle w:val="ae"/>
@@ -1850,7 +1851,7 @@
                 <w:noProof/>
                 <w:webHidden/>
               </w:rPr>
-              <w:instrText xml:space="preserve"> PAGEREF _Toc228279522 \h </w:instrText>
+              <w:instrText xml:space="preserve"> PAGEREF _Toc228879281 \h </w:instrText>
             </w:r>
             <w:r>
               <w:rPr>
@@ -1896,7 +1897,7 @@
               <w14:ligatures w14:val="none"/>
             </w:rPr>
           </w:pPr>
-          <w:hyperlink w:anchor="_Toc228279523" w:history="1">
+          <w:hyperlink w:anchor="_Toc228879282" w:history="1">
             <w:r>
               <w:rPr>
                 <w:rStyle w:val="ae"/>
@@ -1923,7 +1924,7 @@
                 <w:noProof/>
                 <w:webHidden/>
               </w:rPr>
-              <w:instrText xml:space="preserve"> PAGEREF _Toc228279523 \h </w:instrText>
+              <w:instrText xml:space="preserve"> PAGEREF _Toc228879282 \h </w:instrText>
             </w:r>
             <w:r>
               <w:rPr>
@@ -1969,7 +1970,7 @@
               <w14:ligatures w14:val="none"/>
             </w:rPr>
           </w:pPr>
-          <w:hyperlink w:anchor="_Toc228279524" w:history="1">
+          <w:hyperlink w:anchor="_Toc228879283" w:history="1">
             <w:r>
               <w:rPr>
                 <w:rStyle w:val="ae"/>
@@ -1996,7 +1997,7 @@
                 <w:noProof/>
                 <w:webHidden/>
               </w:rPr>
-              <w:instrText xml:space="preserve"> PAGEREF _Toc228279524 \h </w:instrText>
+              <w:instrText xml:space="preserve"> PAGEREF _Toc228879283 \h </w:instrText>
             </w:r>
             <w:r>
               <w:rPr>
@@ -2016,7 +2017,7 @@
                 <w:noProof/>
                 <w:webHidden/>
               </w:rPr>
-              <w:t>35</w:t>
+              <w:t>36</w:t>
             </w:r>
             <w:r>
               <w:rPr>
@@ -2042,7 +2043,7 @@
               <w14:ligatures w14:val="none"/>
             </w:rPr>
           </w:pPr>
-          <w:hyperlink w:anchor="_Toc228279525" w:history="1">
+          <w:hyperlink w:anchor="_Toc228879284" w:history="1">
             <w:r>
               <w:rPr>
                 <w:rStyle w:val="ae"/>
@@ -2069,7 +2070,7 @@
                 <w:noProof/>
                 <w:webHidden/>
               </w:rPr>
-              <w:instrText xml:space="preserve"> PAGEREF _Toc228279525 \h </w:instrText>
+              <w:instrText xml:space="preserve"> PAGEREF _Toc228879284 \h </w:instrText>
             </w:r>
             <w:r>
               <w:rPr>
@@ -2115,7 +2116,7 @@
               <w14:ligatures w14:val="none"/>
             </w:rPr>
           </w:pPr>
-          <w:hyperlink w:anchor="_Toc228279526" w:history="1">
+          <w:hyperlink w:anchor="_Toc228879285" w:history="1">
             <w:r>
               <w:rPr>
                 <w:rStyle w:val="ae"/>
@@ -2142,7 +2143,7 @@
                 <w:noProof/>
                 <w:webHidden/>
               </w:rPr>
-              <w:instrText xml:space="preserve"> PAGEREF _Toc228279526 \h </w:instrText>
+              <w:instrText xml:space="preserve"> PAGEREF _Toc228879285 \h </w:instrText>
             </w:r>
             <w:r>
               <w:rPr>
@@ -2188,7 +2189,7 @@
               <w14:ligatures w14:val="none"/>
             </w:rPr>
           </w:pPr>
-          <w:hyperlink w:anchor="_Toc228279527" w:history="1">
+          <w:hyperlink w:anchor="_Toc228879286" w:history="1">
             <w:r>
               <w:rPr>
                 <w:rStyle w:val="ae"/>
@@ -2215,7 +2216,7 @@
                 <w:noProof/>
                 <w:webHidden/>
               </w:rPr>
-              <w:instrText xml:space="preserve"> PAGEREF _Toc228279527 \h </w:instrText>
+              <w:instrText xml:space="preserve"> PAGEREF _Toc228879286 \h </w:instrText>
             </w:r>
             <w:r>
               <w:rPr>
@@ -2235,7 +2236,7 @@
                 <w:noProof/>
                 <w:webHidden/>
               </w:rPr>
-              <w:t>40</w:t>
+              <w:t>41</w:t>
             </w:r>
             <w:r>
               <w:rPr>
@@ -2261,7 +2262,7 @@
               <w14:ligatures w14:val="none"/>
             </w:rPr>
           </w:pPr>
-          <w:hyperlink w:anchor="_Toc228279528" w:history="1">
+          <w:hyperlink w:anchor="_Toc228879287" w:history="1">
             <w:r>
               <w:rPr>
                 <w:rStyle w:val="ae"/>
@@ -2288,7 +2289,7 @@
                 <w:noProof/>
                 <w:webHidden/>
               </w:rPr>
-              <w:instrText xml:space="preserve"> PAGEREF _Toc228279528 \h </w:instrText>
+              <w:instrText xml:space="preserve"> PAGEREF _Toc228879287 \h </w:instrText>
             </w:r>
             <w:r>
               <w:rPr>
@@ -2308,7 +2309,7 @@
                 <w:noProof/>
                 <w:webHidden/>
               </w:rPr>
-              <w:t>43</w:t>
+              <w:t>45</w:t>
             </w:r>
             <w:r>
               <w:rPr>
@@ -2334,7 +2335,7 @@
               <w14:ligatures w14:val="none"/>
             </w:rPr>
           </w:pPr>
-          <w:hyperlink w:anchor="_Toc228279529" w:history="1">
+          <w:hyperlink w:anchor="_Toc228879288" w:history="1">
             <w:r>
               <w:rPr>
                 <w:rStyle w:val="ae"/>
@@ -2361,7 +2362,7 @@
                 <w:noProof/>
                 <w:webHidden/>
               </w:rPr>
-              <w:instrText xml:space="preserve"> PAGEREF _Toc228279529 \h </w:instrText>
+              <w:instrText xml:space="preserve"> PAGEREF _Toc228879288 \h </w:instrText>
             </w:r>
             <w:r>
               <w:rPr>
@@ -2381,7 +2382,7 @@
                 <w:noProof/>
                 <w:webHidden/>
               </w:rPr>
-              <w:t>45</w:t>
+              <w:t>46</w:t>
             </w:r>
             <w:r>
               <w:rPr>
@@ -2407,7 +2408,7 @@
               <w14:ligatures w14:val="none"/>
             </w:rPr>
           </w:pPr>
-          <w:hyperlink w:anchor="_Toc228279530" w:history="1">
+          <w:hyperlink w:anchor="_Toc228879289" w:history="1">
             <w:r>
               <w:rPr>
                 <w:rStyle w:val="ae"/>
@@ -2434,7 +2435,7 @@
                 <w:noProof/>
                 <w:webHidden/>
               </w:rPr>
-              <w:instrText xml:space="preserve"> PAGEREF _Toc228279530 \h </w:instrText>
+              <w:instrText xml:space="preserve"> PAGEREF _Toc228879289 \h </w:instrText>
             </w:r>
             <w:r>
               <w:rPr>
@@ -2454,7 +2455,7 @@
                 <w:noProof/>
                 <w:webHidden/>
               </w:rPr>
-              <w:t>47</w:t>
+              <w:t>48</w:t>
             </w:r>
             <w:r>
               <w:rPr>
@@ -2480,7 +2481,7 @@
               <w14:ligatures w14:val="none"/>
             </w:rPr>
           </w:pPr>
-          <w:hyperlink w:anchor="_Toc228279531" w:history="1">
+          <w:hyperlink w:anchor="_Toc228879290" w:history="1">
             <w:r>
               <w:rPr>
                 <w:rStyle w:val="ae"/>
@@ -2507,7 +2508,7 @@
                 <w:noProof/>
                 <w:webHidden/>
               </w:rPr>
-              <w:instrText xml:space="preserve"> PAGEREF _Toc228279531 \h </w:instrText>
+              <w:instrText xml:space="preserve"> PAGEREF _Toc228879290 \h </w:instrText>
             </w:r>
             <w:r>
               <w:rPr>
@@ -2527,7 +2528,7 @@
                 <w:noProof/>
                 <w:webHidden/>
               </w:rPr>
-              <w:t>48</w:t>
+              <w:t>49</w:t>
             </w:r>
             <w:r>
               <w:rPr>
@@ -2553,7 +2554,7 @@
               <w14:ligatures w14:val="none"/>
             </w:rPr>
           </w:pPr>
-          <w:hyperlink w:anchor="_Toc228279532" w:history="1">
+          <w:hyperlink w:anchor="_Toc228879291" w:history="1">
             <w:r>
               <w:rPr>
                 <w:rStyle w:val="ae"/>
@@ -2580,7 +2581,7 @@
                 <w:noProof/>
                 <w:webHidden/>
               </w:rPr>
-              <w:instrText xml:space="preserve"> PAGEREF _Toc228279532 \h </w:instrText>
+              <w:instrText xml:space="preserve"> PAGEREF _Toc228879291 \h </w:instrText>
             </w:r>
             <w:r>
               <w:rPr>
@@ -2600,7 +2601,7 @@
                 <w:noProof/>
                 <w:webHidden/>
               </w:rPr>
-              <w:t>49</w:t>
+              <w:t>51</w:t>
             </w:r>
             <w:r>
               <w:rPr>
@@ -2626,7 +2627,7 @@
               <w14:ligatures w14:val="none"/>
             </w:rPr>
           </w:pPr>
-          <w:hyperlink w:anchor="_Toc228279533" w:history="1">
+          <w:hyperlink w:anchor="_Toc228879292" w:history="1">
             <w:r>
               <w:rPr>
                 <w:rStyle w:val="ae"/>
@@ -2653,7 +2654,7 @@
                 <w:noProof/>
                 <w:webHidden/>
               </w:rPr>
-              <w:instrText xml:space="preserve"> PAGEREF _Toc228279533 \h </w:instrText>
+              <w:instrText xml:space="preserve"> PAGEREF _Toc228879292 \h </w:instrText>
             </w:r>
             <w:r>
               <w:rPr>
@@ -2673,7 +2674,7 @@
                 <w:noProof/>
                 <w:webHidden/>
               </w:rPr>
-              <w:t>51</w:t>
+              <w:t>52</w:t>
             </w:r>
             <w:r>
               <w:rPr>
@@ -2699,7 +2700,7 @@
               <w14:ligatures w14:val="none"/>
             </w:rPr>
           </w:pPr>
-          <w:hyperlink w:anchor="_Toc228279534" w:history="1">
+          <w:hyperlink w:anchor="_Toc228879293" w:history="1">
             <w:r>
               <w:rPr>
                 <w:rStyle w:val="ae"/>
@@ -2726,7 +2727,7 @@
                 <w:noProof/>
                 <w:webHidden/>
               </w:rPr>
-              <w:instrText xml:space="preserve"> PAGEREF _Toc228279534 \h </w:instrText>
+              <w:instrText xml:space="preserve"> PAGEREF _Toc228879293 \h </w:instrText>
             </w:r>
             <w:r>
               <w:rPr>
@@ -2746,7 +2747,7 @@
                 <w:noProof/>
                 <w:webHidden/>
               </w:rPr>
-              <w:t>53</w:t>
+              <w:t>54</w:t>
             </w:r>
             <w:r>
               <w:rPr>
@@ -2772,7 +2773,7 @@
               <w14:ligatures w14:val="none"/>
             </w:rPr>
           </w:pPr>
-          <w:hyperlink w:anchor="_Toc228279535" w:history="1">
+          <w:hyperlink w:anchor="_Toc228879294" w:history="1">
             <w:r>
               <w:rPr>
                 <w:rStyle w:val="ae"/>
@@ -2799,7 +2800,7 @@
                 <w:noProof/>
                 <w:webHidden/>
               </w:rPr>
-              <w:instrText xml:space="preserve"> PAGEREF _Toc228279535 \h </w:instrText>
+              <w:instrText xml:space="preserve"> PAGEREF _Toc228879294 \h </w:instrText>
             </w:r>
             <w:r>
               <w:rPr>
@@ -2819,7 +2820,7 @@
                 <w:noProof/>
                 <w:webHidden/>
               </w:rPr>
-              <w:t>53</w:t>
+              <w:t>54</w:t>
             </w:r>
             <w:r>
               <w:rPr>
@@ -2845,7 +2846,7 @@
               <w14:ligatures w14:val="none"/>
             </w:rPr>
           </w:pPr>
-          <w:hyperlink w:anchor="_Toc228279536" w:history="1">
+          <w:hyperlink w:anchor="_Toc228879295" w:history="1">
             <w:r>
               <w:rPr>
                 <w:rStyle w:val="ae"/>
@@ -2872,7 +2873,7 @@
                 <w:noProof/>
                 <w:webHidden/>
               </w:rPr>
-              <w:instrText xml:space="preserve"> PAGEREF _Toc228279536 \h </w:instrText>
+              <w:instrText xml:space="preserve"> PAGEREF _Toc228879295 \h </w:instrText>
             </w:r>
             <w:r>
               <w:rPr>
@@ -2892,7 +2893,7 @@
                 <w:noProof/>
                 <w:webHidden/>
               </w:rPr>
-              <w:t>54</w:t>
+              <w:t>55</w:t>
             </w:r>
             <w:r>
               <w:rPr>
@@ -2918,7 +2919,7 @@
               <w14:ligatures w14:val="none"/>
             </w:rPr>
           </w:pPr>
-          <w:hyperlink w:anchor="_Toc228279537" w:history="1">
+          <w:hyperlink w:anchor="_Toc228879296" w:history="1">
             <w:r>
               <w:rPr>
                 <w:rStyle w:val="ae"/>
@@ -2945,7 +2946,7 @@
                 <w:noProof/>
                 <w:webHidden/>
               </w:rPr>
-              <w:instrText xml:space="preserve"> PAGEREF _Toc228279537 \h </w:instrText>
+              <w:instrText xml:space="preserve"> PAGEREF _Toc228879296 \h </w:instrText>
             </w:r>
             <w:r>
               <w:rPr>
@@ -2965,7 +2966,7 @@
                 <w:noProof/>
                 <w:webHidden/>
               </w:rPr>
-              <w:t>54</w:t>
+              <w:t>55</w:t>
             </w:r>
             <w:r>
               <w:rPr>
@@ -2991,7 +2992,7 @@
               <w14:ligatures w14:val="none"/>
             </w:rPr>
           </w:pPr>
-          <w:hyperlink w:anchor="_Toc228279538" w:history="1">
+          <w:hyperlink w:anchor="_Toc228879297" w:history="1">
             <w:r>
               <w:rPr>
                 <w:rStyle w:val="ae"/>
@@ -3018,7 +3019,7 @@
                 <w:noProof/>
                 <w:webHidden/>
               </w:rPr>
-              <w:instrText xml:space="preserve"> PAGEREF _Toc228279538 \h </w:instrText>
+              <w:instrText xml:space="preserve"> PAGEREF _Toc228879297 \h </w:instrText>
             </w:r>
             <w:r>
               <w:rPr>
@@ -3038,7 +3039,7 @@
                 <w:noProof/>
                 <w:webHidden/>
               </w:rPr>
-              <w:t>55</w:t>
+              <w:t>56</w:t>
             </w:r>
             <w:r>
               <w:rPr>
@@ -3064,7 +3065,7 @@
               <w14:ligatures w14:val="none"/>
             </w:rPr>
           </w:pPr>
-          <w:hyperlink w:anchor="_Toc228279539" w:history="1">
+          <w:hyperlink w:anchor="_Toc228879298" w:history="1">
             <w:r>
               <w:rPr>
                 <w:rStyle w:val="ae"/>
@@ -3091,7 +3092,7 @@
                 <w:noProof/>
                 <w:webHidden/>
               </w:rPr>
-              <w:instrText xml:space="preserve"> PAGEREF _Toc228279539 \h </w:instrText>
+              <w:instrText xml:space="preserve"> PAGEREF _Toc228879298 \h </w:instrText>
             </w:r>
             <w:r>
               <w:rPr>
@@ -3111,7 +3112,7 @@
                 <w:noProof/>
                 <w:webHidden/>
               </w:rPr>
-              <w:t>55</w:t>
+              <w:t>56</w:t>
             </w:r>
             <w:r>
               <w:rPr>
@@ -3137,7 +3138,7 @@
               <w14:ligatures w14:val="none"/>
             </w:rPr>
           </w:pPr>
-          <w:hyperlink w:anchor="_Toc228279540" w:history="1">
+          <w:hyperlink w:anchor="_Toc228879299" w:history="1">
             <w:r>
               <w:rPr>
                 <w:rStyle w:val="ae"/>
@@ -3164,7 +3165,7 @@
                 <w:noProof/>
                 <w:webHidden/>
               </w:rPr>
-              <w:instrText xml:space="preserve"> PAGEREF _Toc228279540 \h </w:instrText>
+              <w:instrText xml:space="preserve"> PAGEREF _Toc228879299 \h </w:instrText>
             </w:r>
             <w:r>
               <w:rPr>
@@ -3184,7 +3185,7 @@
                 <w:noProof/>
                 <w:webHidden/>
               </w:rPr>
-              <w:t>56</w:t>
+              <w:t>57</w:t>
             </w:r>
             <w:r>
               <w:rPr>
@@ -3210,7 +3211,7 @@
               <w14:ligatures w14:val="none"/>
             </w:rPr>
           </w:pPr>
-          <w:hyperlink w:anchor="_Toc228279541" w:history="1">
+          <w:hyperlink w:anchor="_Toc228879300" w:history="1">
             <w:r>
               <w:rPr>
                 <w:rStyle w:val="ae"/>
@@ -3237,7 +3238,7 @@
                 <w:noProof/>
                 <w:webHidden/>
               </w:rPr>
-              <w:instrText xml:space="preserve"> PAGEREF _Toc228279541 \h </w:instrText>
+              <w:instrText xml:space="preserve"> PAGEREF _Toc228879300 \h </w:instrText>
             </w:r>
             <w:r>
               <w:rPr>
@@ -3257,7 +3258,7 @@
                 <w:noProof/>
                 <w:webHidden/>
               </w:rPr>
-              <w:t>56</w:t>
+              <w:t>57</w:t>
             </w:r>
             <w:r>
               <w:rPr>
@@ -3283,7 +3284,7 @@
               <w14:ligatures w14:val="none"/>
             </w:rPr>
           </w:pPr>
-          <w:hyperlink w:anchor="_Toc228279542" w:history="1">
+          <w:hyperlink w:anchor="_Toc228879301" w:history="1">
             <w:r>
               <w:rPr>
                 <w:rStyle w:val="ae"/>
@@ -3310,7 +3311,7 @@
                 <w:noProof/>
                 <w:webHidden/>
               </w:rPr>
-              <w:instrText xml:space="preserve"> PAGEREF _Toc228279542 \h </w:instrText>
+              <w:instrText xml:space="preserve"> PAGEREF _Toc228879301 \h </w:instrText>
             </w:r>
             <w:r>
               <w:rPr>
@@ -3330,7 +3331,7 @@
                 <w:noProof/>
                 <w:webHidden/>
               </w:rPr>
-              <w:t>57</w:t>
+              <w:t>58</w:t>
             </w:r>
             <w:r>
               <w:rPr>
@@ -3356,7 +3357,7 @@
               <w14:ligatures w14:val="none"/>
             </w:rPr>
           </w:pPr>
-          <w:hyperlink w:anchor="_Toc228279543" w:history="1">
+          <w:hyperlink w:anchor="_Toc228879302" w:history="1">
             <w:r>
               <w:rPr>
                 <w:rStyle w:val="ae"/>
@@ -3383,7 +3384,7 @@
                 <w:noProof/>
                 <w:webHidden/>
               </w:rPr>
-              <w:instrText xml:space="preserve"> PAGEREF _Toc228279543 \h </w:instrText>
+              <w:instrText xml:space="preserve"> PAGEREF _Toc228879302 \h </w:instrText>
             </w:r>
             <w:r>
               <w:rPr>
@@ -3403,7 +3404,7 @@
                 <w:noProof/>
                 <w:webHidden/>
               </w:rPr>
-              <w:t>57</w:t>
+              <w:t>58</w:t>
             </w:r>
             <w:r>
               <w:rPr>
@@ -3429,7 +3430,7 @@
               <w14:ligatures w14:val="none"/>
             </w:rPr>
           </w:pPr>
-          <w:hyperlink w:anchor="_Toc228279544" w:history="1">
+          <w:hyperlink w:anchor="_Toc228879303" w:history="1">
             <w:r>
               <w:rPr>
                 <w:rStyle w:val="ae"/>
@@ -3456,7 +3457,7 @@
                 <w:noProof/>
                 <w:webHidden/>
               </w:rPr>
-              <w:instrText xml:space="preserve"> PAGEREF _Toc228279544 \h </w:instrText>
+              <w:instrText xml:space="preserve"> PAGEREF _Toc228879303 \h </w:instrText>
             </w:r>
             <w:r>
               <w:rPr>
@@ -3476,7 +3477,7 @@
                 <w:noProof/>
                 <w:webHidden/>
               </w:rPr>
-              <w:t>59</w:t>
+              <w:t>60</w:t>
             </w:r>
             <w:r>
               <w:rPr>
@@ -3502,7 +3503,7 @@
               <w14:ligatures w14:val="none"/>
             </w:rPr>
           </w:pPr>
-          <w:hyperlink w:anchor="_Toc228279545" w:history="1">
+          <w:hyperlink w:anchor="_Toc228879304" w:history="1">
             <w:r>
               <w:rPr>
                 <w:rStyle w:val="ae"/>
@@ -3529,7 +3530,7 @@
                 <w:noProof/>
                 <w:webHidden/>
               </w:rPr>
-              <w:instrText xml:space="preserve"> PAGEREF _Toc228279545 \h </w:instrText>
+              <w:instrText xml:space="preserve"> PAGEREF _Toc228879304 \h </w:instrText>
             </w:r>
             <w:r>
               <w:rPr>
@@ -3549,7 +3550,7 @@
                 <w:noProof/>
                 <w:webHidden/>
               </w:rPr>
-              <w:t>63</w:t>
+              <w:t>64</w:t>
             </w:r>
             <w:r>
               <w:rPr>
@@ -3581,7 +3582,7 @@
       <w:pPr>
         <w:pStyle w:val="1"/>
       </w:pPr>
-      <w:bookmarkStart w:id="1" w:name="_Toc228279498"/>
+      <w:bookmarkStart w:id="1" w:name="_Toc228879257"/>
       <w:r>
         <w:lastRenderedPageBreak/>
         <w:t>ВВЕДЕНИЕ</w:t>
@@ -4337,7 +4338,7 @@
       <w:pPr>
         <w:pStyle w:val="1"/>
       </w:pPr>
-      <w:bookmarkStart w:id="2" w:name="_Toc228279499"/>
+      <w:bookmarkStart w:id="2" w:name="_Toc228879258"/>
       <w:r>
         <w:lastRenderedPageBreak/>
         <w:t>1 ТЕОРЕТИЧЕСКАЯ ЧАСТЬ</w:t>
@@ -4465,7 +4466,7 @@
         <w:spacing w:before="0" w:after="0" w:line="360" w:lineRule="auto"/>
         <w:ind w:firstLine="709"/>
       </w:pPr>
-      <w:bookmarkStart w:id="3" w:name="_Toc228279500"/>
+      <w:bookmarkStart w:id="3" w:name="_Toc228879259"/>
       <w:r>
         <w:t>1.1 Описание предметной области</w:t>
       </w:r>
@@ -7703,7 +7704,7 @@
         <w:spacing w:before="0" w:after="0" w:line="360" w:lineRule="auto"/>
         <w:ind w:firstLine="709"/>
       </w:pPr>
-      <w:bookmarkStart w:id="4" w:name="_Toc228279501"/>
+      <w:bookmarkStart w:id="4" w:name="_Toc228879260"/>
       <w:r>
         <w:t>1.2 Изометрическая проекция в 2D-играх</w:t>
       </w:r>
@@ -8247,7 +8248,7 @@
         <w:spacing w:before="0" w:after="0" w:line="360" w:lineRule="auto"/>
         <w:ind w:firstLine="709"/>
       </w:pPr>
-      <w:bookmarkStart w:id="5" w:name="_Toc228279502"/>
+      <w:bookmarkStart w:id="5" w:name="_Toc228879261"/>
       <w:r>
         <w:t xml:space="preserve">1.3 Компонентно-ориентированная архитектура </w:t>
       </w:r>
@@ -9800,7 +9801,7 @@
         <w:spacing w:before="0" w:after="0" w:line="360" w:lineRule="auto"/>
         <w:ind w:firstLine="709"/>
       </w:pPr>
-      <w:bookmarkStart w:id="6" w:name="_Toc228279503"/>
+      <w:bookmarkStart w:id="6" w:name="_Toc228879262"/>
       <w:r>
         <w:t xml:space="preserve">1.4 Система </w:t>
       </w:r>
@@ -12788,7 +12789,7 @@
         <w:spacing w:before="0" w:after="0" w:line="360" w:lineRule="auto"/>
         <w:ind w:firstLine="709"/>
       </w:pPr>
-      <w:bookmarkStart w:id="7" w:name="_Toc228279504"/>
+      <w:bookmarkStart w:id="7" w:name="_Toc228879263"/>
       <w:r>
         <w:t xml:space="preserve">1.5 Система ввода </w:t>
       </w:r>
@@ -13458,7 +13459,7 @@
         <w:spacing w:before="0" w:after="0" w:line="360" w:lineRule="auto"/>
         <w:ind w:firstLine="709"/>
       </w:pPr>
-      <w:bookmarkStart w:id="8" w:name="_Toc228279505"/>
+      <w:bookmarkStart w:id="8" w:name="_Toc228879264"/>
       <w:r>
         <w:t>1.6 Навигация и искусственный интеллект в 2D</w:t>
       </w:r>
@@ -14030,7 +14031,7 @@
         <w:spacing w:before="0" w:after="0" w:line="360" w:lineRule="auto"/>
         <w:ind w:firstLine="709"/>
       </w:pPr>
-      <w:bookmarkStart w:id="9" w:name="_Toc228279506"/>
+      <w:bookmarkStart w:id="9" w:name="_Toc228879265"/>
       <w:r>
         <w:t>1.7 Системы физики и обнаружения столкновений</w:t>
       </w:r>
@@ -15227,7 +15228,7 @@
         <w:spacing w:before="0" w:after="0" w:line="360" w:lineRule="auto"/>
         <w:ind w:firstLine="709"/>
       </w:pPr>
-      <w:bookmarkStart w:id="10" w:name="_Toc228279507"/>
+      <w:bookmarkStart w:id="10" w:name="_Toc228879266"/>
       <w:r>
         <w:t xml:space="preserve">1.8 Анимационная система </w:t>
       </w:r>
@@ -16337,7 +16338,7 @@
         <w:spacing w:before="0" w:after="0" w:line="360" w:lineRule="auto"/>
         <w:ind w:firstLine="709"/>
       </w:pPr>
-      <w:bookmarkStart w:id="11" w:name="_Toc228279508"/>
+      <w:bookmarkStart w:id="11" w:name="_Toc228879267"/>
       <w:r>
         <w:lastRenderedPageBreak/>
         <w:t xml:space="preserve">1.9 Система пользовательского интерфейса </w:t>
@@ -17049,7 +17050,7 @@
         <w:spacing w:before="0" w:after="0" w:line="360" w:lineRule="auto"/>
         <w:ind w:firstLine="709"/>
       </w:pPr>
-      <w:bookmarkStart w:id="12" w:name="_Toc228279509"/>
+      <w:bookmarkStart w:id="12" w:name="_Toc228879268"/>
       <w:r>
         <w:t>1.10 Система управления сценами</w:t>
       </w:r>
@@ -17270,7 +17271,7 @@
       <w:pPr>
         <w:pStyle w:val="1"/>
       </w:pPr>
-      <w:bookmarkStart w:id="13" w:name="_Toc228279510"/>
+      <w:bookmarkStart w:id="13" w:name="_Toc228879269"/>
       <w:r>
         <w:lastRenderedPageBreak/>
         <w:t>2 ПРАКТИЧЕСКАЯ ЧАСТЬ</w:t>
@@ -17319,7 +17320,7 @@
         <w:spacing w:before="0" w:after="0" w:line="360" w:lineRule="auto"/>
         <w:ind w:firstLine="709"/>
       </w:pPr>
-      <w:bookmarkStart w:id="14" w:name="_Toc228279511"/>
+      <w:bookmarkStart w:id="14" w:name="_Toc228879270"/>
       <w:r>
         <w:t>2.1 Техническое задание</w:t>
       </w:r>
@@ -17347,7 +17348,7 @@
           <w:color w:val="000000" w:themeColor="text1"/>
         </w:rPr>
       </w:pPr>
-      <w:bookmarkStart w:id="15" w:name="_Toc228279512"/>
+      <w:bookmarkStart w:id="15" w:name="_Toc228879271"/>
       <w:r>
         <w:rPr>
           <w:rFonts w:cs="Times New Roman"/>
@@ -17389,7 +17390,7 @@
           <w:color w:val="000000" w:themeColor="text1"/>
         </w:rPr>
       </w:pPr>
-      <w:bookmarkStart w:id="16" w:name="_Toc228279513"/>
+      <w:bookmarkStart w:id="16" w:name="_Toc228879272"/>
       <w:r>
         <w:rPr>
           <w:rFonts w:cs="Times New Roman"/>
@@ -17441,7 +17442,7 @@
           <w:color w:val="000000" w:themeColor="text1"/>
         </w:rPr>
       </w:pPr>
-      <w:bookmarkStart w:id="17" w:name="_Toc228279514"/>
+      <w:bookmarkStart w:id="17" w:name="_Toc228879273"/>
       <w:r>
         <w:rPr>
           <w:rFonts w:cs="Times New Roman"/>
@@ -17475,7 +17476,7 @@
           <w:color w:val="000000" w:themeColor="text1"/>
         </w:rPr>
       </w:pPr>
-      <w:bookmarkStart w:id="18" w:name="_Toc228279515"/>
+      <w:bookmarkStart w:id="18" w:name="_Toc228879274"/>
       <w:r>
         <w:rPr>
           <w:rFonts w:cs="Times New Roman"/>
@@ -17653,7 +17654,7 @@
           <w:color w:val="000000" w:themeColor="text1"/>
         </w:rPr>
       </w:pPr>
-      <w:bookmarkStart w:id="19" w:name="_Toc228279516"/>
+      <w:bookmarkStart w:id="19" w:name="_Toc228879275"/>
       <w:r>
         <w:rPr>
           <w:rFonts w:cs="Times New Roman"/>
@@ -17826,7 +17827,7 @@
           <w:color w:val="000000" w:themeColor="text1"/>
         </w:rPr>
       </w:pPr>
-      <w:bookmarkStart w:id="20" w:name="_Toc228279517"/>
+      <w:bookmarkStart w:id="20" w:name="_Toc228879276"/>
       <w:r>
         <w:rPr>
           <w:rFonts w:cs="Times New Roman"/>
@@ -17908,14 +17909,27 @@
       <w:r>
         <w:t xml:space="preserve">Рисунок </w:t>
       </w:r>
-      <w:fldSimple w:instr=" SEQ Рисунок \* ARABIC ">
-        <w:r>
-          <w:rPr>
-            <w:noProof/>
-          </w:rPr>
-          <w:t>4</w:t>
-        </w:r>
-      </w:fldSimple>
+      <w:r>
+        <w:fldChar w:fldCharType="begin"/>
+      </w:r>
+      <w:r>
+        <w:instrText xml:space="preserve"> SEQ Рисунок \* ARABIC </w:instrText>
+      </w:r>
+      <w:r>
+        <w:fldChar w:fldCharType="separate"/>
+      </w:r>
+      <w:r>
+        <w:rPr>
+          <w:noProof/>
+        </w:rPr>
+        <w:t>4</w:t>
+      </w:r>
+      <w:r>
+        <w:rPr>
+          <w:noProof/>
+        </w:rPr>
+        <w:fldChar w:fldCharType="end"/>
+      </w:r>
       <w:r>
         <w:t xml:space="preserve"> - </w:t>
       </w:r>
@@ -18194,7 +18208,7 @@
         <w:spacing w:before="0" w:after="0" w:line="360" w:lineRule="auto"/>
         <w:ind w:firstLine="709"/>
       </w:pPr>
-      <w:bookmarkStart w:id="21" w:name="_Toc228279518"/>
+      <w:bookmarkStart w:id="21" w:name="_Toc228879277"/>
       <w:r>
         <w:t>2.2 Разработка пользовательского интерфейса</w:t>
       </w:r>
@@ -18305,7 +18319,7 @@
           <w:color w:val="auto"/>
         </w:rPr>
       </w:pPr>
-      <w:bookmarkStart w:id="22" w:name="_Toc228279519"/>
+      <w:bookmarkStart w:id="22" w:name="_Toc228879278"/>
       <w:r>
         <w:rPr>
           <w:rFonts w:cs="Times New Roman"/>
@@ -18326,7 +18340,7 @@
         <w:t xml:space="preserve">Главное меню игры (Рисунок </w:t>
       </w:r>
       <w:r>
-        <w:t>4</w:t>
+        <w:t>7</w:t>
       </w:r>
       <w:r>
         <w:t xml:space="preserve">) служит центральным </w:t>
@@ -18624,7 +18638,7 @@
           <w:color w:val="auto"/>
         </w:rPr>
       </w:pPr>
-      <w:bookmarkStart w:id="23" w:name="_Toc228279520"/>
+      <w:bookmarkStart w:id="23" w:name="_Toc228879279"/>
       <w:r>
         <w:rPr>
           <w:rFonts w:cs="Times New Roman"/>
@@ -18688,7 +18702,7 @@
         <w:t xml:space="preserve">Панель инвентаря (Рисунок </w:t>
       </w:r>
       <w:r>
-        <w:t>5</w:t>
+        <w:t>8</w:t>
       </w:r>
       <w:r>
         <w:t>) </w:t>
@@ -18826,16 +18840,14 @@
       <w:r>
         <w:t xml:space="preserve">Индикатор </w:t>
       </w:r>
-      <w:proofErr w:type="gramStart"/>
-      <w:r>
-        <w:t>здоровья  (</w:t>
-      </w:r>
-      <w:proofErr w:type="gramEnd"/>
+      <w:r>
+        <w:t>здоровья (</w:t>
+      </w:r>
       <w:r>
         <w:t xml:space="preserve">Рисунок </w:t>
       </w:r>
       <w:r>
-        <w:t>6</w:t>
+        <w:t>9</w:t>
       </w:r>
       <w:r>
         <w:t>) </w:t>
@@ -18987,14 +18999,6 @@
     <w:p>
       <w:pPr>
         <w:pStyle w:val="31"/>
-        <w:spacing w:after="0"/>
-        <w:ind w:firstLine="0"/>
-        <w:jc w:val="center"/>
-      </w:pPr>
-    </w:p>
-    <w:p>
-      <w:pPr>
-        <w:pStyle w:val="31"/>
         <w:numPr>
           <w:ilvl w:val="0"/>
           <w:numId w:val="17"/>
@@ -19007,18 +19011,16 @@
         <w:ind w:left="0" w:firstLine="709"/>
       </w:pPr>
       <w:r>
-        <w:t xml:space="preserve">Счетчик </w:t>
-      </w:r>
-      <w:proofErr w:type="gramStart"/>
-      <w:r>
-        <w:t>денег  (</w:t>
-      </w:r>
-      <w:proofErr w:type="gramEnd"/>
-      <w:r>
-        <w:t xml:space="preserve">Рисунок </w:t>
-      </w:r>
-      <w:r>
-        <w:t>7</w:t>
+        <w:t>Счетчик денег</w:t>
+      </w:r>
+      <w:r>
+        <w:t xml:space="preserve"> </w:t>
+      </w:r>
+      <w:r>
+        <w:t xml:space="preserve">(Рисунок </w:t>
+      </w:r>
+      <w:r>
+        <w:t>10</w:t>
       </w:r>
       <w:r>
         <w:t>) </w:t>
@@ -19027,23 +19029,7 @@
         <w:t>-</w:t>
       </w:r>
       <w:r>
-        <w:t xml:space="preserve"> текстовое поле и </w:t>
-      </w:r>
-      <w:proofErr w:type="spellStart"/>
-      <w:r>
-        <w:t>иконока</w:t>
-      </w:r>
-      <w:proofErr w:type="spellEnd"/>
-      <w:r>
-        <w:t xml:space="preserve">, отображающая ключевые экономические показатели. Основной счетчик денег (в золотых монетах) обновляется в реальном времени при продаже предметов на рынке, выполнении заказов от жителей или находке сокровищ. Изменения значений сопровождаются небольшими всплывающими </w:t>
-      </w:r>
-      <w:proofErr w:type="spellStart"/>
-      <w:r>
-        <w:t>анимациями</w:t>
-      </w:r>
-      <w:proofErr w:type="spellEnd"/>
-      <w:r>
-        <w:t xml:space="preserve"> (+X или -X), что дает четкую обратную связь о результате действий игрока;</w:t>
+        <w:t xml:space="preserve"> текстовое поле и иконка, отображающая ключевые экономические показатели. Основной счетчик денег (в золотых монетах) обновляется в реальном времени при продаже предметов на рынке, выполнении заказов от жителей или находке сокровищ. </w:t>
       </w:r>
     </w:p>
     <w:p>
@@ -19059,7 +19045,6 @@
           <w:noProof/>
           <w:lang w:eastAsia="ru-RU"/>
         </w:rPr>
-        <w:lastRenderedPageBreak/>
         <w:drawing>
           <wp:inline distT="0" distB="0" distL="0" distR="0" wp14:anchorId="766CCC67" wp14:editId="46EA8ADF">
             <wp:extent cx="3536345" cy="1837509"/>
@@ -19132,10 +19117,11 @@
         <w:ind w:left="0" w:firstLine="709"/>
       </w:pPr>
       <w:r>
+        <w:lastRenderedPageBreak/>
         <w:t xml:space="preserve">Индикатор времени (Рисунок </w:t>
       </w:r>
       <w:r>
-        <w:t>8</w:t>
+        <w:t>11</w:t>
       </w:r>
       <w:r>
         <w:t>) </w:t>
@@ -19270,55 +19256,9 @@
     <w:p>
       <w:pPr>
         <w:pStyle w:val="31"/>
-        <w:numPr>
-          <w:ilvl w:val="0"/>
-          <w:numId w:val="22"/>
-        </w:numPr>
         <w:tabs>
-          <w:tab w:val="clear" w:pos="720"/>
-          <w:tab w:val="num" w:pos="0"/>
-          <w:tab w:val="left" w:pos="1134"/>
+          <w:tab w:val="left" w:pos="0"/>
         </w:tabs>
-        <w:spacing w:after="0"/>
-        <w:ind w:left="0" w:firstLine="709"/>
-      </w:pPr>
-      <w:r>
-        <w:t xml:space="preserve">Меню паузы (Рисунок </w:t>
-      </w:r>
-      <w:r>
-        <w:t>9</w:t>
-      </w:r>
-      <w:r>
-        <w:t>) </w:t>
-      </w:r>
-      <w:r>
-        <w:t>-</w:t>
-      </w:r>
-      <w:r>
-        <w:t xml:space="preserve"> активируется по нажатию клавиши </w:t>
-      </w:r>
-      <w:proofErr w:type="spellStart"/>
-      <w:r>
-        <w:t>Escape</w:t>
-      </w:r>
-      <w:proofErr w:type="spellEnd"/>
-      <w:r>
-        <w:t> (ПК). Это полноэкранное наложенное меню приостанавливает игровое время и предоставляет доступ к системным функциям: Сохранение игры (с выбором слота), Загрузка, Возврат в главное меню, Повторная настройка параметров и Выход из игры. Дизайн меню паузы выполнен в более темных тонах с эффектом размытия игрового мира на заднем плане, чтобы четко отделить его от геймплея</w:t>
-      </w:r>
-      <w:r>
-        <w:t>;</w:t>
-      </w:r>
-    </w:p>
-    <w:p>
-      <w:pPr>
-        <w:pStyle w:val="31"/>
-        <w:spacing w:after="0"/>
-      </w:pPr>
-    </w:p>
-    <w:p>
-      <w:pPr>
-        <w:pStyle w:val="31"/>
-        <w:keepNext/>
         <w:spacing w:after="0"/>
         <w:ind w:firstLine="0"/>
         <w:jc w:val="center"/>
@@ -19328,7 +19268,7 @@
           <w:noProof/>
         </w:rPr>
         <w:drawing>
-          <wp:inline distT="0" distB="0" distL="0" distR="0" wp14:anchorId="486FB723" wp14:editId="415ECFEA">
+          <wp:inline distT="0" distB="0" distL="0" distR="0" wp14:anchorId="4573A6B4" wp14:editId="00CF23EE">
             <wp:extent cx="5940425" cy="3341370"/>
             <wp:effectExtent l="0" t="0" r="3175" b="0"/>
             <wp:docPr id="3" name="Рисунок 3"/>
@@ -19369,19 +19309,59 @@
         <w:jc w:val="center"/>
       </w:pPr>
       <w:r>
-        <w:t xml:space="preserve">Рисунок </w:t>
+        <w:t>Рисунок 12 -</w:t>
+      </w:r>
+      <w:r>
+        <w:t xml:space="preserve"> Меню паузы</w:t>
+      </w:r>
+      <w:r>
+        <w:t>.</w:t>
+      </w:r>
+    </w:p>
+    <w:p>
+      <w:pPr>
+        <w:pStyle w:val="31"/>
+        <w:numPr>
+          <w:ilvl w:val="0"/>
+          <w:numId w:val="22"/>
+        </w:numPr>
+        <w:tabs>
+          <w:tab w:val="clear" w:pos="720"/>
+          <w:tab w:val="num" w:pos="0"/>
+          <w:tab w:val="left" w:pos="1134"/>
+        </w:tabs>
+        <w:spacing w:after="0"/>
+        <w:ind w:left="0" w:firstLine="709"/>
+      </w:pPr>
+      <w:r>
+        <w:t xml:space="preserve">Меню паузы (Рисунок </w:t>
       </w:r>
       <w:r>
         <w:t>12</w:t>
       </w:r>
       <w:r>
-        <w:t xml:space="preserve"> -</w:t>
-      </w:r>
-      <w:r>
-        <w:t xml:space="preserve"> Меню паузы</w:t>
-      </w:r>
-      <w:r>
-        <w:t>.</w:t>
+        <w:t>) </w:t>
+      </w:r>
+      <w:r>
+        <w:t>-</w:t>
+      </w:r>
+      <w:r>
+        <w:t xml:space="preserve"> активируется по нажатию клавиши </w:t>
+      </w:r>
+      <w:proofErr w:type="spellStart"/>
+      <w:r>
+        <w:t>Escape</w:t>
+      </w:r>
+      <w:proofErr w:type="spellEnd"/>
+      <w:r>
+        <w:t xml:space="preserve"> (ПК). Это полноэкранное наложенное меню </w:t>
+      </w:r>
+      <w:r>
+        <w:lastRenderedPageBreak/>
+        <w:t>приостанавливает игровое время и предоставляет доступ к системным функциям: Сохранение игры (с выбором слота), Загрузка, Возврат в главное меню, Повторная настройка параметров и Выход из игры. Дизайн меню паузы выполнен в более темных тонах с эффектом размытия игрового мира на заднем плане, чтобы четко отделить его от геймплея</w:t>
+      </w:r>
+      <w:r>
+        <w:t>;</w:t>
       </w:r>
     </w:p>
     <w:p>
@@ -19408,7 +19388,10 @@
         <w:t xml:space="preserve"> (Рисунок </w:t>
       </w:r>
       <w:r>
-        <w:t>10</w:t>
+        <w:t>1</w:t>
+      </w:r>
+      <w:r>
+        <w:t>3</w:t>
       </w:r>
       <w:r>
         <w:t>) </w:t>
@@ -19497,14 +19480,9 @@
       <w:r>
         <w:t xml:space="preserve">Рисунок </w:t>
       </w:r>
-      <w:fldSimple w:instr=" SEQ Рисунок \* ARABIC ">
-        <w:r>
-          <w:rPr>
-            <w:noProof/>
-          </w:rPr>
-          <w:t>6</w:t>
-        </w:r>
-      </w:fldSimple>
+      <w:r>
+        <w:t>1</w:t>
+      </w:r>
       <w:r>
         <w:rPr>
           <w:noProof/>
@@ -19532,28 +19510,33 @@
         <w:rPr>
           <w:rFonts w:eastAsiaTheme="majorEastAsia"/>
         </w:rPr>
-        <w:t>Инвентарь представлен в виде сетки фиксированного размера (например, 9x4 или 10x5 слотов), постоянно отображаемой в нижней части экрана во время геймплея (</w:t>
+        <w:t xml:space="preserve">Инвентарь представлен в виде сетки фиксированного размера (например, 9x4 или 10x5 слотов), постоянно отображаемой в нижней части экрана </w:t>
       </w:r>
       <w:proofErr w:type="gramStart"/>
       <w:r>
         <w:rPr>
           <w:rFonts w:eastAsiaTheme="majorEastAsia"/>
         </w:rPr>
-        <w:t>Рисунок )</w:t>
+        <w:t>во время</w:t>
       </w:r>
       <w:proofErr w:type="gramEnd"/>
       <w:r>
         <w:rPr>
           <w:rFonts w:eastAsiaTheme="majorEastAsia"/>
         </w:rPr>
-        <w:t xml:space="preserve">. Каждый слот является отдельным </w:t>
+        <w:t xml:space="preserve"> геймплея (Рисунок </w:t>
       </w:r>
       <w:r>
         <w:rPr>
           <w:rFonts w:eastAsiaTheme="majorEastAsia"/>
         </w:rPr>
-        <w:lastRenderedPageBreak/>
-        <w:t>UI-элементом (</w:t>
+        <w:t>15</w:t>
+      </w:r>
+      <w:r>
+        <w:rPr>
+          <w:rFonts w:eastAsiaTheme="majorEastAsia"/>
+        </w:rPr>
+        <w:t>). Каждый слот является отдельным UI-элементом (</w:t>
       </w:r>
       <w:proofErr w:type="spellStart"/>
       <w:r>
@@ -19604,7 +19587,7 @@
         <w:spacing w:before="0" w:after="0" w:line="360" w:lineRule="auto"/>
         <w:ind w:firstLine="709"/>
       </w:pPr>
-      <w:bookmarkStart w:id="24" w:name="_Toc228279521"/>
+      <w:bookmarkStart w:id="24" w:name="_Toc228879280"/>
       <w:r>
         <w:t>2.3 Реализация системы инвентаря</w:t>
       </w:r>
@@ -19641,7 +19624,21 @@
           <w:rFonts w:cs="Times New Roman"/>
           <w:szCs w:val="28"/>
         </w:rPr>
-        <w:t>Инвентарь игрока представлен на рисунке 11.</w:t>
+        <w:t>Инвентарь игрока представлен на рисунке 1</w:t>
+      </w:r>
+      <w:r>
+        <w:rPr>
+          <w:rFonts w:cs="Times New Roman"/>
+          <w:szCs w:val="28"/>
+        </w:rPr>
+        <w:t>5</w:t>
+      </w:r>
+      <w:r>
+        <w:rPr>
+          <w:rFonts w:cs="Times New Roman"/>
+          <w:szCs w:val="28"/>
+        </w:rPr>
+        <w:t>.</w:t>
       </w:r>
     </w:p>
     <w:p>
@@ -19658,6 +19655,7 @@
           <w:rFonts w:cs="Times New Roman"/>
           <w:szCs w:val="28"/>
         </w:rPr>
+        <w:lastRenderedPageBreak/>
         <w:t>Архитектура инвентаря построена на основе компонентного подхода и включает следующие ключевые компоненты:</w:t>
       </w:r>
     </w:p>
@@ -19851,320 +19849,23 @@
       <w:pPr>
         <w:spacing w:after="0" w:line="360" w:lineRule="auto"/>
         <w:ind w:firstLine="709"/>
-        <w:rPr>
-          <w:rFonts w:cs="Times New Roman"/>
-          <w:szCs w:val="28"/>
-        </w:rPr>
-      </w:pPr>
-      <w:proofErr w:type="spellStart"/>
-      <w:r>
-        <w:rPr>
-          <w:rFonts w:cs="Times New Roman"/>
-          <w:szCs w:val="28"/>
-        </w:rPr>
-        <w:t>InventorySlot.cs</w:t>
-      </w:r>
-      <w:proofErr w:type="spellEnd"/>
-      <w:r>
-        <w:rPr>
-          <w:rFonts w:cs="Times New Roman"/>
-          <w:szCs w:val="28"/>
-        </w:rPr>
-        <w:t xml:space="preserve"> </w:t>
-      </w:r>
-      <w:r>
-        <w:rPr>
-          <w:rFonts w:cs="Times New Roman"/>
-          <w:szCs w:val="28"/>
-        </w:rPr>
-        <w:t>-</w:t>
-      </w:r>
-      <w:r>
-        <w:rPr>
-          <w:rFonts w:cs="Times New Roman"/>
-          <w:szCs w:val="28"/>
-        </w:rPr>
-        <w:t xml:space="preserve"> компонент отдельного слота, реализующий интерфейс </w:t>
-      </w:r>
-      <w:proofErr w:type="spellStart"/>
-      <w:r>
-        <w:rPr>
-          <w:rFonts w:cs="Times New Roman"/>
-          <w:szCs w:val="28"/>
-        </w:rPr>
-        <w:t>IBeginDragHandler</w:t>
-      </w:r>
-      <w:proofErr w:type="spellEnd"/>
-      <w:r>
-        <w:rPr>
-          <w:rFonts w:cs="Times New Roman"/>
-          <w:szCs w:val="28"/>
-        </w:rPr>
-        <w:t xml:space="preserve">, </w:t>
-      </w:r>
-      <w:proofErr w:type="spellStart"/>
-      <w:r>
-        <w:rPr>
-          <w:rFonts w:cs="Times New Roman"/>
-          <w:szCs w:val="28"/>
-        </w:rPr>
-        <w:t>IDragHandler</w:t>
-      </w:r>
-      <w:proofErr w:type="spellEnd"/>
-      <w:r>
-        <w:rPr>
-          <w:rFonts w:cs="Times New Roman"/>
-          <w:szCs w:val="28"/>
-        </w:rPr>
-        <w:t xml:space="preserve">, </w:t>
-      </w:r>
-      <w:proofErr w:type="spellStart"/>
-      <w:r>
-        <w:rPr>
-          <w:rFonts w:cs="Times New Roman"/>
-          <w:szCs w:val="28"/>
-        </w:rPr>
-        <w:t>IEndDragHandler</w:t>
-      </w:r>
-      <w:proofErr w:type="spellEnd"/>
-      <w:r>
-        <w:rPr>
-          <w:rFonts w:cs="Times New Roman"/>
-          <w:szCs w:val="28"/>
-        </w:rPr>
-        <w:t xml:space="preserve"> для поддержки </w:t>
-      </w:r>
-      <w:proofErr w:type="spellStart"/>
-      <w:r>
-        <w:rPr>
-          <w:rFonts w:cs="Times New Roman"/>
-          <w:szCs w:val="28"/>
-        </w:rPr>
-        <w:t>drag-and-drop</w:t>
-      </w:r>
-      <w:proofErr w:type="spellEnd"/>
-      <w:r>
-        <w:rPr>
-          <w:rFonts w:cs="Times New Roman"/>
-          <w:szCs w:val="28"/>
-        </w:rPr>
-        <w:t xml:space="preserve">. При начале перетаскивания создаётся визуальная копия иконки предмета, следующая за курсором. При отпускании слот-приёмник проверяет совместимость предметов: одинаковые типы объединяются в </w:t>
-      </w:r>
-      <w:proofErr w:type="spellStart"/>
-      <w:r>
-        <w:rPr>
-          <w:rFonts w:cs="Times New Roman"/>
-          <w:szCs w:val="28"/>
-        </w:rPr>
-        <w:t>стак</w:t>
-      </w:r>
-      <w:proofErr w:type="spellEnd"/>
-      <w:r>
-        <w:rPr>
-          <w:rFonts w:cs="Times New Roman"/>
-          <w:szCs w:val="28"/>
-        </w:rPr>
-        <w:t>, разные — меняются местами.</w:t>
-      </w:r>
-    </w:p>
-    <w:p>
-      <w:pPr>
-        <w:spacing w:after="0" w:line="360" w:lineRule="auto"/>
-        <w:ind w:firstLine="709"/>
-        <w:rPr>
-          <w:rFonts w:cs="Times New Roman"/>
-          <w:szCs w:val="28"/>
-        </w:rPr>
-      </w:pPr>
-      <w:proofErr w:type="spellStart"/>
-      <w:r>
-        <w:rPr>
-          <w:rFonts w:cs="Times New Roman"/>
-          <w:szCs w:val="28"/>
-        </w:rPr>
-        <w:t>InventoryItem.cs</w:t>
-      </w:r>
-      <w:proofErr w:type="spellEnd"/>
-      <w:r>
-        <w:rPr>
-          <w:rFonts w:cs="Times New Roman"/>
-          <w:szCs w:val="28"/>
-        </w:rPr>
-        <w:t xml:space="preserve"> </w:t>
-      </w:r>
-      <w:r>
-        <w:rPr>
-          <w:rFonts w:cs="Times New Roman"/>
-          <w:szCs w:val="28"/>
-        </w:rPr>
-        <w:t>-</w:t>
-      </w:r>
-      <w:r>
-        <w:rPr>
-          <w:rFonts w:cs="Times New Roman"/>
-          <w:szCs w:val="28"/>
-        </w:rPr>
-        <w:t xml:space="preserve"> визуальное представление предмета в слоте. Отвечает за отображение иконки (</w:t>
-      </w:r>
-      <w:proofErr w:type="spellStart"/>
-      <w:r>
-        <w:rPr>
-          <w:rFonts w:cs="Times New Roman"/>
-          <w:szCs w:val="28"/>
-        </w:rPr>
-        <w:t>Sprite</w:t>
-      </w:r>
-      <w:proofErr w:type="spellEnd"/>
-      <w:r>
-        <w:rPr>
-          <w:rFonts w:cs="Times New Roman"/>
-          <w:szCs w:val="28"/>
-        </w:rPr>
-        <w:t>), количества (</w:t>
-      </w:r>
-      <w:proofErr w:type="spellStart"/>
-      <w:r>
-        <w:rPr>
-          <w:rFonts w:cs="Times New Roman"/>
-          <w:szCs w:val="28"/>
-        </w:rPr>
-        <w:t>Text</w:t>
-      </w:r>
-      <w:proofErr w:type="spellEnd"/>
-      <w:r>
-        <w:rPr>
-          <w:rFonts w:cs="Times New Roman"/>
-          <w:szCs w:val="28"/>
-        </w:rPr>
-        <w:t xml:space="preserve">) и анимацию перетаскивания. При инициализации получает данные из </w:t>
-      </w:r>
-      <w:proofErr w:type="spellStart"/>
-      <w:r>
-        <w:rPr>
-          <w:rFonts w:cs="Times New Roman"/>
-          <w:szCs w:val="28"/>
-        </w:rPr>
-        <w:t>ScriptableObject</w:t>
-      </w:r>
-      <w:proofErr w:type="spellEnd"/>
-      <w:r>
-        <w:rPr>
-          <w:rFonts w:cs="Times New Roman"/>
-          <w:szCs w:val="28"/>
-        </w:rPr>
-        <w:t xml:space="preserve"> предмета и обновляет визуальное представление.</w:t>
-      </w:r>
-    </w:p>
-    <w:p>
-      <w:pPr>
-        <w:spacing w:after="0" w:line="360" w:lineRule="auto"/>
-        <w:ind w:firstLine="709"/>
-        <w:rPr>
-          <w:rFonts w:cs="Times New Roman"/>
-          <w:szCs w:val="28"/>
-        </w:rPr>
-      </w:pPr>
-      <w:proofErr w:type="spellStart"/>
-      <w:r>
-        <w:rPr>
-          <w:rFonts w:cs="Times New Roman"/>
-          <w:szCs w:val="28"/>
-        </w:rPr>
-        <w:t>InventoryOpen.cs</w:t>
-      </w:r>
-      <w:proofErr w:type="spellEnd"/>
-      <w:r>
-        <w:rPr>
-          <w:rFonts w:cs="Times New Roman"/>
-          <w:szCs w:val="28"/>
-        </w:rPr>
-        <w:t xml:space="preserve"> </w:t>
-      </w:r>
-      <w:r>
-        <w:rPr>
-          <w:rFonts w:cs="Times New Roman"/>
-          <w:szCs w:val="28"/>
-        </w:rPr>
-        <w:t>-</w:t>
-      </w:r>
-      <w:r>
-        <w:rPr>
-          <w:rFonts w:cs="Times New Roman"/>
-          <w:szCs w:val="28"/>
-        </w:rPr>
-        <w:t xml:space="preserve"> простой контроллер открытия/закрытия интерфейса инвентаря по клавише I. При открытии активирует </w:t>
-      </w:r>
-      <w:proofErr w:type="spellStart"/>
-      <w:r>
-        <w:rPr>
-          <w:rFonts w:cs="Times New Roman"/>
-          <w:szCs w:val="28"/>
-        </w:rPr>
-        <w:t>Canvas</w:t>
-      </w:r>
-      <w:proofErr w:type="spellEnd"/>
-      <w:r>
-        <w:rPr>
-          <w:rFonts w:cs="Times New Roman"/>
-          <w:szCs w:val="28"/>
-        </w:rPr>
-        <w:t xml:space="preserve"> инвентаря и передаёт фокус ввода UI-системе.</w:t>
-      </w:r>
-    </w:p>
-    <w:p>
-      <w:pPr>
-        <w:spacing w:after="0" w:line="360" w:lineRule="auto"/>
-        <w:ind w:firstLine="709"/>
-        <w:rPr>
-          <w:rFonts w:cs="Times New Roman"/>
-          <w:szCs w:val="28"/>
-        </w:rPr>
-      </w:pPr>
-      <w:r>
-        <w:rPr>
-          <w:rFonts w:cs="Times New Roman"/>
-          <w:szCs w:val="28"/>
-        </w:rPr>
-        <w:lastRenderedPageBreak/>
-        <w:t xml:space="preserve">Выбор активного слота осуществляется клавишами 1-5, что позволяет быстро переключаться между инструментами (топор, кирка) </w:t>
-      </w:r>
-      <w:proofErr w:type="gramStart"/>
-      <w:r>
-        <w:rPr>
-          <w:rFonts w:cs="Times New Roman"/>
-          <w:szCs w:val="28"/>
-        </w:rPr>
-        <w:t>во время</w:t>
-      </w:r>
-      <w:proofErr w:type="gramEnd"/>
-      <w:r>
-        <w:rPr>
-          <w:rFonts w:cs="Times New Roman"/>
-          <w:szCs w:val="28"/>
-        </w:rPr>
-        <w:t xml:space="preserve"> геймплея. Активный слот визуально выделяется рамкой и используется скриптом </w:t>
-      </w:r>
-      <w:proofErr w:type="spellStart"/>
-      <w:r>
-        <w:rPr>
-          <w:rFonts w:cs="Times New Roman"/>
-          <w:szCs w:val="28"/>
-        </w:rPr>
-        <w:t>ItemsUsing.cs</w:t>
-      </w:r>
-      <w:proofErr w:type="spellEnd"/>
-      <w:r>
-        <w:rPr>
-          <w:rFonts w:cs="Times New Roman"/>
-          <w:szCs w:val="28"/>
-        </w:rPr>
-        <w:t xml:space="preserve"> для определения типа текущего инструмента при взаимодействии с объектами мира.</w:t>
+      </w:pPr>
+      <w:r>
+        <w:t xml:space="preserve">Диаграмма вариантов использования системы инвентаря и крафта представлена на рисунке </w:t>
+      </w:r>
+      <w:r>
+        <w:t>1</w:t>
+      </w:r>
+      <w:r>
+        <w:t>4.</w:t>
       </w:r>
     </w:p>
     <w:p>
       <w:pPr>
         <w:keepNext/>
         <w:spacing w:after="0" w:line="360" w:lineRule="auto"/>
+        <w:ind w:hanging="1276"/>
+        <w:jc w:val="center"/>
       </w:pPr>
       <w:r>
         <w:rPr>
@@ -20173,10 +19874,10 @@
           <w:szCs w:val="28"/>
         </w:rPr>
         <w:drawing>
-          <wp:inline distT="0" distB="0" distL="0" distR="0" wp14:anchorId="6B0CE7C2" wp14:editId="68DEBDB9">
-            <wp:extent cx="5940425" cy="2716530"/>
-            <wp:effectExtent l="0" t="0" r="3175" b="7620"/>
-            <wp:docPr id="4" name="Рисунок 4"/>
+          <wp:inline distT="0" distB="0" distL="0" distR="0">
+            <wp:extent cx="5139853" cy="3409950"/>
+            <wp:effectExtent l="0" t="0" r="3810" b="0"/>
+            <wp:docPr id="19" name="Рисунок 19" descr="C:\Users\proho\Downloads\Telega Desktop\image_2026-05-03_14-22-11.png"/>
             <wp:cNvGraphicFramePr>
               <a:graphicFrameLocks xmlns:a="http://schemas.openxmlformats.org/drawingml/2006/main" noChangeAspect="1"/>
             </wp:cNvGraphicFramePr>
@@ -20184,23 +19885,36 @@
               <a:graphicData uri="http://schemas.openxmlformats.org/drawingml/2006/picture">
                 <pic:pic xmlns:pic="http://schemas.openxmlformats.org/drawingml/2006/picture">
                   <pic:nvPicPr>
-                    <pic:cNvPr id="1" name=""/>
-                    <pic:cNvPicPr/>
+                    <pic:cNvPr id="0" name="Picture 1" descr="C:\Users\proho\Downloads\Telega Desktop\image_2026-05-03_14-22-11.png"/>
+                    <pic:cNvPicPr>
+                      <a:picLocks noChangeAspect="1" noChangeArrowheads="1"/>
+                    </pic:cNvPicPr>
                   </pic:nvPicPr>
                   <pic:blipFill>
-                    <a:blip r:embed="rId19"/>
+                    <a:blip r:embed="rId19">
+                      <a:extLst>
+                        <a:ext uri="{28A0092B-C50C-407E-A947-70E740481C1C}">
+                          <a14:useLocalDpi xmlns:a14="http://schemas.microsoft.com/office/drawing/2010/main" val="0"/>
+                        </a:ext>
+                      </a:extLst>
+                    </a:blip>
+                    <a:srcRect/>
                     <a:stretch>
                       <a:fillRect/>
                     </a:stretch>
                   </pic:blipFill>
-                  <pic:spPr>
+                  <pic:spPr bwMode="auto">
                     <a:xfrm>
                       <a:off x="0" y="0"/>
-                      <a:ext cx="5940425" cy="2716530"/>
+                      <a:ext cx="5211063" cy="3457193"/>
                     </a:xfrm>
                     <a:prstGeom prst="rect">
                       <a:avLst/>
                     </a:prstGeom>
+                    <a:noFill/>
+                    <a:ln>
+                      <a:noFill/>
+                    </a:ln>
                   </pic:spPr>
                 </pic:pic>
               </a:graphicData>
@@ -20218,29 +19932,11 @@
         </w:rPr>
       </w:pPr>
       <w:r>
-        <w:t xml:space="preserve">Рисунок </w:t>
-      </w:r>
-      <w:r>
-        <w:t>14</w:t>
-      </w:r>
-      <w:r>
-        <w:t xml:space="preserve"> – Инвентарь игрока</w:t>
-      </w:r>
-      <w:r>
-        <w:t>.</w:t>
-      </w:r>
-    </w:p>
-    <w:p>
-      <w:pPr>
-        <w:pStyle w:val="2"/>
-        <w:spacing w:before="0" w:after="0" w:line="360" w:lineRule="auto"/>
-        <w:ind w:firstLine="709"/>
-      </w:pPr>
-      <w:bookmarkStart w:id="25" w:name="_Toc228279522"/>
-      <w:r>
-        <w:t>2.4 Реализация системы крафта</w:t>
-      </w:r>
-      <w:bookmarkEnd w:id="25"/>
+        <w:t xml:space="preserve">Рисунок 14 - </w:t>
+      </w:r>
+      <w:r>
+        <w:t>Диаграмма вариантов использования системы инвентаря и крафта</w:t>
+      </w:r>
     </w:p>
     <w:p>
       <w:pPr>
@@ -20251,28 +19947,115 @@
           <w:szCs w:val="28"/>
         </w:rPr>
       </w:pPr>
-      <w:r>
-        <w:rPr>
-          <w:rFonts w:cs="Times New Roman"/>
-          <w:szCs w:val="28"/>
-        </w:rPr>
-        <w:t xml:space="preserve">Система крафта позволяет игроку создавать новые предметы из ресурсов, собранных в игровом мире. Механика крафта основана на сетке 3×3, аналогичной системе крафта в игре </w:t>
-      </w:r>
-      <w:proofErr w:type="spellStart"/>
-      <w:r>
-        <w:rPr>
-          <w:rFonts w:cs="Times New Roman"/>
-          <w:szCs w:val="28"/>
-        </w:rPr>
-        <w:t>Minecraft</w:t>
-      </w:r>
-      <w:proofErr w:type="spellEnd"/>
-      <w:r>
-        <w:rPr>
-          <w:rFonts w:cs="Times New Roman"/>
-          <w:szCs w:val="28"/>
-        </w:rPr>
-        <w:t>, что обеспечивает интуитивно понятный интерфейс создания предметов.</w:t>
+      <w:proofErr w:type="spellStart"/>
+      <w:r>
+        <w:rPr>
+          <w:rFonts w:cs="Times New Roman"/>
+          <w:szCs w:val="28"/>
+        </w:rPr>
+        <w:t>InventorySlot.cs</w:t>
+      </w:r>
+      <w:proofErr w:type="spellEnd"/>
+      <w:r>
+        <w:rPr>
+          <w:rFonts w:cs="Times New Roman"/>
+          <w:szCs w:val="28"/>
+        </w:rPr>
+        <w:t xml:space="preserve"> </w:t>
+      </w:r>
+      <w:r>
+        <w:rPr>
+          <w:rFonts w:cs="Times New Roman"/>
+          <w:szCs w:val="28"/>
+        </w:rPr>
+        <w:t>-</w:t>
+      </w:r>
+      <w:r>
+        <w:rPr>
+          <w:rFonts w:cs="Times New Roman"/>
+          <w:szCs w:val="28"/>
+        </w:rPr>
+        <w:t xml:space="preserve"> компонент отдельного слота, реализующий интерфейс </w:t>
+      </w:r>
+      <w:proofErr w:type="spellStart"/>
+      <w:r>
+        <w:rPr>
+          <w:rFonts w:cs="Times New Roman"/>
+          <w:szCs w:val="28"/>
+        </w:rPr>
+        <w:t>IBeginDragHandler</w:t>
+      </w:r>
+      <w:proofErr w:type="spellEnd"/>
+      <w:r>
+        <w:rPr>
+          <w:rFonts w:cs="Times New Roman"/>
+          <w:szCs w:val="28"/>
+        </w:rPr>
+        <w:t xml:space="preserve">, </w:t>
+      </w:r>
+      <w:proofErr w:type="spellStart"/>
+      <w:r>
+        <w:rPr>
+          <w:rFonts w:cs="Times New Roman"/>
+          <w:szCs w:val="28"/>
+        </w:rPr>
+        <w:t>IDragHandler</w:t>
+      </w:r>
+      <w:proofErr w:type="spellEnd"/>
+      <w:r>
+        <w:rPr>
+          <w:rFonts w:cs="Times New Roman"/>
+          <w:szCs w:val="28"/>
+        </w:rPr>
+        <w:t xml:space="preserve">, </w:t>
+      </w:r>
+      <w:proofErr w:type="spellStart"/>
+      <w:r>
+        <w:rPr>
+          <w:rFonts w:cs="Times New Roman"/>
+          <w:szCs w:val="28"/>
+        </w:rPr>
+        <w:t>IEndDragHandler</w:t>
+      </w:r>
+      <w:proofErr w:type="spellEnd"/>
+      <w:r>
+        <w:rPr>
+          <w:rFonts w:cs="Times New Roman"/>
+          <w:szCs w:val="28"/>
+        </w:rPr>
+        <w:t xml:space="preserve"> для поддержки </w:t>
+      </w:r>
+      <w:proofErr w:type="spellStart"/>
+      <w:r>
+        <w:rPr>
+          <w:rFonts w:cs="Times New Roman"/>
+          <w:szCs w:val="28"/>
+        </w:rPr>
+        <w:t>drag-and-drop</w:t>
+      </w:r>
+      <w:proofErr w:type="spellEnd"/>
+      <w:r>
+        <w:rPr>
+          <w:rFonts w:cs="Times New Roman"/>
+          <w:szCs w:val="28"/>
+        </w:rPr>
+        <w:t xml:space="preserve">. При начале перетаскивания создаётся визуальная копия иконки предмета, следующая за курсором. При отпускании слот-приёмник проверяет совместимость предметов: одинаковые типы объединяются в </w:t>
+      </w:r>
+      <w:proofErr w:type="spellStart"/>
+      <w:r>
+        <w:rPr>
+          <w:rFonts w:cs="Times New Roman"/>
+          <w:szCs w:val="28"/>
+        </w:rPr>
+        <w:t>стак</w:t>
+      </w:r>
+      <w:proofErr w:type="spellEnd"/>
+      <w:r>
+        <w:rPr>
+          <w:rFonts w:cs="Times New Roman"/>
+          <w:szCs w:val="28"/>
+        </w:rPr>
+        <w:t>, разные — меняются местами.</w:t>
       </w:r>
     </w:p>
     <w:p>
@@ -20284,43 +20067,195 @@
           <w:szCs w:val="28"/>
         </w:rPr>
       </w:pPr>
-      <w:r>
-        <w:rPr>
-          <w:rFonts w:cs="Times New Roman"/>
-          <w:szCs w:val="28"/>
-        </w:rPr>
-        <w:t>Компоненты системы крафта</w:t>
-      </w:r>
-      <w:r>
-        <w:rPr>
-          <w:rFonts w:cs="Times New Roman"/>
-          <w:szCs w:val="28"/>
-        </w:rPr>
-        <w:t xml:space="preserve"> показаны в т</w:t>
-      </w:r>
-      <w:r>
-        <w:rPr>
-          <w:rFonts w:cs="Times New Roman"/>
-          <w:szCs w:val="28"/>
-        </w:rPr>
-        <w:t>аблиц</w:t>
-      </w:r>
-      <w:r>
-        <w:rPr>
-          <w:rFonts w:cs="Times New Roman"/>
-          <w:szCs w:val="28"/>
-        </w:rPr>
-        <w:t>у 7.</w:t>
+      <w:proofErr w:type="spellStart"/>
+      <w:r>
+        <w:rPr>
+          <w:rFonts w:cs="Times New Roman"/>
+          <w:szCs w:val="28"/>
+        </w:rPr>
+        <w:lastRenderedPageBreak/>
+        <w:t>InventoryItem.cs</w:t>
+      </w:r>
+      <w:proofErr w:type="spellEnd"/>
+      <w:r>
+        <w:rPr>
+          <w:rFonts w:cs="Times New Roman"/>
+          <w:szCs w:val="28"/>
+        </w:rPr>
+        <w:t xml:space="preserve"> </w:t>
+      </w:r>
+      <w:r>
+        <w:rPr>
+          <w:rFonts w:cs="Times New Roman"/>
+          <w:szCs w:val="28"/>
+        </w:rPr>
+        <w:t>-</w:t>
+      </w:r>
+      <w:r>
+        <w:rPr>
+          <w:rFonts w:cs="Times New Roman"/>
+          <w:szCs w:val="28"/>
+        </w:rPr>
+        <w:t xml:space="preserve"> визуальное представление предмета в слоте. Отвечает за отображение иконки (</w:t>
+      </w:r>
+      <w:proofErr w:type="spellStart"/>
+      <w:r>
+        <w:rPr>
+          <w:rFonts w:cs="Times New Roman"/>
+          <w:szCs w:val="28"/>
+        </w:rPr>
+        <w:t>Sprite</w:t>
+      </w:r>
+      <w:proofErr w:type="spellEnd"/>
+      <w:r>
+        <w:rPr>
+          <w:rFonts w:cs="Times New Roman"/>
+          <w:szCs w:val="28"/>
+        </w:rPr>
+        <w:t>), количества (</w:t>
+      </w:r>
+      <w:proofErr w:type="spellStart"/>
+      <w:r>
+        <w:rPr>
+          <w:rFonts w:cs="Times New Roman"/>
+          <w:szCs w:val="28"/>
+        </w:rPr>
+        <w:t>Text</w:t>
+      </w:r>
+      <w:proofErr w:type="spellEnd"/>
+      <w:r>
+        <w:rPr>
+          <w:rFonts w:cs="Times New Roman"/>
+          <w:szCs w:val="28"/>
+        </w:rPr>
+        <w:t xml:space="preserve">) и анимацию перетаскивания. При инициализации получает данные из </w:t>
+      </w:r>
+      <w:proofErr w:type="spellStart"/>
+      <w:r>
+        <w:rPr>
+          <w:rFonts w:cs="Times New Roman"/>
+          <w:szCs w:val="28"/>
+        </w:rPr>
+        <w:t>ScriptableObject</w:t>
+      </w:r>
+      <w:proofErr w:type="spellEnd"/>
+      <w:r>
+        <w:rPr>
+          <w:rFonts w:cs="Times New Roman"/>
+          <w:szCs w:val="28"/>
+        </w:rPr>
+        <w:t xml:space="preserve"> предмета и обновляет визуальное представление.</w:t>
       </w:r>
     </w:p>
     <w:p>
       <w:pPr>
         <w:spacing w:after="0" w:line="360" w:lineRule="auto"/>
-        <w:jc w:val="center"/>
-        <w:rPr>
-          <w:rFonts w:cs="Times New Roman"/>
-          <w:szCs w:val="28"/>
-        </w:rPr>
+        <w:ind w:firstLine="709"/>
+        <w:rPr>
+          <w:rFonts w:cs="Times New Roman"/>
+          <w:szCs w:val="28"/>
+        </w:rPr>
+      </w:pPr>
+      <w:proofErr w:type="spellStart"/>
+      <w:r>
+        <w:rPr>
+          <w:rFonts w:cs="Times New Roman"/>
+          <w:szCs w:val="28"/>
+        </w:rPr>
+        <w:t>InventoryOpen.cs</w:t>
+      </w:r>
+      <w:proofErr w:type="spellEnd"/>
+      <w:r>
+        <w:rPr>
+          <w:rFonts w:cs="Times New Roman"/>
+          <w:szCs w:val="28"/>
+        </w:rPr>
+        <w:t xml:space="preserve"> </w:t>
+      </w:r>
+      <w:r>
+        <w:rPr>
+          <w:rFonts w:cs="Times New Roman"/>
+          <w:szCs w:val="28"/>
+        </w:rPr>
+        <w:t>-</w:t>
+      </w:r>
+      <w:r>
+        <w:rPr>
+          <w:rFonts w:cs="Times New Roman"/>
+          <w:szCs w:val="28"/>
+        </w:rPr>
+        <w:t xml:space="preserve"> простой контроллер открытия/закрытия интерфейса инвентаря по клавише I. При открытии активирует </w:t>
+      </w:r>
+      <w:proofErr w:type="spellStart"/>
+      <w:r>
+        <w:rPr>
+          <w:rFonts w:cs="Times New Roman"/>
+          <w:szCs w:val="28"/>
+        </w:rPr>
+        <w:t>Canvas</w:t>
+      </w:r>
+      <w:proofErr w:type="spellEnd"/>
+      <w:r>
+        <w:rPr>
+          <w:rFonts w:cs="Times New Roman"/>
+          <w:szCs w:val="28"/>
+        </w:rPr>
+        <w:t xml:space="preserve"> инвентаря и передаёт фокус ввода UI-системе.</w:t>
+      </w:r>
+    </w:p>
+    <w:p>
+      <w:pPr>
+        <w:spacing w:after="0" w:line="360" w:lineRule="auto"/>
+        <w:ind w:firstLine="709"/>
+        <w:rPr>
+          <w:rFonts w:cs="Times New Roman"/>
+          <w:szCs w:val="28"/>
+        </w:rPr>
+      </w:pPr>
+      <w:r>
+        <w:rPr>
+          <w:rFonts w:cs="Times New Roman"/>
+          <w:szCs w:val="28"/>
+        </w:rPr>
+        <w:t xml:space="preserve">Выбор активного слота осуществляется клавишами 1-5, что позволяет быстро переключаться между инструментами (топор, кирка) </w:t>
+      </w:r>
+      <w:proofErr w:type="gramStart"/>
+      <w:r>
+        <w:rPr>
+          <w:rFonts w:cs="Times New Roman"/>
+          <w:szCs w:val="28"/>
+        </w:rPr>
+        <w:t>во время</w:t>
+      </w:r>
+      <w:proofErr w:type="gramEnd"/>
+      <w:r>
+        <w:rPr>
+          <w:rFonts w:cs="Times New Roman"/>
+          <w:szCs w:val="28"/>
+        </w:rPr>
+        <w:t xml:space="preserve"> геймплея. Активный слот визуально выделяется рамкой и используется скриптом </w:t>
+      </w:r>
+      <w:proofErr w:type="spellStart"/>
+      <w:r>
+        <w:rPr>
+          <w:rFonts w:cs="Times New Roman"/>
+          <w:szCs w:val="28"/>
+        </w:rPr>
+        <w:t>ItemsUsing.cs</w:t>
+      </w:r>
+      <w:proofErr w:type="spellEnd"/>
+      <w:r>
+        <w:rPr>
+          <w:rFonts w:cs="Times New Roman"/>
+          <w:szCs w:val="28"/>
+        </w:rPr>
+        <w:t xml:space="preserve"> для определения типа текущего инструмента при взаимодействии с объектами мира.</w:t>
+      </w:r>
+    </w:p>
+    <w:p>
+      <w:pPr>
+        <w:keepNext/>
+        <w:spacing w:after="0" w:line="360" w:lineRule="auto"/>
       </w:pPr>
       <w:r>
         <w:rPr>
@@ -20329,10 +20264,10 @@
           <w:szCs w:val="28"/>
         </w:rPr>
         <w:drawing>
-          <wp:inline distT="0" distB="0" distL="0" distR="0" wp14:anchorId="4FC95C21" wp14:editId="7AE04B01">
-            <wp:extent cx="3066933" cy="2342160"/>
-            <wp:effectExtent l="0" t="0" r="635" b="1270"/>
-            <wp:docPr id="12" name="Рисунок 12"/>
+          <wp:inline distT="0" distB="0" distL="0" distR="0" wp14:anchorId="6B0CE7C2" wp14:editId="68DEBDB9">
+            <wp:extent cx="5940425" cy="2716530"/>
+            <wp:effectExtent l="0" t="0" r="3175" b="7620"/>
+            <wp:docPr id="4" name="Рисунок 4"/>
             <wp:cNvGraphicFramePr>
               <a:graphicFrameLocks xmlns:a="http://schemas.openxmlformats.org/drawingml/2006/main" noChangeAspect="1"/>
             </wp:cNvGraphicFramePr>
@@ -20352,7 +20287,7 @@
                   <pic:spPr>
                     <a:xfrm>
                       <a:off x="0" y="0"/>
-                      <a:ext cx="3088885" cy="2358924"/>
+                      <a:ext cx="5940425" cy="2716530"/>
                     </a:xfrm>
                     <a:prstGeom prst="rect">
                       <a:avLst/>
@@ -20368,26 +20303,34 @@
     <w:p>
       <w:pPr>
         <w:jc w:val="center"/>
-        <w:rPr>
-          <w:rFonts w:cs="Times New Roman"/>
-          <w:szCs w:val="28"/>
-        </w:rPr>
       </w:pPr>
       <w:r>
         <w:t xml:space="preserve">Рисунок </w:t>
       </w:r>
       <w:r>
-        <w:t>15</w:t>
-      </w:r>
-      <w:r>
-        <w:t xml:space="preserve"> - </w:t>
-      </w:r>
-      <w:r>
-        <w:t xml:space="preserve">Интерфейс </w:t>
-      </w:r>
-      <w:r>
-        <w:t>создания предметов.</w:t>
-      </w:r>
+        <w:t>1</w:t>
+      </w:r>
+      <w:r>
+        <w:t>5</w:t>
+      </w:r>
+      <w:r>
+        <w:t xml:space="preserve"> – Инвентарь игрока</w:t>
+      </w:r>
+      <w:r>
+        <w:t>.</w:t>
+      </w:r>
+    </w:p>
+    <w:p>
+      <w:pPr>
+        <w:pStyle w:val="2"/>
+        <w:spacing w:before="0" w:after="0" w:line="360" w:lineRule="auto"/>
+        <w:ind w:firstLine="709"/>
+      </w:pPr>
+      <w:bookmarkStart w:id="25" w:name="_Toc228879281"/>
+      <w:r>
+        <w:t>2.4 Реализация системы крафта</w:t>
+      </w:r>
+      <w:bookmarkEnd w:id="25"/>
     </w:p>
     <w:p>
       <w:pPr>
@@ -20398,6 +20341,105 @@
           <w:szCs w:val="28"/>
         </w:rPr>
       </w:pPr>
+      <w:r>
+        <w:rPr>
+          <w:rFonts w:cs="Times New Roman"/>
+          <w:szCs w:val="28"/>
+        </w:rPr>
+        <w:t xml:space="preserve">Система крафта позволяет игроку создавать новые предметы из ресурсов, собранных в игровом мире. Механика крафта основана на сетке 3×3, аналогичной системе крафта в игре </w:t>
+      </w:r>
+      <w:proofErr w:type="spellStart"/>
+      <w:r>
+        <w:rPr>
+          <w:rFonts w:cs="Times New Roman"/>
+          <w:szCs w:val="28"/>
+        </w:rPr>
+        <w:t>Minecraft</w:t>
+      </w:r>
+      <w:proofErr w:type="spellEnd"/>
+      <w:r>
+        <w:rPr>
+          <w:rFonts w:cs="Times New Roman"/>
+          <w:szCs w:val="28"/>
+        </w:rPr>
+        <w:t>, что обеспечивает интуитивно понятный интерфейс создания предметов.</w:t>
+      </w:r>
+    </w:p>
+    <w:p>
+      <w:pPr>
+        <w:spacing w:after="0" w:line="360" w:lineRule="auto"/>
+        <w:ind w:firstLine="709"/>
+        <w:rPr>
+          <w:rFonts w:cs="Times New Roman"/>
+          <w:szCs w:val="28"/>
+        </w:rPr>
+      </w:pPr>
+      <w:r>
+        <w:rPr>
+          <w:rFonts w:cs="Times New Roman"/>
+          <w:szCs w:val="28"/>
+        </w:rPr>
+        <w:t>Компоненты системы крафта</w:t>
+      </w:r>
+      <w:r>
+        <w:rPr>
+          <w:rFonts w:cs="Times New Roman"/>
+          <w:szCs w:val="28"/>
+        </w:rPr>
+        <w:t xml:space="preserve"> показаны в т</w:t>
+      </w:r>
+      <w:r>
+        <w:rPr>
+          <w:rFonts w:cs="Times New Roman"/>
+          <w:szCs w:val="28"/>
+        </w:rPr>
+        <w:t>аблиц</w:t>
+      </w:r>
+      <w:r>
+        <w:rPr>
+          <w:rFonts w:cs="Times New Roman"/>
+          <w:szCs w:val="28"/>
+        </w:rPr>
+        <w:t>у 7.</w:t>
+      </w:r>
+    </w:p>
+    <w:p>
+      <w:pPr>
+        <w:spacing w:after="0" w:line="360" w:lineRule="auto"/>
+        <w:ind w:firstLine="709"/>
+        <w:rPr>
+          <w:rFonts w:cs="Times New Roman"/>
+          <w:szCs w:val="28"/>
+        </w:rPr>
+      </w:pPr>
+      <w:r>
+        <w:rPr>
+          <w:rFonts w:cs="Times New Roman"/>
+          <w:szCs w:val="28"/>
+        </w:rPr>
+        <w:t>Интерфейс создания предметов показан на рисунке 16.</w:t>
+      </w:r>
+    </w:p>
+    <w:p>
+      <w:pPr>
+        <w:spacing w:after="0" w:line="360" w:lineRule="auto"/>
+        <w:jc w:val="center"/>
+        <w:rPr>
+          <w:rFonts w:cs="Times New Roman"/>
+          <w:szCs w:val="28"/>
+        </w:rPr>
+      </w:pPr>
+    </w:p>
+    <w:p>
+      <w:pPr>
+        <w:spacing w:after="0" w:line="360" w:lineRule="auto"/>
+        <w:ind w:firstLine="709"/>
+        <w:rPr>
+          <w:rFonts w:cs="Times New Roman"/>
+          <w:noProof/>
+          <w:szCs w:val="28"/>
+        </w:rPr>
+      </w:pPr>
       <w:proofErr w:type="spellStart"/>
       <w:r>
         <w:rPr>
@@ -20493,342 +20535,23 @@
         </w:rPr>
         <w:t xml:space="preserve"> заполненных ячеек и смещает рецепт к левому верхнему углу сетки. Это позволяет игроку размещать ингредиенты в любом углу сетки 3×3, и рецепт всё равно будет распознан корректно.</w:t>
       </w:r>
-    </w:p>
-    <w:p>
-      <w:pPr>
-        <w:spacing w:after="0" w:line="360" w:lineRule="auto"/>
-        <w:ind w:firstLine="709"/>
-        <w:rPr>
-          <w:rFonts w:cs="Times New Roman"/>
-          <w:szCs w:val="28"/>
-        </w:rPr>
-      </w:pPr>
-      <w:r>
-        <w:rPr>
-          <w:rFonts w:cs="Times New Roman"/>
-          <w:szCs w:val="28"/>
-        </w:rPr>
-        <w:t>Интерфейс создания предметов показан на рисунке 12.</w:t>
-      </w:r>
-    </w:p>
-    <w:p>
-      <w:pPr>
-        <w:spacing w:after="0" w:line="360" w:lineRule="auto"/>
-        <w:ind w:firstLine="709"/>
-        <w:rPr>
-          <w:rFonts w:cs="Times New Roman"/>
-          <w:szCs w:val="28"/>
-        </w:rPr>
-      </w:pPr>
-      <w:r>
-        <w:rPr>
-          <w:rFonts w:cs="Times New Roman"/>
-          <w:szCs w:val="28"/>
-        </w:rPr>
-        <w:t>Алгоритм нормализации работает следующим образом: при изменении содержимого слотов крафта система сканирует сетку 3×3, находит минимальные и максимальные координаты заполненных ячеек, вычисляет смещение и создаёт нормализованный ключ рецепта. Этот ключ сравнивается с нормализованными ключами всех известных рецептов. При совпадении в слоте результата отображается предмет-результат.</w:t>
-      </w:r>
-    </w:p>
-    <w:p>
-      <w:pPr>
-        <w:spacing w:after="0" w:line="360" w:lineRule="auto"/>
-        <w:ind w:firstLine="709"/>
-        <w:rPr>
-          <w:rFonts w:cs="Times New Roman"/>
-          <w:szCs w:val="28"/>
-        </w:rPr>
-      </w:pPr>
-      <w:proofErr w:type="spellStart"/>
-      <w:r>
-        <w:rPr>
-          <w:rFonts w:cs="Times New Roman"/>
-          <w:szCs w:val="28"/>
-        </w:rPr>
-        <w:t>CraftingUI.cs</w:t>
-      </w:r>
-      <w:proofErr w:type="spellEnd"/>
-      <w:r>
-        <w:rPr>
-          <w:rFonts w:cs="Times New Roman"/>
+      <w:r>
+        <w:rPr>
+          <w:rFonts w:cs="Times New Roman"/>
+          <w:noProof/>
           <w:szCs w:val="28"/>
         </w:rPr>
         <w:t xml:space="preserve"> </w:t>
       </w:r>
-      <w:r>
-        <w:rPr>
-          <w:rFonts w:cs="Times New Roman"/>
-          <w:szCs w:val="28"/>
-        </w:rPr>
-        <w:t>-</w:t>
-      </w:r>
-      <w:r>
-        <w:rPr>
-          <w:rFonts w:cs="Times New Roman"/>
-          <w:szCs w:val="28"/>
-        </w:rPr>
-        <w:t xml:space="preserve"> контроллер пользовательского интерфейса крафта. Обновляет отображение слота результата при каждом изменении сетки ингредиентов. При нажатии кнопки «Забрать» проверяет наличие свободного места в инвентаре игрока, добавляет результат и удаляет ингредиенты из слотов крафта.</w:t>
-      </w:r>
-    </w:p>
-    <w:p>
-      <w:pPr>
-        <w:spacing w:after="0" w:line="360" w:lineRule="auto"/>
-        <w:ind w:firstLine="709"/>
-        <w:rPr>
-          <w:rFonts w:cs="Times New Roman"/>
-          <w:szCs w:val="28"/>
-        </w:rPr>
-      </w:pPr>
-      <w:proofErr w:type="spellStart"/>
-      <w:r>
-        <w:rPr>
-          <w:rFonts w:cs="Times New Roman"/>
-          <w:szCs w:val="28"/>
-        </w:rPr>
-        <w:t>CraftingSetup.cs</w:t>
-      </w:r>
-      <w:proofErr w:type="spellEnd"/>
-      <w:r>
-        <w:rPr>
-          <w:rFonts w:cs="Times New Roman"/>
-          <w:szCs w:val="28"/>
-        </w:rPr>
-        <w:t xml:space="preserve"> </w:t>
-      </w:r>
-      <w:r>
-        <w:rPr>
-          <w:rFonts w:cs="Times New Roman"/>
-          <w:szCs w:val="28"/>
-        </w:rPr>
-        <w:t>-</w:t>
-      </w:r>
-      <w:r>
-        <w:rPr>
-          <w:rFonts w:cs="Times New Roman"/>
-          <w:szCs w:val="28"/>
-        </w:rPr>
-        <w:t xml:space="preserve"> утилита автоматической настройки системы крафта. При запуске сцены находит все необходимые UI-контейнеры (слоты ингредиентов, слот результата), добавляет компоненты </w:t>
-      </w:r>
-      <w:proofErr w:type="spellStart"/>
-      <w:r>
-        <w:rPr>
-          <w:rFonts w:cs="Times New Roman"/>
-          <w:szCs w:val="28"/>
-        </w:rPr>
-        <w:t>CraftSlot</w:t>
-      </w:r>
-      <w:proofErr w:type="spellEnd"/>
-      <w:r>
-        <w:rPr>
-          <w:rFonts w:cs="Times New Roman"/>
-          <w:szCs w:val="28"/>
-        </w:rPr>
-        <w:t xml:space="preserve"> к каждому слоту и связывает их с </w:t>
-      </w:r>
-      <w:proofErr w:type="spellStart"/>
-      <w:r>
-        <w:rPr>
-          <w:rFonts w:cs="Times New Roman"/>
-          <w:szCs w:val="28"/>
-        </w:rPr>
-        <w:t>CraftingManager</w:t>
-      </w:r>
-      <w:proofErr w:type="spellEnd"/>
-      <w:r>
-        <w:rPr>
-          <w:rFonts w:cs="Times New Roman"/>
-          <w:szCs w:val="28"/>
-        </w:rPr>
-        <w:t>.</w:t>
-      </w:r>
-    </w:p>
-    <w:p>
-      <w:r>
-        <w:t xml:space="preserve">Каждый рецепт хранится как отдельный </w:t>
-      </w:r>
-      <w:proofErr w:type="spellStart"/>
-      <w:r>
-        <w:t>ассет</w:t>
-      </w:r>
-      <w:proofErr w:type="spellEnd"/>
-      <w:r>
-        <w:t xml:space="preserve"> </w:t>
-      </w:r>
-      <w:proofErr w:type="spellStart"/>
-      <w:r>
-        <w:t>ScriptableObject</w:t>
-      </w:r>
-      <w:proofErr w:type="spellEnd"/>
-      <w:r>
-        <w:t xml:space="preserve"> </w:t>
-      </w:r>
-      <w:proofErr w:type="spellStart"/>
-      <w:r>
-        <w:t>CraftRecipe</w:t>
-      </w:r>
-      <w:proofErr w:type="spellEnd"/>
-      <w:r>
-        <w:t xml:space="preserve"> и автоматически нормализуется при сравнении (</w:t>
-      </w:r>
-      <w:proofErr w:type="spellStart"/>
-      <w:r>
-        <w:t>CraftingManager.NormalizeGrid</w:t>
-      </w:r>
-      <w:proofErr w:type="spellEnd"/>
-      <w:r>
-        <w:t>), что обеспечивает корректное распознавание независимо от позиции ингредиентов в сетке 3×3 — игрок может разместить компоненты в любом углу, и система всё равно найдёт совпадение. Аналогичный принцип нормализации применяется и к самой сетке игрока: сначала рассчитываются минимальные и максимальные строки и столбцы заполненных ячеек, после чего паттерн сдвигается к левому верхнему углу и сравнивается с нормализованными ключами всех известных рецептов.</w:t>
-      </w:r>
-    </w:p>
-    <w:p>
-      <w:pPr>
-        <w:spacing w:after="0" w:line="360" w:lineRule="auto"/>
-        <w:ind w:firstLine="709"/>
-        <w:rPr>
-          <w:rFonts w:cs="Times New Roman"/>
-          <w:szCs w:val="28"/>
-        </w:rPr>
-      </w:pPr>
-      <w:r>
-        <w:rPr>
-          <w:rFonts w:cs="Times New Roman"/>
-          <w:szCs w:val="28"/>
-        </w:rPr>
-        <w:lastRenderedPageBreak/>
-        <w:t xml:space="preserve">На текущий момент в игре реализованы три рецепта крафта: доски (1 дерево = 4 доски), каменная кирка (3 камня + 2 дерева) и каменный топор (3 камня + 2 дерева). Рецепты создаются через редакторскую утилиту </w:t>
-      </w:r>
-      <w:proofErr w:type="spellStart"/>
-      <w:r>
-        <w:rPr>
-          <w:rFonts w:cs="Times New Roman"/>
-          <w:szCs w:val="28"/>
-        </w:rPr>
-        <w:t>CreateCraftRecipes.cs</w:t>
-      </w:r>
-      <w:proofErr w:type="spellEnd"/>
-      <w:r>
-        <w:rPr>
-          <w:rFonts w:cs="Times New Roman"/>
-          <w:szCs w:val="28"/>
-        </w:rPr>
-        <w:t xml:space="preserve">, доступную через меню </w:t>
-      </w:r>
-      <w:proofErr w:type="spellStart"/>
-      <w:r>
-        <w:rPr>
-          <w:rFonts w:cs="Times New Roman"/>
-          <w:szCs w:val="28"/>
-        </w:rPr>
-        <w:t>Tools</w:t>
-      </w:r>
-      <w:proofErr w:type="spellEnd"/>
-      <w:r>
-        <w:rPr>
-          <w:rFonts w:cs="Times New Roman"/>
-          <w:szCs w:val="28"/>
-        </w:rPr>
-        <w:t xml:space="preserve"> → </w:t>
-      </w:r>
-      <w:proofErr w:type="spellStart"/>
-      <w:r>
-        <w:rPr>
-          <w:rFonts w:cs="Times New Roman"/>
-          <w:szCs w:val="28"/>
-        </w:rPr>
-        <w:t>Create</w:t>
-      </w:r>
-      <w:proofErr w:type="spellEnd"/>
-      <w:r>
-        <w:rPr>
-          <w:rFonts w:cs="Times New Roman"/>
-          <w:szCs w:val="28"/>
-        </w:rPr>
-        <w:t xml:space="preserve"> </w:t>
-      </w:r>
-      <w:proofErr w:type="spellStart"/>
-      <w:r>
-        <w:rPr>
-          <w:rFonts w:cs="Times New Roman"/>
-          <w:szCs w:val="28"/>
-        </w:rPr>
-        <w:t>Craft</w:t>
-      </w:r>
-      <w:proofErr w:type="spellEnd"/>
-      <w:r>
-        <w:rPr>
-          <w:rFonts w:cs="Times New Roman"/>
-          <w:szCs w:val="28"/>
-        </w:rPr>
-        <w:t xml:space="preserve"> </w:t>
-      </w:r>
-      <w:proofErr w:type="spellStart"/>
-      <w:r>
-        <w:rPr>
-          <w:rFonts w:cs="Times New Roman"/>
-          <w:szCs w:val="28"/>
-        </w:rPr>
-        <w:t>Recipes</w:t>
-      </w:r>
-      <w:proofErr w:type="spellEnd"/>
-      <w:r>
-        <w:rPr>
-          <w:rFonts w:cs="Times New Roman"/>
-          <w:szCs w:val="28"/>
-        </w:rPr>
-        <w:t xml:space="preserve"> в </w:t>
-      </w:r>
-      <w:proofErr w:type="spellStart"/>
-      <w:r>
-        <w:rPr>
-          <w:rFonts w:cs="Times New Roman"/>
-          <w:szCs w:val="28"/>
-        </w:rPr>
-        <w:t>Unity</w:t>
-      </w:r>
-      <w:proofErr w:type="spellEnd"/>
-      <w:r>
-        <w:rPr>
-          <w:rFonts w:cs="Times New Roman"/>
-          <w:szCs w:val="28"/>
-        </w:rPr>
-        <w:t xml:space="preserve"> </w:t>
-      </w:r>
-      <w:proofErr w:type="spellStart"/>
-      <w:r>
-        <w:rPr>
-          <w:rFonts w:cs="Times New Roman"/>
-          <w:szCs w:val="28"/>
-        </w:rPr>
-        <w:t>Editor</w:t>
-      </w:r>
-      <w:proofErr w:type="spellEnd"/>
-      <w:r>
-        <w:rPr>
-          <w:rFonts w:cs="Times New Roman"/>
-          <w:szCs w:val="28"/>
-        </w:rPr>
-        <w:t>.</w:t>
-      </w:r>
-    </w:p>
-    <w:p>
-      <w:pPr>
-        <w:spacing w:after="0" w:line="360" w:lineRule="auto"/>
-        <w:ind w:firstLine="709"/>
-        <w:rPr>
-          <w:rFonts w:cs="Times New Roman"/>
-          <w:szCs w:val="28"/>
-        </w:rPr>
-      </w:pPr>
-      <w:r>
-        <w:rPr>
-          <w:rFonts w:cs="Times New Roman"/>
-          <w:szCs w:val="28"/>
-        </w:rPr>
-        <w:t>Результат создания предметов представлен на рисунке 13.</w:t>
-      </w:r>
-    </w:p>
-    <w:p>
-      <w:pPr>
-        <w:keepNext/>
+    </w:p>
+    <w:p>
+      <w:pPr>
         <w:spacing w:after="0" w:line="360" w:lineRule="auto"/>
         <w:jc w:val="center"/>
+        <w:rPr>
+          <w:rFonts w:cs="Times New Roman"/>
+          <w:szCs w:val="28"/>
+        </w:rPr>
       </w:pPr>
       <w:r>
         <w:rPr>
@@ -20837,10 +20560,10 @@
           <w:szCs w:val="28"/>
         </w:rPr>
         <w:drawing>
-          <wp:inline distT="0" distB="0" distL="0" distR="0" wp14:anchorId="57E203FE" wp14:editId="71DB57E7">
-            <wp:extent cx="3915321" cy="2905530"/>
-            <wp:effectExtent l="0" t="0" r="9525" b="9525"/>
-            <wp:docPr id="13" name="Рисунок 13"/>
+          <wp:inline distT="0" distB="0" distL="0" distR="0" wp14:anchorId="73304E79" wp14:editId="1F3F6F52">
+            <wp:extent cx="3066933" cy="2342160"/>
+            <wp:effectExtent l="0" t="0" r="635" b="1270"/>
+            <wp:docPr id="12" name="Рисунок 12"/>
             <wp:cNvGraphicFramePr>
               <a:graphicFrameLocks xmlns:a="http://schemas.openxmlformats.org/drawingml/2006/main" noChangeAspect="1"/>
             </wp:cNvGraphicFramePr>
@@ -20860,7 +20583,7 @@
                   <pic:spPr>
                     <a:xfrm>
                       <a:off x="0" y="0"/>
-                      <a:ext cx="3915321" cy="2905530"/>
+                      <a:ext cx="3088885" cy="2358924"/>
                     </a:xfrm>
                     <a:prstGeom prst="rect">
                       <a:avLst/>
@@ -20882,15 +20605,505 @@
         </w:rPr>
       </w:pPr>
       <w:r>
-        <w:t xml:space="preserve">Рисунок </w:t>
-      </w:r>
-      <w:r>
-        <w:t>16</w:t>
-      </w:r>
-      <w:r>
-        <w:t xml:space="preserve"> - Пример результата крафта</w:t>
-      </w:r>
-      <w:r>
+        <w:t xml:space="preserve">Рисунок 16 - </w:t>
+      </w:r>
+      <w:r>
+        <w:t xml:space="preserve">Интерфейс </w:t>
+      </w:r>
+      <w:r>
+        <w:t>создания предметов.</w:t>
+      </w:r>
+    </w:p>
+    <w:p>
+      <w:pPr>
+        <w:spacing w:after="0" w:line="360" w:lineRule="auto"/>
+        <w:ind w:firstLine="709"/>
+        <w:rPr>
+          <w:rFonts w:cs="Times New Roman"/>
+          <w:szCs w:val="28"/>
+        </w:rPr>
+      </w:pPr>
+      <w:r>
+        <w:rPr>
+          <w:rFonts w:cs="Times New Roman"/>
+          <w:szCs w:val="28"/>
+        </w:rPr>
+        <w:t>Алгоритм нормализации работает следующим образом: при изменении содержимого слотов крафта система сканирует сетку 3×3, находит минимальные и максимальные координаты заполненных ячеек, вычисляет смещение и создаёт нормализованный ключ рецепта. Этот ключ сравнивается с нормализованными ключами всех известных рецептов. При совпадении в слоте результата отображается предмет-результат.</w:t>
+      </w:r>
+    </w:p>
+    <w:p>
+      <w:pPr>
+        <w:spacing w:after="0" w:line="360" w:lineRule="auto"/>
+        <w:ind w:firstLine="709"/>
+        <w:rPr>
+          <w:rFonts w:cs="Times New Roman"/>
+          <w:szCs w:val="28"/>
+        </w:rPr>
+      </w:pPr>
+      <w:r>
+        <w:t xml:space="preserve">Детальный процесс создания предмета в системе крафта представлен на рисунке </w:t>
+      </w:r>
+      <w:r>
+        <w:t>17</w:t>
+      </w:r>
+      <w:r>
+        <w:t>.</w:t>
+      </w:r>
+    </w:p>
+    <w:p>
+      <w:pPr>
+        <w:spacing w:after="0" w:line="360" w:lineRule="auto"/>
+        <w:ind w:firstLine="709"/>
+        <w:rPr>
+          <w:rFonts w:cs="Times New Roman"/>
+          <w:szCs w:val="28"/>
+        </w:rPr>
+      </w:pPr>
+      <w:proofErr w:type="spellStart"/>
+      <w:r>
+        <w:rPr>
+          <w:rFonts w:cs="Times New Roman"/>
+          <w:szCs w:val="28"/>
+        </w:rPr>
+        <w:t>CraftingUI.cs</w:t>
+      </w:r>
+      <w:proofErr w:type="spellEnd"/>
+      <w:r>
+        <w:rPr>
+          <w:rFonts w:cs="Times New Roman"/>
+          <w:szCs w:val="28"/>
+        </w:rPr>
+        <w:t xml:space="preserve"> </w:t>
+      </w:r>
+      <w:r>
+        <w:rPr>
+          <w:rFonts w:cs="Times New Roman"/>
+          <w:szCs w:val="28"/>
+        </w:rPr>
+        <w:t>-</w:t>
+      </w:r>
+      <w:r>
+        <w:rPr>
+          <w:rFonts w:cs="Times New Roman"/>
+          <w:szCs w:val="28"/>
+        </w:rPr>
+        <w:t xml:space="preserve"> контроллер пользовательского интерфейса крафта. Обновляет отображение слота результата при каждом изменении сетки ингредиентов. При нажатии кнопки «Забрать» проверяет наличие свободного места в инвентаре игрока, добавляет результат и удаляет ингредиенты из слотов крафта.</w:t>
+      </w:r>
+    </w:p>
+    <w:p>
+      <w:pPr>
+        <w:spacing w:after="0" w:line="360" w:lineRule="auto"/>
+        <w:ind w:firstLine="709"/>
+        <w:rPr>
+          <w:rFonts w:cs="Times New Roman"/>
+          <w:szCs w:val="28"/>
+        </w:rPr>
+      </w:pPr>
+      <w:proofErr w:type="spellStart"/>
+      <w:r>
+        <w:rPr>
+          <w:rFonts w:cs="Times New Roman"/>
+          <w:szCs w:val="28"/>
+        </w:rPr>
+        <w:lastRenderedPageBreak/>
+        <w:t>CraftingSetup.cs</w:t>
+      </w:r>
+      <w:proofErr w:type="spellEnd"/>
+      <w:r>
+        <w:rPr>
+          <w:rFonts w:cs="Times New Roman"/>
+          <w:szCs w:val="28"/>
+        </w:rPr>
+        <w:t xml:space="preserve"> </w:t>
+      </w:r>
+      <w:r>
+        <w:rPr>
+          <w:rFonts w:cs="Times New Roman"/>
+          <w:szCs w:val="28"/>
+        </w:rPr>
+        <w:t>-</w:t>
+      </w:r>
+      <w:r>
+        <w:rPr>
+          <w:rFonts w:cs="Times New Roman"/>
+          <w:szCs w:val="28"/>
+        </w:rPr>
+        <w:t xml:space="preserve"> утилита автоматической настройки системы крафта. При запуске сцены находит все необходимые UI-контейнеры (слоты ингредиентов, слот результата), добавляет компоненты </w:t>
+      </w:r>
+      <w:proofErr w:type="spellStart"/>
+      <w:r>
+        <w:rPr>
+          <w:rFonts w:cs="Times New Roman"/>
+          <w:szCs w:val="28"/>
+        </w:rPr>
+        <w:t>CraftSlot</w:t>
+      </w:r>
+      <w:proofErr w:type="spellEnd"/>
+      <w:r>
+        <w:rPr>
+          <w:rFonts w:cs="Times New Roman"/>
+          <w:szCs w:val="28"/>
+        </w:rPr>
+        <w:t xml:space="preserve"> к каждому слоту и связывает их с </w:t>
+      </w:r>
+      <w:proofErr w:type="spellStart"/>
+      <w:r>
+        <w:rPr>
+          <w:rFonts w:cs="Times New Roman"/>
+          <w:szCs w:val="28"/>
+        </w:rPr>
+        <w:t>CraftingManager</w:t>
+      </w:r>
+      <w:proofErr w:type="spellEnd"/>
+      <w:r>
+        <w:rPr>
+          <w:rFonts w:cs="Times New Roman"/>
+          <w:szCs w:val="28"/>
+        </w:rPr>
+        <w:t>.</w:t>
+      </w:r>
+    </w:p>
+    <w:p>
+      <w:pPr>
+        <w:spacing w:after="0" w:line="360" w:lineRule="auto"/>
+        <w:jc w:val="center"/>
+        <w:rPr>
+          <w:rFonts w:cs="Times New Roman"/>
+          <w:szCs w:val="28"/>
+        </w:rPr>
+      </w:pPr>
+      <w:r>
+        <w:rPr>
+          <w:rFonts w:cs="Times New Roman"/>
+          <w:noProof/>
+          <w:szCs w:val="28"/>
+        </w:rPr>
+        <w:drawing>
+          <wp:inline distT="0" distB="0" distL="0" distR="0">
+            <wp:extent cx="5940425" cy="2130220"/>
+            <wp:effectExtent l="0" t="0" r="3175" b="3810"/>
+            <wp:docPr id="20" name="Рисунок 20" descr="C:\Users\proho\Downloads\Telega Desktop\image_2026-05-03_17-26-11.png"/>
+            <wp:cNvGraphicFramePr>
+              <a:graphicFrameLocks xmlns:a="http://schemas.openxmlformats.org/drawingml/2006/main" noChangeAspect="1"/>
+            </wp:cNvGraphicFramePr>
+            <a:graphic xmlns:a="http://schemas.openxmlformats.org/drawingml/2006/main">
+              <a:graphicData uri="http://schemas.openxmlformats.org/drawingml/2006/picture">
+                <pic:pic xmlns:pic="http://schemas.openxmlformats.org/drawingml/2006/picture">
+                  <pic:nvPicPr>
+                    <pic:cNvPr id="0" name="Picture 2" descr="C:\Users\proho\Downloads\Telega Desktop\image_2026-05-03_17-26-11.png"/>
+                    <pic:cNvPicPr>
+                      <a:picLocks noChangeAspect="1" noChangeArrowheads="1"/>
+                    </pic:cNvPicPr>
+                  </pic:nvPicPr>
+                  <pic:blipFill>
+                    <a:blip r:embed="rId22" cstate="print">
+                      <a:extLst>
+                        <a:ext uri="{28A0092B-C50C-407E-A947-70E740481C1C}">
+                          <a14:useLocalDpi xmlns:a14="http://schemas.microsoft.com/office/drawing/2010/main" val="0"/>
+                        </a:ext>
+                      </a:extLst>
+                    </a:blip>
+                    <a:srcRect/>
+                    <a:stretch>
+                      <a:fillRect/>
+                    </a:stretch>
+                  </pic:blipFill>
+                  <pic:spPr bwMode="auto">
+                    <a:xfrm>
+                      <a:off x="0" y="0"/>
+                      <a:ext cx="5940425" cy="2130220"/>
+                    </a:xfrm>
+                    <a:prstGeom prst="rect">
+                      <a:avLst/>
+                    </a:prstGeom>
+                    <a:noFill/>
+                    <a:ln>
+                      <a:noFill/>
+                    </a:ln>
+                  </pic:spPr>
+                </pic:pic>
+              </a:graphicData>
+            </a:graphic>
+          </wp:inline>
+        </w:drawing>
+      </w:r>
+    </w:p>
+    <w:p>
+      <w:pPr>
+        <w:spacing w:after="0" w:line="360" w:lineRule="auto"/>
+        <w:jc w:val="center"/>
+      </w:pPr>
+      <w:r>
+        <w:t>Рисунок 17 — BPMN-диаграмма процесса создания предмета.</w:t>
+      </w:r>
+    </w:p>
+    <w:p>
+      <w:pPr>
+        <w:spacing w:after="0" w:line="360" w:lineRule="auto"/>
+        <w:ind w:firstLine="709"/>
+        <w:contextualSpacing/>
+      </w:pPr>
+      <w:r>
+        <w:t xml:space="preserve">Каждый рецепт хранится как отдельный </w:t>
+      </w:r>
+      <w:proofErr w:type="spellStart"/>
+      <w:r>
+        <w:t>ассет</w:t>
+      </w:r>
+      <w:proofErr w:type="spellEnd"/>
+      <w:r>
+        <w:t xml:space="preserve"> </w:t>
+      </w:r>
+      <w:proofErr w:type="spellStart"/>
+      <w:r>
+        <w:t>ScriptableObject</w:t>
+      </w:r>
+      <w:proofErr w:type="spellEnd"/>
+      <w:r>
+        <w:t xml:space="preserve"> </w:t>
+      </w:r>
+      <w:proofErr w:type="spellStart"/>
+      <w:r>
+        <w:t>CraftRecipe</w:t>
+      </w:r>
+      <w:proofErr w:type="spellEnd"/>
+      <w:r>
+        <w:t xml:space="preserve"> и автоматически нормализуется при сравнении (</w:t>
+      </w:r>
+      <w:proofErr w:type="spellStart"/>
+      <w:r>
+        <w:t>CraftingManager.NormalizeGrid</w:t>
+      </w:r>
+      <w:proofErr w:type="spellEnd"/>
+      <w:r>
+        <w:t>), что обеспечивает корректное распознавание независимо от позиции ингредиентов в сетке 3×3 — игрок может разместить компоненты в любом углу, и система всё равно найдёт совпадение. Аналогичный принцип нормализации применяется и к самой сетке игрока: сначала рассчитываются минимальные и максимальные строки и столбцы заполненных ячеек, после чего паттерн сдвигается к левому верхнему углу и сравнивается с нормализованными ключами всех известных рецептов.</w:t>
+      </w:r>
+    </w:p>
+    <w:p>
+      <w:pPr>
+        <w:spacing w:after="0" w:line="360" w:lineRule="auto"/>
+        <w:contextualSpacing/>
+        <w:jc w:val="center"/>
+      </w:pPr>
+      <w:r>
+        <w:rPr>
+          <w:rFonts w:cs="Times New Roman"/>
+          <w:noProof/>
+          <w:szCs w:val="28"/>
+        </w:rPr>
+        <w:drawing>
+          <wp:inline distT="0" distB="0" distL="0" distR="0" wp14:anchorId="4C60DA21" wp14:editId="3A9D10B6">
+            <wp:extent cx="3170555" cy="2352846"/>
+            <wp:effectExtent l="0" t="0" r="0" b="9525"/>
+            <wp:docPr id="13" name="Рисунок 13"/>
+            <wp:cNvGraphicFramePr>
+              <a:graphicFrameLocks xmlns:a="http://schemas.openxmlformats.org/drawingml/2006/main" noChangeAspect="1"/>
+            </wp:cNvGraphicFramePr>
+            <a:graphic xmlns:a="http://schemas.openxmlformats.org/drawingml/2006/main">
+              <a:graphicData uri="http://schemas.openxmlformats.org/drawingml/2006/picture">
+                <pic:pic xmlns:pic="http://schemas.openxmlformats.org/drawingml/2006/picture">
+                  <pic:nvPicPr>
+                    <pic:cNvPr id="1" name=""/>
+                    <pic:cNvPicPr/>
+                  </pic:nvPicPr>
+                  <pic:blipFill>
+                    <a:blip r:embed="rId23"/>
+                    <a:stretch>
+                      <a:fillRect/>
+                    </a:stretch>
+                  </pic:blipFill>
+                  <pic:spPr>
+                    <a:xfrm>
+                      <a:off x="0" y="0"/>
+                      <a:ext cx="3192434" cy="2369082"/>
+                    </a:xfrm>
+                    <a:prstGeom prst="rect">
+                      <a:avLst/>
+                    </a:prstGeom>
+                  </pic:spPr>
+                </pic:pic>
+              </a:graphicData>
+            </a:graphic>
+          </wp:inline>
+        </w:drawing>
+      </w:r>
+    </w:p>
+    <w:p>
+      <w:pPr>
+        <w:jc w:val="center"/>
+        <w:rPr>
+          <w:rFonts w:cs="Times New Roman"/>
+          <w:szCs w:val="28"/>
+        </w:rPr>
+      </w:pPr>
+      <w:r>
+        <w:t>Рисунок 1</w:t>
+      </w:r>
+      <w:r>
+        <w:t>8</w:t>
+      </w:r>
+      <w:r>
+        <w:t xml:space="preserve"> - Пример результата крафта.</w:t>
+      </w:r>
+    </w:p>
+    <w:p>
+      <w:pPr>
+        <w:spacing w:after="0" w:line="360" w:lineRule="auto"/>
+        <w:ind w:firstLine="709"/>
+        <w:rPr>
+          <w:rFonts w:cs="Times New Roman"/>
+          <w:szCs w:val="28"/>
+        </w:rPr>
+      </w:pPr>
+      <w:r>
+        <w:rPr>
+          <w:rFonts w:cs="Times New Roman"/>
+          <w:szCs w:val="28"/>
+        </w:rPr>
+        <w:lastRenderedPageBreak/>
+        <w:t xml:space="preserve">На текущий момент в игре реализованы три рецепта крафта: доски (1 дерево = 4 доски), каменная кирка (3 камня + 2 дерева) и каменный топор (3 камня + 2 дерева). Рецепты создаются через редакторскую утилиту </w:t>
+      </w:r>
+      <w:proofErr w:type="spellStart"/>
+      <w:r>
+        <w:rPr>
+          <w:rFonts w:cs="Times New Roman"/>
+          <w:szCs w:val="28"/>
+        </w:rPr>
+        <w:t>CreateCraftRecipes.cs</w:t>
+      </w:r>
+      <w:proofErr w:type="spellEnd"/>
+      <w:r>
+        <w:rPr>
+          <w:rFonts w:cs="Times New Roman"/>
+          <w:szCs w:val="28"/>
+        </w:rPr>
+        <w:t xml:space="preserve">, доступную через меню </w:t>
+      </w:r>
+      <w:proofErr w:type="spellStart"/>
+      <w:r>
+        <w:rPr>
+          <w:rFonts w:cs="Times New Roman"/>
+          <w:szCs w:val="28"/>
+        </w:rPr>
+        <w:t>Tools</w:t>
+      </w:r>
+      <w:proofErr w:type="spellEnd"/>
+      <w:r>
+        <w:rPr>
+          <w:rFonts w:cs="Times New Roman"/>
+          <w:szCs w:val="28"/>
+        </w:rPr>
+        <w:t xml:space="preserve"> → </w:t>
+      </w:r>
+      <w:proofErr w:type="spellStart"/>
+      <w:r>
+        <w:rPr>
+          <w:rFonts w:cs="Times New Roman"/>
+          <w:szCs w:val="28"/>
+        </w:rPr>
+        <w:t>Create</w:t>
+      </w:r>
+      <w:proofErr w:type="spellEnd"/>
+      <w:r>
+        <w:rPr>
+          <w:rFonts w:cs="Times New Roman"/>
+          <w:szCs w:val="28"/>
+        </w:rPr>
+        <w:t xml:space="preserve"> </w:t>
+      </w:r>
+      <w:proofErr w:type="spellStart"/>
+      <w:r>
+        <w:rPr>
+          <w:rFonts w:cs="Times New Roman"/>
+          <w:szCs w:val="28"/>
+        </w:rPr>
+        <w:t>Craft</w:t>
+      </w:r>
+      <w:proofErr w:type="spellEnd"/>
+      <w:r>
+        <w:rPr>
+          <w:rFonts w:cs="Times New Roman"/>
+          <w:szCs w:val="28"/>
+        </w:rPr>
+        <w:t xml:space="preserve"> </w:t>
+      </w:r>
+      <w:proofErr w:type="spellStart"/>
+      <w:r>
+        <w:rPr>
+          <w:rFonts w:cs="Times New Roman"/>
+          <w:szCs w:val="28"/>
+        </w:rPr>
+        <w:t>Recipes</w:t>
+      </w:r>
+      <w:proofErr w:type="spellEnd"/>
+      <w:r>
+        <w:rPr>
+          <w:rFonts w:cs="Times New Roman"/>
+          <w:szCs w:val="28"/>
+        </w:rPr>
+        <w:t xml:space="preserve"> в </w:t>
+      </w:r>
+      <w:proofErr w:type="spellStart"/>
+      <w:r>
+        <w:rPr>
+          <w:rFonts w:cs="Times New Roman"/>
+          <w:szCs w:val="28"/>
+        </w:rPr>
+        <w:t>Unity</w:t>
+      </w:r>
+      <w:proofErr w:type="spellEnd"/>
+      <w:r>
+        <w:rPr>
+          <w:rFonts w:cs="Times New Roman"/>
+          <w:szCs w:val="28"/>
+        </w:rPr>
+        <w:t xml:space="preserve"> </w:t>
+      </w:r>
+      <w:proofErr w:type="spellStart"/>
+      <w:r>
+        <w:rPr>
+          <w:rFonts w:cs="Times New Roman"/>
+          <w:szCs w:val="28"/>
+        </w:rPr>
+        <w:t>Editor</w:t>
+      </w:r>
+      <w:proofErr w:type="spellEnd"/>
+      <w:r>
+        <w:rPr>
+          <w:rFonts w:cs="Times New Roman"/>
+          <w:szCs w:val="28"/>
+        </w:rPr>
+        <w:t>.</w:t>
+      </w:r>
+    </w:p>
+    <w:p>
+      <w:pPr>
+        <w:spacing w:after="0" w:line="360" w:lineRule="auto"/>
+        <w:ind w:firstLine="709"/>
+        <w:rPr>
+          <w:rFonts w:cs="Times New Roman"/>
+          <w:szCs w:val="28"/>
+        </w:rPr>
+      </w:pPr>
+      <w:r>
+        <w:rPr>
+          <w:rFonts w:cs="Times New Roman"/>
+          <w:szCs w:val="28"/>
+        </w:rPr>
+        <w:t>Результат создания предметов представлен на рисунке 1</w:t>
+      </w:r>
+      <w:r>
+        <w:rPr>
+          <w:rFonts w:cs="Times New Roman"/>
+          <w:szCs w:val="28"/>
+        </w:rPr>
+        <w:t>8</w:t>
+      </w:r>
+      <w:r>
+        <w:rPr>
+          <w:rFonts w:cs="Times New Roman"/>
+          <w:szCs w:val="28"/>
+        </w:rPr>
         <w:t>.</w:t>
       </w:r>
     </w:p>
@@ -21465,7 +21678,6 @@
                 <w:rFonts w:cs="Times New Roman"/>
                 <w:szCs w:val="28"/>
               </w:rPr>
-              <w:lastRenderedPageBreak/>
               <w:t>Компонент</w:t>
             </w:r>
           </w:p>
@@ -21689,7 +21901,7 @@
         <w:spacing w:before="0" w:after="0" w:line="360" w:lineRule="auto"/>
         <w:ind w:firstLine="709"/>
       </w:pPr>
-      <w:bookmarkStart w:id="26" w:name="_Toc228279523"/>
+      <w:bookmarkStart w:id="26" w:name="_Toc228879282"/>
       <w:r>
         <w:t>2.5 Реализация системы добычи ресурсов</w:t>
       </w:r>
@@ -21725,7 +21937,15 @@
           <w:rFonts w:cs="Times New Roman"/>
           <w:szCs w:val="28"/>
         </w:rPr>
-        <w:t xml:space="preserve">, который определяет дистанцию до игрока, обработку нажатия клавиши E для взаимодействия и виртуальные методы </w:t>
+        <w:t xml:space="preserve">, который определяет дистанцию до игрока, обработку нажатия клавиши E для </w:t>
+      </w:r>
+      <w:r>
+        <w:rPr>
+          <w:rFonts w:cs="Times New Roman"/>
+          <w:szCs w:val="28"/>
+        </w:rPr>
+        <w:lastRenderedPageBreak/>
+        <w:t xml:space="preserve">взаимодействия и виртуальные методы </w:t>
       </w:r>
       <w:proofErr w:type="spellStart"/>
       <w:proofErr w:type="gramStart"/>
@@ -21887,7 +22107,21 @@
           <w:rFonts w:cs="Times New Roman"/>
           <w:szCs w:val="28"/>
         </w:rPr>
-        <w:t>Стадии роста яблони показаны на рисунке 14.</w:t>
+        <w:t xml:space="preserve">Стадии роста яблони показаны на рисунке </w:t>
+      </w:r>
+      <w:r>
+        <w:rPr>
+          <w:rFonts w:cs="Times New Roman"/>
+          <w:szCs w:val="28"/>
+        </w:rPr>
+        <w:t>19</w:t>
+      </w:r>
+      <w:r>
+        <w:rPr>
+          <w:rFonts w:cs="Times New Roman"/>
+          <w:szCs w:val="28"/>
+        </w:rPr>
+        <w:t>.</w:t>
       </w:r>
     </w:p>
     <w:p>
@@ -22019,126 +22253,139 @@
       </w:r>
     </w:p>
     <w:p>
+      <w:pPr>
+        <w:spacing w:after="0" w:line="360" w:lineRule="auto"/>
+        <w:ind w:firstLine="709"/>
+        <w:contextualSpacing/>
+      </w:pPr>
+      <w:r>
+        <w:t xml:space="preserve">Система подбора предметов реализована единым универсальным компонентом </w:t>
+      </w:r>
+      <w:proofErr w:type="spellStart"/>
+      <w:r>
+        <w:t>PickupItem.cs</w:t>
+      </w:r>
+      <w:proofErr w:type="spellEnd"/>
+      <w:r>
+        <w:t xml:space="preserve">, навешиваемым на </w:t>
+      </w:r>
+      <w:proofErr w:type="spellStart"/>
+      <w:r>
+        <w:t>префаб</w:t>
+      </w:r>
+      <w:proofErr w:type="spellEnd"/>
+      <w:r>
+        <w:t xml:space="preserve"> </w:t>
+      </w:r>
+      <w:proofErr w:type="spellStart"/>
+      <w:r>
+        <w:t>лута</w:t>
+      </w:r>
+      <w:proofErr w:type="spellEnd"/>
+      <w:r>
+        <w:t xml:space="preserve"> на земле. При касании с игроком (тег </w:t>
+      </w:r>
+      <w:proofErr w:type="spellStart"/>
+      <w:r>
+        <w:t>Player</w:t>
+      </w:r>
+      <w:proofErr w:type="spellEnd"/>
+      <w:r>
+        <w:t xml:space="preserve">) компонент находит соответствующий объект </w:t>
+      </w:r>
+      <w:proofErr w:type="spellStart"/>
+      <w:r>
+        <w:t>Item</w:t>
+      </w:r>
+      <w:proofErr w:type="spellEnd"/>
+      <w:r>
+        <w:t xml:space="preserve"> в реестре </w:t>
+      </w:r>
+      <w:proofErr w:type="spellStart"/>
+      <w:r>
+        <w:t>ItemRegistry</w:t>
+      </w:r>
+      <w:proofErr w:type="spellEnd"/>
+      <w:r>
+        <w:t xml:space="preserve"> по строковому имени и добавляет его в инвентарь, после чего объект уничтожается. </w:t>
+      </w:r>
+      <w:proofErr w:type="spellStart"/>
+      <w:r>
+        <w:t>PickupItem</w:t>
+      </w:r>
+      <w:proofErr w:type="spellEnd"/>
+      <w:r>
+        <w:t xml:space="preserve"> реализует интерфейс </w:t>
+      </w:r>
+      <w:proofErr w:type="spellStart"/>
+      <w:r>
+        <w:t>ISaveable</w:t>
+      </w:r>
+      <w:proofErr w:type="spellEnd"/>
+      <w:r>
+        <w:t xml:space="preserve">, что позволяет сохранять выпавший на землю </w:t>
+      </w:r>
+      <w:proofErr w:type="spellStart"/>
+      <w:r>
+        <w:t>лут</w:t>
+      </w:r>
+      <w:proofErr w:type="spellEnd"/>
+      <w:r>
+        <w:t xml:space="preserve"> между игровыми сессиями: при загрузке сохранения </w:t>
+      </w:r>
+      <w:proofErr w:type="spellStart"/>
+      <w:r>
+        <w:t>SaveManager</w:t>
+      </w:r>
+      <w:proofErr w:type="spellEnd"/>
+      <w:r>
+        <w:t xml:space="preserve"> пересоздаёт </w:t>
+      </w:r>
+      <w:proofErr w:type="spellStart"/>
+      <w:r>
+        <w:t>префабы</w:t>
+      </w:r>
+      <w:proofErr w:type="spellEnd"/>
+      <w:r>
+        <w:t xml:space="preserve"> на сохранённых координатах с тем же количеством, а уже подобранные предметы пропускает.</w:t>
+      </w:r>
+    </w:p>
+    <w:p>
+      <w:pPr>
+        <w:spacing w:after="0" w:line="360" w:lineRule="auto"/>
+        <w:ind w:firstLine="709"/>
+        <w:contextualSpacing/>
+      </w:pPr>
+      <w:r>
+        <w:t xml:space="preserve">Монеты в игре также реализованы как </w:t>
+      </w:r>
+      <w:proofErr w:type="spellStart"/>
+      <w:r>
+        <w:t>PickupItem-префабы</w:t>
+      </w:r>
+      <w:proofErr w:type="spellEnd"/>
+      <w:r>
+        <w:t xml:space="preserve">. При уничтожении добываемых ресурсов (деревьев, камней) и поверженных </w:t>
+      </w:r>
+      <w:proofErr w:type="spellStart"/>
+      <w:r>
+        <w:t>слаймов</w:t>
+      </w:r>
+      <w:proofErr w:type="spellEnd"/>
+      <w:r>
+        <w:t xml:space="preserve"> вокруг точки </w:t>
+      </w:r>
+      <w:proofErr w:type="spellStart"/>
+      <w:r>
+        <w:t>спавнится</w:t>
+      </w:r>
+      <w:proofErr w:type="spellEnd"/>
+      <w:r>
+        <w:t xml:space="preserve"> случайное количество монет, которые </w:t>
+      </w:r>
       <w:r>
         <w:lastRenderedPageBreak/>
-        <w:t xml:space="preserve">Система подбора предметов реализована единым универсальным компонентом </w:t>
-      </w:r>
-      <w:proofErr w:type="spellStart"/>
-      <w:r>
-        <w:t>PickupItem.cs</w:t>
-      </w:r>
-      <w:proofErr w:type="spellEnd"/>
-      <w:r>
-        <w:t xml:space="preserve">, навешиваемым на </w:t>
-      </w:r>
-      <w:proofErr w:type="spellStart"/>
-      <w:r>
-        <w:t>префаб</w:t>
-      </w:r>
-      <w:proofErr w:type="spellEnd"/>
-      <w:r>
-        <w:t xml:space="preserve"> </w:t>
-      </w:r>
-      <w:proofErr w:type="spellStart"/>
-      <w:r>
-        <w:t>лута</w:t>
-      </w:r>
-      <w:proofErr w:type="spellEnd"/>
-      <w:r>
-        <w:t xml:space="preserve"> на земле. При касании с игроком (тег </w:t>
-      </w:r>
-      <w:proofErr w:type="spellStart"/>
-      <w:r>
-        <w:t>Player</w:t>
-      </w:r>
-      <w:proofErr w:type="spellEnd"/>
-      <w:r>
-        <w:t xml:space="preserve">) компонент находит соответствующий объект </w:t>
-      </w:r>
-      <w:proofErr w:type="spellStart"/>
-      <w:r>
-        <w:t>Item</w:t>
-      </w:r>
-      <w:proofErr w:type="spellEnd"/>
-      <w:r>
-        <w:t xml:space="preserve"> в реестре </w:t>
-      </w:r>
-      <w:proofErr w:type="spellStart"/>
-      <w:r>
-        <w:t>ItemRegistry</w:t>
-      </w:r>
-      <w:proofErr w:type="spellEnd"/>
-      <w:r>
-        <w:t xml:space="preserve"> по строковому имени и добавляет его в инвентарь, после чего объект уничтожается. </w:t>
-      </w:r>
-      <w:proofErr w:type="spellStart"/>
-      <w:r>
-        <w:t>PickupItem</w:t>
-      </w:r>
-      <w:proofErr w:type="spellEnd"/>
-      <w:r>
-        <w:t xml:space="preserve"> реализует интерфейс </w:t>
-      </w:r>
-      <w:proofErr w:type="spellStart"/>
-      <w:r>
-        <w:t>ISaveable</w:t>
-      </w:r>
-      <w:proofErr w:type="spellEnd"/>
-      <w:r>
-        <w:t xml:space="preserve">, что позволяет сохранять выпавший на землю </w:t>
-      </w:r>
-      <w:proofErr w:type="spellStart"/>
-      <w:r>
-        <w:t>лут</w:t>
-      </w:r>
-      <w:proofErr w:type="spellEnd"/>
-      <w:r>
-        <w:t xml:space="preserve"> между игровыми сессиями: при загрузке сохранения </w:t>
-      </w:r>
-      <w:proofErr w:type="spellStart"/>
-      <w:r>
-        <w:t>SaveManager</w:t>
-      </w:r>
-      <w:proofErr w:type="spellEnd"/>
-      <w:r>
-        <w:t xml:space="preserve"> пересоздаёт </w:t>
-      </w:r>
-      <w:proofErr w:type="spellStart"/>
-      <w:r>
-        <w:t>префабы</w:t>
-      </w:r>
-      <w:proofErr w:type="spellEnd"/>
-      <w:r>
-        <w:t xml:space="preserve"> на сохранённых координатах с тем же количеством, а уже подобранные предметы пропускает.</w:t>
-      </w:r>
-    </w:p>
-    <w:p>
-      <w:r>
-        <w:t xml:space="preserve">Монеты в игре также реализованы как </w:t>
-      </w:r>
-      <w:proofErr w:type="spellStart"/>
-      <w:r>
-        <w:t>PickupItem-префабы</w:t>
-      </w:r>
-      <w:proofErr w:type="spellEnd"/>
-      <w:r>
-        <w:t xml:space="preserve">. При уничтожении добываемых ресурсов (деревьев, камней) и поверженных </w:t>
-      </w:r>
-      <w:proofErr w:type="spellStart"/>
-      <w:r>
-        <w:t>слаймов</w:t>
-      </w:r>
-      <w:proofErr w:type="spellEnd"/>
-      <w:r>
-        <w:t xml:space="preserve"> вокруг точки </w:t>
-      </w:r>
-      <w:proofErr w:type="spellStart"/>
-      <w:r>
-        <w:t>спавнится</w:t>
-      </w:r>
-      <w:proofErr w:type="spellEnd"/>
-      <w:r>
-        <w:t xml:space="preserve"> случайное количество монет, которые автоматически подбираются игроком при касании, поступают на счётчик </w:t>
+        <w:t xml:space="preserve">автоматически подбираются игроком при касании, поступают на счётчик </w:t>
       </w:r>
       <w:proofErr w:type="spellStart"/>
       <w:proofErr w:type="gramStart"/>
@@ -22179,7 +22426,7 @@
                     <pic:cNvPicPr/>
                   </pic:nvPicPr>
                   <pic:blipFill>
-                    <a:blip r:embed="rId22"/>
+                    <a:blip r:embed="rId24"/>
                     <a:stretch>
                       <a:fillRect/>
                     </a:stretch>
@@ -22212,7 +22459,7 @@
         <w:t xml:space="preserve">Рисунок </w:t>
       </w:r>
       <w:r>
-        <w:t>17</w:t>
+        <w:t>19</w:t>
       </w:r>
       <w:r>
         <w:t xml:space="preserve"> - Стадии роста яблони</w:t>
@@ -22231,7 +22478,7 @@
         <w:spacing w:before="0" w:after="0" w:line="360" w:lineRule="auto"/>
         <w:ind w:firstLine="709"/>
       </w:pPr>
-      <w:bookmarkStart w:id="27" w:name="_Toc228279524"/>
+      <w:bookmarkStart w:id="27" w:name="_Toc228879283"/>
       <w:r>
         <w:t>2.6 Реализация системы времени суток</w:t>
       </w:r>
@@ -22268,62 +22515,31 @@
           <w:rFonts w:cs="Times New Roman"/>
           <w:szCs w:val="28"/>
         </w:rPr>
-        <w:t>Система времени суток показана на рисунке 15.</w:t>
-      </w:r>
-    </w:p>
-    <w:p>
-      <w:pPr>
-        <w:spacing w:after="0" w:line="360" w:lineRule="auto"/>
-        <w:ind w:firstLine="709"/>
-        <w:rPr>
-          <w:rFonts w:cs="Times New Roman"/>
-          <w:szCs w:val="28"/>
-        </w:rPr>
-      </w:pPr>
-      <w:proofErr w:type="spellStart"/>
-      <w:r>
-        <w:rPr>
-          <w:rFonts w:cs="Times New Roman"/>
-          <w:szCs w:val="28"/>
-        </w:rPr>
-        <w:t>GlobalTime.cs</w:t>
-      </w:r>
-      <w:proofErr w:type="spellEnd"/>
-      <w:r>
-        <w:rPr>
-          <w:rFonts w:cs="Times New Roman"/>
-          <w:szCs w:val="28"/>
-        </w:rPr>
-        <w:t xml:space="preserve"> </w:t>
-      </w:r>
-      <w:r>
-        <w:rPr>
-          <w:rFonts w:cs="Times New Roman"/>
-          <w:szCs w:val="28"/>
-        </w:rPr>
-        <w:t>-</w:t>
-      </w:r>
-      <w:r>
-        <w:rPr>
-          <w:rFonts w:cs="Times New Roman"/>
-          <w:szCs w:val="28"/>
-        </w:rPr>
-        <w:t xml:space="preserve"> глобальный менеджер времени, реализующий ускоренный ход времени с соотношением 1 реальная секунда = 1 игровая минута. Таким образом, полный игровой цикл (24 часа) проходит за 24×60 = </w:t>
-      </w:r>
-      <w:r>
-        <w:rPr>
-          <w:rFonts w:cs="Times New Roman"/>
-          <w:szCs w:val="28"/>
-        </w:rPr>
-        <w:lastRenderedPageBreak/>
-        <w:t>1440 реальных секунд, или 24 минуты. Класс отслеживает текущий час, минуту и день, а также определяет текущую фазу суток:</w:t>
-      </w:r>
-    </w:p>
-    <w:p>
-      <w:pPr>
-        <w:keepNext/>
+        <w:t xml:space="preserve">Система времени суток показана на рисунке </w:t>
+      </w:r>
+      <w:r>
+        <w:rPr>
+          <w:rFonts w:cs="Times New Roman"/>
+          <w:szCs w:val="28"/>
+        </w:rPr>
+        <w:t>20</w:t>
+      </w:r>
+      <w:r>
+        <w:rPr>
+          <w:rFonts w:cs="Times New Roman"/>
+          <w:szCs w:val="28"/>
+        </w:rPr>
+        <w:t>.</w:t>
+      </w:r>
+    </w:p>
+    <w:p>
+      <w:pPr>
         <w:spacing w:after="0" w:line="360" w:lineRule="auto"/>
         <w:jc w:val="center"/>
+        <w:rPr>
+          <w:rFonts w:cs="Times New Roman"/>
+          <w:szCs w:val="28"/>
+        </w:rPr>
       </w:pPr>
       <w:r>
         <w:rPr>
@@ -22332,9 +22548,9 @@
           <w:szCs w:val="28"/>
         </w:rPr>
         <w:drawing>
-          <wp:inline distT="0" distB="0" distL="0" distR="0" wp14:anchorId="51B5A5AF" wp14:editId="03BAB382">
-            <wp:extent cx="3439057" cy="4103196"/>
-            <wp:effectExtent l="0" t="0" r="9525" b="0"/>
+          <wp:inline distT="0" distB="0" distL="0" distR="0" wp14:anchorId="490EEB50" wp14:editId="5C663F57">
+            <wp:extent cx="2546670" cy="3038475"/>
+            <wp:effectExtent l="0" t="0" r="6350" b="0"/>
             <wp:docPr id="16" name="Рисунок 16"/>
             <wp:cNvGraphicFramePr>
               <a:graphicFrameLocks xmlns:a="http://schemas.openxmlformats.org/drawingml/2006/main" noChangeAspect="1"/>
@@ -22347,7 +22563,7 @@
                     <pic:cNvPicPr/>
                   </pic:nvPicPr>
                   <pic:blipFill>
-                    <a:blip r:embed="rId23"/>
+                    <a:blip r:embed="rId25"/>
                     <a:stretch>
                       <a:fillRect/>
                     </a:stretch>
@@ -22355,7 +22571,7 @@
                   <pic:spPr>
                     <a:xfrm>
                       <a:off x="0" y="0"/>
-                      <a:ext cx="3488056" cy="4161657"/>
+                      <a:ext cx="2591773" cy="3092288"/>
                     </a:xfrm>
                     <a:prstGeom prst="rect">
                       <a:avLst/>
@@ -22380,11 +22596,21 @@
         <w:t xml:space="preserve">Рисунок </w:t>
       </w:r>
       <w:r>
-        <w:t>18</w:t>
+        <w:t>20</w:t>
       </w:r>
       <w:r>
         <w:t xml:space="preserve"> - Время суток.</w:t>
       </w:r>
+    </w:p>
+    <w:p>
+      <w:pPr>
+        <w:spacing w:after="0" w:line="360" w:lineRule="auto"/>
+        <w:jc w:val="center"/>
+        <w:rPr>
+          <w:rFonts w:cs="Times New Roman"/>
+          <w:szCs w:val="28"/>
+        </w:rPr>
+      </w:pPr>
     </w:p>
     <w:p>
       <w:pPr>
@@ -22401,15 +22627,15 @@
           <w:rFonts w:cs="Times New Roman"/>
           <w:szCs w:val="28"/>
         </w:rPr>
-        <w:t>TIme.cs</w:t>
-      </w:r>
-      <w:proofErr w:type="spellEnd"/>
-      <w:r>
-        <w:rPr>
-          <w:rFonts w:cs="Times New Roman"/>
-          <w:szCs w:val="28"/>
-        </w:rPr>
-        <w:t xml:space="preserve"> (визуализация времени) </w:t>
+        <w:t>GlobalTime.cs</w:t>
+      </w:r>
+      <w:proofErr w:type="spellEnd"/>
+      <w:r>
+        <w:rPr>
+          <w:rFonts w:cs="Times New Roman"/>
+          <w:szCs w:val="28"/>
+        </w:rPr>
+        <w:t xml:space="preserve"> </w:t>
       </w:r>
       <w:r>
         <w:rPr>
@@ -22423,39 +22649,7 @@
           <w:rFonts w:cs="Times New Roman"/>
           <w:szCs w:val="28"/>
         </w:rPr>
-        <w:t xml:space="preserve"> передаёт текущую фазу в </w:t>
-      </w:r>
-      <w:proofErr w:type="spellStart"/>
-      <w:r>
-        <w:rPr>
-          <w:rFonts w:cs="Times New Roman"/>
-          <w:szCs w:val="28"/>
-        </w:rPr>
-        <w:t>Animator</w:t>
-      </w:r>
-      <w:proofErr w:type="spellEnd"/>
-      <w:r>
-        <w:rPr>
-          <w:rFonts w:cs="Times New Roman"/>
-          <w:szCs w:val="28"/>
-        </w:rPr>
-        <w:t xml:space="preserve"> </w:t>
-      </w:r>
-      <w:proofErr w:type="spellStart"/>
-      <w:r>
-        <w:rPr>
-          <w:rFonts w:cs="Times New Roman"/>
-          <w:szCs w:val="28"/>
-        </w:rPr>
-        <w:t>Controller</w:t>
-      </w:r>
-      <w:proofErr w:type="spellEnd"/>
-      <w:r>
-        <w:rPr>
-          <w:rFonts w:cs="Times New Roman"/>
-          <w:szCs w:val="28"/>
-        </w:rPr>
-        <w:t xml:space="preserve"> для смены визуального оформления мира. При наступлении ночи включается Light2D на игроке, создавая эффект ограниченного обзора и атмосферу. При наступлении утра свет выключается.</w:t>
+        <w:t xml:space="preserve"> глобальный менеджер времени, реализующий ускоренный ход времени с соотношением 1 реальная секунда = 1 игровая минута. Таким образом, полный игровой цикл (24 часа) проходит за 24×60 = 1440 реальных секунд, или 24 минуты. Класс отслеживает текущий час, минуту и день, а также определяет текущую фазу суток:</w:t>
       </w:r>
     </w:p>
     <w:p>
@@ -22467,19 +22661,67 @@
           <w:szCs w:val="28"/>
         </w:rPr>
       </w:pPr>
-      <w:r>
-        <w:rPr>
-          <w:rFonts w:cs="Times New Roman"/>
-          <w:szCs w:val="28"/>
-        </w:rPr>
-        <w:t>Фазы времени суток</w:t>
-      </w:r>
-      <w:r>
-        <w:rPr>
-          <w:rFonts w:cs="Times New Roman"/>
-          <w:szCs w:val="28"/>
-        </w:rPr>
-        <w:t xml:space="preserve"> показаны в таблице 8.</w:t>
+      <w:proofErr w:type="spellStart"/>
+      <w:r>
+        <w:rPr>
+          <w:rFonts w:cs="Times New Roman"/>
+          <w:szCs w:val="28"/>
+        </w:rPr>
+        <w:t>TIme.cs</w:t>
+      </w:r>
+      <w:proofErr w:type="spellEnd"/>
+      <w:r>
+        <w:rPr>
+          <w:rFonts w:cs="Times New Roman"/>
+          <w:szCs w:val="28"/>
+        </w:rPr>
+        <w:t xml:space="preserve"> (визуализация времени) </w:t>
+      </w:r>
+      <w:r>
+        <w:rPr>
+          <w:rFonts w:cs="Times New Roman"/>
+          <w:szCs w:val="28"/>
+        </w:rPr>
+        <w:t>-</w:t>
+      </w:r>
+      <w:r>
+        <w:rPr>
+          <w:rFonts w:cs="Times New Roman"/>
+          <w:szCs w:val="28"/>
+        </w:rPr>
+        <w:t xml:space="preserve"> передаёт текущую фазу в </w:t>
+      </w:r>
+      <w:proofErr w:type="spellStart"/>
+      <w:r>
+        <w:rPr>
+          <w:rFonts w:cs="Times New Roman"/>
+          <w:szCs w:val="28"/>
+        </w:rPr>
+        <w:t>Animator</w:t>
+      </w:r>
+      <w:proofErr w:type="spellEnd"/>
+      <w:r>
+        <w:rPr>
+          <w:rFonts w:cs="Times New Roman"/>
+          <w:szCs w:val="28"/>
+        </w:rPr>
+        <w:t xml:space="preserve"> </w:t>
+      </w:r>
+      <w:proofErr w:type="spellStart"/>
+      <w:r>
+        <w:rPr>
+          <w:rFonts w:cs="Times New Roman"/>
+          <w:szCs w:val="28"/>
+        </w:rPr>
+        <w:t>Controller</w:t>
+      </w:r>
+      <w:proofErr w:type="spellEnd"/>
+      <w:r>
+        <w:rPr>
+          <w:rFonts w:cs="Times New Roman"/>
+          <w:szCs w:val="28"/>
+        </w:rPr>
+        <w:t xml:space="preserve"> для смены визуального оформления мира. При наступлении ночи включается Light2D на игроке, создавая эффект ограниченного обзора и атмосферу. При наступлении утра свет выключается.</w:t>
       </w:r>
     </w:p>
     <w:p>
@@ -22496,23 +22738,14 @@
           <w:rFonts w:cs="Times New Roman"/>
           <w:szCs w:val="28"/>
         </w:rPr>
-        <w:t xml:space="preserve">Архитектура системы времени выполнена через статические свойства, что позволяет любому скрипту в игре получить текущее время без необходимости ссылки на конкретный объект. Это обеспечивает слабую связанность между системами: система роста растений, поведение NPC и визуальные эффекты независимо реагируют на смену фаз через </w:t>
-      </w:r>
-      <w:proofErr w:type="spellStart"/>
-      <w:r>
-        <w:rPr>
-          <w:rFonts w:cs="Times New Roman"/>
-          <w:szCs w:val="28"/>
-        </w:rPr>
-        <w:t>GlobalTime.CurrentPhase</w:t>
-      </w:r>
-      <w:proofErr w:type="spellEnd"/>
-      <w:r>
-        <w:rPr>
-          <w:rFonts w:cs="Times New Roman"/>
-          <w:szCs w:val="28"/>
-        </w:rPr>
-        <w:t>.</w:t>
+        <w:t>Фазы времени суток</w:t>
+      </w:r>
+      <w:r>
+        <w:rPr>
+          <w:rFonts w:cs="Times New Roman"/>
+          <w:szCs w:val="28"/>
+        </w:rPr>
+        <w:t xml:space="preserve"> показаны в таблице 8.</w:t>
       </w:r>
     </w:p>
     <w:p>
@@ -22524,16 +22757,29 @@
           <w:szCs w:val="28"/>
         </w:rPr>
       </w:pPr>
-    </w:p>
-    <w:p>
-      <w:pPr>
-        <w:spacing w:after="0" w:line="360" w:lineRule="auto"/>
-        <w:ind w:firstLine="709"/>
-        <w:rPr>
-          <w:rFonts w:cs="Times New Roman"/>
-          <w:szCs w:val="28"/>
-        </w:rPr>
-      </w:pPr>
+      <w:r>
+        <w:rPr>
+          <w:rFonts w:cs="Times New Roman"/>
+          <w:szCs w:val="28"/>
+        </w:rPr>
+        <w:t xml:space="preserve">Архитектура системы времени выполнена через статические свойства, что позволяет любому скрипту в игре получить текущее время без необходимости ссылки на конкретный объект. Это обеспечивает слабую связанность между системами: система роста растений, поведение NPC и визуальные эффекты независимо реагируют на смену фаз через </w:t>
+      </w:r>
+      <w:proofErr w:type="spellStart"/>
+      <w:r>
+        <w:rPr>
+          <w:rFonts w:cs="Times New Roman"/>
+          <w:szCs w:val="28"/>
+        </w:rPr>
+        <w:t>GlobalTime.CurrentPhase</w:t>
+      </w:r>
+      <w:proofErr w:type="spellEnd"/>
+      <w:r>
+        <w:rPr>
+          <w:rFonts w:cs="Times New Roman"/>
+          <w:szCs w:val="28"/>
+        </w:rPr>
+        <w:t>.</w:t>
+      </w:r>
     </w:p>
     <w:p>
       <w:pPr>
@@ -22541,7 +22787,6 @@
         <w:ind w:firstLine="709"/>
       </w:pPr>
       <w:r>
-        <w:lastRenderedPageBreak/>
         <w:t>Таблица 8 — Фазы времени суток в игре</w:t>
       </w:r>
       <w:r>
@@ -22939,7 +23184,7 @@
         <w:spacing w:before="0" w:after="0" w:line="360" w:lineRule="auto"/>
         <w:ind w:firstLine="709"/>
       </w:pPr>
-      <w:bookmarkStart w:id="28" w:name="_Toc228279525"/>
+      <w:bookmarkStart w:id="28" w:name="_Toc228879284"/>
       <w:r>
         <w:t>2.7 Реализация искусственного интеллекта животных</w:t>
       </w:r>
@@ -22992,7 +23237,28 @@
           <w:rFonts w:cs="Times New Roman"/>
           <w:szCs w:val="28"/>
         </w:rPr>
-        <w:t>Животные показаны на рисунке 16.</w:t>
+        <w:t xml:space="preserve">Животные показаны на рисунке </w:t>
+      </w:r>
+      <w:r>
+        <w:rPr>
+          <w:rFonts w:cs="Times New Roman"/>
+          <w:szCs w:val="28"/>
+        </w:rPr>
+        <w:t>2</w:t>
+      </w:r>
+      <w:r>
+        <w:rPr>
+          <w:rFonts w:cs="Times New Roman"/>
+          <w:szCs w:val="28"/>
+        </w:rPr>
+        <w:t>1</w:t>
+      </w:r>
+      <w:r>
+        <w:rPr>
+          <w:rFonts w:cs="Times New Roman"/>
+          <w:szCs w:val="28"/>
+        </w:rPr>
+        <w:t>.</w:t>
       </w:r>
     </w:p>
     <w:p>
@@ -23010,6 +23276,7 @@
           <w:rFonts w:cs="Times New Roman"/>
           <w:szCs w:val="28"/>
         </w:rPr>
+        <w:lastRenderedPageBreak/>
         <w:t>AnimalWalk.cs</w:t>
       </w:r>
       <w:proofErr w:type="spellEnd"/>
@@ -23298,7 +23565,6 @@
           <w:rFonts w:cs="Times New Roman"/>
           <w:szCs w:val="28"/>
         </w:rPr>
-        <w:lastRenderedPageBreak/>
         <w:t>Cow.cs</w:t>
       </w:r>
       <w:proofErr w:type="spellEnd"/>
@@ -23368,7 +23634,7 @@
                     <pic:cNvPicPr/>
                   </pic:nvPicPr>
                   <pic:blipFill>
-                    <a:blip r:embed="rId24"/>
+                    <a:blip r:embed="rId26"/>
                     <a:stretch>
                       <a:fillRect/>
                     </a:stretch>
@@ -23401,7 +23667,7 @@
         <w:t xml:space="preserve">Рисунок </w:t>
       </w:r>
       <w:r>
-        <w:t>19</w:t>
+        <w:t>21</w:t>
       </w:r>
       <w:r>
         <w:t xml:space="preserve"> - Пример животных.</w:t>
@@ -23413,7 +23679,7 @@
         <w:spacing w:before="0" w:after="0" w:line="360" w:lineRule="auto"/>
         <w:ind w:firstLine="709"/>
       </w:pPr>
-      <w:bookmarkStart w:id="29" w:name="_Toc228279526"/>
+      <w:bookmarkStart w:id="29" w:name="_Toc228879285"/>
       <w:r>
         <w:t>2.8 Реализация системы интерактивных объектов мира</w:t>
       </w:r>
@@ -23456,7 +23722,15 @@
           <w:rFonts w:cs="Times New Roman"/>
           <w:szCs w:val="28"/>
         </w:rPr>
-        <w:t xml:space="preserve"> элементы игрового мира, с которыми игрок может взаимодействовать клавишей E при приближении. Все интерактивные объекты наследуются от базового класса </w:t>
+        <w:t xml:space="preserve"> элементы игрового мира, с которыми игрок может взаимодействовать клавишей E при приближении. Все интерактивные </w:t>
+      </w:r>
+      <w:r>
+        <w:rPr>
+          <w:rFonts w:cs="Times New Roman"/>
+          <w:szCs w:val="28"/>
+        </w:rPr>
+        <w:lastRenderedPageBreak/>
+        <w:t xml:space="preserve">объекты наследуются от базового класса </w:t>
       </w:r>
       <w:proofErr w:type="spellStart"/>
       <w:r>
@@ -23678,7 +23952,28 @@
           <w:rFonts w:cs="Times New Roman"/>
           <w:szCs w:val="28"/>
         </w:rPr>
-        <w:t>Интерфейс магазина представлен на рисунке 17.</w:t>
+        <w:t xml:space="preserve">Интерфейс магазина представлен на рисунке </w:t>
+      </w:r>
+      <w:r>
+        <w:rPr>
+          <w:rFonts w:cs="Times New Roman"/>
+          <w:szCs w:val="28"/>
+        </w:rPr>
+        <w:t>2</w:t>
+      </w:r>
+      <w:r>
+        <w:rPr>
+          <w:rFonts w:cs="Times New Roman"/>
+          <w:szCs w:val="28"/>
+        </w:rPr>
+        <w:t>2</w:t>
+      </w:r>
+      <w:r>
+        <w:rPr>
+          <w:rFonts w:cs="Times New Roman"/>
+          <w:szCs w:val="28"/>
+        </w:rPr>
+        <w:t>.</w:t>
       </w:r>
     </w:p>
     <w:p>
@@ -23724,81 +24019,11 @@
     <w:p>
       <w:pPr>
         <w:spacing w:after="0" w:line="360" w:lineRule="auto"/>
-        <w:ind w:firstLine="709"/>
-        <w:rPr>
-          <w:rFonts w:cs="Times New Roman"/>
-          <w:szCs w:val="28"/>
-        </w:rPr>
-      </w:pPr>
-      <w:proofErr w:type="spellStart"/>
-      <w:r>
-        <w:rPr>
-          <w:rFonts w:cs="Times New Roman"/>
-          <w:szCs w:val="28"/>
-        </w:rPr>
-        <w:lastRenderedPageBreak/>
-        <w:t>Door.cs</w:t>
-      </w:r>
-      <w:proofErr w:type="spellEnd"/>
-      <w:r>
-        <w:rPr>
-          <w:rFonts w:cs="Times New Roman"/>
-          <w:szCs w:val="28"/>
-        </w:rPr>
-        <w:t xml:space="preserve"> (Дверь) </w:t>
-      </w:r>
-      <w:r>
-        <w:rPr>
-          <w:rFonts w:cs="Times New Roman"/>
-          <w:szCs w:val="28"/>
-        </w:rPr>
-        <w:t>-</w:t>
-      </w:r>
-      <w:r>
-        <w:rPr>
-          <w:rFonts w:cs="Times New Roman"/>
-          <w:szCs w:val="28"/>
-        </w:rPr>
-        <w:t xml:space="preserve"> при нажатии E переключает состояние между «открыто» и «закрыто» с проигрыванием анимации. Анимация реализована через </w:t>
-      </w:r>
-      <w:proofErr w:type="spellStart"/>
-      <w:r>
-        <w:rPr>
-          <w:rFonts w:cs="Times New Roman"/>
-          <w:szCs w:val="28"/>
-        </w:rPr>
-        <w:t>Animator</w:t>
-      </w:r>
-      <w:proofErr w:type="spellEnd"/>
-      <w:r>
-        <w:rPr>
-          <w:rFonts w:cs="Times New Roman"/>
-          <w:szCs w:val="28"/>
-        </w:rPr>
-        <w:t xml:space="preserve"> </w:t>
-      </w:r>
-      <w:proofErr w:type="spellStart"/>
-      <w:r>
-        <w:rPr>
-          <w:rFonts w:cs="Times New Roman"/>
-          <w:szCs w:val="28"/>
-        </w:rPr>
-        <w:t>Controller</w:t>
-      </w:r>
-      <w:proofErr w:type="spellEnd"/>
-      <w:r>
-        <w:rPr>
-          <w:rFonts w:cs="Times New Roman"/>
-          <w:szCs w:val="28"/>
-        </w:rPr>
-        <w:t xml:space="preserve"> с параметром-триггером, что обеспечивает плавное открытие/закрытие.</w:t>
-      </w:r>
-    </w:p>
-    <w:p>
-      <w:pPr>
-        <w:keepNext/>
-        <w:spacing w:after="0" w:line="360" w:lineRule="auto"/>
         <w:jc w:val="center"/>
+        <w:rPr>
+          <w:rFonts w:cs="Times New Roman"/>
+          <w:szCs w:val="28"/>
+        </w:rPr>
       </w:pPr>
       <w:r>
         <w:rPr>
@@ -23807,7 +24032,7 @@
           <w:szCs w:val="28"/>
         </w:rPr>
         <w:drawing>
-          <wp:inline distT="0" distB="0" distL="0" distR="0" wp14:anchorId="084D312A" wp14:editId="0D62E758">
+          <wp:inline distT="0" distB="0" distL="0" distR="0" wp14:anchorId="467B231D" wp14:editId="7CFEEF97">
             <wp:extent cx="4856842" cy="2638425"/>
             <wp:effectExtent l="0" t="0" r="1270" b="0"/>
             <wp:docPr id="18" name="Рисунок 18"/>
@@ -23822,7 +24047,7 @@
                     <pic:cNvPicPr/>
                   </pic:nvPicPr>
                   <pic:blipFill>
-                    <a:blip r:embed="rId25"/>
+                    <a:blip r:embed="rId27"/>
                     <a:stretch>
                       <a:fillRect/>
                     </a:stretch>
@@ -23852,10 +24077,10 @@
         </w:rPr>
       </w:pPr>
       <w:r>
-        <w:t xml:space="preserve">Рисунок </w:t>
-      </w:r>
-      <w:r>
-        <w:t>20</w:t>
+        <w:t>Рисунок 2</w:t>
+      </w:r>
+      <w:r>
+        <w:t>2</w:t>
       </w:r>
       <w:r>
         <w:t xml:space="preserve"> - Интерфейс магазина.</w:t>
@@ -23876,15 +24101,15 @@
           <w:rFonts w:cs="Times New Roman"/>
           <w:szCs w:val="28"/>
         </w:rPr>
-        <w:t>RoofHouse.cs</w:t>
-      </w:r>
-      <w:proofErr w:type="spellEnd"/>
-      <w:r>
-        <w:rPr>
-          <w:rFonts w:cs="Times New Roman"/>
-          <w:szCs w:val="28"/>
-        </w:rPr>
-        <w:t xml:space="preserve"> (Крыша дома) </w:t>
+        <w:t>Door.cs</w:t>
+      </w:r>
+      <w:proofErr w:type="spellEnd"/>
+      <w:r>
+        <w:rPr>
+          <w:rFonts w:cs="Times New Roman"/>
+          <w:szCs w:val="28"/>
+        </w:rPr>
+        <w:t xml:space="preserve"> (Дверь) </w:t>
       </w:r>
       <w:r>
         <w:rPr>
@@ -23898,85 +24123,103 @@
           <w:rFonts w:cs="Times New Roman"/>
           <w:szCs w:val="28"/>
         </w:rPr>
-        <w:t xml:space="preserve"> при входе игрока в триггер-зону дома скрывает </w:t>
-      </w:r>
-      <w:proofErr w:type="spellStart"/>
-      <w:r>
-        <w:rPr>
-          <w:rFonts w:cs="Times New Roman"/>
-          <w:szCs w:val="28"/>
-        </w:rPr>
-        <w:t>TilemapRenderer</w:t>
-      </w:r>
-      <w:proofErr w:type="spellEnd"/>
-      <w:r>
-        <w:rPr>
-          <w:rFonts w:cs="Times New Roman"/>
-          <w:szCs w:val="28"/>
-        </w:rPr>
-        <w:t xml:space="preserve"> крыши, открывая обзор интерьера. При выходе игрока из зоны крыша возвращается. Это обеспечивает эффект «кукольного домика», характерный для изометрических игр, позволяя игроку видеть внутреннее пространство здания.</w:t>
+        <w:t xml:space="preserve"> при нажатии E переключает состояние между «открыто» и «закрыто» с проигрыванием анимации. Анимация реализована </w:t>
+      </w:r>
+      <w:r>
+        <w:rPr>
+          <w:rFonts w:cs="Times New Roman"/>
+          <w:szCs w:val="28"/>
+        </w:rPr>
+        <w:lastRenderedPageBreak/>
+        <w:t xml:space="preserve">через </w:t>
+      </w:r>
+      <w:proofErr w:type="spellStart"/>
+      <w:r>
+        <w:rPr>
+          <w:rFonts w:cs="Times New Roman"/>
+          <w:szCs w:val="28"/>
+        </w:rPr>
+        <w:t>Animator</w:t>
+      </w:r>
+      <w:proofErr w:type="spellEnd"/>
+      <w:r>
+        <w:rPr>
+          <w:rFonts w:cs="Times New Roman"/>
+          <w:szCs w:val="28"/>
+        </w:rPr>
+        <w:t xml:space="preserve"> </w:t>
+      </w:r>
+      <w:proofErr w:type="spellStart"/>
+      <w:r>
+        <w:rPr>
+          <w:rFonts w:cs="Times New Roman"/>
+          <w:szCs w:val="28"/>
+        </w:rPr>
+        <w:t>Controller</w:t>
+      </w:r>
+      <w:proofErr w:type="spellEnd"/>
+      <w:r>
+        <w:rPr>
+          <w:rFonts w:cs="Times New Roman"/>
+          <w:szCs w:val="28"/>
+        </w:rPr>
+        <w:t xml:space="preserve"> с параметром-триггером, что обеспечивает плавное открытие/закрытие.</w:t>
       </w:r>
     </w:p>
     <w:p>
       <w:pPr>
         <w:spacing w:after="0" w:line="360" w:lineRule="auto"/>
         <w:ind w:firstLine="709"/>
-      </w:pPr>
-      <w:proofErr w:type="spellStart"/>
-      <w:r>
-        <w:t>Bed.cs</w:t>
-      </w:r>
-      <w:proofErr w:type="spellEnd"/>
-      <w:r>
-        <w:t xml:space="preserve"> (Кровать) - наследуется от </w:t>
-      </w:r>
-      <w:proofErr w:type="spellStart"/>
-      <w:r>
-        <w:t>UsingAllObject</w:t>
-      </w:r>
-      <w:proofErr w:type="spellEnd"/>
-      <w:r>
-        <w:t xml:space="preserve"> и реализует механику сна. Кровать активна только в вечернее и ночное время (по проверке </w:t>
-      </w:r>
-      <w:proofErr w:type="spellStart"/>
-      <w:r>
-        <w:t>GlobalTime.IsEvening</w:t>
-      </w:r>
-      <w:proofErr w:type="spellEnd"/>
-      <w:r>
-        <w:t xml:space="preserve"> и </w:t>
-      </w:r>
-      <w:proofErr w:type="spellStart"/>
-      <w:r>
-        <w:t>IsNight</w:t>
-      </w:r>
-      <w:proofErr w:type="spellEnd"/>
-      <w:r>
-        <w:t xml:space="preserve">); при нажатии E запускается </w:t>
-      </w:r>
-      <w:proofErr w:type="spellStart"/>
-      <w:r>
-        <w:t>корутина</w:t>
-      </w:r>
-      <w:proofErr w:type="spellEnd"/>
-      <w:r>
-        <w:t xml:space="preserve"> последовательности сна: затемнение чёрного оверлея, перевод игрового времени на 11:00 следующего дня, восстановление здоровья игрока до максимума, перекатывание погоды на новый день и плавное осветление экрана. Помимо сна, кровать выступает точкой возрождения игрока: при гибели </w:t>
-      </w:r>
-      <w:proofErr w:type="spellStart"/>
-      <w:r>
-        <w:t>PlayerHealth</w:t>
-      </w:r>
-      <w:proofErr w:type="spellEnd"/>
-      <w:r>
-        <w:t xml:space="preserve"> перемещает персонажа на позицию точки кровати (поле </w:t>
-      </w:r>
-      <w:proofErr w:type="spellStart"/>
-      <w:r>
-        <w:t>bedSpawnPoint</w:t>
-      </w:r>
-      <w:proofErr w:type="spellEnd"/>
-      <w:r>
-        <w:t>).</w:t>
+        <w:rPr>
+          <w:rFonts w:cs="Times New Roman"/>
+          <w:szCs w:val="28"/>
+        </w:rPr>
+      </w:pPr>
+      <w:proofErr w:type="spellStart"/>
+      <w:r>
+        <w:rPr>
+          <w:rFonts w:cs="Times New Roman"/>
+          <w:szCs w:val="28"/>
+        </w:rPr>
+        <w:t>RoofHouse.cs</w:t>
+      </w:r>
+      <w:proofErr w:type="spellEnd"/>
+      <w:r>
+        <w:rPr>
+          <w:rFonts w:cs="Times New Roman"/>
+          <w:szCs w:val="28"/>
+        </w:rPr>
+        <w:t xml:space="preserve"> (Крыша дома) </w:t>
+      </w:r>
+      <w:r>
+        <w:rPr>
+          <w:rFonts w:cs="Times New Roman"/>
+          <w:szCs w:val="28"/>
+        </w:rPr>
+        <w:t>-</w:t>
+      </w:r>
+      <w:r>
+        <w:rPr>
+          <w:rFonts w:cs="Times New Roman"/>
+          <w:szCs w:val="28"/>
+        </w:rPr>
+        <w:t xml:space="preserve"> при входе игрока в триггер-зону дома скрывает </w:t>
+      </w:r>
+      <w:proofErr w:type="spellStart"/>
+      <w:r>
+        <w:rPr>
+          <w:rFonts w:cs="Times New Roman"/>
+          <w:szCs w:val="28"/>
+        </w:rPr>
+        <w:t>TilemapRenderer</w:t>
+      </w:r>
+      <w:proofErr w:type="spellEnd"/>
+      <w:r>
+        <w:rPr>
+          <w:rFonts w:cs="Times New Roman"/>
+          <w:szCs w:val="28"/>
+        </w:rPr>
+        <w:t xml:space="preserve"> крыши, открывая обзор интерьера. При выходе игрока из зоны крыша возвращается. Это обеспечивает эффект «кукольного домика», характерный для изометрических игр, позволяя игроку видеть внутреннее пространство здания.</w:t>
       </w:r>
     </w:p>
     <w:p>
@@ -23986,108 +24229,64 @@
       </w:pPr>
       <w:proofErr w:type="spellStart"/>
       <w:r>
-        <w:t>Portal.cs</w:t>
-      </w:r>
-      <w:proofErr w:type="spellEnd"/>
-      <w:r>
-        <w:t xml:space="preserve"> (Портал) - реализует механику телепортации между двумя точками карты. При входе игрока в триггер портал телепортирует его к </w:t>
-      </w:r>
-      <w:r>
-        <w:lastRenderedPageBreak/>
-        <w:t xml:space="preserve">позиции </w:t>
-      </w:r>
-      <w:proofErr w:type="spellStart"/>
-      <w:r>
-        <w:t>targetPortal</w:t>
-      </w:r>
-      <w:proofErr w:type="spellEnd"/>
-      <w:r>
-        <w:t xml:space="preserve"> с заданным смещением </w:t>
-      </w:r>
-      <w:proofErr w:type="spellStart"/>
-      <w:r>
-        <w:t>spawnOffset</w:t>
-      </w:r>
-      <w:proofErr w:type="spellEnd"/>
-      <w:r>
-        <w:t xml:space="preserve">, после чего активирует анимацию закрытия и блокирует повторное срабатывание на </w:t>
-      </w:r>
-      <w:proofErr w:type="spellStart"/>
-      <w:r>
-        <w:t>cooldown</w:t>
-      </w:r>
-      <w:proofErr w:type="spellEnd"/>
-      <w:r>
-        <w:t xml:space="preserve"> секунд. Через </w:t>
-      </w:r>
-      <w:proofErr w:type="spellStart"/>
-      <w:r>
-        <w:t>Animation</w:t>
-      </w:r>
-      <w:proofErr w:type="spellEnd"/>
-      <w:r>
-        <w:t xml:space="preserve"> </w:t>
-      </w:r>
-      <w:proofErr w:type="spellStart"/>
-      <w:r>
-        <w:t>Event</w:t>
-      </w:r>
-      <w:proofErr w:type="spellEnd"/>
-      <w:r>
-        <w:t xml:space="preserve"> анимации может быть вызван метод </w:t>
-      </w:r>
-      <w:proofErr w:type="spellStart"/>
-      <w:r>
-        <w:t>DestroyPortal</w:t>
-      </w:r>
-      <w:proofErr w:type="spellEnd"/>
-      <w:r>
-        <w:t xml:space="preserve">, скрывающий портал и помечающий его как «уничтоженный»; этот флаг </w:t>
-      </w:r>
-      <w:proofErr w:type="spellStart"/>
-      <w:r>
-        <w:t>сериализуется</w:t>
-      </w:r>
-      <w:proofErr w:type="spellEnd"/>
-      <w:r>
-        <w:t xml:space="preserve"> в сохранение через </w:t>
-      </w:r>
-      <w:proofErr w:type="spellStart"/>
-      <w:r>
-        <w:t>ISaveable</w:t>
-      </w:r>
-      <w:proofErr w:type="spellEnd"/>
-      <w:r>
-        <w:t>, поэтому уничтоженные порталы не возвращаются после загрузки.</w:t>
-      </w:r>
-    </w:p>
-    <w:p>
-      <w:pPr>
-        <w:spacing w:after="0" w:line="360" w:lineRule="auto"/>
-        <w:ind w:firstLine="709"/>
-        <w:rPr>
-          <w:rFonts w:cs="Times New Roman"/>
-          <w:szCs w:val="28"/>
-        </w:rPr>
-      </w:pPr>
-      <w:r>
-        <w:rPr>
-          <w:rFonts w:cs="Times New Roman"/>
-          <w:szCs w:val="28"/>
-        </w:rPr>
-        <w:t>Таблица 9 — Интерактивные объекты игрового мира</w:t>
-      </w:r>
-      <w:r>
-        <w:rPr>
-          <w:rFonts w:cs="Times New Roman"/>
-          <w:szCs w:val="28"/>
-        </w:rPr>
-        <w:t>.</w:t>
+        <w:t>Bed.cs</w:t>
+      </w:r>
+      <w:proofErr w:type="spellEnd"/>
+      <w:r>
+        <w:t xml:space="preserve"> (Кровать) - наследуется от </w:t>
+      </w:r>
+      <w:proofErr w:type="spellStart"/>
+      <w:r>
+        <w:t>UsingAllObject</w:t>
+      </w:r>
+      <w:proofErr w:type="spellEnd"/>
+      <w:r>
+        <w:t xml:space="preserve"> и реализует механику сна. Кровать активна только в вечернее и ночное время (по проверке </w:t>
+      </w:r>
+      <w:proofErr w:type="spellStart"/>
+      <w:r>
+        <w:t>GlobalTime.IsEvening</w:t>
+      </w:r>
+      <w:proofErr w:type="spellEnd"/>
+      <w:r>
+        <w:t xml:space="preserve"> и </w:t>
+      </w:r>
+      <w:proofErr w:type="spellStart"/>
+      <w:r>
+        <w:t>IsNight</w:t>
+      </w:r>
+      <w:proofErr w:type="spellEnd"/>
+      <w:r>
+        <w:t xml:space="preserve">); при нажатии E запускается </w:t>
+      </w:r>
+      <w:proofErr w:type="spellStart"/>
+      <w:r>
+        <w:t>корутина</w:t>
+      </w:r>
+      <w:proofErr w:type="spellEnd"/>
+      <w:r>
+        <w:t xml:space="preserve"> последовательности сна: затемнение чёрного оверлея, перевод игрового времени на 11:00 следующего дня, восстановление здоровья игрока до максимума, перекатывание погоды на новый день и плавное осветление экрана. Помимо сна, кровать выступает точкой возрождения игрока: при гибели </w:t>
+      </w:r>
+      <w:proofErr w:type="spellStart"/>
+      <w:r>
+        <w:t>PlayerHealth</w:t>
+      </w:r>
+      <w:proofErr w:type="spellEnd"/>
+      <w:r>
+        <w:t xml:space="preserve"> перемещает персонажа на позицию точки кровати (поле </w:t>
+      </w:r>
+      <w:proofErr w:type="spellStart"/>
+      <w:r>
+        <w:t>bedSpawnPoint</w:t>
+      </w:r>
+      <w:proofErr w:type="spellEnd"/>
+      <w:r>
+        <w:t>).</w:t>
       </w:r>
     </w:p>
     <w:tbl>
       <w:tblPr>
-        <w:tblpPr w:leftFromText="180" w:rightFromText="180" w:vertAnchor="text" w:horzAnchor="margin" w:tblpY="-68"/>
+        <w:tblpPr w:leftFromText="180" w:rightFromText="180" w:vertAnchor="text" w:horzAnchor="margin" w:tblpY="515"/>
         <w:tblW w:w="0" w:type="auto"/>
         <w:tblBorders>
           <w:top w:val="single" w:sz="4" w:space="0" w:color="auto"/>
@@ -24776,14 +24975,121 @@
         </w:tc>
       </w:tr>
     </w:tbl>
-    <w:p/>
+    <w:p>
+      <w:pPr>
+        <w:spacing w:after="0" w:line="360" w:lineRule="auto"/>
+        <w:ind w:firstLine="709"/>
+        <w:rPr>
+          <w:rFonts w:cs="Times New Roman"/>
+          <w:szCs w:val="28"/>
+        </w:rPr>
+      </w:pPr>
+      <w:r>
+        <w:rPr>
+          <w:rFonts w:cs="Times New Roman"/>
+          <w:szCs w:val="28"/>
+        </w:rPr>
+        <w:t>Таблица 9 — Интерактивные объекты игрового мира</w:t>
+      </w:r>
+      <w:r>
+        <w:rPr>
+          <w:rFonts w:cs="Times New Roman"/>
+          <w:szCs w:val="28"/>
+        </w:rPr>
+        <w:t>.</w:t>
+      </w:r>
+    </w:p>
+    <w:p>
+      <w:pPr>
+        <w:spacing w:after="0" w:line="360" w:lineRule="auto"/>
+      </w:pPr>
+    </w:p>
+    <w:p>
+      <w:pPr>
+        <w:spacing w:after="0" w:line="360" w:lineRule="auto"/>
+        <w:ind w:firstLine="709"/>
+      </w:pPr>
+      <w:proofErr w:type="spellStart"/>
+      <w:r>
+        <w:t>Portal.cs</w:t>
+      </w:r>
+      <w:proofErr w:type="spellEnd"/>
+      <w:r>
+        <w:t xml:space="preserve"> (Портал) - реализует механику телепортации между двумя точками карты. При входе игрока в триггер портал телепортирует его к позиции </w:t>
+      </w:r>
+      <w:proofErr w:type="spellStart"/>
+      <w:r>
+        <w:t>targetPortal</w:t>
+      </w:r>
+      <w:proofErr w:type="spellEnd"/>
+      <w:r>
+        <w:t xml:space="preserve"> с заданным смещением </w:t>
+      </w:r>
+      <w:proofErr w:type="spellStart"/>
+      <w:r>
+        <w:t>spawnOffset</w:t>
+      </w:r>
+      <w:proofErr w:type="spellEnd"/>
+      <w:r>
+        <w:t xml:space="preserve">, после чего активирует анимацию закрытия и блокирует повторное срабатывание на </w:t>
+      </w:r>
+      <w:proofErr w:type="spellStart"/>
+      <w:r>
+        <w:lastRenderedPageBreak/>
+        <w:t>cooldown</w:t>
+      </w:r>
+      <w:proofErr w:type="spellEnd"/>
+      <w:r>
+        <w:t xml:space="preserve"> секунд. Через </w:t>
+      </w:r>
+      <w:proofErr w:type="spellStart"/>
+      <w:r>
+        <w:t>Animation</w:t>
+      </w:r>
+      <w:proofErr w:type="spellEnd"/>
+      <w:r>
+        <w:t xml:space="preserve"> </w:t>
+      </w:r>
+      <w:proofErr w:type="spellStart"/>
+      <w:r>
+        <w:t>Event</w:t>
+      </w:r>
+      <w:proofErr w:type="spellEnd"/>
+      <w:r>
+        <w:t xml:space="preserve"> анимации может быть вызван метод </w:t>
+      </w:r>
+      <w:proofErr w:type="spellStart"/>
+      <w:r>
+        <w:t>DestroyPortal</w:t>
+      </w:r>
+      <w:proofErr w:type="spellEnd"/>
+      <w:r>
+        <w:t xml:space="preserve">, скрывающий портал и помечающий его как «уничтоженный»; этот флаг </w:t>
+      </w:r>
+      <w:proofErr w:type="spellStart"/>
+      <w:r>
+        <w:t>сериализуется</w:t>
+      </w:r>
+      <w:proofErr w:type="spellEnd"/>
+      <w:r>
+        <w:t xml:space="preserve"> в сохранение через </w:t>
+      </w:r>
+      <w:proofErr w:type="spellStart"/>
+      <w:r>
+        <w:t>ISaveable</w:t>
+      </w:r>
+      <w:proofErr w:type="spellEnd"/>
+      <w:r>
+        <w:t>, поэтому уничтоженные порталы не возвращаются после загрузки.</w:t>
+      </w:r>
+    </w:p>
     <w:p>
       <w:pPr>
         <w:pStyle w:val="2"/>
         <w:spacing w:before="0" w:after="0" w:line="360" w:lineRule="auto"/>
         <w:ind w:firstLine="709"/>
       </w:pPr>
-      <w:bookmarkStart w:id="30" w:name="_Toc228279527"/>
+      <w:bookmarkStart w:id="30" w:name="_Toc228879286"/>
       <w:r>
         <w:t>2.</w:t>
       </w:r>
@@ -24943,11 +25249,7 @@
       </w:r>
       <w:proofErr w:type="spellEnd"/>
       <w:r>
-        <w:t xml:space="preserve">. Такое расположение гарантирует сохранность данных между запусками и обновлениями игры, а также обеспечивает корректную работу в </w:t>
-      </w:r>
-      <w:r>
-        <w:lastRenderedPageBreak/>
-        <w:t xml:space="preserve">пользовательском пространстве без прав администратора. Наличие сохранения отслеживается через </w:t>
+        <w:t xml:space="preserve">. Такое расположение гарантирует сохранность данных между запусками и обновлениями игры, а также обеспечивает корректную работу в пользовательском пространстве без прав администратора. Наличие сохранения отслеживается через </w:t>
       </w:r>
       <w:proofErr w:type="spellStart"/>
       <w:r>
@@ -24980,18 +25282,41 @@
       <w:pPr>
         <w:spacing w:after="0" w:line="360" w:lineRule="auto"/>
         <w:ind w:firstLine="709"/>
+        <w:contextualSpacing/>
+      </w:pPr>
+      <w:r>
+        <w:t>Диаграмма вариантов использования системы сохранения и загрузки представлена на рисунке 23.</w:t>
+      </w:r>
+    </w:p>
+    <w:p>
+      <w:pPr>
+        <w:spacing w:after="0" w:line="360" w:lineRule="auto"/>
+        <w:ind w:firstLine="709"/>
       </w:pPr>
       <w:r>
         <w:t xml:space="preserve">Таблица </w:t>
       </w:r>
-      <w:fldSimple w:instr=" SEQ Таблица \* ARABIC ">
-        <w:r>
-          <w:rPr>
-            <w:noProof/>
-          </w:rPr>
-          <w:t>1</w:t>
-        </w:r>
-      </w:fldSimple>
+      <w:r>
+        <w:fldChar w:fldCharType="begin"/>
+      </w:r>
+      <w:r>
+        <w:instrText xml:space="preserve"> SEQ Таблица \* ARABIC </w:instrText>
+      </w:r>
+      <w:r>
+        <w:fldChar w:fldCharType="separate"/>
+      </w:r>
+      <w:r>
+        <w:rPr>
+          <w:noProof/>
+        </w:rPr>
+        <w:t>1</w:t>
+      </w:r>
+      <w:r>
+        <w:rPr>
+          <w:noProof/>
+        </w:rPr>
+        <w:fldChar w:fldCharType="end"/>
+      </w:r>
       <w:r>
         <w:t xml:space="preserve">0 - </w:t>
       </w:r>
@@ -25214,6 +25539,39 @@
             <w:pPr>
               <w:spacing w:line="360" w:lineRule="auto"/>
               <w:contextualSpacing/>
+              <w:jc w:val="center"/>
+            </w:pPr>
+            <w:r>
+              <w:lastRenderedPageBreak/>
+              <w:t>Параметр</w:t>
+            </w:r>
+          </w:p>
+        </w:tc>
+        <w:tc>
+          <w:tcPr>
+            <w:tcW w:w="6453" w:type="dxa"/>
+          </w:tcPr>
+          <w:p>
+            <w:pPr>
+              <w:spacing w:line="360" w:lineRule="auto"/>
+              <w:contextualSpacing/>
+              <w:jc w:val="center"/>
+            </w:pPr>
+            <w:r>
+              <w:t>Значение</w:t>
+            </w:r>
+          </w:p>
+        </w:tc>
+      </w:tr>
+      <w:tr>
+        <w:tc>
+          <w:tcPr>
+            <w:tcW w:w="2892" w:type="dxa"/>
+          </w:tcPr>
+          <w:p>
+            <w:pPr>
+              <w:spacing w:line="360" w:lineRule="auto"/>
+              <w:contextualSpacing/>
             </w:pPr>
             <w:r>
               <w:t xml:space="preserve">Удаление слота  </w:t>
@@ -25367,144 +25725,80 @@
     <w:p>
       <w:pPr>
         <w:spacing w:after="0" w:line="360" w:lineRule="auto"/>
-        <w:ind w:firstLine="709"/>
+        <w:ind w:hanging="284"/>
         <w:contextualSpacing/>
       </w:pPr>
-      <w:proofErr w:type="spellStart"/>
-      <w:r>
-        <w:t>SaveManager.cs</w:t>
-      </w:r>
-      <w:proofErr w:type="spellEnd"/>
-      <w:r>
-        <w:t xml:space="preserve"> реализует паттерн </w:t>
-      </w:r>
-      <w:proofErr w:type="spellStart"/>
-      <w:r>
-        <w:t>Singleton</w:t>
-      </w:r>
-      <w:proofErr w:type="spellEnd"/>
-      <w:r>
-        <w:t xml:space="preserve"> с атрибутом </w:t>
-      </w:r>
-      <w:proofErr w:type="spellStart"/>
-      <w:r>
-        <w:t>DontDestroyOnLoad</w:t>
-      </w:r>
-      <w:proofErr w:type="spellEnd"/>
-      <w:r>
-        <w:t xml:space="preserve">, что позволяет объекту сохраняться при переходе между сценами. Метод </w:t>
-      </w:r>
-      <w:proofErr w:type="spellStart"/>
-      <w:proofErr w:type="gramStart"/>
-      <w:r>
-        <w:t>SaveGame</w:t>
-      </w:r>
-      <w:proofErr w:type="spellEnd"/>
-      <w:r>
-        <w:t>(</w:t>
-      </w:r>
-      <w:proofErr w:type="gramEnd"/>
-      <w:r>
-        <w:t xml:space="preserve">) последовательно обходит все игровые системы </w:t>
-      </w:r>
-      <w:r>
-        <w:t xml:space="preserve">- </w:t>
-      </w:r>
-      <w:proofErr w:type="spellStart"/>
-      <w:r>
-        <w:t>Player</w:t>
-      </w:r>
-      <w:proofErr w:type="spellEnd"/>
-      <w:r>
-        <w:t xml:space="preserve">, </w:t>
-      </w:r>
-      <w:proofErr w:type="spellStart"/>
-      <w:r>
-        <w:t>GlobalTime</w:t>
-      </w:r>
-      <w:proofErr w:type="spellEnd"/>
-      <w:r>
-        <w:t xml:space="preserve">, </w:t>
-      </w:r>
-      <w:proofErr w:type="spellStart"/>
-      <w:r>
-        <w:t>InventoryManager</w:t>
-      </w:r>
-      <w:proofErr w:type="spellEnd"/>
-      <w:r>
-        <w:t xml:space="preserve"> </w:t>
-      </w:r>
-      <w:r>
-        <w:t>-</w:t>
-      </w:r>
-      <w:r>
-        <w:t xml:space="preserve"> и все объекты сцены, реализующие интерфейс </w:t>
-      </w:r>
-      <w:proofErr w:type="spellStart"/>
-      <w:r>
-        <w:t>ISaveable</w:t>
-      </w:r>
-      <w:proofErr w:type="spellEnd"/>
-      <w:r>
-        <w:t xml:space="preserve">, собирает актуальные данные в объект </w:t>
-      </w:r>
-      <w:proofErr w:type="spellStart"/>
-      <w:r>
-        <w:t>GameData</w:t>
-      </w:r>
-      <w:proofErr w:type="spellEnd"/>
-      <w:r>
-        <w:t xml:space="preserve"> и записывает </w:t>
-      </w:r>
-      <w:proofErr w:type="spellStart"/>
-      <w:r>
-        <w:t>сериализованный</w:t>
-      </w:r>
-      <w:proofErr w:type="spellEnd"/>
-      <w:r>
-        <w:t xml:space="preserve"> JSON на диск. Метод </w:t>
-      </w:r>
-      <w:proofErr w:type="spellStart"/>
-      <w:proofErr w:type="gramStart"/>
-      <w:r>
-        <w:t>LoadGame</w:t>
-      </w:r>
-      <w:proofErr w:type="spellEnd"/>
-      <w:r>
-        <w:t>(</w:t>
-      </w:r>
-      <w:proofErr w:type="gramEnd"/>
-      <w:r>
-        <w:t xml:space="preserve">) считывает файл и возвращает </w:t>
-      </w:r>
-      <w:proofErr w:type="spellStart"/>
-      <w:r>
-        <w:t>десериализованный</w:t>
-      </w:r>
-      <w:proofErr w:type="spellEnd"/>
-      <w:r>
-        <w:t xml:space="preserve"> объект. Дополнительно реализован метод </w:t>
-      </w:r>
-      <w:proofErr w:type="spellStart"/>
-      <w:proofErr w:type="gramStart"/>
-      <w:r>
-        <w:t>GetSaveMetadata</w:t>
-      </w:r>
-      <w:proofErr w:type="spellEnd"/>
-      <w:r>
-        <w:t>(</w:t>
-      </w:r>
-      <w:proofErr w:type="gramEnd"/>
-      <w:r>
-        <w:t xml:space="preserve">), возвращающий краткие данные сохранения (дату, номер дня) для отображения в главном меню без полной </w:t>
-      </w:r>
-      <w:proofErr w:type="spellStart"/>
-      <w:r>
-        <w:t>десериализации</w:t>
-      </w:r>
-      <w:proofErr w:type="spellEnd"/>
-      <w:r>
-        <w:t>.</w:t>
+      <w:r>
+        <w:rPr>
+          <w:noProof/>
+        </w:rPr>
+        <w:drawing>
+          <wp:inline distT="0" distB="0" distL="0" distR="0">
+            <wp:extent cx="5940425" cy="4087718"/>
+            <wp:effectExtent l="0" t="0" r="3175" b="8255"/>
+            <wp:docPr id="21" name="Рисунок 21" descr="C:\Users\proho\Downloads\Telega Desktop\image_2026-05-03_14-22-11 (2).png"/>
+            <wp:cNvGraphicFramePr>
+              <a:graphicFrameLocks xmlns:a="http://schemas.openxmlformats.org/drawingml/2006/main" noChangeAspect="1"/>
+            </wp:cNvGraphicFramePr>
+            <a:graphic xmlns:a="http://schemas.openxmlformats.org/drawingml/2006/main">
+              <a:graphicData uri="http://schemas.openxmlformats.org/drawingml/2006/picture">
+                <pic:pic xmlns:pic="http://schemas.openxmlformats.org/drawingml/2006/picture">
+                  <pic:nvPicPr>
+                    <pic:cNvPr id="0" name="Picture 3" descr="C:\Users\proho\Downloads\Telega Desktop\image_2026-05-03_14-22-11 (2).png"/>
+                    <pic:cNvPicPr>
+                      <a:picLocks noChangeAspect="1" noChangeArrowheads="1"/>
+                    </pic:cNvPicPr>
+                  </pic:nvPicPr>
+                  <pic:blipFill>
+                    <a:blip r:embed="rId28">
+                      <a:extLst>
+                        <a:ext uri="{28A0092B-C50C-407E-A947-70E740481C1C}">
+                          <a14:useLocalDpi xmlns:a14="http://schemas.microsoft.com/office/drawing/2010/main" val="0"/>
+                        </a:ext>
+                      </a:extLst>
+                    </a:blip>
+                    <a:srcRect/>
+                    <a:stretch>
+                      <a:fillRect/>
+                    </a:stretch>
+                  </pic:blipFill>
+                  <pic:spPr bwMode="auto">
+                    <a:xfrm>
+                      <a:off x="0" y="0"/>
+                      <a:ext cx="5940425" cy="4087718"/>
+                    </a:xfrm>
+                    <a:prstGeom prst="rect">
+                      <a:avLst/>
+                    </a:prstGeom>
+                    <a:noFill/>
+                    <a:ln>
+                      <a:noFill/>
+                    </a:ln>
+                  </pic:spPr>
+                </pic:pic>
+              </a:graphicData>
+            </a:graphic>
+          </wp:inline>
+        </w:drawing>
+      </w:r>
+    </w:p>
+    <w:p>
+      <w:pPr>
+        <w:spacing w:after="0" w:line="360" w:lineRule="auto"/>
+        <w:ind w:hanging="284"/>
+        <w:contextualSpacing/>
+        <w:jc w:val="center"/>
+      </w:pPr>
+      <w:r>
+        <w:t>Рисунок 23 — Диаграмма вариантов использования системы сохранения и загрузки (</w:t>
+      </w:r>
+      <w:proofErr w:type="spellStart"/>
+      <w:r>
+        <w:t>SaveManager</w:t>
+      </w:r>
+      <w:proofErr w:type="spellEnd"/>
+      <w:r>
+        <w:t>)</w:t>
       </w:r>
     </w:p>
     <w:p>
@@ -25513,9 +25807,79 @@
         <w:ind w:firstLine="709"/>
         <w:contextualSpacing/>
       </w:pPr>
+      <w:proofErr w:type="spellStart"/>
+      <w:r>
+        <w:t>SaveManager.cs</w:t>
+      </w:r>
+      <w:proofErr w:type="spellEnd"/>
+      <w:r>
+        <w:t xml:space="preserve"> реализует паттерн </w:t>
+      </w:r>
+      <w:proofErr w:type="spellStart"/>
+      <w:r>
+        <w:t>Singleton</w:t>
+      </w:r>
+      <w:proofErr w:type="spellEnd"/>
+      <w:r>
+        <w:t xml:space="preserve"> с атрибутом </w:t>
+      </w:r>
+      <w:proofErr w:type="spellStart"/>
+      <w:r>
+        <w:t>DontDestroyOnLoad</w:t>
+      </w:r>
+      <w:proofErr w:type="spellEnd"/>
+      <w:r>
+        <w:t xml:space="preserve">, что позволяет объекту сохраняться при переходе между </w:t>
+      </w:r>
       <w:r>
         <w:lastRenderedPageBreak/>
-        <w:t xml:space="preserve">Интерфейс </w:t>
+        <w:t xml:space="preserve">сценами. Метод </w:t>
+      </w:r>
+      <w:proofErr w:type="spellStart"/>
+      <w:proofErr w:type="gramStart"/>
+      <w:r>
+        <w:t>SaveGame</w:t>
+      </w:r>
+      <w:proofErr w:type="spellEnd"/>
+      <w:r>
+        <w:t>(</w:t>
+      </w:r>
+      <w:proofErr w:type="gramEnd"/>
+      <w:r>
+        <w:t xml:space="preserve">) последовательно обходит все игровые системы </w:t>
+      </w:r>
+      <w:r>
+        <w:t xml:space="preserve">- </w:t>
+      </w:r>
+      <w:proofErr w:type="spellStart"/>
+      <w:r>
+        <w:t>Player</w:t>
+      </w:r>
+      <w:proofErr w:type="spellEnd"/>
+      <w:r>
+        <w:t xml:space="preserve">, </w:t>
+      </w:r>
+      <w:proofErr w:type="spellStart"/>
+      <w:r>
+        <w:t>GlobalTime</w:t>
+      </w:r>
+      <w:proofErr w:type="spellEnd"/>
+      <w:r>
+        <w:t xml:space="preserve">, </w:t>
+      </w:r>
+      <w:proofErr w:type="spellStart"/>
+      <w:r>
+        <w:t>InventoryManager</w:t>
+      </w:r>
+      <w:proofErr w:type="spellEnd"/>
+      <w:r>
+        <w:t xml:space="preserve"> </w:t>
+      </w:r>
+      <w:r>
+        <w:t>-</w:t>
+      </w:r>
+      <w:r>
+        <w:t xml:space="preserve"> и все объекты сцены, реализующие интерфейс </w:t>
       </w:r>
       <w:proofErr w:type="spellStart"/>
       <w:r>
@@ -25523,12 +25887,28 @@
       </w:r>
       <w:proofErr w:type="spellEnd"/>
       <w:r>
-        <w:t xml:space="preserve"> определяет единый контракт для всех сохраняемых объектов игрового мира. Интерфейс содержит три метода: </w:t>
+        <w:t xml:space="preserve">, собирает актуальные данные в объект </w:t>
+      </w:r>
+      <w:proofErr w:type="spellStart"/>
+      <w:r>
+        <w:t>GameData</w:t>
+      </w:r>
+      <w:proofErr w:type="spellEnd"/>
+      <w:r>
+        <w:t xml:space="preserve"> и записывает </w:t>
+      </w:r>
+      <w:proofErr w:type="spellStart"/>
+      <w:r>
+        <w:t>сериализованный</w:t>
+      </w:r>
+      <w:proofErr w:type="spellEnd"/>
+      <w:r>
+        <w:t xml:space="preserve"> JSON на диск. Метод </w:t>
       </w:r>
       <w:proofErr w:type="spellStart"/>
       <w:proofErr w:type="gramStart"/>
       <w:r>
-        <w:t>GetObjectId</w:t>
+        <w:t>LoadGame</w:t>
       </w:r>
       <w:proofErr w:type="spellEnd"/>
       <w:r>
@@ -25536,105 +25916,36 @@
       </w:r>
       <w:proofErr w:type="gramEnd"/>
       <w:r>
-        <w:t xml:space="preserve">) </w:t>
-      </w:r>
-      <w:r>
-        <w:t>-</w:t>
-      </w:r>
-      <w:r>
-        <w:t xml:space="preserve"> возвращает уникальный строковый идентификатор объекта (имя в сцене); </w:t>
-      </w:r>
-      <w:proofErr w:type="spellStart"/>
-      <w:r>
-        <w:t>GetSaveData</w:t>
-      </w:r>
-      <w:proofErr w:type="spellEnd"/>
-      <w:r>
-        <w:t xml:space="preserve">() </w:t>
-      </w:r>
-      <w:r>
-        <w:t>-</w:t>
-      </w:r>
-      <w:r>
-        <w:t xml:space="preserve"> формирует объект </w:t>
-      </w:r>
-      <w:proofErr w:type="spellStart"/>
-      <w:r>
-        <w:t>WorldObjectData</w:t>
-      </w:r>
-      <w:proofErr w:type="spellEnd"/>
-      <w:r>
-        <w:t xml:space="preserve"> с текущим состоянием объекта; </w:t>
-      </w:r>
-      <w:proofErr w:type="spellStart"/>
-      <w:r>
-        <w:t>LoadData</w:t>
+        <w:t xml:space="preserve">) считывает файл и возвращает </w:t>
+      </w:r>
+      <w:proofErr w:type="spellStart"/>
+      <w:r>
+        <w:t>десериализованный</w:t>
+      </w:r>
+      <w:proofErr w:type="spellEnd"/>
+      <w:r>
+        <w:t xml:space="preserve"> объект. Дополнительно реализован метод </w:t>
+      </w:r>
+      <w:proofErr w:type="spellStart"/>
+      <w:proofErr w:type="gramStart"/>
+      <w:r>
+        <w:t>GetSaveMetadata</w:t>
       </w:r>
       <w:proofErr w:type="spellEnd"/>
       <w:r>
         <w:t>(</w:t>
       </w:r>
-      <w:proofErr w:type="spellStart"/>
-      <w:r>
-        <w:t>WorldObjectData</w:t>
-      </w:r>
-      <w:proofErr w:type="spellEnd"/>
-      <w:r>
-        <w:t xml:space="preserve"> </w:t>
-      </w:r>
-      <w:proofErr w:type="spellStart"/>
-      <w:r>
-        <w:t>data</w:t>
-      </w:r>
-      <w:proofErr w:type="spellEnd"/>
-      <w:r>
-        <w:t xml:space="preserve">) </w:t>
-      </w:r>
-      <w:r>
-        <w:t>-</w:t>
-      </w:r>
-      <w:r>
-        <w:t xml:space="preserve"> восстанавливает состояние объекта из переданных данных. Интерфейс реализован в классах </w:t>
-      </w:r>
-      <w:proofErr w:type="spellStart"/>
-      <w:r>
-        <w:t>AppleTree</w:t>
-      </w:r>
-      <w:proofErr w:type="spellEnd"/>
-      <w:r>
-        <w:t xml:space="preserve">, </w:t>
-      </w:r>
-      <w:proofErr w:type="spellStart"/>
-      <w:r>
-        <w:t>Bash</w:t>
-      </w:r>
-      <w:proofErr w:type="spellEnd"/>
-      <w:r>
-        <w:t xml:space="preserve">, </w:t>
-      </w:r>
-      <w:proofErr w:type="spellStart"/>
-      <w:r>
-        <w:t>Extraction</w:t>
-      </w:r>
-      <w:proofErr w:type="spellEnd"/>
-      <w:r>
-        <w:t xml:space="preserve"> и </w:t>
-      </w:r>
-      <w:proofErr w:type="spellStart"/>
-      <w:r>
-        <w:t>PickupItem</w:t>
-      </w:r>
-      <w:proofErr w:type="spellEnd"/>
-      <w:r>
-        <w:t xml:space="preserve">, что обеспечивает полное сохранение состояния игрового мира, включая стадии роста ресурсов, таймеры </w:t>
-      </w:r>
-      <w:proofErr w:type="spellStart"/>
-      <w:r>
-        <w:t>респавна</w:t>
-      </w:r>
-      <w:proofErr w:type="spellEnd"/>
-      <w:r>
-        <w:t xml:space="preserve"> и предметы на земле.</w:t>
+      <w:proofErr w:type="gramEnd"/>
+      <w:r>
+        <w:t xml:space="preserve">), возвращающий краткие данные сохранения (дату, номер дня) для отображения в главном меню без полной </w:t>
+      </w:r>
+      <w:proofErr w:type="spellStart"/>
+      <w:r>
+        <w:t>десериализации</w:t>
+      </w:r>
+      <w:proofErr w:type="spellEnd"/>
+      <w:r>
+        <w:t>.</w:t>
       </w:r>
     </w:p>
     <w:p>
@@ -25643,71 +25954,91 @@
         <w:ind w:firstLine="709"/>
         <w:contextualSpacing/>
       </w:pPr>
-      <w:proofErr w:type="spellStart"/>
-      <w:r>
-        <w:t>GameSaveLoader.cs</w:t>
-      </w:r>
-      <w:proofErr w:type="spellEnd"/>
-      <w:r>
-        <w:t xml:space="preserve"> размещается на отдельном </w:t>
-      </w:r>
-      <w:proofErr w:type="spellStart"/>
-      <w:r>
-        <w:t>GameObject</w:t>
-      </w:r>
-      <w:proofErr w:type="spellEnd"/>
-      <w:r>
-        <w:t xml:space="preserve"> в сцене </w:t>
-      </w:r>
-      <w:proofErr w:type="spellStart"/>
-      <w:r>
-        <w:t>MainMap</w:t>
-      </w:r>
-      <w:proofErr w:type="spellEnd"/>
-      <w:r>
-        <w:t xml:space="preserve"> и запускается автоматически при её загрузке. Компонент определяет режим запуска через </w:t>
-      </w:r>
-      <w:proofErr w:type="spellStart"/>
-      <w:r>
-        <w:t>PlayerPrefs.GetInt</w:t>
-      </w:r>
-      <w:proofErr w:type="spellEnd"/>
-      <w:r>
-        <w:t>("</w:t>
-      </w:r>
-      <w:proofErr w:type="spellStart"/>
-      <w:r>
-        <w:t>new_game</w:t>
-      </w:r>
-      <w:proofErr w:type="spellEnd"/>
-      <w:r>
-        <w:t xml:space="preserve">"): при новой игре загрузка пропускается, при продолжении </w:t>
+      <w:r>
+        <w:t xml:space="preserve">Интерфейс </w:t>
+      </w:r>
+      <w:proofErr w:type="spellStart"/>
+      <w:r>
+        <w:t>ISaveable</w:t>
+      </w:r>
+      <w:proofErr w:type="spellEnd"/>
+      <w:r>
+        <w:t xml:space="preserve"> определяет единый контракт для всех сохраняемых объектов игрового мира. Интерфейс содержит три метода: </w:t>
+      </w:r>
+      <w:proofErr w:type="spellStart"/>
+      <w:proofErr w:type="gramStart"/>
+      <w:r>
+        <w:t>GetObjectId</w:t>
+      </w:r>
+      <w:proofErr w:type="spellEnd"/>
+      <w:r>
+        <w:t>(</w:t>
+      </w:r>
+      <w:proofErr w:type="gramEnd"/>
+      <w:r>
+        <w:t xml:space="preserve">) </w:t>
       </w:r>
       <w:r>
         <w:t>-</w:t>
       </w:r>
       <w:r>
-        <w:t xml:space="preserve"> запускается </w:t>
-      </w:r>
-      <w:proofErr w:type="spellStart"/>
-      <w:r>
-        <w:t>корутина</w:t>
-      </w:r>
-      <w:proofErr w:type="spellEnd"/>
-      <w:r>
-        <w:t xml:space="preserve">. </w:t>
-      </w:r>
-      <w:proofErr w:type="spellStart"/>
-      <w:r>
-        <w:t>Корутина</w:t>
-      </w:r>
-      <w:proofErr w:type="spellEnd"/>
-      <w:r>
-        <w:t xml:space="preserve"> ожидает инициализации всех необходимых систем (</w:t>
-      </w:r>
-      <w:proofErr w:type="spellStart"/>
-      <w:r>
-        <w:t>Player</w:t>
+        <w:t xml:space="preserve"> возвращает уникальный строковый идентификатор объекта (имя в сцене); </w:t>
+      </w:r>
+      <w:proofErr w:type="spellStart"/>
+      <w:r>
+        <w:t>GetSaveData</w:t>
+      </w:r>
+      <w:proofErr w:type="spellEnd"/>
+      <w:r>
+        <w:t xml:space="preserve">() </w:t>
+      </w:r>
+      <w:r>
+        <w:t>-</w:t>
+      </w:r>
+      <w:r>
+        <w:t xml:space="preserve"> формирует объект </w:t>
+      </w:r>
+      <w:proofErr w:type="spellStart"/>
+      <w:r>
+        <w:t>WorldObjectData</w:t>
+      </w:r>
+      <w:proofErr w:type="spellEnd"/>
+      <w:r>
+        <w:t xml:space="preserve"> с текущим состоянием объекта; </w:t>
+      </w:r>
+      <w:proofErr w:type="spellStart"/>
+      <w:r>
+        <w:t>LoadData</w:t>
+      </w:r>
+      <w:proofErr w:type="spellEnd"/>
+      <w:r>
+        <w:t>(</w:t>
+      </w:r>
+      <w:proofErr w:type="spellStart"/>
+      <w:r>
+        <w:t>WorldObjectData</w:t>
+      </w:r>
+      <w:proofErr w:type="spellEnd"/>
+      <w:r>
+        <w:t xml:space="preserve"> </w:t>
+      </w:r>
+      <w:proofErr w:type="spellStart"/>
+      <w:r>
+        <w:t>data</w:t>
+      </w:r>
+      <w:proofErr w:type="spellEnd"/>
+      <w:r>
+        <w:t xml:space="preserve">) </w:t>
+      </w:r>
+      <w:r>
+        <w:t>-</w:t>
+      </w:r>
+      <w:r>
+        <w:t xml:space="preserve"> восстанавливает состояние объекта из переданных данных. Интерфейс реализован в классах </w:t>
+      </w:r>
+      <w:proofErr w:type="spellStart"/>
+      <w:r>
+        <w:t>AppleTree</w:t>
       </w:r>
       <w:proofErr w:type="spellEnd"/>
       <w:r>
@@ -25715,7 +26046,7 @@
       </w:r>
       <w:proofErr w:type="spellStart"/>
       <w:r>
-        <w:t>InventoryManager</w:t>
+        <w:t>Bash</w:t>
       </w:r>
       <w:proofErr w:type="spellEnd"/>
       <w:r>
@@ -25723,27 +26054,27 @@
       </w:r>
       <w:proofErr w:type="spellStart"/>
       <w:r>
-        <w:t>GlobalTime</w:t>
-      </w:r>
-      <w:proofErr w:type="spellEnd"/>
-      <w:r>
-        <w:t xml:space="preserve">) в течение не более 300 кадров, после чего применяет данные из файла сохранения. Использование </w:t>
-      </w:r>
-      <w:proofErr w:type="spellStart"/>
-      <w:r>
-        <w:t>корутины</w:t>
-      </w:r>
-      <w:proofErr w:type="spellEnd"/>
-      <w:r>
-        <w:t xml:space="preserve"> решает проблему неопределённого порядка инициализации компонентов </w:t>
-      </w:r>
-      <w:proofErr w:type="spellStart"/>
-      <w:r>
-        <w:t>Unity</w:t>
-      </w:r>
-      <w:proofErr w:type="spellEnd"/>
-      <w:r>
-        <w:t>, при котором некоторые менеджеры могут быть не готовы в первом кадре после загрузки сцены.</w:t>
+        <w:t>Extraction</w:t>
+      </w:r>
+      <w:proofErr w:type="spellEnd"/>
+      <w:r>
+        <w:t xml:space="preserve"> и </w:t>
+      </w:r>
+      <w:proofErr w:type="spellStart"/>
+      <w:r>
+        <w:t>PickupItem</w:t>
+      </w:r>
+      <w:proofErr w:type="spellEnd"/>
+      <w:r>
+        <w:t xml:space="preserve">, что обеспечивает полное сохранение состояния игрового мира, включая стадии роста ресурсов, таймеры </w:t>
+      </w:r>
+      <w:proofErr w:type="spellStart"/>
+      <w:r>
+        <w:t>респавна</w:t>
+      </w:r>
+      <w:proofErr w:type="spellEnd"/>
+      <w:r>
+        <w:t xml:space="preserve"> и предметы на земле.</w:t>
       </w:r>
     </w:p>
     <w:p>
@@ -25754,59 +26085,105 @@
       </w:pPr>
       <w:proofErr w:type="spellStart"/>
       <w:r>
-        <w:t>ItemRegistry.cs</w:t>
-      </w:r>
-      <w:proofErr w:type="spellEnd"/>
-      <w:r>
-        <w:t xml:space="preserve"> обеспечивает поиск объекта </w:t>
-      </w:r>
-      <w:proofErr w:type="spellStart"/>
-      <w:r>
-        <w:t>Item</w:t>
-      </w:r>
-      <w:proofErr w:type="spellEnd"/>
-      <w:r>
-        <w:t xml:space="preserve"> (</w:t>
-      </w:r>
-      <w:proofErr w:type="spellStart"/>
-      <w:r>
-        <w:t>ScriptableObject</w:t>
-      </w:r>
-      <w:proofErr w:type="spellEnd"/>
-      <w:r>
-        <w:t xml:space="preserve">) по его текстовому имени при загрузке инвентаря из файла сохранения. Реестр заполняется автоматически при первом обращении через </w:t>
-      </w:r>
-      <w:proofErr w:type="spellStart"/>
-      <w:r>
-        <w:t>Resources.FindObjectsOfTypeAll</w:t>
-      </w:r>
-      <w:proofErr w:type="spellEnd"/>
-      <w:r>
-        <w:t>&lt;</w:t>
-      </w:r>
-      <w:proofErr w:type="spellStart"/>
-      <w:r>
-        <w:t>Item</w:t>
-      </w:r>
-      <w:proofErr w:type="spellEnd"/>
-      <w:r>
-        <w:t xml:space="preserve">&gt;(), после чего формируется словарь вида «имя → ссылка на </w:t>
-      </w:r>
-      <w:proofErr w:type="spellStart"/>
-      <w:r>
-        <w:t>ScriptableObject</w:t>
-      </w:r>
-      <w:proofErr w:type="spellEnd"/>
-      <w:r>
-        <w:t xml:space="preserve">». Это позволяет использовать строковое имя предмета как надёжный ключ </w:t>
-      </w:r>
-      <w:proofErr w:type="spellStart"/>
-      <w:r>
-        <w:t>сериализации</w:t>
-      </w:r>
-      <w:proofErr w:type="spellEnd"/>
-      <w:r>
-        <w:t xml:space="preserve"> без жёсткой привязки к порядковому индексу массива, что делает систему сохранения устойчивой к добавлению новых предметов в игру.</w:t>
+        <w:t>GameSaveLoader.cs</w:t>
+      </w:r>
+      <w:proofErr w:type="spellEnd"/>
+      <w:r>
+        <w:t xml:space="preserve"> размещается на отдельном </w:t>
+      </w:r>
+      <w:proofErr w:type="spellStart"/>
+      <w:r>
+        <w:t>GameObject</w:t>
+      </w:r>
+      <w:proofErr w:type="spellEnd"/>
+      <w:r>
+        <w:t xml:space="preserve"> в сцене </w:t>
+      </w:r>
+      <w:proofErr w:type="spellStart"/>
+      <w:r>
+        <w:t>MainMap</w:t>
+      </w:r>
+      <w:proofErr w:type="spellEnd"/>
+      <w:r>
+        <w:t xml:space="preserve"> и запускается автоматически при её загрузке. Компонент определяет режим запуска через </w:t>
+      </w:r>
+      <w:proofErr w:type="spellStart"/>
+      <w:r>
+        <w:t>PlayerPrefs.GetInt</w:t>
+      </w:r>
+      <w:proofErr w:type="spellEnd"/>
+      <w:r>
+        <w:t>("</w:t>
+      </w:r>
+      <w:proofErr w:type="spellStart"/>
+      <w:r>
+        <w:t>new_game</w:t>
+      </w:r>
+      <w:proofErr w:type="spellEnd"/>
+      <w:r>
+        <w:t xml:space="preserve">"): при новой игре загрузка пропускается, при продолжении </w:t>
+      </w:r>
+      <w:r>
+        <w:t>-</w:t>
+      </w:r>
+      <w:r>
+        <w:t xml:space="preserve"> запускается </w:t>
+      </w:r>
+      <w:proofErr w:type="spellStart"/>
+      <w:r>
+        <w:t>корутина</w:t>
+      </w:r>
+      <w:proofErr w:type="spellEnd"/>
+      <w:r>
+        <w:t xml:space="preserve">. </w:t>
+      </w:r>
+      <w:proofErr w:type="spellStart"/>
+      <w:r>
+        <w:t>Корутина</w:t>
+      </w:r>
+      <w:proofErr w:type="spellEnd"/>
+      <w:r>
+        <w:t xml:space="preserve"> ожидает инициализации всех необходимых систем (</w:t>
+      </w:r>
+      <w:proofErr w:type="spellStart"/>
+      <w:r>
+        <w:t>Player</w:t>
+      </w:r>
+      <w:proofErr w:type="spellEnd"/>
+      <w:r>
+        <w:t xml:space="preserve">, </w:t>
+      </w:r>
+      <w:proofErr w:type="spellStart"/>
+      <w:r>
+        <w:t>InventoryManager</w:t>
+      </w:r>
+      <w:proofErr w:type="spellEnd"/>
+      <w:r>
+        <w:t xml:space="preserve">, </w:t>
+      </w:r>
+      <w:proofErr w:type="spellStart"/>
+      <w:r>
+        <w:t>GlobalTime</w:t>
+      </w:r>
+      <w:proofErr w:type="spellEnd"/>
+      <w:r>
+        <w:t xml:space="preserve">) в течение не более 300 кадров, после чего применяет данные из файла сохранения. Использование </w:t>
+      </w:r>
+      <w:proofErr w:type="spellStart"/>
+      <w:r>
+        <w:t>корутины</w:t>
+      </w:r>
+      <w:proofErr w:type="spellEnd"/>
+      <w:r>
+        <w:t xml:space="preserve"> решает проблему неопределённого порядка инициализации компонентов </w:t>
+      </w:r>
+      <w:proofErr w:type="spellStart"/>
+      <w:r>
+        <w:t>Unity</w:t>
+      </w:r>
+      <w:proofErr w:type="spellEnd"/>
+      <w:r>
+        <w:t>, при котором некоторые менеджеры могут быть не готовы в первом кадре после загрузки сцены.</w:t>
       </w:r>
     </w:p>
     <w:p>
@@ -25815,6 +26192,73 @@
         <w:ind w:firstLine="709"/>
         <w:contextualSpacing/>
       </w:pPr>
+      <w:proofErr w:type="spellStart"/>
+      <w:r>
+        <w:t>ItemRegistry.cs</w:t>
+      </w:r>
+      <w:proofErr w:type="spellEnd"/>
+      <w:r>
+        <w:t xml:space="preserve"> обеспечивает поиск объекта </w:t>
+      </w:r>
+      <w:proofErr w:type="spellStart"/>
+      <w:r>
+        <w:t>Item</w:t>
+      </w:r>
+      <w:proofErr w:type="spellEnd"/>
+      <w:r>
+        <w:t xml:space="preserve"> (</w:t>
+      </w:r>
+      <w:proofErr w:type="spellStart"/>
+      <w:r>
+        <w:t>ScriptableObject</w:t>
+      </w:r>
+      <w:proofErr w:type="spellEnd"/>
+      <w:r>
+        <w:t xml:space="preserve">) по его текстовому имени при загрузке инвентаря из файла сохранения. Реестр заполняется автоматически при первом обращении через </w:t>
+      </w:r>
+      <w:proofErr w:type="spellStart"/>
+      <w:r>
+        <w:t>Resources.FindObjectsOfTypeAll</w:t>
+      </w:r>
+      <w:proofErr w:type="spellEnd"/>
+      <w:r>
+        <w:t>&lt;</w:t>
+      </w:r>
+      <w:proofErr w:type="spellStart"/>
+      <w:r>
+        <w:t>Item</w:t>
+      </w:r>
+      <w:proofErr w:type="spellEnd"/>
+      <w:r>
+        <w:t xml:space="preserve">&gt;(), после чего формируется словарь </w:t>
+      </w:r>
+      <w:r>
+        <w:lastRenderedPageBreak/>
+        <w:t xml:space="preserve">вида «имя → ссылка на </w:t>
+      </w:r>
+      <w:proofErr w:type="spellStart"/>
+      <w:r>
+        <w:t>ScriptableObject</w:t>
+      </w:r>
+      <w:proofErr w:type="spellEnd"/>
+      <w:r>
+        <w:t xml:space="preserve">». Это позволяет использовать строковое имя предмета как надёжный ключ </w:t>
+      </w:r>
+      <w:proofErr w:type="spellStart"/>
+      <w:r>
+        <w:t>сериализации</w:t>
+      </w:r>
+      <w:proofErr w:type="spellEnd"/>
+      <w:r>
+        <w:t xml:space="preserve"> без жёсткой привязки к порядковому индексу массива, что делает систему сохранения устойчивой к добавлению новых предметов в игру.</w:t>
+      </w:r>
+    </w:p>
+    <w:p>
+      <w:pPr>
+        <w:spacing w:after="0" w:line="360" w:lineRule="auto"/>
+        <w:ind w:firstLine="709"/>
+        <w:contextualSpacing/>
+      </w:pPr>
       <w:r>
         <w:t xml:space="preserve">Сводная характеристика ключевых компонентов системы сохранения представлена ниже: </w:t>
       </w:r>
@@ -25843,11 +26287,7 @@
       </w:r>
       <w:proofErr w:type="spellEnd"/>
       <w:r>
-        <w:t xml:space="preserve"> в JSON и запись на диск, а также </w:t>
-      </w:r>
-      <w:r>
-        <w:lastRenderedPageBreak/>
-        <w:t xml:space="preserve">за обратную загрузку и применение данных; </w:t>
+        <w:t xml:space="preserve"> в JSON и запись на диск, а также за обратную загрузку и применение данных; </w:t>
       </w:r>
       <w:proofErr w:type="spellStart"/>
       <w:r>
@@ -26237,8 +26677,9 @@
         <w:spacing w:before="0" w:after="0" w:line="360" w:lineRule="auto"/>
         <w:ind w:firstLine="709"/>
       </w:pPr>
-      <w:bookmarkStart w:id="31" w:name="_Toc228279528"/>
-      <w:r>
+      <w:bookmarkStart w:id="31" w:name="_Toc228879287"/>
+      <w:r>
+        <w:lastRenderedPageBreak/>
         <w:t>2.1</w:t>
       </w:r>
       <w:r>
@@ -26352,11 +26793,7 @@
         <w:t>-</w:t>
       </w:r>
       <w:r>
-        <w:t xml:space="preserve"> гроза. Каждый тип </w:t>
-      </w:r>
-      <w:r>
-        <w:lastRenderedPageBreak/>
-        <w:t>задан весовым коэффициентом вероятности (по умолчанию 50/25/20/5 соответственно), что обеспечивает преобладание ясных и облачных дней при сохранении регулярных «непогожих» событий. Смена погоды происходит один раз в игровой день в 6:00 — на стыке ночи и утра, что соответствует естественному ритму суток в фермерском симуляторе. Дополнительно класс предоставляет контекстные методы редактора (</w:t>
+        <w:t xml:space="preserve"> гроза. Каждый тип задан весовым коэффициентом вероятности (по умолчанию 50/25/20/5 соответственно), что обеспечивает преобладание ясных и облачных дней при сохранении регулярных «непогожих» событий. Смена погоды происходит один раз в игровой день в 6:00 — на стыке ночи и утра, что соответствует естественному ритму суток в фермерском симуляторе. Дополнительно класс предоставляет контекстные методы редактора (</w:t>
       </w:r>
       <w:proofErr w:type="spellStart"/>
       <w:r>
@@ -26423,7 +26860,13 @@
         <w:ind w:firstLine="709"/>
       </w:pPr>
       <w:r>
-        <w:t>Визуальные эффекты погоды показаны на рисунке 21.</w:t>
+        <w:t>Визуальные эффекты погоды показаны на рисунке 2</w:t>
+      </w:r>
+      <w:r>
+        <w:t>4</w:t>
+      </w:r>
+      <w:r>
+        <w:t>.</w:t>
       </w:r>
     </w:p>
     <w:p>
@@ -26619,6 +27062,7 @@
               <w:spacing w:line="360" w:lineRule="auto"/>
             </w:pPr>
             <w:r>
+              <w:lastRenderedPageBreak/>
               <w:t>Облачно</w:t>
             </w:r>
           </w:p>
@@ -26912,7 +27356,6 @@
         <w:ind w:firstLine="709"/>
       </w:pPr>
       <w:r>
-        <w:lastRenderedPageBreak/>
         <w:t xml:space="preserve">Таким образом, дождливые дни мотивируют игрока заниматься фермерством и собирать максимум урожая, а ясные — переключиться на исследование и добычу ресурсов. Текущий тип погоды и день, в который она была сгенерирована, </w:t>
       </w:r>
       <w:proofErr w:type="spellStart"/>
@@ -26945,6 +27388,9 @@
         <w:jc w:val="center"/>
       </w:pPr>
       <w:r>
+        <w:rPr>
+          <w:noProof/>
+        </w:rPr>
         <w:drawing>
           <wp:inline distT="0" distB="0" distL="0" distR="0" wp14:anchorId="1BE955C2" wp14:editId="618BBB68">
             <wp:extent cx="5940425" cy="2343785"/>
@@ -26961,7 +27407,7 @@
                     <pic:cNvPicPr/>
                   </pic:nvPicPr>
                   <pic:blipFill>
-                    <a:blip r:embed="rId26"/>
+                    <a:blip r:embed="rId29"/>
                     <a:stretch>
                       <a:fillRect/>
                     </a:stretch>
@@ -26982,7 +27428,13 @@
         </w:drawing>
       </w:r>
       <w:r>
-        <w:t>Рисунок 21 – Погодные эффекты.</w:t>
+        <w:t>Рисунок 2</w:t>
+      </w:r>
+      <w:r>
+        <w:t>4</w:t>
+      </w:r>
+      <w:r>
+        <w:t xml:space="preserve"> – Погодные эффекты.</w:t>
       </w:r>
     </w:p>
     <w:p>
@@ -26991,7 +27443,7 @@
         <w:spacing w:before="0" w:after="0" w:line="360" w:lineRule="auto"/>
         <w:ind w:firstLine="709"/>
       </w:pPr>
-      <w:bookmarkStart w:id="32" w:name="_Toc228279529"/>
+      <w:bookmarkStart w:id="32" w:name="_Toc228879288"/>
       <w:r>
         <w:t>2.1</w:t>
       </w:r>
@@ -27043,6 +27495,7 @@
         <w:ind w:firstLine="709"/>
       </w:pPr>
       <w:r>
+        <w:lastRenderedPageBreak/>
         <w:t xml:space="preserve">Базовый враждебный персонаж — </w:t>
       </w:r>
       <w:proofErr w:type="spellStart"/>
@@ -27163,11 +27616,7 @@
       </w:r>
       <w:proofErr w:type="spellEnd"/>
       <w:r>
-        <w:t xml:space="preserve">), что визуально подчёркивает агрессивное </w:t>
-      </w:r>
-      <w:r>
-        <w:lastRenderedPageBreak/>
-        <w:t xml:space="preserve">поведение в боевой фазе. Спрайт </w:t>
+        <w:t xml:space="preserve">), что визуально подчёркивает агрессивное поведение в боевой фазе. Спрайт </w:t>
       </w:r>
       <w:proofErr w:type="spellStart"/>
       <w:r>
@@ -27200,7 +27649,13 @@
       </w:r>
       <w:proofErr w:type="spellEnd"/>
       <w:r>
-        <w:t xml:space="preserve"> показан на рисунке 22.</w:t>
+        <w:t xml:space="preserve"> показан на рисунке 2</w:t>
+      </w:r>
+      <w:r>
+        <w:t>5</w:t>
+      </w:r>
+      <w:r>
+        <w:t>.</w:t>
       </w:r>
     </w:p>
     <w:p>
@@ -27347,6 +27802,9 @@
         <w:jc w:val="center"/>
       </w:pPr>
       <w:r>
+        <w:rPr>
+          <w:noProof/>
+        </w:rPr>
         <w:drawing>
           <wp:inline distT="0" distB="0" distL="0" distR="0" wp14:anchorId="060DA704" wp14:editId="58CA5DA8">
             <wp:extent cx="2361443" cy="1642961"/>
@@ -27363,7 +27821,7 @@
                     <pic:cNvPicPr/>
                   </pic:nvPicPr>
                   <pic:blipFill>
-                    <a:blip r:embed="rId27"/>
+                    <a:blip r:embed="rId30"/>
                     <a:stretch>
                       <a:fillRect/>
                     </a:stretch>
@@ -27390,7 +27848,13 @@
         <w:jc w:val="center"/>
       </w:pPr>
       <w:r>
-        <w:t xml:space="preserve">Рисунок 22 - </w:t>
+        <w:t>Рисунок 2</w:t>
+      </w:r>
+      <w:r>
+        <w:t>5</w:t>
+      </w:r>
+      <w:r>
+        <w:t xml:space="preserve"> - </w:t>
       </w:r>
       <w:proofErr w:type="spellStart"/>
       <w:r>
@@ -27460,7 +27924,11 @@
       </w:r>
       <w:proofErr w:type="spellEnd"/>
       <w:r>
-        <w:t xml:space="preserve"> выбирает случайный занятый </w:t>
+        <w:t xml:space="preserve"> выбирает </w:t>
+      </w:r>
+      <w:r>
+        <w:lastRenderedPageBreak/>
+        <w:t xml:space="preserve">случайный занятый </w:t>
       </w:r>
       <w:proofErr w:type="spellStart"/>
       <w:r>
@@ -27557,7 +28025,6 @@
         <w:ind w:firstLine="709"/>
       </w:pPr>
       <w:r>
-        <w:lastRenderedPageBreak/>
         <w:t xml:space="preserve">Таблица 12 - </w:t>
       </w:r>
       <w:r>
@@ -27964,7 +28431,7 @@
         <w:spacing w:before="0" w:after="0" w:line="360" w:lineRule="auto"/>
         <w:ind w:firstLine="709"/>
       </w:pPr>
-      <w:bookmarkStart w:id="33" w:name="_Toc228279530"/>
+      <w:bookmarkStart w:id="33" w:name="_Toc228879289"/>
       <w:r>
         <w:t>2.1</w:t>
       </w:r>
@@ -28119,6 +28586,7 @@
         <w:ind w:firstLine="709"/>
       </w:pPr>
       <w:r>
+        <w:lastRenderedPageBreak/>
         <w:t xml:space="preserve">Гибель игрока происходит при достижении нуля здоровья: метод </w:t>
       </w:r>
       <w:proofErr w:type="spellStart"/>
@@ -28191,11 +28659,7 @@
       </w:r>
       <w:proofErr w:type="spellEnd"/>
       <w:r>
-        <w:t xml:space="preserve"> полностью очищает основной инвентарь, слоты крафта и слот результата, обнуляет монеты, восстанавливает 3 единицы </w:t>
-      </w:r>
-      <w:r>
-        <w:lastRenderedPageBreak/>
-        <w:t>здоровья и переносит игрока на позицию кровати, после чего сбрасывает _</w:t>
+        <w:t xml:space="preserve"> полностью очищает основной инвентарь, слоты крафта и слот результата, обнуляет монеты, восстанавливает 3 единицы здоровья и переносит игрока на позицию кровати, после чего сбрасывает _</w:t>
       </w:r>
       <w:proofErr w:type="spellStart"/>
       <w:r>
@@ -28269,7 +28733,7 @@
         <w:spacing w:before="0" w:after="0" w:line="360" w:lineRule="auto"/>
         <w:ind w:firstLine="709"/>
       </w:pPr>
-      <w:bookmarkStart w:id="34" w:name="_Toc228279531"/>
+      <w:bookmarkStart w:id="34" w:name="_Toc228879290"/>
       <w:r>
         <w:t>2.1</w:t>
       </w:r>
@@ -28351,7 +28815,11 @@
       </w:r>
       <w:proofErr w:type="spellEnd"/>
       <w:r>
-        <w:t>. Если игрок щёлкает мышью во время «печати», текущая реплика мгновенно дописывается до конца; повторный клик переводит к следующей реплике или завершает диалог.</w:t>
+        <w:t xml:space="preserve">. Если игрок щёлкает мышью во </w:t>
+      </w:r>
+      <w:r>
+        <w:lastRenderedPageBreak/>
+        <w:t>время «печати», текущая реплика мгновенно дописывается до конца; повторный клик переводит к следующей реплике или завершает диалог.</w:t>
       </w:r>
     </w:p>
     <w:p>
@@ -28360,7 +28828,13 @@
         <w:ind w:firstLine="709"/>
       </w:pPr>
       <w:r>
-        <w:t>Диалоговая система показана на рисунке 23.</w:t>
+        <w:t>Диалоговая система показана на рисунке 2</w:t>
+      </w:r>
+      <w:r>
+        <w:t>6</w:t>
+      </w:r>
+      <w:r>
+        <w:t>.</w:t>
       </w:r>
     </w:p>
     <w:p>
@@ -28415,120 +28889,14 @@
     <w:p>
       <w:pPr>
         <w:spacing w:after="0" w:line="360" w:lineRule="auto"/>
-        <w:ind w:firstLine="709"/>
-      </w:pPr>
-      <w:r>
-        <w:lastRenderedPageBreak/>
-        <w:t xml:space="preserve">На основе </w:t>
-      </w:r>
-      <w:proofErr w:type="spellStart"/>
-      <w:r>
-        <w:t>DialogManager</w:t>
-      </w:r>
-      <w:proofErr w:type="spellEnd"/>
-      <w:r>
-        <w:t xml:space="preserve"> реализованы две конкретные сцены диалога. </w:t>
-      </w:r>
-      <w:proofErr w:type="spellStart"/>
-      <w:r>
-        <w:t>NPCDialog.cs</w:t>
-      </w:r>
-      <w:proofErr w:type="spellEnd"/>
-      <w:r>
-        <w:t xml:space="preserve"> описывает встречу с «Незнакомцем» — сюжетным персонажем, который запускает цепочку из семи реплик с введением в мир по триггеру при первом приближении игрока. После завершения диалога NPC «исчезает»: проигрывается </w:t>
-      </w:r>
-      <w:proofErr w:type="spellStart"/>
-      <w:r>
-        <w:t>префаб</w:t>
-      </w:r>
-      <w:proofErr w:type="spellEnd"/>
-      <w:r>
-        <w:t xml:space="preserve"> эффекта исчезновения, отключаются спрайты, коллайдер, аниматор и сам скрипт. Состояние «исчезнувшего» NPC </w:t>
-      </w:r>
-      <w:proofErr w:type="spellStart"/>
-      <w:r>
-        <w:t>сериализуется</w:t>
-      </w:r>
-      <w:proofErr w:type="spellEnd"/>
-      <w:r>
-        <w:t xml:space="preserve"> через </w:t>
-      </w:r>
-      <w:proofErr w:type="spellStart"/>
-      <w:r>
-        <w:t>ISaveable</w:t>
-      </w:r>
-      <w:proofErr w:type="spellEnd"/>
-      <w:r>
-        <w:t xml:space="preserve">, поэтому повторно после загрузки сохранения он не появляется. </w:t>
-      </w:r>
-      <w:proofErr w:type="spellStart"/>
-      <w:r>
-        <w:t>MerchantDialog.cs</w:t>
-      </w:r>
-      <w:proofErr w:type="spellEnd"/>
-      <w:r>
-        <w:t xml:space="preserve"> реализует торговца с тремя состояниями квеста (</w:t>
-      </w:r>
-      <w:proofErr w:type="spellStart"/>
-      <w:r>
-        <w:t>NotAccepted</w:t>
-      </w:r>
-      <w:proofErr w:type="spellEnd"/>
-      <w:r>
-        <w:t xml:space="preserve">, </w:t>
-      </w:r>
-      <w:proofErr w:type="spellStart"/>
-      <w:r>
-        <w:t>Active</w:t>
-      </w:r>
-      <w:proofErr w:type="spellEnd"/>
-      <w:r>
-        <w:t xml:space="preserve">, </w:t>
-      </w:r>
-      <w:proofErr w:type="spellStart"/>
-      <w:r>
-        <w:t>Completed</w:t>
-      </w:r>
-      <w:proofErr w:type="spellEnd"/>
-      <w:r>
-        <w:t xml:space="preserve">): при первом разговоре игрок может либо открыть магазин, либо взять задание «принести 16 досок за 50 монет», после чего диалог адаптивно показывает прогресс выполнения. </w:t>
-      </w:r>
-      <w:proofErr w:type="spellStart"/>
-      <w:r>
-        <w:t>Квестовая</w:t>
-      </w:r>
-      <w:proofErr w:type="spellEnd"/>
-      <w:r>
-        <w:t xml:space="preserve"> логика подсчитывает количество досок в инвентаре игрока через перебор слотов, а при сдаче — удаляет их и начисляет награду. Состояние квеста также сохраняется через </w:t>
-      </w:r>
-      <w:proofErr w:type="spellStart"/>
-      <w:r>
-        <w:t>ISaveable</w:t>
-      </w:r>
-      <w:proofErr w:type="spellEnd"/>
-      <w:r>
-        <w:t xml:space="preserve"> в поле </w:t>
-      </w:r>
-      <w:proofErr w:type="spellStart"/>
-      <w:r>
-        <w:t>questState</w:t>
-      </w:r>
-      <w:proofErr w:type="spellEnd"/>
-      <w:r>
-        <w:t>.</w:t>
-      </w:r>
-      <w:r>
-        <w:t xml:space="preserve"> </w:t>
-      </w:r>
-    </w:p>
-    <w:p>
-      <w:pPr>
-        <w:spacing w:after="0" w:line="360" w:lineRule="auto"/>
         <w:jc w:val="center"/>
       </w:pPr>
       <w:r>
+        <w:rPr>
+          <w:noProof/>
+        </w:rPr>
         <w:drawing>
-          <wp:inline distT="0" distB="0" distL="0" distR="0" wp14:anchorId="1940D4E8" wp14:editId="67348A11">
+          <wp:inline distT="0" distB="0" distL="0" distR="0" wp14:anchorId="7644DC7A" wp14:editId="4ACB392B">
             <wp:extent cx="5698285" cy="2495550"/>
             <wp:effectExtent l="0" t="0" r="0" b="0"/>
             <wp:docPr id="14" name="Рисунок 14"/>
@@ -28543,7 +28911,7 @@
                     <pic:cNvPicPr/>
                   </pic:nvPicPr>
                   <pic:blipFill>
-                    <a:blip r:embed="rId28"/>
+                    <a:blip r:embed="rId31"/>
                     <a:stretch>
                       <a:fillRect/>
                     </a:stretch>
@@ -28570,7 +28938,119 @@
         <w:jc w:val="center"/>
       </w:pPr>
       <w:r>
-        <w:t>Рисунок 23 – Диалоговая система.</w:t>
+        <w:t>Рисунок 26 – Диалоговая система.</w:t>
+      </w:r>
+    </w:p>
+    <w:p>
+      <w:pPr>
+        <w:spacing w:after="0" w:line="360" w:lineRule="auto"/>
+        <w:ind w:firstLine="709"/>
+      </w:pPr>
+      <w:r>
+        <w:t xml:space="preserve">На основе </w:t>
+      </w:r>
+      <w:proofErr w:type="spellStart"/>
+      <w:r>
+        <w:t>DialogManager</w:t>
+      </w:r>
+      <w:proofErr w:type="spellEnd"/>
+      <w:r>
+        <w:t xml:space="preserve"> реализованы две конкретные сцены диалога. </w:t>
+      </w:r>
+      <w:proofErr w:type="spellStart"/>
+      <w:r>
+        <w:t>NPCDialog.cs</w:t>
+      </w:r>
+      <w:proofErr w:type="spellEnd"/>
+      <w:r>
+        <w:t xml:space="preserve"> описывает встречу с «Незнакомцем» — сюжетным персонажем, который запускает цепочку из семи реплик с введением в мир по триггеру при первом приближении игрока. После завершения диалога NPC «исчезает»: проигрывается </w:t>
+      </w:r>
+      <w:proofErr w:type="spellStart"/>
+      <w:r>
+        <w:t>префаб</w:t>
+      </w:r>
+      <w:proofErr w:type="spellEnd"/>
+      <w:r>
+        <w:t xml:space="preserve"> эффекта исчезновения, отключаются спрайты, коллайдер, аниматор и сам скрипт. Состояние «исчезнувшего» NPC </w:t>
+      </w:r>
+      <w:proofErr w:type="spellStart"/>
+      <w:r>
+        <w:t>сериализуется</w:t>
+      </w:r>
+      <w:proofErr w:type="spellEnd"/>
+      <w:r>
+        <w:t xml:space="preserve"> через </w:t>
+      </w:r>
+      <w:proofErr w:type="spellStart"/>
+      <w:r>
+        <w:t>ISaveable</w:t>
+      </w:r>
+      <w:proofErr w:type="spellEnd"/>
+      <w:r>
+        <w:t xml:space="preserve">, поэтому повторно после загрузки сохранения он не появляется. </w:t>
+      </w:r>
+      <w:proofErr w:type="spellStart"/>
+      <w:r>
+        <w:t>MerchantDialog.cs</w:t>
+      </w:r>
+      <w:proofErr w:type="spellEnd"/>
+      <w:r>
+        <w:t xml:space="preserve"> реализует торговца с тремя состояниями квеста (</w:t>
+      </w:r>
+      <w:proofErr w:type="spellStart"/>
+      <w:r>
+        <w:t>NotAccepted</w:t>
+      </w:r>
+      <w:proofErr w:type="spellEnd"/>
+      <w:r>
+        <w:t xml:space="preserve">, </w:t>
+      </w:r>
+      <w:proofErr w:type="spellStart"/>
+      <w:r>
+        <w:t>Active</w:t>
+      </w:r>
+      <w:proofErr w:type="spellEnd"/>
+      <w:r>
+        <w:t xml:space="preserve">, </w:t>
+      </w:r>
+      <w:proofErr w:type="spellStart"/>
+      <w:r>
+        <w:t>Completed</w:t>
+      </w:r>
+      <w:proofErr w:type="spellEnd"/>
+      <w:r>
+        <w:t xml:space="preserve">): при первом разговоре игрок может либо открыть магазин, либо взять задание «принести 16 досок за 50 монет», после чего диалог адаптивно показывает прогресс выполнения. </w:t>
+      </w:r>
+      <w:proofErr w:type="spellStart"/>
+      <w:r>
+        <w:t>Квестовая</w:t>
+      </w:r>
+      <w:proofErr w:type="spellEnd"/>
+      <w:r>
+        <w:t xml:space="preserve"> логика подсчитывает количество досок в инвентаре игрока через перебор </w:t>
+      </w:r>
+      <w:r>
+        <w:lastRenderedPageBreak/>
+        <w:t xml:space="preserve">слотов, а при сдаче — удаляет их и начисляет награду. Состояние квеста также сохраняется через </w:t>
+      </w:r>
+      <w:proofErr w:type="spellStart"/>
+      <w:r>
+        <w:t>ISaveable</w:t>
+      </w:r>
+      <w:proofErr w:type="spellEnd"/>
+      <w:r>
+        <w:t xml:space="preserve"> в поле </w:t>
+      </w:r>
+      <w:proofErr w:type="spellStart"/>
+      <w:r>
+        <w:t>questState</w:t>
+      </w:r>
+      <w:proofErr w:type="spellEnd"/>
+      <w:r>
+        <w:t>.</w:t>
+      </w:r>
+      <w:r>
+        <w:t xml:space="preserve"> </w:t>
       </w:r>
     </w:p>
     <w:p>
@@ -28579,7 +29059,7 @@
         <w:spacing w:before="0" w:after="0" w:line="360" w:lineRule="auto"/>
         <w:ind w:firstLine="709"/>
       </w:pPr>
-      <w:bookmarkStart w:id="35" w:name="_Toc228279532"/>
+      <w:bookmarkStart w:id="35" w:name="_Toc228879291"/>
       <w:r>
         <w:t>2.1</w:t>
       </w:r>
@@ -28614,7 +29094,6 @@
         <w:ind w:firstLine="709"/>
       </w:pPr>
       <w:r>
-        <w:lastRenderedPageBreak/>
         <w:t>К</w:t>
       </w:r>
       <w:r>
@@ -28817,7 +29296,11 @@
       </w:r>
       <w:proofErr w:type="spellEnd"/>
       <w:r>
-        <w:t>) отображается всякий раз при успешной записи прогресса в слот: на экране появляется панель с вращающимся «</w:t>
+        <w:t xml:space="preserve">) отображается всякий раз при успешной записи прогресса в слот: на экране появляется панель с </w:t>
+      </w:r>
+      <w:r>
+        <w:lastRenderedPageBreak/>
+        <w:t>вращающимся «</w:t>
       </w:r>
       <w:proofErr w:type="spellStart"/>
       <w:r>
@@ -28866,9 +29349,8 @@
         <w:spacing w:before="0" w:after="0" w:line="360" w:lineRule="auto"/>
         <w:ind w:firstLine="709"/>
       </w:pPr>
-      <w:bookmarkStart w:id="36" w:name="_Toc228279533"/>
-      <w:r>
-        <w:lastRenderedPageBreak/>
+      <w:bookmarkStart w:id="36" w:name="_Toc228879292"/>
+      <w:r>
         <w:t>2.</w:t>
       </w:r>
       <w:r>
@@ -29240,6 +29722,7 @@
         <w:contextualSpacing/>
       </w:pPr>
       <w:r>
+        <w:lastRenderedPageBreak/>
         <w:t>Нагрузочное тестирование проводилось путём запуска игровой сессии продолжительностью 6+ часов при одновременной активности всех игровых систем: генерации животных, роста растений, активных триггеров подбора предметов и постоянного обновления UI. Параметры мониторинга включали частоту кадров (FPS), объём используемой оперативной памяти и загрузку процессора.</w:t>
       </w:r>
     </w:p>
@@ -29274,11 +29757,7 @@
       </w:r>
       <w:proofErr w:type="spellEnd"/>
       <w:r>
-        <w:t xml:space="preserve"> GTX 1050). Потребление </w:t>
-      </w:r>
-      <w:r>
-        <w:lastRenderedPageBreak/>
-        <w:t>оперативной памяти не превышало 512 МБ на протяжении всей сессии. Критических утечек памяти (</w:t>
+        <w:t xml:space="preserve"> GTX 1050). Потребление оперативной памяти не превышало 512 МБ на протяжении всей сессии. Критических утечек памяти (</w:t>
       </w:r>
       <w:proofErr w:type="spellStart"/>
       <w:r>
@@ -29404,7 +29883,7 @@
       <w:pPr>
         <w:pStyle w:val="1"/>
       </w:pPr>
-      <w:bookmarkStart w:id="37" w:name="_Toc228279534"/>
+      <w:bookmarkStart w:id="37" w:name="_Toc228879293"/>
       <w:r>
         <w:lastRenderedPageBreak/>
         <w:t>3 ЭКОНОМИЧЕСКАЯ ЧАСТЬ</w:t>
@@ -29434,7 +29913,7 @@
         <w:spacing w:before="0" w:after="0" w:line="360" w:lineRule="auto"/>
         <w:ind w:firstLine="709"/>
       </w:pPr>
-      <w:bookmarkStart w:id="38" w:name="_Toc228279535"/>
+      <w:bookmarkStart w:id="38" w:name="_Toc228879294"/>
       <w:r>
         <w:rPr>
           <w:color w:val="000000"/>
@@ -30024,7 +30503,7 @@
         <w:spacing w:before="0" w:after="0" w:line="360" w:lineRule="auto"/>
         <w:ind w:firstLine="709"/>
       </w:pPr>
-      <w:bookmarkStart w:id="39" w:name="_Toc228279536"/>
+      <w:bookmarkStart w:id="39" w:name="_Toc228879295"/>
       <w:r>
         <w:rPr>
           <w:color w:val="000000"/>
@@ -30995,7 +31474,7 @@
         <w:spacing w:before="0" w:after="0" w:line="360" w:lineRule="auto"/>
         <w:ind w:firstLine="709"/>
       </w:pPr>
-      <w:bookmarkStart w:id="40" w:name="_Toc228279537"/>
+      <w:bookmarkStart w:id="40" w:name="_Toc228879296"/>
       <w:r>
         <w:rPr>
           <w:color w:val="000000"/>
@@ -31199,7 +31678,7 @@
         <w:spacing w:before="0" w:after="0" w:line="360" w:lineRule="auto"/>
         <w:ind w:firstLine="709"/>
       </w:pPr>
-      <w:bookmarkStart w:id="41" w:name="_Toc228279538"/>
+      <w:bookmarkStart w:id="41" w:name="_Toc228879297"/>
       <w:r>
         <w:rPr>
           <w:color w:val="000000"/>
@@ -31339,7 +31818,7 @@
         <w:spacing w:before="0" w:after="0" w:line="360" w:lineRule="auto"/>
         <w:ind w:firstLine="709"/>
       </w:pPr>
-      <w:bookmarkStart w:id="42" w:name="_Toc228279539"/>
+      <w:bookmarkStart w:id="42" w:name="_Toc228879298"/>
       <w:r>
         <w:rPr>
           <w:color w:val="000000"/>
@@ -31983,7 +32462,7 @@
         <w:spacing w:before="0" w:after="0" w:line="360" w:lineRule="auto"/>
         <w:ind w:firstLine="709"/>
       </w:pPr>
-      <w:bookmarkStart w:id="43" w:name="_Toc228279540"/>
+      <w:bookmarkStart w:id="43" w:name="_Toc228879299"/>
       <w:r>
         <w:rPr>
           <w:color w:val="000000"/>
@@ -32096,7 +32575,7 @@
         <w:spacing w:before="0" w:after="0" w:line="360" w:lineRule="auto"/>
         <w:ind w:firstLine="709"/>
       </w:pPr>
-      <w:bookmarkStart w:id="44" w:name="_Toc228279541"/>
+      <w:bookmarkStart w:id="44" w:name="_Toc228879300"/>
       <w:r>
         <w:rPr>
           <w:color w:val="000000"/>
@@ -32751,7 +33230,7 @@
         <w:spacing w:before="0" w:after="0" w:line="360" w:lineRule="auto"/>
         <w:ind w:firstLine="709"/>
       </w:pPr>
-      <w:bookmarkStart w:id="45" w:name="_Toc228279542"/>
+      <w:bookmarkStart w:id="45" w:name="_Toc228879301"/>
       <w:r>
         <w:rPr>
           <w:color w:val="000000"/>
@@ -33620,7 +34099,7 @@
         <w:spacing w:before="0" w:after="0" w:line="360" w:lineRule="auto"/>
         <w:ind w:firstLine="709"/>
       </w:pPr>
-      <w:bookmarkStart w:id="46" w:name="_Toc228279543"/>
+      <w:bookmarkStart w:id="46" w:name="_Toc228879302"/>
       <w:r>
         <w:rPr>
           <w:color w:val="000000"/>
@@ -33885,7 +34364,7 @@
       <w:pPr>
         <w:pStyle w:val="1"/>
       </w:pPr>
-      <w:bookmarkStart w:id="47" w:name="_Toc228279544"/>
+      <w:bookmarkStart w:id="47" w:name="_Toc228879303"/>
       <w:r>
         <w:lastRenderedPageBreak/>
         <w:t>ЗАКЛЮЧЕНИЕ</w:t>
@@ -35377,7 +35856,7 @@
       <w:pPr>
         <w:pStyle w:val="1"/>
       </w:pPr>
-      <w:bookmarkStart w:id="48" w:name="_Toc228279545"/>
+      <w:bookmarkStart w:id="48" w:name="_Toc228879304"/>
       <w:r>
         <w:lastRenderedPageBreak/>
         <w:t>СПИСОК ИСПОЛЬЗУЕМЫХ ИСТОЧНИКОВ</w:t>
@@ -36600,7 +37079,43 @@
           <w:color w:val="000000"/>
           <w:szCs w:val="28"/>
         </w:rPr>
-        <w:t>. GitHub Docs [Электронный ресурс]. — Режим доступа: https://docs.github.com (дата обращения: 10.04.2026).</w:t>
+        <w:t xml:space="preserve">. </w:t>
+      </w:r>
+      <w:proofErr w:type="spellStart"/>
+      <w:r>
+        <w:rPr>
+          <w:rFonts w:cs="Times New Roman"/>
+          <w:color w:val="000000"/>
+          <w:szCs w:val="28"/>
+        </w:rPr>
+        <w:t>GitHub</w:t>
+      </w:r>
+      <w:proofErr w:type="spellEnd"/>
+      <w:r>
+        <w:rPr>
+          <w:rFonts w:cs="Times New Roman"/>
+          <w:color w:val="000000"/>
+          <w:szCs w:val="28"/>
+        </w:rPr>
+        <w:t xml:space="preserve"> </w:t>
+      </w:r>
+      <w:proofErr w:type="spellStart"/>
+      <w:r>
+        <w:rPr>
+          <w:rFonts w:cs="Times New Roman"/>
+          <w:color w:val="000000"/>
+          <w:szCs w:val="28"/>
+        </w:rPr>
+        <w:t>Docs</w:t>
+      </w:r>
+      <w:proofErr w:type="spellEnd"/>
+      <w:r>
+        <w:rPr>
+          <w:rFonts w:cs="Times New Roman"/>
+          <w:color w:val="000000"/>
+          <w:szCs w:val="28"/>
+        </w:rPr>
+        <w:t xml:space="preserve"> [Электронный ресурс]. — Режим доступа: https://docs.github.com (дата обращения: 10.04.2026).</w:t>
       </w:r>
     </w:p>
     <w:sectPr>
@@ -43644,7 +44159,7 @@
 </file>
 
 <file path=customXml/itemProps1.xml><?xml version="1.0" encoding="utf-8"?>
-<ds:datastoreItem xmlns:ds="http://schemas.openxmlformats.org/officeDocument/2006/customXml" ds:itemID="{959BD83C-1A35-4FAD-965F-A25BCE9576FF}">
+<ds:datastoreItem xmlns:ds="http://schemas.openxmlformats.org/officeDocument/2006/customXml" ds:itemID="{9CCFC3AC-7ADB-4A45-94F2-FF9D74A92F77}">
   <ds:schemaRefs>
     <ds:schemaRef ds:uri="http://schemas.openxmlformats.org/officeDocument/2006/bibliography"/>
   </ds:schemaRefs>

--- a/Diplom/Диплом_полный.docx
+++ b/Diplom/Диплом_полный.docx
@@ -3575,19 +3575,19 @@
       <w:r>
         <w:br w:type="page"/>
       </w:r>
-      <w:bookmarkStart w:id="0" w:name="_GoBack"/>
-      <w:bookmarkEnd w:id="0"/>
     </w:p>
     <w:p>
       <w:pPr>
         <w:pStyle w:val="1"/>
-      </w:pPr>
-      <w:bookmarkStart w:id="1" w:name="_Toc228879257"/>
+        <w:ind w:firstLine="0"/>
+        <w:jc w:val="center"/>
+      </w:pPr>
+      <w:bookmarkStart w:id="0" w:name="_Toc228879257"/>
       <w:r>
         <w:lastRenderedPageBreak/>
         <w:t>ВВЕДЕНИЕ</w:t>
       </w:r>
-      <w:bookmarkEnd w:id="1"/>
+      <w:bookmarkEnd w:id="0"/>
     </w:p>
     <w:p>
       <w:pPr>
@@ -4338,12 +4338,12 @@
       <w:pPr>
         <w:pStyle w:val="1"/>
       </w:pPr>
-      <w:bookmarkStart w:id="2" w:name="_Toc228879258"/>
+      <w:bookmarkStart w:id="1" w:name="_Toc228879258"/>
       <w:r>
         <w:lastRenderedPageBreak/>
         <w:t>1 ТЕОРЕТИЧЕСКАЯ ЧАСТЬ</w:t>
       </w:r>
-      <w:bookmarkEnd w:id="2"/>
+      <w:bookmarkEnd w:id="1"/>
     </w:p>
     <w:p>
       <w:pPr>
@@ -4466,11 +4466,11 @@
         <w:spacing w:before="0" w:after="0" w:line="360" w:lineRule="auto"/>
         <w:ind w:firstLine="709"/>
       </w:pPr>
-      <w:bookmarkStart w:id="3" w:name="_Toc228879259"/>
+      <w:bookmarkStart w:id="2" w:name="_Toc228879259"/>
       <w:r>
         <w:t>1.1 Описание предметной области</w:t>
       </w:r>
-      <w:bookmarkEnd w:id="3"/>
+      <w:bookmarkEnd w:id="2"/>
     </w:p>
     <w:p>
       <w:pPr>
@@ -5347,7 +5347,6 @@
     <w:p>
       <w:pPr>
         <w:spacing w:after="0" w:line="240" w:lineRule="auto"/>
-        <w:ind w:firstLine="709"/>
         <w:contextualSpacing/>
         <w:rPr>
           <w:rFonts w:cs="Times New Roman"/>
@@ -5360,13 +5359,6 @@
           <w:szCs w:val="28"/>
         </w:rPr>
         <w:t>Таблица 1 — Сравнительная характеристика игровых жанров</w:t>
-      </w:r>
-      <w:r>
-        <w:rPr>
-          <w:rFonts w:cs="Times New Roman"/>
-          <w:szCs w:val="28"/>
-        </w:rPr>
-        <w:t>.</w:t>
       </w:r>
     </w:p>
     <w:tbl>
@@ -5397,7 +5389,7 @@
           </w:tcPr>
           <w:p>
             <w:pPr>
-              <w:spacing w:after="0" w:line="360" w:lineRule="auto"/>
+              <w:spacing w:after="0" w:line="240" w:lineRule="auto"/>
               <w:jc w:val="center"/>
               <w:rPr>
                 <w:rFonts w:cs="Times New Roman"/>
@@ -5420,7 +5412,7 @@
           </w:tcPr>
           <w:p>
             <w:pPr>
-              <w:spacing w:after="0" w:line="360" w:lineRule="auto"/>
+              <w:spacing w:after="0" w:line="240" w:lineRule="auto"/>
               <w:jc w:val="center"/>
               <w:rPr>
                 <w:rFonts w:cs="Times New Roman"/>
@@ -5443,7 +5435,7 @@
           </w:tcPr>
           <w:p>
             <w:pPr>
-              <w:spacing w:after="0" w:line="360" w:lineRule="auto"/>
+              <w:spacing w:after="0" w:line="240" w:lineRule="auto"/>
               <w:jc w:val="center"/>
               <w:rPr>
                 <w:rFonts w:cs="Times New Roman"/>
@@ -5466,7 +5458,7 @@
           </w:tcPr>
           <w:p>
             <w:pPr>
-              <w:spacing w:after="0" w:line="360" w:lineRule="auto"/>
+              <w:spacing w:after="0" w:line="240" w:lineRule="auto"/>
               <w:jc w:val="center"/>
               <w:rPr>
                 <w:rFonts w:cs="Times New Roman"/>
@@ -5865,6 +5857,9 @@
         <w:tc>
           <w:tcPr>
             <w:tcW w:w="2210" w:type="dxa"/>
+            <w:tcBorders>
+              <w:bottom w:val="single" w:sz="4" w:space="0" w:color="auto"/>
+            </w:tcBorders>
             <w:shd w:val="clear" w:color="auto" w:fill="auto"/>
           </w:tcPr>
           <w:p>
@@ -5888,6 +5883,9 @@
         <w:tc>
           <w:tcPr>
             <w:tcW w:w="2248" w:type="dxa"/>
+            <w:tcBorders>
+              <w:bottom w:val="single" w:sz="4" w:space="0" w:color="auto"/>
+            </w:tcBorders>
             <w:shd w:val="clear" w:color="auto" w:fill="auto"/>
           </w:tcPr>
           <w:p>
@@ -5911,6 +5909,9 @@
         <w:tc>
           <w:tcPr>
             <w:tcW w:w="2233" w:type="dxa"/>
+            <w:tcBorders>
+              <w:bottom w:val="single" w:sz="4" w:space="0" w:color="auto"/>
+            </w:tcBorders>
             <w:shd w:val="clear" w:color="auto" w:fill="auto"/>
           </w:tcPr>
           <w:p>
@@ -5984,6 +5985,9 @@
         <w:tc>
           <w:tcPr>
             <w:tcW w:w="2654" w:type="dxa"/>
+            <w:tcBorders>
+              <w:bottom w:val="single" w:sz="4" w:space="0" w:color="auto"/>
+            </w:tcBorders>
             <w:shd w:val="clear" w:color="auto" w:fill="auto"/>
           </w:tcPr>
           <w:p>
@@ -6009,6 +6013,12 @@
         <w:tc>
           <w:tcPr>
             <w:tcW w:w="2210" w:type="dxa"/>
+            <w:tcBorders>
+              <w:top w:val="single" w:sz="4" w:space="0" w:color="auto"/>
+              <w:left w:val="nil"/>
+              <w:bottom w:val="nil"/>
+              <w:right w:val="nil"/>
+            </w:tcBorders>
             <w:shd w:val="clear" w:color="auto" w:fill="auto"/>
           </w:tcPr>
           <w:p>
@@ -6020,19 +6030,17 @@
                 <w:szCs w:val="28"/>
               </w:rPr>
             </w:pPr>
-            <w:r>
-              <w:rPr>
-                <w:rFonts w:cs="Times New Roman"/>
-                <w:szCs w:val="28"/>
-              </w:rPr>
-              <w:lastRenderedPageBreak/>
-              <w:t>Жанр</w:t>
-            </w:r>
           </w:p>
         </w:tc>
         <w:tc>
           <w:tcPr>
             <w:tcW w:w="2248" w:type="dxa"/>
+            <w:tcBorders>
+              <w:top w:val="single" w:sz="4" w:space="0" w:color="auto"/>
+              <w:left w:val="nil"/>
+              <w:bottom w:val="nil"/>
+              <w:right w:val="nil"/>
+            </w:tcBorders>
             <w:shd w:val="clear" w:color="auto" w:fill="auto"/>
           </w:tcPr>
           <w:p>
@@ -6044,18 +6052,17 @@
                 <w:szCs w:val="28"/>
               </w:rPr>
             </w:pPr>
-            <w:r>
-              <w:rPr>
-                <w:rFonts w:cs="Times New Roman"/>
-                <w:szCs w:val="28"/>
-              </w:rPr>
-              <w:t>Ключевые механики</w:t>
-            </w:r>
           </w:p>
         </w:tc>
         <w:tc>
           <w:tcPr>
             <w:tcW w:w="2233" w:type="dxa"/>
+            <w:tcBorders>
+              <w:top w:val="single" w:sz="4" w:space="0" w:color="auto"/>
+              <w:left w:val="nil"/>
+              <w:bottom w:val="nil"/>
+              <w:right w:val="nil"/>
+            </w:tcBorders>
             <w:shd w:val="clear" w:color="auto" w:fill="auto"/>
           </w:tcPr>
           <w:p>
@@ -6067,18 +6074,149 @@
                 <w:szCs w:val="28"/>
               </w:rPr>
             </w:pPr>
-            <w:r>
-              <w:rPr>
-                <w:rFonts w:cs="Times New Roman"/>
-                <w:szCs w:val="28"/>
-              </w:rPr>
-              <w:t>Примеры</w:t>
-            </w:r>
           </w:p>
         </w:tc>
         <w:tc>
           <w:tcPr>
             <w:tcW w:w="2654" w:type="dxa"/>
+            <w:tcBorders>
+              <w:top w:val="single" w:sz="4" w:space="0" w:color="auto"/>
+              <w:left w:val="nil"/>
+              <w:bottom w:val="nil"/>
+              <w:right w:val="nil"/>
+            </w:tcBorders>
+            <w:shd w:val="clear" w:color="auto" w:fill="auto"/>
+          </w:tcPr>
+          <w:p>
+            <w:pPr>
+              <w:spacing w:after="0" w:line="360" w:lineRule="auto"/>
+              <w:jc w:val="center"/>
+              <w:rPr>
+                <w:rFonts w:cs="Times New Roman"/>
+                <w:szCs w:val="28"/>
+              </w:rPr>
+            </w:pPr>
+          </w:p>
+        </w:tc>
+      </w:tr>
+      <w:tr>
+        <w:tc>
+          <w:tcPr>
+            <w:tcW w:w="9345" w:type="dxa"/>
+            <w:gridSpan w:val="4"/>
+            <w:tcBorders>
+              <w:top w:val="nil"/>
+              <w:left w:val="nil"/>
+              <w:bottom w:val="single" w:sz="4" w:space="0" w:color="auto"/>
+              <w:right w:val="nil"/>
+            </w:tcBorders>
+            <w:shd w:val="clear" w:color="auto" w:fill="auto"/>
+          </w:tcPr>
+          <w:p>
+            <w:pPr>
+              <w:spacing w:after="0" w:line="360" w:lineRule="auto"/>
+              <w:jc w:val="left"/>
+              <w:rPr>
+                <w:rFonts w:cs="Times New Roman"/>
+                <w:szCs w:val="28"/>
+              </w:rPr>
+            </w:pPr>
+            <w:r>
+              <w:rPr>
+                <w:rFonts w:cs="Times New Roman"/>
+                <w:szCs w:val="28"/>
+              </w:rPr>
+              <w:lastRenderedPageBreak/>
+              <w:t>Продолжение таблицы 1</w:t>
+            </w:r>
+          </w:p>
+        </w:tc>
+      </w:tr>
+      <w:tr>
+        <w:tc>
+          <w:tcPr>
+            <w:tcW w:w="2210" w:type="dxa"/>
+            <w:tcBorders>
+              <w:top w:val="single" w:sz="4" w:space="0" w:color="auto"/>
+            </w:tcBorders>
+            <w:shd w:val="clear" w:color="auto" w:fill="auto"/>
+          </w:tcPr>
+          <w:p>
+            <w:pPr>
+              <w:spacing w:after="0" w:line="360" w:lineRule="auto"/>
+              <w:jc w:val="center"/>
+              <w:rPr>
+                <w:rFonts w:cs="Times New Roman"/>
+                <w:szCs w:val="28"/>
+              </w:rPr>
+            </w:pPr>
+            <w:r>
+              <w:rPr>
+                <w:rFonts w:cs="Times New Roman"/>
+                <w:szCs w:val="28"/>
+              </w:rPr>
+              <w:t>Жанр</w:t>
+            </w:r>
+          </w:p>
+        </w:tc>
+        <w:tc>
+          <w:tcPr>
+            <w:tcW w:w="2248" w:type="dxa"/>
+            <w:tcBorders>
+              <w:top w:val="single" w:sz="4" w:space="0" w:color="auto"/>
+            </w:tcBorders>
+            <w:shd w:val="clear" w:color="auto" w:fill="auto"/>
+          </w:tcPr>
+          <w:p>
+            <w:pPr>
+              <w:spacing w:after="0" w:line="360" w:lineRule="auto"/>
+              <w:jc w:val="center"/>
+              <w:rPr>
+                <w:rFonts w:cs="Times New Roman"/>
+                <w:szCs w:val="28"/>
+              </w:rPr>
+            </w:pPr>
+            <w:r>
+              <w:rPr>
+                <w:rFonts w:cs="Times New Roman"/>
+                <w:szCs w:val="28"/>
+              </w:rPr>
+              <w:t>Ключевые механики</w:t>
+            </w:r>
+          </w:p>
+        </w:tc>
+        <w:tc>
+          <w:tcPr>
+            <w:tcW w:w="2233" w:type="dxa"/>
+            <w:tcBorders>
+              <w:top w:val="single" w:sz="4" w:space="0" w:color="auto"/>
+            </w:tcBorders>
+            <w:shd w:val="clear" w:color="auto" w:fill="auto"/>
+          </w:tcPr>
+          <w:p>
+            <w:pPr>
+              <w:spacing w:after="0" w:line="360" w:lineRule="auto"/>
+              <w:jc w:val="center"/>
+              <w:rPr>
+                <w:rFonts w:cs="Times New Roman"/>
+                <w:szCs w:val="28"/>
+              </w:rPr>
+            </w:pPr>
+            <w:r>
+              <w:rPr>
+                <w:rFonts w:cs="Times New Roman"/>
+                <w:szCs w:val="28"/>
+              </w:rPr>
+              <w:t>Примеры</w:t>
+            </w:r>
+          </w:p>
+        </w:tc>
+        <w:tc>
+          <w:tcPr>
+            <w:tcW w:w="2654" w:type="dxa"/>
+            <w:tcBorders>
+              <w:top w:val="single" w:sz="4" w:space="0" w:color="auto"/>
+            </w:tcBorders>
             <w:shd w:val="clear" w:color="auto" w:fill="auto"/>
           </w:tcPr>
           <w:p>
@@ -6616,7 +6754,6 @@
           <w:rFonts w:cs="Times New Roman"/>
           <w:szCs w:val="28"/>
         </w:rPr>
-        <w:lastRenderedPageBreak/>
         <w:t>Система управления персонажем</w:t>
       </w:r>
     </w:p>
@@ -7704,11 +7841,11 @@
         <w:spacing w:before="0" w:after="0" w:line="360" w:lineRule="auto"/>
         <w:ind w:firstLine="709"/>
       </w:pPr>
-      <w:bookmarkStart w:id="4" w:name="_Toc228879260"/>
+      <w:bookmarkStart w:id="3" w:name="_Toc228879260"/>
       <w:r>
         <w:t>1.2 Изометрическая проекция в 2D-играх</w:t>
       </w:r>
-      <w:bookmarkEnd w:id="4"/>
+      <w:bookmarkEnd w:id="3"/>
     </w:p>
     <w:p>
       <w:pPr>
@@ -8248,7 +8385,7 @@
         <w:spacing w:before="0" w:after="0" w:line="360" w:lineRule="auto"/>
         <w:ind w:firstLine="709"/>
       </w:pPr>
-      <w:bookmarkStart w:id="5" w:name="_Toc228879261"/>
+      <w:bookmarkStart w:id="4" w:name="_Toc228879261"/>
       <w:r>
         <w:t xml:space="preserve">1.3 Компонентно-ориентированная архитектура </w:t>
       </w:r>
@@ -8256,7 +8393,7 @@
       <w:r>
         <w:t>Unity</w:t>
       </w:r>
-      <w:bookmarkEnd w:id="5"/>
+      <w:bookmarkEnd w:id="4"/>
       <w:proofErr w:type="spellEnd"/>
     </w:p>
     <w:p>
@@ -8894,7 +9031,6 @@
     <w:p>
       <w:pPr>
         <w:spacing w:after="0" w:line="360" w:lineRule="auto"/>
-        <w:ind w:firstLine="709"/>
         <w:rPr>
           <w:rFonts w:cs="Times New Roman"/>
           <w:szCs w:val="28"/>
@@ -8922,13 +9058,6 @@
           <w:szCs w:val="28"/>
         </w:rPr>
         <w:t>, используемые в проекте</w:t>
-      </w:r>
-      <w:r>
-        <w:rPr>
-          <w:rFonts w:cs="Times New Roman"/>
-          <w:szCs w:val="28"/>
-        </w:rPr>
-        <w:t>.</w:t>
       </w:r>
     </w:p>
     <w:tbl>
@@ -9801,7 +9930,7 @@
         <w:spacing w:before="0" w:after="0" w:line="360" w:lineRule="auto"/>
         <w:ind w:firstLine="709"/>
       </w:pPr>
-      <w:bookmarkStart w:id="6" w:name="_Toc228879262"/>
+      <w:bookmarkStart w:id="5" w:name="_Toc228879262"/>
       <w:r>
         <w:t xml:space="preserve">1.4 Система </w:t>
       </w:r>
@@ -9813,7 +9942,7 @@
       <w:r>
         <w:t xml:space="preserve"> для управления данными</w:t>
       </w:r>
-      <w:bookmarkEnd w:id="6"/>
+      <w:bookmarkEnd w:id="5"/>
     </w:p>
     <w:p>
       <w:pPr>
@@ -10175,15 +10304,13 @@
         </w:rPr>
         <w:t xml:space="preserve">Настройка </w:t>
       </w:r>
-      <w:proofErr w:type="gramStart"/>
-      <w:r>
-        <w:rPr>
-          <w:rFonts w:cs="Times New Roman"/>
-          <w:szCs w:val="28"/>
-        </w:rPr>
-        <w:t>через инспектор</w:t>
-      </w:r>
-      <w:proofErr w:type="gramEnd"/>
+      <w:r>
+        <w:rPr>
+          <w:rFonts w:cs="Times New Roman"/>
+          <w:szCs w:val="28"/>
+        </w:rPr>
+        <w:t>через инспектора</w:t>
+      </w:r>
       <w:r>
         <w:rPr>
           <w:rFonts w:cs="Times New Roman"/>
@@ -10470,29 +10597,6 @@
           <w:szCs w:val="28"/>
         </w:rPr>
       </w:pPr>
-      <w:r>
-        <w:rPr>
-          <w:rFonts w:cs="Times New Roman"/>
-          <w:szCs w:val="28"/>
-        </w:rPr>
-        <w:t xml:space="preserve">Предметы, реализованные через </w:t>
-      </w:r>
-      <w:proofErr w:type="spellStart"/>
-      <w:r>
-        <w:rPr>
-          <w:rFonts w:cs="Times New Roman"/>
-          <w:szCs w:val="28"/>
-        </w:rPr>
-        <w:t>ScriptableObject</w:t>
-      </w:r>
-      <w:proofErr w:type="spellEnd"/>
-      <w:r>
-        <w:rPr>
-          <w:rFonts w:cs="Times New Roman"/>
-          <w:szCs w:val="28"/>
-        </w:rPr>
-        <w:t xml:space="preserve"> в проекте, представлены в таблице 3.</w:t>
-      </w:r>
     </w:p>
     <w:p>
       <w:pPr>
@@ -10503,6 +10607,89 @@
           <w:szCs w:val="28"/>
         </w:rPr>
       </w:pPr>
+    </w:p>
+    <w:p>
+      <w:pPr>
+        <w:spacing w:after="0" w:line="360" w:lineRule="auto"/>
+        <w:ind w:firstLine="709"/>
+        <w:rPr>
+          <w:rFonts w:cs="Times New Roman"/>
+          <w:szCs w:val="28"/>
+        </w:rPr>
+      </w:pPr>
+    </w:p>
+    <w:p>
+      <w:pPr>
+        <w:spacing w:after="0" w:line="360" w:lineRule="auto"/>
+        <w:ind w:firstLine="709"/>
+        <w:rPr>
+          <w:rFonts w:cs="Times New Roman"/>
+          <w:szCs w:val="28"/>
+        </w:rPr>
+      </w:pPr>
+    </w:p>
+    <w:p>
+      <w:pPr>
+        <w:spacing w:after="0" w:line="360" w:lineRule="auto"/>
+        <w:ind w:firstLine="709"/>
+        <w:rPr>
+          <w:rFonts w:cs="Times New Roman"/>
+          <w:szCs w:val="28"/>
+        </w:rPr>
+      </w:pPr>
+    </w:p>
+    <w:p>
+      <w:pPr>
+        <w:spacing w:after="0" w:line="360" w:lineRule="auto"/>
+        <w:ind w:firstLine="709"/>
+        <w:rPr>
+          <w:rFonts w:cs="Times New Roman"/>
+          <w:szCs w:val="28"/>
+        </w:rPr>
+      </w:pPr>
+    </w:p>
+    <w:p>
+      <w:pPr>
+        <w:spacing w:after="0" w:line="360" w:lineRule="auto"/>
+        <w:ind w:firstLine="709"/>
+        <w:rPr>
+          <w:rFonts w:cs="Times New Roman"/>
+          <w:szCs w:val="28"/>
+        </w:rPr>
+      </w:pPr>
+      <w:r>
+        <w:rPr>
+          <w:rFonts w:cs="Times New Roman"/>
+          <w:szCs w:val="28"/>
+        </w:rPr>
+        <w:lastRenderedPageBreak/>
+        <w:t xml:space="preserve">Предметы, реализованные через </w:t>
+      </w:r>
+      <w:proofErr w:type="spellStart"/>
+      <w:r>
+        <w:rPr>
+          <w:rFonts w:cs="Times New Roman"/>
+          <w:szCs w:val="28"/>
+        </w:rPr>
+        <w:t>ScriptableObject</w:t>
+      </w:r>
+      <w:proofErr w:type="spellEnd"/>
+      <w:r>
+        <w:rPr>
+          <w:rFonts w:cs="Times New Roman"/>
+          <w:szCs w:val="28"/>
+        </w:rPr>
+        <w:t xml:space="preserve"> в проекте, представлены в таблице 3.</w:t>
+      </w:r>
+    </w:p>
+    <w:p>
+      <w:pPr>
+        <w:spacing w:after="0" w:line="360" w:lineRule="auto"/>
+        <w:rPr>
+          <w:rFonts w:cs="Times New Roman"/>
+          <w:szCs w:val="28"/>
+        </w:rPr>
+      </w:pPr>
       <w:r>
         <w:rPr>
           <w:rFonts w:cs="Times New Roman"/>
@@ -10525,13 +10712,6 @@
           <w:szCs w:val="28"/>
         </w:rPr>
         <w:t>)</w:t>
-      </w:r>
-      <w:r>
-        <w:rPr>
-          <w:rFonts w:cs="Times New Roman"/>
-          <w:szCs w:val="28"/>
-        </w:rPr>
-        <w:t>.</w:t>
       </w:r>
     </w:p>
     <w:tbl>
@@ -10546,19 +10726,20 @@
           <w:insideH w:val="single" w:sz="4" w:space="0" w:color="auto"/>
           <w:insideV w:val="single" w:sz="4" w:space="0" w:color="auto"/>
         </w:tblBorders>
+        <w:tblLayout w:type="fixed"/>
         <w:tblLook w:val="04A0" w:firstRow="1" w:lastRow="0" w:firstColumn="1" w:lastColumn="0" w:noHBand="0" w:noVBand="1"/>
       </w:tblPr>
       <w:tblGrid>
-        <w:gridCol w:w="1780"/>
-        <w:gridCol w:w="1869"/>
-        <w:gridCol w:w="1713"/>
-        <w:gridCol w:w="1828"/>
-        <w:gridCol w:w="2155"/>
+        <w:gridCol w:w="1696"/>
+        <w:gridCol w:w="2238"/>
+        <w:gridCol w:w="1448"/>
+        <w:gridCol w:w="2126"/>
+        <w:gridCol w:w="1837"/>
       </w:tblGrid>
       <w:tr>
         <w:tc>
           <w:tcPr>
-            <w:tcW w:w="1780" w:type="dxa"/>
+            <w:tcW w:w="1696" w:type="dxa"/>
             <w:shd w:val="clear" w:color="auto" w:fill="auto"/>
           </w:tcPr>
           <w:p>
@@ -10581,7 +10762,7 @@
         </w:tc>
         <w:tc>
           <w:tcPr>
-            <w:tcW w:w="1869" w:type="dxa"/>
+            <w:tcW w:w="2238" w:type="dxa"/>
             <w:shd w:val="clear" w:color="auto" w:fill="auto"/>
           </w:tcPr>
           <w:p>
@@ -10604,7 +10785,7 @@
         </w:tc>
         <w:tc>
           <w:tcPr>
-            <w:tcW w:w="1713" w:type="dxa"/>
+            <w:tcW w:w="1448" w:type="dxa"/>
             <w:shd w:val="clear" w:color="auto" w:fill="auto"/>
           </w:tcPr>
           <w:p>
@@ -10627,7 +10808,7 @@
         </w:tc>
         <w:tc>
           <w:tcPr>
-            <w:tcW w:w="1828" w:type="dxa"/>
+            <w:tcW w:w="2126" w:type="dxa"/>
             <w:shd w:val="clear" w:color="auto" w:fill="auto"/>
           </w:tcPr>
           <w:p>
@@ -10639,20 +10820,18 @@
                 <w:szCs w:val="28"/>
               </w:rPr>
             </w:pPr>
-            <w:proofErr w:type="spellStart"/>
-            <w:r>
-              <w:rPr>
-                <w:rFonts w:cs="Times New Roman"/>
-                <w:szCs w:val="28"/>
-              </w:rPr>
-              <w:t>Стакаемость</w:t>
-            </w:r>
-            <w:proofErr w:type="spellEnd"/>
+            <w:r>
+              <w:rPr>
+                <w:rFonts w:cs="Times New Roman"/>
+                <w:szCs w:val="28"/>
+              </w:rPr>
+              <w:t>Суммирование</w:t>
+            </w:r>
           </w:p>
         </w:tc>
         <w:tc>
           <w:tcPr>
-            <w:tcW w:w="2155" w:type="dxa"/>
+            <w:tcW w:w="1837" w:type="dxa"/>
             <w:shd w:val="clear" w:color="auto" w:fill="auto"/>
           </w:tcPr>
           <w:p>
@@ -10677,7 +10856,7 @@
       <w:tr>
         <w:tc>
           <w:tcPr>
-            <w:tcW w:w="1780" w:type="dxa"/>
+            <w:tcW w:w="1696" w:type="dxa"/>
             <w:shd w:val="clear" w:color="auto" w:fill="auto"/>
           </w:tcPr>
           <w:p>
@@ -10709,7 +10888,7 @@
         </w:tc>
         <w:tc>
           <w:tcPr>
-            <w:tcW w:w="1869" w:type="dxa"/>
+            <w:tcW w:w="2238" w:type="dxa"/>
             <w:shd w:val="clear" w:color="auto" w:fill="auto"/>
           </w:tcPr>
           <w:p>
@@ -10734,7 +10913,7 @@
         </w:tc>
         <w:tc>
           <w:tcPr>
-            <w:tcW w:w="1713" w:type="dxa"/>
+            <w:tcW w:w="1448" w:type="dxa"/>
             <w:shd w:val="clear" w:color="auto" w:fill="auto"/>
           </w:tcPr>
           <w:p>
@@ -10757,7 +10936,7 @@
         </w:tc>
         <w:tc>
           <w:tcPr>
-            <w:tcW w:w="1828" w:type="dxa"/>
+            <w:tcW w:w="2126" w:type="dxa"/>
             <w:shd w:val="clear" w:color="auto" w:fill="auto"/>
           </w:tcPr>
           <w:p>
@@ -10780,7 +10959,7 @@
         </w:tc>
         <w:tc>
           <w:tcPr>
-            <w:tcW w:w="2155" w:type="dxa"/>
+            <w:tcW w:w="1837" w:type="dxa"/>
             <w:shd w:val="clear" w:color="auto" w:fill="auto"/>
           </w:tcPr>
           <w:p>
@@ -10805,60 +10984,70 @@
       <w:tr>
         <w:tc>
           <w:tcPr>
-            <w:tcW w:w="1780" w:type="dxa"/>
+            <w:tcW w:w="1696" w:type="dxa"/>
             <w:shd w:val="clear" w:color="auto" w:fill="auto"/>
           </w:tcPr>
           <w:p>
             <w:pPr>
               <w:spacing w:after="0" w:line="360" w:lineRule="auto"/>
-              <w:jc w:val="center"/>
+              <w:jc w:val="left"/>
               <w:rPr>
                 <w:rFonts w:cs="Times New Roman"/>
                 <w:szCs w:val="28"/>
               </w:rPr>
             </w:pPr>
-            <w:r>
-              <w:rPr>
-                <w:rFonts w:cs="Times New Roman"/>
-                <w:szCs w:val="28"/>
-              </w:rPr>
-              <w:lastRenderedPageBreak/>
-              <w:t>Предмет</w:t>
+            <w:proofErr w:type="spellStart"/>
+            <w:r>
+              <w:rPr>
+                <w:rFonts w:cs="Times New Roman"/>
+                <w:szCs w:val="28"/>
+              </w:rPr>
+              <w:t>Stone</w:t>
+            </w:r>
+            <w:proofErr w:type="spellEnd"/>
+            <w:r>
+              <w:rPr>
+                <w:rFonts w:cs="Times New Roman"/>
+                <w:szCs w:val="28"/>
+              </w:rPr>
+              <w:t xml:space="preserve"> (Камень)</w:t>
             </w:r>
           </w:p>
         </w:tc>
         <w:tc>
           <w:tcPr>
-            <w:tcW w:w="1869" w:type="dxa"/>
+            <w:tcW w:w="2238" w:type="dxa"/>
             <w:shd w:val="clear" w:color="auto" w:fill="auto"/>
           </w:tcPr>
           <w:p>
             <w:pPr>
               <w:spacing w:after="0" w:line="360" w:lineRule="auto"/>
-              <w:jc w:val="center"/>
+              <w:jc w:val="left"/>
               <w:rPr>
                 <w:rFonts w:cs="Times New Roman"/>
                 <w:szCs w:val="28"/>
               </w:rPr>
             </w:pPr>
-            <w:r>
-              <w:rPr>
-                <w:rFonts w:cs="Times New Roman"/>
-                <w:szCs w:val="28"/>
-              </w:rPr>
-              <w:t>Тип</w:t>
-            </w:r>
+            <w:proofErr w:type="spellStart"/>
+            <w:r>
+              <w:rPr>
+                <w:rFonts w:cs="Times New Roman"/>
+                <w:szCs w:val="28"/>
+              </w:rPr>
+              <w:t>BuildingBlock</w:t>
+            </w:r>
+            <w:proofErr w:type="spellEnd"/>
           </w:p>
         </w:tc>
         <w:tc>
           <w:tcPr>
-            <w:tcW w:w="1713" w:type="dxa"/>
+            <w:tcW w:w="1448" w:type="dxa"/>
             <w:shd w:val="clear" w:color="auto" w:fill="auto"/>
           </w:tcPr>
           <w:p>
             <w:pPr>
               <w:spacing w:after="0" w:line="360" w:lineRule="auto"/>
-              <w:jc w:val="center"/>
+              <w:jc w:val="left"/>
               <w:rPr>
                 <w:rFonts w:cs="Times New Roman"/>
                 <w:szCs w:val="28"/>
@@ -10869,44 +11058,42 @@
                 <w:rFonts w:cs="Times New Roman"/>
                 <w:szCs w:val="28"/>
               </w:rPr>
-              <w:t>Действие</w:t>
+              <w:t>Нет</w:t>
             </w:r>
           </w:p>
         </w:tc>
         <w:tc>
           <w:tcPr>
-            <w:tcW w:w="1828" w:type="dxa"/>
+            <w:tcW w:w="2126" w:type="dxa"/>
             <w:shd w:val="clear" w:color="auto" w:fill="auto"/>
           </w:tcPr>
           <w:p>
             <w:pPr>
               <w:spacing w:after="0" w:line="360" w:lineRule="auto"/>
-              <w:jc w:val="center"/>
+              <w:jc w:val="left"/>
               <w:rPr>
                 <w:rFonts w:cs="Times New Roman"/>
                 <w:szCs w:val="28"/>
               </w:rPr>
             </w:pPr>
-            <w:proofErr w:type="spellStart"/>
-            <w:r>
-              <w:rPr>
-                <w:rFonts w:cs="Times New Roman"/>
-                <w:szCs w:val="28"/>
-              </w:rPr>
-              <w:t>Стакаемость</w:t>
-            </w:r>
-            <w:proofErr w:type="spellEnd"/>
+            <w:r>
+              <w:rPr>
+                <w:rFonts w:cs="Times New Roman"/>
+                <w:szCs w:val="28"/>
+              </w:rPr>
+              <w:t>Да (до 64)</w:t>
+            </w:r>
           </w:p>
         </w:tc>
         <w:tc>
           <w:tcPr>
-            <w:tcW w:w="2155" w:type="dxa"/>
+            <w:tcW w:w="1837" w:type="dxa"/>
             <w:shd w:val="clear" w:color="auto" w:fill="auto"/>
           </w:tcPr>
           <w:p>
             <w:pPr>
               <w:spacing w:after="0" w:line="360" w:lineRule="auto"/>
-              <w:jc w:val="center"/>
+              <w:jc w:val="left"/>
               <w:rPr>
                 <w:rFonts w:cs="Times New Roman"/>
                 <w:szCs w:val="28"/>
@@ -10917,7 +11104,7 @@
                 <w:rFonts w:cs="Times New Roman"/>
                 <w:szCs w:val="28"/>
               </w:rPr>
-              <w:t>Назначение</w:t>
+              <w:t>Ресурс для крафта кирки</w:t>
             </w:r>
           </w:p>
         </w:tc>
@@ -10925,7 +11112,7 @@
       <w:tr>
         <w:tc>
           <w:tcPr>
-            <w:tcW w:w="1780" w:type="dxa"/>
+            <w:tcW w:w="1696" w:type="dxa"/>
             <w:shd w:val="clear" w:color="auto" w:fill="auto"/>
           </w:tcPr>
           <w:p>
@@ -10943,7 +11130,7 @@
                 <w:rFonts w:cs="Times New Roman"/>
                 <w:szCs w:val="28"/>
               </w:rPr>
-              <w:t>Stone</w:t>
+              <w:t>Docka</w:t>
             </w:r>
             <w:proofErr w:type="spellEnd"/>
             <w:r>
@@ -10951,13 +11138,13 @@
                 <w:rFonts w:cs="Times New Roman"/>
                 <w:szCs w:val="28"/>
               </w:rPr>
-              <w:t xml:space="preserve"> (Камень)</w:t>
+              <w:t xml:space="preserve"> (Доски)</w:t>
             </w:r>
           </w:p>
         </w:tc>
         <w:tc>
           <w:tcPr>
-            <w:tcW w:w="1869" w:type="dxa"/>
+            <w:tcW w:w="2238" w:type="dxa"/>
             <w:shd w:val="clear" w:color="auto" w:fill="auto"/>
           </w:tcPr>
           <w:p>
@@ -10982,7 +11169,7 @@
         </w:tc>
         <w:tc>
           <w:tcPr>
-            <w:tcW w:w="1713" w:type="dxa"/>
+            <w:tcW w:w="1448" w:type="dxa"/>
             <w:shd w:val="clear" w:color="auto" w:fill="auto"/>
           </w:tcPr>
           <w:p>
@@ -11005,7 +11192,7 @@
         </w:tc>
         <w:tc>
           <w:tcPr>
-            <w:tcW w:w="1828" w:type="dxa"/>
+            <w:tcW w:w="2126" w:type="dxa"/>
             <w:shd w:val="clear" w:color="auto" w:fill="auto"/>
           </w:tcPr>
           <w:p>
@@ -11028,7 +11215,7 @@
         </w:tc>
         <w:tc>
           <w:tcPr>
-            <w:tcW w:w="2155" w:type="dxa"/>
+            <w:tcW w:w="1837" w:type="dxa"/>
             <w:shd w:val="clear" w:color="auto" w:fill="auto"/>
           </w:tcPr>
           <w:p>
@@ -11045,7 +11232,7 @@
                 <w:rFonts w:cs="Times New Roman"/>
                 <w:szCs w:val="28"/>
               </w:rPr>
-              <w:t>Ресурс для крафта кирки</w:t>
+              <w:t>Продукт крафта (1 дерево = 4 доски)</w:t>
             </w:r>
           </w:p>
         </w:tc>
@@ -11053,107 +11240,118 @@
       <w:tr>
         <w:tc>
           <w:tcPr>
-            <w:tcW w:w="1780" w:type="dxa"/>
+            <w:tcW w:w="1696" w:type="dxa"/>
             <w:shd w:val="clear" w:color="auto" w:fill="auto"/>
           </w:tcPr>
           <w:p>
             <w:pPr>
               <w:spacing w:after="0" w:line="360" w:lineRule="auto"/>
-              <w:jc w:val="center"/>
+              <w:jc w:val="left"/>
               <w:rPr>
                 <w:rFonts w:cs="Times New Roman"/>
                 <w:szCs w:val="28"/>
               </w:rPr>
             </w:pPr>
-            <w:r>
-              <w:rPr>
-                <w:rFonts w:cs="Times New Roman"/>
-                <w:szCs w:val="28"/>
-              </w:rPr>
-              <w:t>Предмет</w:t>
+            <w:proofErr w:type="spellStart"/>
+            <w:r>
+              <w:rPr>
+                <w:rFonts w:cs="Times New Roman"/>
+                <w:szCs w:val="28"/>
+              </w:rPr>
+              <w:t>Axe</w:t>
+            </w:r>
+            <w:proofErr w:type="spellEnd"/>
+            <w:r>
+              <w:rPr>
+                <w:rFonts w:cs="Times New Roman"/>
+                <w:szCs w:val="28"/>
+              </w:rPr>
+              <w:t xml:space="preserve"> (Топор)</w:t>
             </w:r>
           </w:p>
         </w:tc>
         <w:tc>
           <w:tcPr>
-            <w:tcW w:w="1869" w:type="dxa"/>
+            <w:tcW w:w="2238" w:type="dxa"/>
             <w:shd w:val="clear" w:color="auto" w:fill="auto"/>
           </w:tcPr>
           <w:p>
             <w:pPr>
               <w:spacing w:after="0" w:line="360" w:lineRule="auto"/>
-              <w:jc w:val="center"/>
+              <w:jc w:val="left"/>
               <w:rPr>
                 <w:rFonts w:cs="Times New Roman"/>
                 <w:szCs w:val="28"/>
               </w:rPr>
             </w:pPr>
-            <w:r>
-              <w:rPr>
-                <w:rFonts w:cs="Times New Roman"/>
-                <w:szCs w:val="28"/>
-              </w:rPr>
-              <w:t>Тип</w:t>
-            </w:r>
+            <w:proofErr w:type="spellStart"/>
+            <w:r>
+              <w:rPr>
+                <w:rFonts w:cs="Times New Roman"/>
+                <w:szCs w:val="28"/>
+              </w:rPr>
+              <w:t>Tool</w:t>
+            </w:r>
+            <w:proofErr w:type="spellEnd"/>
           </w:p>
         </w:tc>
         <w:tc>
           <w:tcPr>
-            <w:tcW w:w="1713" w:type="dxa"/>
+            <w:tcW w:w="1448" w:type="dxa"/>
             <w:shd w:val="clear" w:color="auto" w:fill="auto"/>
           </w:tcPr>
           <w:p>
             <w:pPr>
               <w:spacing w:after="0" w:line="360" w:lineRule="auto"/>
-              <w:jc w:val="center"/>
+              <w:jc w:val="left"/>
               <w:rPr>
                 <w:rFonts w:cs="Times New Roman"/>
                 <w:szCs w:val="28"/>
               </w:rPr>
             </w:pPr>
-            <w:r>
-              <w:rPr>
-                <w:rFonts w:cs="Times New Roman"/>
-                <w:szCs w:val="28"/>
-              </w:rPr>
-              <w:t>Действие</w:t>
-            </w:r>
+            <w:proofErr w:type="spellStart"/>
+            <w:r>
+              <w:rPr>
+                <w:rFonts w:cs="Times New Roman"/>
+                <w:szCs w:val="28"/>
+              </w:rPr>
+              <w:t>Mine</w:t>
+            </w:r>
+            <w:proofErr w:type="spellEnd"/>
           </w:p>
         </w:tc>
         <w:tc>
           <w:tcPr>
-            <w:tcW w:w="1828" w:type="dxa"/>
+            <w:tcW w:w="2126" w:type="dxa"/>
             <w:shd w:val="clear" w:color="auto" w:fill="auto"/>
           </w:tcPr>
           <w:p>
             <w:pPr>
               <w:spacing w:after="0" w:line="360" w:lineRule="auto"/>
-              <w:jc w:val="center"/>
+              <w:jc w:val="left"/>
               <w:rPr>
                 <w:rFonts w:cs="Times New Roman"/>
                 <w:szCs w:val="28"/>
               </w:rPr>
             </w:pPr>
-            <w:proofErr w:type="spellStart"/>
-            <w:r>
-              <w:rPr>
-                <w:rFonts w:cs="Times New Roman"/>
-                <w:szCs w:val="28"/>
-              </w:rPr>
-              <w:t>Стакаемость</w:t>
-            </w:r>
-            <w:proofErr w:type="spellEnd"/>
+            <w:r>
+              <w:rPr>
+                <w:rFonts w:cs="Times New Roman"/>
+                <w:szCs w:val="28"/>
+              </w:rPr>
+              <w:t>Нет</w:t>
+            </w:r>
           </w:p>
         </w:tc>
         <w:tc>
           <w:tcPr>
-            <w:tcW w:w="2155" w:type="dxa"/>
+            <w:tcW w:w="1837" w:type="dxa"/>
             <w:shd w:val="clear" w:color="auto" w:fill="auto"/>
           </w:tcPr>
           <w:p>
             <w:pPr>
               <w:spacing w:after="0" w:line="360" w:lineRule="auto"/>
-              <w:jc w:val="center"/>
+              <w:jc w:val="left"/>
               <w:rPr>
                 <w:rFonts w:cs="Times New Roman"/>
                 <w:szCs w:val="28"/>
@@ -11164,7 +11362,7 @@
                 <w:rFonts w:cs="Times New Roman"/>
                 <w:szCs w:val="28"/>
               </w:rPr>
-              <w:t>Назначение</w:t>
+              <w:t>Рубка деревьев</w:t>
             </w:r>
           </w:p>
         </w:tc>
@@ -11172,7 +11370,7 @@
       <w:tr>
         <w:tc>
           <w:tcPr>
-            <w:tcW w:w="1780" w:type="dxa"/>
+            <w:tcW w:w="1696" w:type="dxa"/>
             <w:shd w:val="clear" w:color="auto" w:fill="auto"/>
           </w:tcPr>
           <w:p>
@@ -11190,7 +11388,7 @@
                 <w:rFonts w:cs="Times New Roman"/>
                 <w:szCs w:val="28"/>
               </w:rPr>
-              <w:t>Docka</w:t>
+              <w:t>PickAxe</w:t>
             </w:r>
             <w:proofErr w:type="spellEnd"/>
             <w:r>
@@ -11198,13 +11396,13 @@
                 <w:rFonts w:cs="Times New Roman"/>
                 <w:szCs w:val="28"/>
               </w:rPr>
-              <w:t xml:space="preserve"> (Доски)</w:t>
+              <w:t xml:space="preserve"> (Кирка)</w:t>
             </w:r>
           </w:p>
         </w:tc>
         <w:tc>
           <w:tcPr>
-            <w:tcW w:w="1869" w:type="dxa"/>
+            <w:tcW w:w="2238" w:type="dxa"/>
             <w:shd w:val="clear" w:color="auto" w:fill="auto"/>
           </w:tcPr>
           <w:p>
@@ -11222,14 +11420,14 @@
                 <w:rFonts w:cs="Times New Roman"/>
                 <w:szCs w:val="28"/>
               </w:rPr>
-              <w:t>BuildingBlock</w:t>
+              <w:t>Tool</w:t>
             </w:r>
             <w:proofErr w:type="spellEnd"/>
           </w:p>
         </w:tc>
         <w:tc>
           <w:tcPr>
-            <w:tcW w:w="1713" w:type="dxa"/>
+            <w:tcW w:w="1448" w:type="dxa"/>
             <w:shd w:val="clear" w:color="auto" w:fill="auto"/>
           </w:tcPr>
           <w:p>
@@ -11241,18 +11439,20 @@
                 <w:szCs w:val="28"/>
               </w:rPr>
             </w:pPr>
-            <w:r>
-              <w:rPr>
-                <w:rFonts w:cs="Times New Roman"/>
-                <w:szCs w:val="28"/>
-              </w:rPr>
-              <w:t>Нет</w:t>
-            </w:r>
+            <w:proofErr w:type="spellStart"/>
+            <w:r>
+              <w:rPr>
+                <w:rFonts w:cs="Times New Roman"/>
+                <w:szCs w:val="28"/>
+              </w:rPr>
+              <w:t>Mine</w:t>
+            </w:r>
+            <w:proofErr w:type="spellEnd"/>
           </w:p>
         </w:tc>
         <w:tc>
           <w:tcPr>
-            <w:tcW w:w="1828" w:type="dxa"/>
+            <w:tcW w:w="2126" w:type="dxa"/>
             <w:shd w:val="clear" w:color="auto" w:fill="auto"/>
           </w:tcPr>
           <w:p>
@@ -11269,13 +11469,13 @@
                 <w:rFonts w:cs="Times New Roman"/>
                 <w:szCs w:val="28"/>
               </w:rPr>
-              <w:t>Да (до 64)</w:t>
+              <w:t>Нет</w:t>
             </w:r>
           </w:p>
         </w:tc>
         <w:tc>
           <w:tcPr>
-            <w:tcW w:w="2155" w:type="dxa"/>
+            <w:tcW w:w="1837" w:type="dxa"/>
             <w:shd w:val="clear" w:color="auto" w:fill="auto"/>
           </w:tcPr>
           <w:p>
@@ -11292,7 +11492,7 @@
                 <w:rFonts w:cs="Times New Roman"/>
                 <w:szCs w:val="28"/>
               </w:rPr>
-              <w:t>Продукт крафта (1 дерево = 4 доски)</w:t>
+              <w:t>Добыча камня/руды</w:t>
             </w:r>
           </w:p>
         </w:tc>
@@ -11300,7 +11500,7 @@
       <w:tr>
         <w:tc>
           <w:tcPr>
-            <w:tcW w:w="1780" w:type="dxa"/>
+            <w:tcW w:w="1696" w:type="dxa"/>
             <w:shd w:val="clear" w:color="auto" w:fill="auto"/>
           </w:tcPr>
           <w:p>
@@ -11318,7 +11518,7 @@
                 <w:rFonts w:cs="Times New Roman"/>
                 <w:szCs w:val="28"/>
               </w:rPr>
-              <w:t>Axe</w:t>
+              <w:t>Kabachok</w:t>
             </w:r>
             <w:proofErr w:type="spellEnd"/>
             <w:r>
@@ -11326,13 +11526,13 @@
                 <w:rFonts w:cs="Times New Roman"/>
                 <w:szCs w:val="28"/>
               </w:rPr>
-              <w:t xml:space="preserve"> (Топор)</w:t>
+              <w:t xml:space="preserve"> (Кабачок)</w:t>
             </w:r>
           </w:p>
         </w:tc>
         <w:tc>
           <w:tcPr>
-            <w:tcW w:w="1869" w:type="dxa"/>
+            <w:tcW w:w="2238" w:type="dxa"/>
             <w:shd w:val="clear" w:color="auto" w:fill="auto"/>
           </w:tcPr>
           <w:p>
@@ -11350,14 +11550,14 @@
                 <w:rFonts w:cs="Times New Roman"/>
                 <w:szCs w:val="28"/>
               </w:rPr>
-              <w:t>Tool</w:t>
+              <w:t>Food</w:t>
             </w:r>
             <w:proofErr w:type="spellEnd"/>
           </w:p>
         </w:tc>
         <w:tc>
           <w:tcPr>
-            <w:tcW w:w="1713" w:type="dxa"/>
+            <w:tcW w:w="1448" w:type="dxa"/>
             <w:shd w:val="clear" w:color="auto" w:fill="auto"/>
           </w:tcPr>
           <w:p>
@@ -11369,20 +11569,18 @@
                 <w:szCs w:val="28"/>
               </w:rPr>
             </w:pPr>
-            <w:proofErr w:type="spellStart"/>
-            <w:r>
-              <w:rPr>
-                <w:rFonts w:cs="Times New Roman"/>
-                <w:szCs w:val="28"/>
-              </w:rPr>
-              <w:t>Mine</w:t>
-            </w:r>
-            <w:proofErr w:type="spellEnd"/>
+            <w:r>
+              <w:rPr>
+                <w:rFonts w:cs="Times New Roman"/>
+                <w:szCs w:val="28"/>
+              </w:rPr>
+              <w:t>Нет</w:t>
+            </w:r>
           </w:p>
         </w:tc>
         <w:tc>
           <w:tcPr>
-            <w:tcW w:w="1828" w:type="dxa"/>
+            <w:tcW w:w="2126" w:type="dxa"/>
             <w:shd w:val="clear" w:color="auto" w:fill="auto"/>
           </w:tcPr>
           <w:p>
@@ -11399,13 +11597,13 @@
                 <w:rFonts w:cs="Times New Roman"/>
                 <w:szCs w:val="28"/>
               </w:rPr>
-              <w:t>Нет</w:t>
+              <w:t>Да (до 64)</w:t>
             </w:r>
           </w:p>
         </w:tc>
         <w:tc>
           <w:tcPr>
-            <w:tcW w:w="2155" w:type="dxa"/>
+            <w:tcW w:w="1837" w:type="dxa"/>
             <w:shd w:val="clear" w:color="auto" w:fill="auto"/>
           </w:tcPr>
           <w:p>
@@ -11422,7 +11620,7 @@
                 <w:rFonts w:cs="Times New Roman"/>
                 <w:szCs w:val="28"/>
               </w:rPr>
-              <w:t>Рубка деревьев</w:t>
+              <w:t>Продукт фермерства</w:t>
             </w:r>
           </w:p>
         </w:tc>
@@ -11430,7 +11628,7 @@
       <w:tr>
         <w:tc>
           <w:tcPr>
-            <w:tcW w:w="1780" w:type="dxa"/>
+            <w:tcW w:w="1696" w:type="dxa"/>
             <w:shd w:val="clear" w:color="auto" w:fill="auto"/>
           </w:tcPr>
           <w:p>
@@ -11448,7 +11646,7 @@
                 <w:rFonts w:cs="Times New Roman"/>
                 <w:szCs w:val="28"/>
               </w:rPr>
-              <w:t>PickAxe</w:t>
+              <w:t>Strawberry</w:t>
             </w:r>
             <w:proofErr w:type="spellEnd"/>
             <w:r>
@@ -11456,13 +11654,13 @@
                 <w:rFonts w:cs="Times New Roman"/>
                 <w:szCs w:val="28"/>
               </w:rPr>
-              <w:t xml:space="preserve"> (Кирка)</w:t>
+              <w:t xml:space="preserve"> (Клубника)</w:t>
             </w:r>
           </w:p>
         </w:tc>
         <w:tc>
           <w:tcPr>
-            <w:tcW w:w="1869" w:type="dxa"/>
+            <w:tcW w:w="2238" w:type="dxa"/>
             <w:shd w:val="clear" w:color="auto" w:fill="auto"/>
           </w:tcPr>
           <w:p>
@@ -11480,14 +11678,14 @@
                 <w:rFonts w:cs="Times New Roman"/>
                 <w:szCs w:val="28"/>
               </w:rPr>
-              <w:t>Tool</w:t>
+              <w:t>Food</w:t>
             </w:r>
             <w:proofErr w:type="spellEnd"/>
           </w:p>
         </w:tc>
         <w:tc>
           <w:tcPr>
-            <w:tcW w:w="1713" w:type="dxa"/>
+            <w:tcW w:w="1448" w:type="dxa"/>
             <w:shd w:val="clear" w:color="auto" w:fill="auto"/>
           </w:tcPr>
           <w:p>
@@ -11499,20 +11697,18 @@
                 <w:szCs w:val="28"/>
               </w:rPr>
             </w:pPr>
-            <w:proofErr w:type="spellStart"/>
-            <w:r>
-              <w:rPr>
-                <w:rFonts w:cs="Times New Roman"/>
-                <w:szCs w:val="28"/>
-              </w:rPr>
-              <w:t>Mine</w:t>
-            </w:r>
-            <w:proofErr w:type="spellEnd"/>
+            <w:r>
+              <w:rPr>
+                <w:rFonts w:cs="Times New Roman"/>
+                <w:szCs w:val="28"/>
+              </w:rPr>
+              <w:t>Нет</w:t>
+            </w:r>
           </w:p>
         </w:tc>
         <w:tc>
           <w:tcPr>
-            <w:tcW w:w="1828" w:type="dxa"/>
+            <w:tcW w:w="2126" w:type="dxa"/>
             <w:shd w:val="clear" w:color="auto" w:fill="auto"/>
           </w:tcPr>
           <w:p>
@@ -11529,13 +11725,13 @@
                 <w:rFonts w:cs="Times New Roman"/>
                 <w:szCs w:val="28"/>
               </w:rPr>
-              <w:t>Нет</w:t>
+              <w:t>Да (до 64)</w:t>
             </w:r>
           </w:p>
         </w:tc>
         <w:tc>
           <w:tcPr>
-            <w:tcW w:w="2155" w:type="dxa"/>
+            <w:tcW w:w="1837" w:type="dxa"/>
             <w:shd w:val="clear" w:color="auto" w:fill="auto"/>
           </w:tcPr>
           <w:p>
@@ -11552,390 +11748,6 @@
                 <w:rFonts w:cs="Times New Roman"/>
                 <w:szCs w:val="28"/>
               </w:rPr>
-              <w:t>Добыча камня/руды</w:t>
-            </w:r>
-          </w:p>
-        </w:tc>
-      </w:tr>
-      <w:tr>
-        <w:tc>
-          <w:tcPr>
-            <w:tcW w:w="1780" w:type="dxa"/>
-            <w:shd w:val="clear" w:color="auto" w:fill="auto"/>
-          </w:tcPr>
-          <w:p>
-            <w:pPr>
-              <w:spacing w:after="0" w:line="360" w:lineRule="auto"/>
-              <w:jc w:val="left"/>
-              <w:rPr>
-                <w:rFonts w:cs="Times New Roman"/>
-                <w:szCs w:val="28"/>
-              </w:rPr>
-            </w:pPr>
-            <w:proofErr w:type="spellStart"/>
-            <w:r>
-              <w:rPr>
-                <w:rFonts w:cs="Times New Roman"/>
-                <w:szCs w:val="28"/>
-              </w:rPr>
-              <w:t>Aplle</w:t>
-            </w:r>
-            <w:proofErr w:type="spellEnd"/>
-            <w:r>
-              <w:rPr>
-                <w:rFonts w:cs="Times New Roman"/>
-                <w:szCs w:val="28"/>
-              </w:rPr>
-              <w:t xml:space="preserve"> (Яблоко)</w:t>
-            </w:r>
-          </w:p>
-        </w:tc>
-        <w:tc>
-          <w:tcPr>
-            <w:tcW w:w="1869" w:type="dxa"/>
-            <w:shd w:val="clear" w:color="auto" w:fill="auto"/>
-          </w:tcPr>
-          <w:p>
-            <w:pPr>
-              <w:spacing w:after="0" w:line="360" w:lineRule="auto"/>
-              <w:jc w:val="left"/>
-              <w:rPr>
-                <w:rFonts w:cs="Times New Roman"/>
-                <w:szCs w:val="28"/>
-              </w:rPr>
-            </w:pPr>
-            <w:proofErr w:type="spellStart"/>
-            <w:r>
-              <w:rPr>
-                <w:rFonts w:cs="Times New Roman"/>
-                <w:szCs w:val="28"/>
-              </w:rPr>
-              <w:t>Food</w:t>
-            </w:r>
-            <w:proofErr w:type="spellEnd"/>
-          </w:p>
-        </w:tc>
-        <w:tc>
-          <w:tcPr>
-            <w:tcW w:w="1713" w:type="dxa"/>
-            <w:shd w:val="clear" w:color="auto" w:fill="auto"/>
-          </w:tcPr>
-          <w:p>
-            <w:pPr>
-              <w:spacing w:after="0" w:line="360" w:lineRule="auto"/>
-              <w:jc w:val="left"/>
-              <w:rPr>
-                <w:rFonts w:cs="Times New Roman"/>
-                <w:szCs w:val="28"/>
-              </w:rPr>
-            </w:pPr>
-            <w:r>
-              <w:rPr>
-                <w:rFonts w:cs="Times New Roman"/>
-                <w:szCs w:val="28"/>
-              </w:rPr>
-              <w:t>Нет</w:t>
-            </w:r>
-          </w:p>
-        </w:tc>
-        <w:tc>
-          <w:tcPr>
-            <w:tcW w:w="1828" w:type="dxa"/>
-            <w:shd w:val="clear" w:color="auto" w:fill="auto"/>
-          </w:tcPr>
-          <w:p>
-            <w:pPr>
-              <w:spacing w:after="0" w:line="360" w:lineRule="auto"/>
-              <w:jc w:val="left"/>
-              <w:rPr>
-                <w:rFonts w:cs="Times New Roman"/>
-                <w:szCs w:val="28"/>
-              </w:rPr>
-            </w:pPr>
-            <w:r>
-              <w:rPr>
-                <w:rFonts w:cs="Times New Roman"/>
-                <w:szCs w:val="28"/>
-              </w:rPr>
-              <w:t>Да (до 64)</w:t>
-            </w:r>
-          </w:p>
-        </w:tc>
-        <w:tc>
-          <w:tcPr>
-            <w:tcW w:w="2155" w:type="dxa"/>
-            <w:shd w:val="clear" w:color="auto" w:fill="auto"/>
-          </w:tcPr>
-          <w:p>
-            <w:pPr>
-              <w:spacing w:after="0" w:line="360" w:lineRule="auto"/>
-              <w:jc w:val="left"/>
-              <w:rPr>
-                <w:rFonts w:cs="Times New Roman"/>
-                <w:szCs w:val="28"/>
-              </w:rPr>
-            </w:pPr>
-            <w:r>
-              <w:rPr>
-                <w:rFonts w:cs="Times New Roman"/>
-                <w:szCs w:val="28"/>
-              </w:rPr>
-              <w:t>Восстановление здоровья</w:t>
-            </w:r>
-          </w:p>
-        </w:tc>
-      </w:tr>
-      <w:tr>
-        <w:tc>
-          <w:tcPr>
-            <w:tcW w:w="1780" w:type="dxa"/>
-            <w:shd w:val="clear" w:color="auto" w:fill="auto"/>
-          </w:tcPr>
-          <w:p>
-            <w:pPr>
-              <w:spacing w:after="0" w:line="360" w:lineRule="auto"/>
-              <w:jc w:val="left"/>
-              <w:rPr>
-                <w:rFonts w:cs="Times New Roman"/>
-                <w:szCs w:val="28"/>
-              </w:rPr>
-            </w:pPr>
-            <w:proofErr w:type="spellStart"/>
-            <w:r>
-              <w:rPr>
-                <w:rFonts w:cs="Times New Roman"/>
-                <w:szCs w:val="28"/>
-              </w:rPr>
-              <w:t>Kabachok</w:t>
-            </w:r>
-            <w:proofErr w:type="spellEnd"/>
-            <w:r>
-              <w:rPr>
-                <w:rFonts w:cs="Times New Roman"/>
-                <w:szCs w:val="28"/>
-              </w:rPr>
-              <w:t xml:space="preserve"> (Кабачок)</w:t>
-            </w:r>
-          </w:p>
-        </w:tc>
-        <w:tc>
-          <w:tcPr>
-            <w:tcW w:w="1869" w:type="dxa"/>
-            <w:shd w:val="clear" w:color="auto" w:fill="auto"/>
-          </w:tcPr>
-          <w:p>
-            <w:pPr>
-              <w:spacing w:after="0" w:line="360" w:lineRule="auto"/>
-              <w:jc w:val="left"/>
-              <w:rPr>
-                <w:rFonts w:cs="Times New Roman"/>
-                <w:szCs w:val="28"/>
-              </w:rPr>
-            </w:pPr>
-            <w:proofErr w:type="spellStart"/>
-            <w:r>
-              <w:rPr>
-                <w:rFonts w:cs="Times New Roman"/>
-                <w:szCs w:val="28"/>
-              </w:rPr>
-              <w:t>Food</w:t>
-            </w:r>
-            <w:proofErr w:type="spellEnd"/>
-          </w:p>
-        </w:tc>
-        <w:tc>
-          <w:tcPr>
-            <w:tcW w:w="1713" w:type="dxa"/>
-            <w:shd w:val="clear" w:color="auto" w:fill="auto"/>
-          </w:tcPr>
-          <w:p>
-            <w:pPr>
-              <w:spacing w:after="0" w:line="360" w:lineRule="auto"/>
-              <w:jc w:val="left"/>
-              <w:rPr>
-                <w:rFonts w:cs="Times New Roman"/>
-                <w:szCs w:val="28"/>
-              </w:rPr>
-            </w:pPr>
-            <w:r>
-              <w:rPr>
-                <w:rFonts w:cs="Times New Roman"/>
-                <w:szCs w:val="28"/>
-              </w:rPr>
-              <w:t>Нет</w:t>
-            </w:r>
-          </w:p>
-        </w:tc>
-        <w:tc>
-          <w:tcPr>
-            <w:tcW w:w="1828" w:type="dxa"/>
-            <w:shd w:val="clear" w:color="auto" w:fill="auto"/>
-          </w:tcPr>
-          <w:p>
-            <w:pPr>
-              <w:spacing w:after="0" w:line="360" w:lineRule="auto"/>
-              <w:jc w:val="left"/>
-              <w:rPr>
-                <w:rFonts w:cs="Times New Roman"/>
-                <w:szCs w:val="28"/>
-              </w:rPr>
-            </w:pPr>
-            <w:r>
-              <w:rPr>
-                <w:rFonts w:cs="Times New Roman"/>
-                <w:szCs w:val="28"/>
-              </w:rPr>
-              <w:t>Да (до 64)</w:t>
-            </w:r>
-          </w:p>
-        </w:tc>
-        <w:tc>
-          <w:tcPr>
-            <w:tcW w:w="2155" w:type="dxa"/>
-            <w:shd w:val="clear" w:color="auto" w:fill="auto"/>
-          </w:tcPr>
-          <w:p>
-            <w:pPr>
-              <w:spacing w:after="0" w:line="360" w:lineRule="auto"/>
-              <w:jc w:val="left"/>
-              <w:rPr>
-                <w:rFonts w:cs="Times New Roman"/>
-                <w:szCs w:val="28"/>
-              </w:rPr>
-            </w:pPr>
-            <w:r>
-              <w:rPr>
-                <w:rFonts w:cs="Times New Roman"/>
-                <w:szCs w:val="28"/>
-              </w:rPr>
-              <w:t>Продукт фермерства</w:t>
-            </w:r>
-          </w:p>
-        </w:tc>
-      </w:tr>
-      <w:tr>
-        <w:tc>
-          <w:tcPr>
-            <w:tcW w:w="1780" w:type="dxa"/>
-            <w:shd w:val="clear" w:color="auto" w:fill="auto"/>
-          </w:tcPr>
-          <w:p>
-            <w:pPr>
-              <w:spacing w:after="0" w:line="360" w:lineRule="auto"/>
-              <w:jc w:val="left"/>
-              <w:rPr>
-                <w:rFonts w:cs="Times New Roman"/>
-                <w:szCs w:val="28"/>
-              </w:rPr>
-            </w:pPr>
-            <w:proofErr w:type="spellStart"/>
-            <w:r>
-              <w:rPr>
-                <w:rFonts w:cs="Times New Roman"/>
-                <w:szCs w:val="28"/>
-              </w:rPr>
-              <w:t>Strawberry</w:t>
-            </w:r>
-            <w:proofErr w:type="spellEnd"/>
-            <w:r>
-              <w:rPr>
-                <w:rFonts w:cs="Times New Roman"/>
-                <w:szCs w:val="28"/>
-              </w:rPr>
-              <w:t xml:space="preserve"> (Клубника)</w:t>
-            </w:r>
-          </w:p>
-        </w:tc>
-        <w:tc>
-          <w:tcPr>
-            <w:tcW w:w="1869" w:type="dxa"/>
-            <w:shd w:val="clear" w:color="auto" w:fill="auto"/>
-          </w:tcPr>
-          <w:p>
-            <w:pPr>
-              <w:spacing w:after="0" w:line="360" w:lineRule="auto"/>
-              <w:jc w:val="left"/>
-              <w:rPr>
-                <w:rFonts w:cs="Times New Roman"/>
-                <w:szCs w:val="28"/>
-              </w:rPr>
-            </w:pPr>
-            <w:proofErr w:type="spellStart"/>
-            <w:r>
-              <w:rPr>
-                <w:rFonts w:cs="Times New Roman"/>
-                <w:szCs w:val="28"/>
-              </w:rPr>
-              <w:t>Food</w:t>
-            </w:r>
-            <w:proofErr w:type="spellEnd"/>
-          </w:p>
-        </w:tc>
-        <w:tc>
-          <w:tcPr>
-            <w:tcW w:w="1713" w:type="dxa"/>
-            <w:shd w:val="clear" w:color="auto" w:fill="auto"/>
-          </w:tcPr>
-          <w:p>
-            <w:pPr>
-              <w:spacing w:after="0" w:line="360" w:lineRule="auto"/>
-              <w:jc w:val="left"/>
-              <w:rPr>
-                <w:rFonts w:cs="Times New Roman"/>
-                <w:szCs w:val="28"/>
-              </w:rPr>
-            </w:pPr>
-            <w:r>
-              <w:rPr>
-                <w:rFonts w:cs="Times New Roman"/>
-                <w:szCs w:val="28"/>
-              </w:rPr>
-              <w:t>Нет</w:t>
-            </w:r>
-          </w:p>
-        </w:tc>
-        <w:tc>
-          <w:tcPr>
-            <w:tcW w:w="1828" w:type="dxa"/>
-            <w:shd w:val="clear" w:color="auto" w:fill="auto"/>
-          </w:tcPr>
-          <w:p>
-            <w:pPr>
-              <w:spacing w:after="0" w:line="360" w:lineRule="auto"/>
-              <w:jc w:val="left"/>
-              <w:rPr>
-                <w:rFonts w:cs="Times New Roman"/>
-                <w:szCs w:val="28"/>
-              </w:rPr>
-            </w:pPr>
-            <w:r>
-              <w:rPr>
-                <w:rFonts w:cs="Times New Roman"/>
-                <w:szCs w:val="28"/>
-              </w:rPr>
-              <w:t>Да (до 64)</w:t>
-            </w:r>
-          </w:p>
-        </w:tc>
-        <w:tc>
-          <w:tcPr>
-            <w:tcW w:w="2155" w:type="dxa"/>
-            <w:shd w:val="clear" w:color="auto" w:fill="auto"/>
-          </w:tcPr>
-          <w:p>
-            <w:pPr>
-              <w:spacing w:after="0" w:line="360" w:lineRule="auto"/>
-              <w:jc w:val="left"/>
-              <w:rPr>
-                <w:rFonts w:cs="Times New Roman"/>
-                <w:szCs w:val="28"/>
-              </w:rPr>
-            </w:pPr>
-            <w:r>
-              <w:rPr>
-                <w:rFonts w:cs="Times New Roman"/>
-                <w:szCs w:val="28"/>
-              </w:rPr>
               <w:t>Сбор с кустов</w:t>
             </w:r>
           </w:p>
@@ -11962,7 +11774,6 @@
     <w:p>
       <w:pPr>
         <w:spacing w:after="0" w:line="360" w:lineRule="auto"/>
-        <w:ind w:firstLine="709"/>
         <w:rPr>
           <w:rFonts w:cs="Times New Roman"/>
           <w:szCs w:val="28"/>
@@ -11974,13 +11785,6 @@
           <w:szCs w:val="28"/>
         </w:rPr>
         <w:t>Таблица 4 — Рецепты системы крафта</w:t>
-      </w:r>
-      <w:r>
-        <w:rPr>
-          <w:rFonts w:cs="Times New Roman"/>
-          <w:szCs w:val="28"/>
-        </w:rPr>
-        <w:t>.</w:t>
       </w:r>
     </w:p>
     <w:tbl>
@@ -12000,8 +11804,8 @@
       <w:tblGrid>
         <w:gridCol w:w="2760"/>
         <w:gridCol w:w="3026"/>
-        <w:gridCol w:w="1363"/>
-        <w:gridCol w:w="2196"/>
+        <w:gridCol w:w="1864"/>
+        <w:gridCol w:w="1695"/>
       </w:tblGrid>
       <w:tr>
         <w:tc>
@@ -12052,7 +11856,7 @@
         </w:tc>
         <w:tc>
           <w:tcPr>
-            <w:tcW w:w="1363" w:type="dxa"/>
+            <w:tcW w:w="1864" w:type="dxa"/>
             <w:shd w:val="clear" w:color="auto" w:fill="auto"/>
           </w:tcPr>
           <w:p>
@@ -12075,7 +11879,7 @@
         </w:tc>
         <w:tc>
           <w:tcPr>
-            <w:tcW w:w="2196" w:type="dxa"/>
+            <w:tcW w:w="1695" w:type="dxa"/>
             <w:shd w:val="clear" w:color="auto" w:fill="auto"/>
           </w:tcPr>
           <w:p>
@@ -12253,7 +12057,7 @@
         </w:tc>
         <w:tc>
           <w:tcPr>
-            <w:tcW w:w="1363" w:type="dxa"/>
+            <w:tcW w:w="1864" w:type="dxa"/>
             <w:shd w:val="clear" w:color="auto" w:fill="auto"/>
           </w:tcPr>
           <w:p>
@@ -12285,7 +12089,7 @@
         </w:tc>
         <w:tc>
           <w:tcPr>
-            <w:tcW w:w="2196" w:type="dxa"/>
+            <w:tcW w:w="1695" w:type="dxa"/>
             <w:shd w:val="clear" w:color="auto" w:fill="auto"/>
           </w:tcPr>
           <w:p>
@@ -12303,6 +12107,197 @@
                 <w:szCs w:val="28"/>
               </w:rPr>
               <w:t>4</w:t>
+            </w:r>
+          </w:p>
+        </w:tc>
+      </w:tr>
+    </w:tbl>
+    <w:p>
+      <w:pPr>
+        <w:spacing w:after="0" w:line="360" w:lineRule="auto"/>
+        <w:ind w:firstLine="709"/>
+        <w:rPr>
+          <w:rFonts w:cs="Times New Roman"/>
+          <w:szCs w:val="28"/>
+        </w:rPr>
+      </w:pPr>
+    </w:p>
+    <w:p>
+      <w:pPr>
+        <w:rPr>
+          <w:lang w:val="en-US"/>
+        </w:rPr>
+      </w:pPr>
+      <w:bookmarkStart w:id="6" w:name="_Toc228879263"/>
+      <w:r>
+        <w:rPr>
+          <w:lang w:val="en-US"/>
+        </w:rPr>
+        <w:br/>
+      </w:r>
+    </w:p>
+    <w:p>
+      <w:r>
+        <w:lastRenderedPageBreak/>
+        <w:t>Продолжение таблицы 4</w:t>
+      </w:r>
+    </w:p>
+    <w:tbl>
+      <w:tblPr>
+        <w:tblStyle w:val="af"/>
+        <w:tblW w:w="0" w:type="auto"/>
+        <w:tblLook w:val="04A0" w:firstRow="1" w:lastRow="0" w:firstColumn="1" w:lastColumn="0" w:noHBand="0" w:noVBand="1"/>
+      </w:tblPr>
+      <w:tblGrid>
+        <w:gridCol w:w="2760"/>
+        <w:gridCol w:w="3047"/>
+        <w:gridCol w:w="1968"/>
+        <w:gridCol w:w="1570"/>
+      </w:tblGrid>
+      <w:tr>
+        <w:tc>
+          <w:tcPr>
+            <w:tcW w:w="2760" w:type="dxa"/>
+          </w:tcPr>
+          <w:p>
+            <w:pPr>
+              <w:rPr>
+                <w:lang w:val="en-US"/>
+              </w:rPr>
+            </w:pPr>
+            <w:proofErr w:type="spellStart"/>
+            <w:r>
+              <w:rPr>
+                <w:lang w:val="en-US"/>
+              </w:rPr>
+              <w:t>Recipe_WoodPickAxe</w:t>
+            </w:r>
+            <w:proofErr w:type="spellEnd"/>
+          </w:p>
+        </w:tc>
+        <w:tc>
+          <w:tcPr>
+            <w:tcW w:w="3047" w:type="dxa"/>
+          </w:tcPr>
+          <w:p>
+            <w:pPr>
+              <w:rPr>
+                <w:lang w:val="en-US"/>
+              </w:rPr>
+            </w:pPr>
+            <w:r>
+              <w:rPr>
+                <w:lang w:val="en-US"/>
+              </w:rPr>
+              <w:t>Stone / Stone / Stone</w:t>
+            </w:r>
+          </w:p>
+          <w:p>
+            <w:pPr>
+              <w:rPr>
+                <w:lang w:val="en-US"/>
+              </w:rPr>
+            </w:pPr>
+            <w:proofErr w:type="spellStart"/>
+            <w:r>
+              <w:rPr>
+                <w:lang w:val="en-US"/>
+              </w:rPr>
+              <w:t>Пусто</w:t>
+            </w:r>
+            <w:proofErr w:type="spellEnd"/>
+            <w:r>
+              <w:rPr>
+                <w:lang w:val="en-US"/>
+              </w:rPr>
+              <w:t xml:space="preserve"> / Wood / </w:t>
+            </w:r>
+            <w:proofErr w:type="spellStart"/>
+            <w:r>
+              <w:rPr>
+                <w:lang w:val="en-US"/>
+              </w:rPr>
+              <w:t>Пусто</w:t>
+            </w:r>
+            <w:proofErr w:type="spellEnd"/>
+          </w:p>
+          <w:p>
+            <w:pPr>
+              <w:rPr>
+                <w:lang w:val="en-US"/>
+              </w:rPr>
+            </w:pPr>
+            <w:proofErr w:type="spellStart"/>
+            <w:r>
+              <w:rPr>
+                <w:lang w:val="en-US"/>
+              </w:rPr>
+              <w:t>Пусто</w:t>
+            </w:r>
+            <w:proofErr w:type="spellEnd"/>
+            <w:r>
+              <w:rPr>
+                <w:lang w:val="en-US"/>
+              </w:rPr>
+              <w:t xml:space="preserve"> / Wood / </w:t>
+            </w:r>
+            <w:proofErr w:type="spellStart"/>
+            <w:r>
+              <w:rPr>
+                <w:lang w:val="en-US"/>
+              </w:rPr>
+              <w:t>Пусто</w:t>
+            </w:r>
+            <w:proofErr w:type="spellEnd"/>
+          </w:p>
+        </w:tc>
+        <w:tc>
+          <w:tcPr>
+            <w:tcW w:w="1968" w:type="dxa"/>
+          </w:tcPr>
+          <w:p>
+            <w:pPr>
+              <w:rPr>
+                <w:lang w:val="en-US"/>
+              </w:rPr>
+            </w:pPr>
+            <w:proofErr w:type="spellStart"/>
+            <w:r>
+              <w:rPr>
+                <w:lang w:val="en-US"/>
+              </w:rPr>
+              <w:t>PickAxe</w:t>
+            </w:r>
+            <w:proofErr w:type="spellEnd"/>
+            <w:r>
+              <w:rPr>
+                <w:lang w:val="en-US"/>
+              </w:rPr>
+              <w:t xml:space="preserve"> (</w:t>
+            </w:r>
+            <w:proofErr w:type="spellStart"/>
+            <w:r>
+              <w:rPr>
+                <w:lang w:val="en-US"/>
+              </w:rPr>
+              <w:t>Кирка</w:t>
+            </w:r>
+            <w:proofErr w:type="spellEnd"/>
+            <w:r>
+              <w:rPr>
+                <w:lang w:val="en-US"/>
+              </w:rPr>
+              <w:t>)</w:t>
+            </w:r>
+          </w:p>
+        </w:tc>
+        <w:tc>
+          <w:tcPr>
+            <w:tcW w:w="1570" w:type="dxa"/>
+          </w:tcPr>
+          <w:p>
+            <w:r>
+              <w:t>1</w:t>
             </w:r>
           </w:p>
         </w:tc>
@@ -12311,406 +12306,143 @@
         <w:tc>
           <w:tcPr>
             <w:tcW w:w="2760" w:type="dxa"/>
-            <w:shd w:val="clear" w:color="auto" w:fill="auto"/>
           </w:tcPr>
           <w:p>
             <w:pPr>
-              <w:spacing w:after="0" w:line="360" w:lineRule="auto"/>
-              <w:jc w:val="left"/>
-              <w:rPr>
-                <w:rFonts w:cs="Times New Roman"/>
-                <w:szCs w:val="28"/>
+              <w:rPr>
+                <w:lang w:val="en-US"/>
+              </w:rPr>
+            </w:pPr>
+            <w:r>
+              <w:rPr>
+                <w:lang w:val="en-US"/>
+              </w:rPr>
+              <w:t>Recipe_StoneAxe</w:t>
+            </w:r>
+            <w:bookmarkStart w:id="7" w:name="_GoBack"/>
+            <w:bookmarkEnd w:id="7"/>
+          </w:p>
+        </w:tc>
+        <w:tc>
+          <w:tcPr>
+            <w:tcW w:w="3047" w:type="dxa"/>
+          </w:tcPr>
+          <w:p>
+            <w:pPr>
+              <w:rPr>
+                <w:lang w:val="en-US"/>
+              </w:rPr>
+            </w:pPr>
+            <w:r>
+              <w:rPr>
+                <w:lang w:val="en-US"/>
+              </w:rPr>
+              <w:t xml:space="preserve">Stone / Stone / </w:t>
+            </w:r>
+            <w:proofErr w:type="spellStart"/>
+            <w:r>
+              <w:rPr>
+                <w:lang w:val="en-US"/>
+              </w:rPr>
+              <w:t>Пусто</w:t>
+            </w:r>
+            <w:proofErr w:type="spellEnd"/>
+            <w:r>
+              <w:rPr>
+                <w:lang w:val="en-US"/>
+              </w:rPr>
+              <w:t xml:space="preserve"> </w:t>
+            </w:r>
+          </w:p>
+          <w:p>
+            <w:pPr>
+              <w:rPr>
+                <w:lang w:val="en-US"/>
+              </w:rPr>
+            </w:pPr>
+            <w:r>
+              <w:rPr>
+                <w:lang w:val="en-US"/>
+              </w:rPr>
+              <w:t xml:space="preserve"> Stone / Wood / </w:t>
+            </w:r>
+            <w:proofErr w:type="spellStart"/>
+            <w:r>
+              <w:rPr>
+                <w:lang w:val="en-US"/>
+              </w:rPr>
+              <w:t>Пусто</w:t>
+            </w:r>
+            <w:proofErr w:type="spellEnd"/>
+          </w:p>
+          <w:p>
+            <w:pPr>
+              <w:rPr>
+                <w:lang w:val="en-US"/>
               </w:rPr>
             </w:pPr>
             <w:proofErr w:type="spellStart"/>
             <w:r>
               <w:rPr>
-                <w:rFonts w:cs="Times New Roman"/>
-                <w:szCs w:val="28"/>
-              </w:rPr>
-              <w:t>Recipe_WoodPickAxe</w:t>
+                <w:lang w:val="en-US"/>
+              </w:rPr>
+              <w:t>Пусто</w:t>
+            </w:r>
+            <w:proofErr w:type="spellEnd"/>
+            <w:r>
+              <w:rPr>
+                <w:lang w:val="en-US"/>
+              </w:rPr>
+              <w:t xml:space="preserve"> / Wood / </w:t>
+            </w:r>
+            <w:proofErr w:type="spellStart"/>
+            <w:r>
+              <w:rPr>
+                <w:lang w:val="en-US"/>
+              </w:rPr>
+              <w:t>Пусто</w:t>
             </w:r>
             <w:proofErr w:type="spellEnd"/>
           </w:p>
         </w:tc>
         <w:tc>
           <w:tcPr>
-            <w:tcW w:w="3026" w:type="dxa"/>
-            <w:shd w:val="clear" w:color="auto" w:fill="auto"/>
+            <w:tcW w:w="1968" w:type="dxa"/>
           </w:tcPr>
           <w:p>
             <w:pPr>
-              <w:spacing w:after="0" w:line="360" w:lineRule="auto"/>
-              <w:jc w:val="left"/>
-              <w:rPr>
-                <w:rFonts w:cs="Times New Roman"/>
-                <w:szCs w:val="28"/>
+              <w:rPr>
                 <w:lang w:val="en-US"/>
               </w:rPr>
             </w:pPr>
             <w:r>
               <w:rPr>
-                <w:rFonts w:cs="Times New Roman"/>
-                <w:szCs w:val="28"/>
                 <w:lang w:val="en-US"/>
               </w:rPr>
-              <w:t xml:space="preserve">Stone / </w:t>
-            </w:r>
-            <w:r>
-              <w:rPr>
-                <w:rFonts w:cs="Times New Roman"/>
-                <w:szCs w:val="28"/>
+              <w:t>Axe (</w:t>
+            </w:r>
+            <w:proofErr w:type="spellStart"/>
+            <w:r>
+              <w:rPr>
                 <w:lang w:val="en-US"/>
               </w:rPr>
-              <w:t xml:space="preserve">Stone </w:t>
-            </w:r>
-            <w:r>
-              <w:rPr>
-                <w:rFonts w:cs="Times New Roman"/>
-                <w:szCs w:val="28"/>
+              <w:t>Топор</w:t>
+            </w:r>
+            <w:proofErr w:type="spellEnd"/>
+            <w:r>
+              <w:rPr>
                 <w:lang w:val="en-US"/>
               </w:rPr>
-              <w:t>/ Stone</w:t>
-            </w:r>
-            <w:r>
-              <w:rPr>
-                <w:rFonts w:cs="Times New Roman"/>
-                <w:szCs w:val="28"/>
-                <w:lang w:val="en-US"/>
-              </w:rPr>
-              <w:br/>
-            </w:r>
-            <w:r>
-              <w:rPr>
-                <w:rFonts w:cs="Times New Roman"/>
-                <w:szCs w:val="28"/>
-              </w:rPr>
-              <w:t>Пусто</w:t>
-            </w:r>
-            <w:r>
-              <w:rPr>
-                <w:rFonts w:cs="Times New Roman"/>
-                <w:szCs w:val="28"/>
-                <w:lang w:val="en-US"/>
-              </w:rPr>
-              <w:t xml:space="preserve"> / Wood / </w:t>
-            </w:r>
-            <w:r>
-              <w:rPr>
-                <w:rFonts w:cs="Times New Roman"/>
-                <w:szCs w:val="28"/>
-              </w:rPr>
-              <w:t>Пусто</w:t>
-            </w:r>
-            <w:r>
-              <w:rPr>
-                <w:rFonts w:cs="Times New Roman"/>
-                <w:szCs w:val="28"/>
-                <w:lang w:val="en-US"/>
-              </w:rPr>
-              <w:br/>
-            </w:r>
-            <w:proofErr w:type="spellStart"/>
-            <w:r>
-              <w:rPr>
-                <w:rFonts w:cs="Times New Roman"/>
-                <w:szCs w:val="28"/>
-              </w:rPr>
-              <w:t>Пусто</w:t>
-            </w:r>
-            <w:proofErr w:type="spellEnd"/>
-            <w:r>
-              <w:rPr>
-                <w:rFonts w:cs="Times New Roman"/>
-                <w:szCs w:val="28"/>
-                <w:lang w:val="en-US"/>
-              </w:rPr>
-              <w:t xml:space="preserve"> / Wood / </w:t>
-            </w:r>
-            <w:r>
-              <w:rPr>
-                <w:rFonts w:cs="Times New Roman"/>
-                <w:szCs w:val="28"/>
-              </w:rPr>
-              <w:t>Пусто</w:t>
+              <w:t>)</w:t>
             </w:r>
           </w:p>
         </w:tc>
         <w:tc>
           <w:tcPr>
-            <w:tcW w:w="1363" w:type="dxa"/>
-            <w:shd w:val="clear" w:color="auto" w:fill="auto"/>
+            <w:tcW w:w="1570" w:type="dxa"/>
           </w:tcPr>
           <w:p>
-            <w:pPr>
-              <w:spacing w:after="0" w:line="360" w:lineRule="auto"/>
-              <w:jc w:val="left"/>
-              <w:rPr>
-                <w:rFonts w:cs="Times New Roman"/>
-                <w:szCs w:val="28"/>
-              </w:rPr>
-            </w:pPr>
-            <w:proofErr w:type="spellStart"/>
-            <w:r>
-              <w:rPr>
-                <w:rFonts w:cs="Times New Roman"/>
-                <w:szCs w:val="28"/>
-              </w:rPr>
-              <w:t>PickAxe</w:t>
-            </w:r>
-            <w:proofErr w:type="spellEnd"/>
-            <w:r>
-              <w:rPr>
-                <w:rFonts w:cs="Times New Roman"/>
-                <w:szCs w:val="28"/>
-              </w:rPr>
-              <w:t xml:space="preserve"> (Кирка)</w:t>
-            </w:r>
-          </w:p>
-        </w:tc>
-        <w:tc>
-          <w:tcPr>
-            <w:tcW w:w="2196" w:type="dxa"/>
-            <w:shd w:val="clear" w:color="auto" w:fill="auto"/>
-          </w:tcPr>
-          <w:p>
-            <w:pPr>
-              <w:spacing w:after="0" w:line="360" w:lineRule="auto"/>
-              <w:jc w:val="left"/>
-              <w:rPr>
-                <w:rFonts w:cs="Times New Roman"/>
-                <w:szCs w:val="28"/>
-              </w:rPr>
-            </w:pPr>
-            <w:r>
-              <w:rPr>
-                <w:rFonts w:cs="Times New Roman"/>
-                <w:szCs w:val="28"/>
-              </w:rPr>
-              <w:t>1</w:t>
-            </w:r>
-          </w:p>
-        </w:tc>
-      </w:tr>
-      <w:tr>
-        <w:tc>
-          <w:tcPr>
-            <w:tcW w:w="2760" w:type="dxa"/>
-            <w:shd w:val="clear" w:color="auto" w:fill="auto"/>
-          </w:tcPr>
-          <w:p>
-            <w:pPr>
-              <w:spacing w:after="0" w:line="360" w:lineRule="auto"/>
-              <w:jc w:val="left"/>
-              <w:rPr>
-                <w:rFonts w:cs="Times New Roman"/>
-                <w:szCs w:val="28"/>
-              </w:rPr>
-            </w:pPr>
-            <w:proofErr w:type="spellStart"/>
-            <w:r>
-              <w:rPr>
-                <w:rFonts w:cs="Times New Roman"/>
-                <w:szCs w:val="28"/>
-              </w:rPr>
-              <w:t>Recipe_StoneAxe</w:t>
-            </w:r>
-            <w:proofErr w:type="spellEnd"/>
-          </w:p>
-        </w:tc>
-        <w:tc>
-          <w:tcPr>
-            <w:tcW w:w="3026" w:type="dxa"/>
-            <w:shd w:val="clear" w:color="auto" w:fill="auto"/>
-          </w:tcPr>
-          <w:p>
-            <w:pPr>
-              <w:spacing w:after="0" w:line="360" w:lineRule="auto"/>
-              <w:jc w:val="left"/>
-              <w:rPr>
-                <w:rFonts w:cs="Times New Roman"/>
-                <w:szCs w:val="28"/>
-              </w:rPr>
-            </w:pPr>
-            <w:r>
-              <w:rPr>
-                <w:rFonts w:cs="Times New Roman"/>
-                <w:szCs w:val="28"/>
-                <w:lang w:val="en-US"/>
-              </w:rPr>
-              <w:t>Stone</w:t>
-            </w:r>
-            <w:r>
-              <w:rPr>
-                <w:rFonts w:cs="Times New Roman"/>
-                <w:szCs w:val="28"/>
-              </w:rPr>
-              <w:t xml:space="preserve"> / </w:t>
-            </w:r>
-            <w:r>
-              <w:rPr>
-                <w:rFonts w:cs="Times New Roman"/>
-                <w:szCs w:val="28"/>
-                <w:lang w:val="en-US"/>
-              </w:rPr>
-              <w:t>Stone</w:t>
-            </w:r>
-            <w:r>
-              <w:rPr>
-                <w:rFonts w:cs="Times New Roman"/>
-                <w:szCs w:val="28"/>
-              </w:rPr>
-              <w:t xml:space="preserve"> / </w:t>
-            </w:r>
-            <w:r>
-              <w:rPr>
-                <w:rFonts w:cs="Times New Roman"/>
-                <w:szCs w:val="28"/>
-              </w:rPr>
-              <w:t xml:space="preserve">Пусто </w:t>
-            </w:r>
-            <w:r>
-              <w:rPr>
-                <w:rFonts w:cs="Times New Roman"/>
-                <w:szCs w:val="28"/>
-              </w:rPr>
-              <w:br/>
-            </w:r>
-            <w:r>
-              <w:rPr>
-                <w:rFonts w:cs="Times New Roman"/>
-                <w:szCs w:val="28"/>
-              </w:rPr>
-              <w:t xml:space="preserve"> </w:t>
-            </w:r>
-            <w:r>
-              <w:rPr>
-                <w:rFonts w:cs="Times New Roman"/>
-                <w:szCs w:val="28"/>
-                <w:lang w:val="en-US"/>
-              </w:rPr>
-              <w:t>Stone</w:t>
-            </w:r>
-            <w:r>
-              <w:rPr>
-                <w:rFonts w:cs="Times New Roman"/>
-                <w:szCs w:val="28"/>
-              </w:rPr>
-              <w:t xml:space="preserve"> </w:t>
-            </w:r>
-            <w:r>
-              <w:rPr>
-                <w:rFonts w:cs="Times New Roman"/>
-                <w:szCs w:val="28"/>
-              </w:rPr>
-              <w:t xml:space="preserve">/ </w:t>
-            </w:r>
-            <w:r>
-              <w:rPr>
-                <w:rFonts w:cs="Times New Roman"/>
-                <w:szCs w:val="28"/>
-                <w:lang w:val="en-US"/>
-              </w:rPr>
-              <w:t>Wood</w:t>
-            </w:r>
-            <w:r>
-              <w:rPr>
-                <w:rFonts w:cs="Times New Roman"/>
-                <w:szCs w:val="28"/>
-              </w:rPr>
-              <w:t xml:space="preserve"> / Пусто</w:t>
-            </w:r>
-            <w:r>
-              <w:rPr>
-                <w:rFonts w:cs="Times New Roman"/>
-                <w:szCs w:val="28"/>
-              </w:rPr>
-              <w:br/>
-            </w:r>
-            <w:proofErr w:type="spellStart"/>
-            <w:r>
-              <w:rPr>
-                <w:rFonts w:cs="Times New Roman"/>
-                <w:szCs w:val="28"/>
-              </w:rPr>
-              <w:t>Пусто</w:t>
-            </w:r>
-            <w:proofErr w:type="spellEnd"/>
-            <w:r>
-              <w:rPr>
-                <w:rFonts w:cs="Times New Roman"/>
-                <w:szCs w:val="28"/>
-              </w:rPr>
-              <w:t xml:space="preserve"> / </w:t>
-            </w:r>
-            <w:r>
-              <w:rPr>
-                <w:rFonts w:cs="Times New Roman"/>
-                <w:szCs w:val="28"/>
-                <w:lang w:val="en-US"/>
-              </w:rPr>
-              <w:t>Wood</w:t>
-            </w:r>
-            <w:r>
-              <w:rPr>
-                <w:rFonts w:cs="Times New Roman"/>
-                <w:szCs w:val="28"/>
-              </w:rPr>
-              <w:t xml:space="preserve"> / Пусто</w:t>
-            </w:r>
-          </w:p>
-        </w:tc>
-        <w:tc>
-          <w:tcPr>
-            <w:tcW w:w="1363" w:type="dxa"/>
-            <w:shd w:val="clear" w:color="auto" w:fill="auto"/>
-          </w:tcPr>
-          <w:p>
-            <w:pPr>
-              <w:spacing w:after="0" w:line="360" w:lineRule="auto"/>
-              <w:jc w:val="left"/>
-              <w:rPr>
-                <w:rFonts w:cs="Times New Roman"/>
-                <w:szCs w:val="28"/>
-              </w:rPr>
-            </w:pPr>
-            <w:proofErr w:type="spellStart"/>
-            <w:r>
-              <w:rPr>
-                <w:rFonts w:cs="Times New Roman"/>
-                <w:szCs w:val="28"/>
-              </w:rPr>
-              <w:t>Axe</w:t>
-            </w:r>
-            <w:proofErr w:type="spellEnd"/>
-            <w:r>
-              <w:rPr>
-                <w:rFonts w:cs="Times New Roman"/>
-                <w:szCs w:val="28"/>
-              </w:rPr>
-              <w:t xml:space="preserve"> (Топор)</w:t>
-            </w:r>
-          </w:p>
-        </w:tc>
-        <w:tc>
-          <w:tcPr>
-            <w:tcW w:w="2196" w:type="dxa"/>
-            <w:shd w:val="clear" w:color="auto" w:fill="auto"/>
-          </w:tcPr>
-          <w:p>
-            <w:pPr>
-              <w:spacing w:after="0" w:line="360" w:lineRule="auto"/>
-              <w:jc w:val="left"/>
-              <w:rPr>
-                <w:rFonts w:cs="Times New Roman"/>
-                <w:szCs w:val="28"/>
-              </w:rPr>
-            </w:pPr>
-            <w:r>
-              <w:rPr>
-                <w:rFonts w:cs="Times New Roman"/>
-                <w:szCs w:val="28"/>
-              </w:rPr>
+            <w:r>
               <w:t>1</w:t>
             </w:r>
           </w:p>
@@ -12719,102 +12451,45 @@
     </w:tbl>
     <w:p>
       <w:pPr>
-        <w:spacing w:after="0" w:line="360" w:lineRule="auto"/>
-        <w:ind w:firstLine="709"/>
-        <w:rPr>
-          <w:rFonts w:cs="Times New Roman"/>
-          <w:szCs w:val="28"/>
-        </w:rPr>
-      </w:pPr>
-      <w:r>
-        <w:rPr>
-          <w:rFonts w:cs="Times New Roman"/>
-          <w:szCs w:val="28"/>
-        </w:rPr>
-        <w:lastRenderedPageBreak/>
-        <w:t xml:space="preserve">Архитектура на основе </w:t>
-      </w:r>
-      <w:proofErr w:type="spellStart"/>
-      <w:r>
-        <w:rPr>
-          <w:rFonts w:cs="Times New Roman"/>
-          <w:szCs w:val="28"/>
-        </w:rPr>
-        <w:t>ScriptableObject</w:t>
-      </w:r>
-      <w:proofErr w:type="spellEnd"/>
-      <w:r>
-        <w:rPr>
-          <w:rFonts w:cs="Times New Roman"/>
-          <w:szCs w:val="28"/>
-        </w:rPr>
-        <w:t xml:space="preserve"> соответствует паттерну проектирования </w:t>
-      </w:r>
-      <w:proofErr w:type="spellStart"/>
-      <w:r>
-        <w:rPr>
-          <w:rFonts w:cs="Times New Roman"/>
-          <w:szCs w:val="28"/>
-        </w:rPr>
-        <w:t>Data-Oriented</w:t>
-      </w:r>
-      <w:proofErr w:type="spellEnd"/>
-      <w:r>
-        <w:rPr>
-          <w:rFonts w:cs="Times New Roman"/>
-          <w:szCs w:val="28"/>
-        </w:rPr>
-        <w:t xml:space="preserve"> </w:t>
-      </w:r>
-      <w:proofErr w:type="spellStart"/>
-      <w:r>
-        <w:rPr>
-          <w:rFonts w:cs="Times New Roman"/>
-          <w:szCs w:val="28"/>
-        </w:rPr>
-        <w:t>Design</w:t>
-      </w:r>
-      <w:proofErr w:type="spellEnd"/>
-      <w:r>
-        <w:rPr>
-          <w:rFonts w:cs="Times New Roman"/>
-          <w:szCs w:val="28"/>
-        </w:rPr>
-        <w:t>, при котором данные вынесены отдельно от логики обработки. Это позволяет геймдизайнерам балансировать игровые параметры (количество ресурсов в рецептах, характеристики предметов) без вмешательства программиста.</w:t>
-      </w:r>
+        <w:rPr>
+          <w:lang w:val="en-US"/>
+        </w:rPr>
+      </w:pPr>
     </w:p>
     <w:p>
       <w:pPr>
         <w:pStyle w:val="2"/>
         <w:spacing w:before="0" w:after="0" w:line="360" w:lineRule="auto"/>
         <w:ind w:firstLine="709"/>
-      </w:pPr>
-      <w:bookmarkStart w:id="7" w:name="_Toc228879263"/>
-      <w:r>
-        <w:t xml:space="preserve">1.5 Система ввода </w:t>
-      </w:r>
-      <w:proofErr w:type="spellStart"/>
-      <w:r>
-        <w:t>New</w:t>
-      </w:r>
-      <w:proofErr w:type="spellEnd"/>
-      <w:r>
+        <w:rPr>
+          <w:lang w:val="en-US"/>
+        </w:rPr>
+      </w:pPr>
+      <w:r>
+        <w:rPr>
+          <w:lang w:val="en-US"/>
+        </w:rPr>
+        <w:t xml:space="preserve">1.5 </w:t>
+      </w:r>
+      <w:r>
+        <w:t>Система</w:t>
+      </w:r>
+      <w:r>
+        <w:rPr>
+          <w:lang w:val="en-US"/>
+        </w:rPr>
         <w:t xml:space="preserve"> </w:t>
       </w:r>
-      <w:proofErr w:type="spellStart"/>
-      <w:r>
-        <w:t>Input</w:t>
-      </w:r>
-      <w:proofErr w:type="spellEnd"/>
-      <w:r>
-        <w:t xml:space="preserve"> </w:t>
-      </w:r>
-      <w:proofErr w:type="spellStart"/>
-      <w:r>
-        <w:t>System</w:t>
-      </w:r>
-      <w:bookmarkEnd w:id="7"/>
-      <w:proofErr w:type="spellEnd"/>
+      <w:r>
+        <w:t>ввода</w:t>
+      </w:r>
+      <w:r>
+        <w:rPr>
+          <w:lang w:val="en-US"/>
+        </w:rPr>
+        <w:t xml:space="preserve"> New Input System</w:t>
+      </w:r>
+      <w:bookmarkEnd w:id="6"/>
     </w:p>
     <w:p>
       <w:pPr>
@@ -14335,7 +14010,6 @@
     <w:p>
       <w:pPr>
         <w:spacing w:after="0" w:line="360" w:lineRule="auto"/>
-        <w:ind w:firstLine="709"/>
         <w:rPr>
           <w:rFonts w:cs="Times New Roman"/>
           <w:szCs w:val="28"/>
@@ -14357,13 +14031,6 @@
         <w:t>Unity</w:t>
       </w:r>
       <w:proofErr w:type="spellEnd"/>
-      <w:r>
-        <w:rPr>
-          <w:rFonts w:cs="Times New Roman"/>
-          <w:szCs w:val="28"/>
-        </w:rPr>
-        <w:t>.</w:t>
-      </w:r>
     </w:p>
     <w:tbl>
       <w:tblPr>
@@ -15965,7 +15632,6 @@
     <w:p>
       <w:pPr>
         <w:spacing w:line="360" w:lineRule="auto"/>
-        <w:ind w:firstLine="709"/>
       </w:pPr>
       <w:r>
         <w:t xml:space="preserve">Таблица 6 - Фазы </w:t>
@@ -15977,9 +15643,6 @@
       <w:proofErr w:type="spellEnd"/>
       <w:r>
         <w:t xml:space="preserve"> персонажа</w:t>
-      </w:r>
-      <w:r>
-        <w:t>.</w:t>
       </w:r>
     </w:p>
     <w:tbl>
@@ -17909,27 +17572,14 @@
       <w:r>
         <w:t xml:space="preserve">Рисунок </w:t>
       </w:r>
-      <w:r>
-        <w:fldChar w:fldCharType="begin"/>
-      </w:r>
-      <w:r>
-        <w:instrText xml:space="preserve"> SEQ Рисунок \* ARABIC </w:instrText>
-      </w:r>
-      <w:r>
-        <w:fldChar w:fldCharType="separate"/>
-      </w:r>
-      <w:r>
-        <w:rPr>
-          <w:noProof/>
-        </w:rPr>
-        <w:t>4</w:t>
-      </w:r>
-      <w:r>
-        <w:rPr>
-          <w:noProof/>
-        </w:rPr>
-        <w:fldChar w:fldCharType="end"/>
-      </w:r>
+      <w:fldSimple w:instr=" SEQ Рисунок \* ARABIC ">
+        <w:r>
+          <w:rPr>
+            <w:noProof/>
+          </w:rPr>
+          <w:t>4</w:t>
+        </w:r>
+      </w:fldSimple>
       <w:r>
         <w:t xml:space="preserve"> - </w:t>
       </w:r>
@@ -17938,12 +17588,6 @@
           <w:bCs/>
         </w:rPr>
         <w:t>Диаграмма переходов состояний</w:t>
-      </w:r>
-      <w:r>
-        <w:rPr>
-          <w:bCs/>
-        </w:rPr>
-        <w:t>.</w:t>
       </w:r>
     </w:p>
     <w:p>
@@ -18088,14 +17732,6 @@
         </w:rPr>
         <w:t>Функциональная диаграмма</w:t>
       </w:r>
-      <w:r>
-        <w:rPr>
-          <w:rFonts w:cs="Times New Roman"/>
-          <w:bCs/>
-          <w:szCs w:val="28"/>
-        </w:rPr>
-        <w:t>.</w:t>
-      </w:r>
     </w:p>
     <w:p>
       <w:pPr>
@@ -18188,9 +17824,6 @@
       <w:r>
         <w:t>Диаграмма потоков данных</w:t>
       </w:r>
-      <w:r>
-        <w:t>.</w:t>
-      </w:r>
     </w:p>
     <w:p>
       <w:pPr>
@@ -18596,9 +18229,6 @@
       <w:r>
         <w:t>Главное меню</w:t>
       </w:r>
-      <w:r>
-        <w:t>.</w:t>
-      </w:r>
     </w:p>
     <w:p>
       <w:pPr>
@@ -18819,9 +18449,6 @@
       <w:r>
         <w:t>Панель инвентаря (HUD)</w:t>
       </w:r>
-      <w:r>
-        <w:t>.</w:t>
-      </w:r>
     </w:p>
     <w:p>
       <w:pPr>
@@ -18992,9 +18619,6 @@
       <w:r>
         <w:t>Индикатор здоровья</w:t>
       </w:r>
-      <w:r>
-        <w:t>.</w:t>
-      </w:r>
     </w:p>
     <w:p>
       <w:pPr>
@@ -19098,9 +18722,6 @@
       <w:r>
         <w:t>Счётчик денег</w:t>
       </w:r>
-      <w:r>
-        <w:t>.</w:t>
-      </w:r>
     </w:p>
     <w:p>
       <w:pPr>
@@ -19206,9 +18827,6 @@
       <w:r>
         <w:t>Индикатор времени</w:t>
       </w:r>
-      <w:r>
-        <w:t>.</w:t>
-      </w:r>
     </w:p>
     <w:p>
       <w:pPr>
@@ -19314,9 +18932,6 @@
       <w:r>
         <w:t xml:space="preserve"> Меню паузы</w:t>
       </w:r>
-      <w:r>
-        <w:t>.</w:t>
-      </w:r>
     </w:p>
     <w:p>
       <w:pPr>
@@ -19490,7 +19105,7 @@
         <w:t>3</w:t>
       </w:r>
       <w:r>
-        <w:t xml:space="preserve"> – Мини карта.</w:t>
+        <w:t xml:space="preserve"> – Мини карта</w:t>
       </w:r>
     </w:p>
     <w:p>
@@ -20316,9 +19931,6 @@
       <w:r>
         <w:t xml:space="preserve"> – Инвентарь игрока</w:t>
       </w:r>
-      <w:r>
-        <w:t>.</w:t>
-      </w:r>
     </w:p>
     <w:p>
       <w:pPr>
@@ -20611,7 +20223,7 @@
         <w:t xml:space="preserve">Интерфейс </w:t>
       </w:r>
       <w:r>
-        <w:t>создания предметов.</w:t>
+        <w:t>создания предметов</w:t>
       </w:r>
     </w:p>
     <w:p>
@@ -20834,7 +20446,7 @@
         <w:jc w:val="center"/>
       </w:pPr>
       <w:r>
-        <w:t>Рисунок 17 — BPMN-диаграмма процесса создания предмета.</w:t>
+        <w:t>Рисунок 17 — BPMN-диаграмма процесса создания предмета</w:t>
       </w:r>
     </w:p>
     <w:p>
@@ -20943,7 +20555,7 @@
         <w:t>8</w:t>
       </w:r>
       <w:r>
-        <w:t xml:space="preserve"> - Пример результата крафта.</w:t>
+        <w:t xml:space="preserve"> - Пример результата крафта</w:t>
       </w:r>
     </w:p>
     <w:p>
@@ -21110,13 +20722,9 @@
     <w:p>
       <w:pPr>
         <w:spacing w:after="0" w:line="240" w:lineRule="auto"/>
-        <w:ind w:firstLine="709"/>
       </w:pPr>
       <w:r>
         <w:t>Таблица 7 — Компоненты системы крафта</w:t>
-      </w:r>
-      <w:r>
-        <w:t>.</w:t>
       </w:r>
     </w:p>
     <w:tbl>
@@ -22464,13 +22072,6 @@
       <w:r>
         <w:t xml:space="preserve"> - Стадии роста яблони</w:t>
       </w:r>
-      <w:r>
-        <w:rPr>
-          <w:rFonts w:cs="Times New Roman"/>
-          <w:szCs w:val="28"/>
-        </w:rPr>
-        <w:t>.</w:t>
-      </w:r>
     </w:p>
     <w:p>
       <w:pPr>
@@ -22599,7 +22200,7 @@
         <w:t>20</w:t>
       </w:r>
       <w:r>
-        <w:t xml:space="preserve"> - Время суток.</w:t>
+        <w:t xml:space="preserve"> - Время суток</w:t>
       </w:r>
     </w:p>
     <w:p>
@@ -22784,13 +22385,9 @@
     <w:p>
       <w:pPr>
         <w:spacing w:line="240" w:lineRule="auto"/>
-        <w:ind w:firstLine="709"/>
       </w:pPr>
       <w:r>
         <w:t>Таблица 8 — Фазы времени суток в игре</w:t>
-      </w:r>
-      <w:r>
-        <w:t>.</w:t>
       </w:r>
     </w:p>
     <w:tbl>
@@ -23670,7 +23267,7 @@
         <w:t>21</w:t>
       </w:r>
       <w:r>
-        <w:t xml:space="preserve"> - Пример животных.</w:t>
+        <w:t xml:space="preserve"> - Пример животных</w:t>
       </w:r>
     </w:p>
     <w:p>
@@ -24083,7 +23680,7 @@
         <w:t>2</w:t>
       </w:r>
       <w:r>
-        <w:t xml:space="preserve"> - Интерфейс магазина.</w:t>
+        <w:t xml:space="preserve"> - Интерфейс магазина</w:t>
       </w:r>
     </w:p>
     <w:p>
@@ -24978,7 +24575,6 @@
     <w:p>
       <w:pPr>
         <w:spacing w:after="0" w:line="360" w:lineRule="auto"/>
-        <w:ind w:firstLine="709"/>
         <w:rPr>
           <w:rFonts w:cs="Times New Roman"/>
           <w:szCs w:val="28"/>
@@ -24990,13 +24586,6 @@
           <w:szCs w:val="28"/>
         </w:rPr>
         <w:t>Таблица 9 — Интерактивные объекты игрового мира</w:t>
-      </w:r>
-      <w:r>
-        <w:rPr>
-          <w:rFonts w:cs="Times New Roman"/>
-          <w:szCs w:val="28"/>
-        </w:rPr>
-        <w:t>.</w:t>
       </w:r>
     </w:p>
     <w:p>
@@ -25291,32 +24880,18 @@
     <w:p>
       <w:pPr>
         <w:spacing w:after="0" w:line="360" w:lineRule="auto"/>
-        <w:ind w:firstLine="709"/>
       </w:pPr>
       <w:r>
         <w:t xml:space="preserve">Таблица </w:t>
       </w:r>
-      <w:r>
-        <w:fldChar w:fldCharType="begin"/>
-      </w:r>
-      <w:r>
-        <w:instrText xml:space="preserve"> SEQ Таблица \* ARABIC </w:instrText>
-      </w:r>
-      <w:r>
-        <w:fldChar w:fldCharType="separate"/>
-      </w:r>
-      <w:r>
-        <w:rPr>
-          <w:noProof/>
-        </w:rPr>
-        <w:t>1</w:t>
-      </w:r>
-      <w:r>
-        <w:rPr>
-          <w:noProof/>
-        </w:rPr>
-        <w:fldChar w:fldCharType="end"/>
-      </w:r>
+      <w:fldSimple w:instr=" SEQ Таблица \* ARABIC ">
+        <w:r>
+          <w:rPr>
+            <w:noProof/>
+          </w:rPr>
+          <w:t>1</w:t>
+        </w:r>
+      </w:fldSimple>
       <w:r>
         <w:t xml:space="preserve">0 - </w:t>
       </w:r>
@@ -25527,77 +25102,6 @@
               <w:t>слаймы</w:t>
             </w:r>
             <w:proofErr w:type="spellEnd"/>
-          </w:p>
-        </w:tc>
-      </w:tr>
-      <w:tr>
-        <w:tc>
-          <w:tcPr>
-            <w:tcW w:w="2892" w:type="dxa"/>
-          </w:tcPr>
-          <w:p>
-            <w:pPr>
-              <w:spacing w:line="360" w:lineRule="auto"/>
-              <w:contextualSpacing/>
-              <w:jc w:val="center"/>
-            </w:pPr>
-            <w:r>
-              <w:lastRenderedPageBreak/>
-              <w:t>Параметр</w:t>
-            </w:r>
-          </w:p>
-        </w:tc>
-        <w:tc>
-          <w:tcPr>
-            <w:tcW w:w="6453" w:type="dxa"/>
-          </w:tcPr>
-          <w:p>
-            <w:pPr>
-              <w:spacing w:line="360" w:lineRule="auto"/>
-              <w:contextualSpacing/>
-              <w:jc w:val="center"/>
-            </w:pPr>
-            <w:r>
-              <w:t>Значение</w:t>
-            </w:r>
-          </w:p>
-        </w:tc>
-      </w:tr>
-      <w:tr>
-        <w:tc>
-          <w:tcPr>
-            <w:tcW w:w="2892" w:type="dxa"/>
-          </w:tcPr>
-          <w:p>
-            <w:pPr>
-              <w:spacing w:line="360" w:lineRule="auto"/>
-              <w:contextualSpacing/>
-            </w:pPr>
-            <w:r>
-              <w:t xml:space="preserve">Удаление слота  </w:t>
-            </w:r>
-          </w:p>
-        </w:tc>
-        <w:tc>
-          <w:tcPr>
-            <w:tcW w:w="6453" w:type="dxa"/>
-          </w:tcPr>
-          <w:p>
-            <w:pPr>
-              <w:spacing w:line="360" w:lineRule="auto"/>
-              <w:contextualSpacing/>
-            </w:pPr>
-            <w:r>
-              <w:t>С подтверждением (</w:t>
-            </w:r>
-            <w:proofErr w:type="spellStart"/>
-            <w:r>
-              <w:t>SaveSlotsPanelUI</w:t>
-            </w:r>
-            <w:proofErr w:type="spellEnd"/>
-            <w:r>
-              <w:t>)</w:t>
-            </w:r>
           </w:p>
         </w:tc>
       </w:tr>
@@ -25829,57 +25333,57 @@
       </w:r>
       <w:proofErr w:type="spellEnd"/>
       <w:r>
-        <w:t xml:space="preserve">, что позволяет объекту сохраняться при переходе между </w:t>
+        <w:t xml:space="preserve">, что позволяет объекту сохраняться при переходе между сценами. Метод </w:t>
+      </w:r>
+      <w:proofErr w:type="spellStart"/>
+      <w:proofErr w:type="gramStart"/>
+      <w:r>
+        <w:t>SaveGame</w:t>
+      </w:r>
+      <w:proofErr w:type="spellEnd"/>
+      <w:r>
+        <w:t>(</w:t>
+      </w:r>
+      <w:proofErr w:type="gramEnd"/>
+      <w:r>
+        <w:t xml:space="preserve">) последовательно обходит все игровые системы </w:t>
+      </w:r>
+      <w:r>
+        <w:t xml:space="preserve">- </w:t>
+      </w:r>
+      <w:proofErr w:type="spellStart"/>
+      <w:r>
+        <w:t>Player</w:t>
+      </w:r>
+      <w:proofErr w:type="spellEnd"/>
+      <w:r>
+        <w:t xml:space="preserve">, </w:t>
+      </w:r>
+      <w:proofErr w:type="spellStart"/>
+      <w:r>
+        <w:t>GlobalTime</w:t>
+      </w:r>
+      <w:proofErr w:type="spellEnd"/>
+      <w:r>
+        <w:t xml:space="preserve">, </w:t>
+      </w:r>
+      <w:proofErr w:type="spellStart"/>
+      <w:r>
+        <w:t>InventoryManager</w:t>
+      </w:r>
+      <w:proofErr w:type="spellEnd"/>
+      <w:r>
+        <w:t xml:space="preserve"> </w:t>
+      </w:r>
+      <w:r>
+        <w:t>-</w:t>
+      </w:r>
+      <w:r>
+        <w:t xml:space="preserve"> и все объекты сцены, реализующие </w:t>
       </w:r>
       <w:r>
         <w:lastRenderedPageBreak/>
-        <w:t xml:space="preserve">сценами. Метод </w:t>
-      </w:r>
-      <w:proofErr w:type="spellStart"/>
-      <w:proofErr w:type="gramStart"/>
-      <w:r>
-        <w:t>SaveGame</w:t>
-      </w:r>
-      <w:proofErr w:type="spellEnd"/>
-      <w:r>
-        <w:t>(</w:t>
-      </w:r>
-      <w:proofErr w:type="gramEnd"/>
-      <w:r>
-        <w:t xml:space="preserve">) последовательно обходит все игровые системы </w:t>
-      </w:r>
-      <w:r>
-        <w:t xml:space="preserve">- </w:t>
-      </w:r>
-      <w:proofErr w:type="spellStart"/>
-      <w:r>
-        <w:t>Player</w:t>
-      </w:r>
-      <w:proofErr w:type="spellEnd"/>
-      <w:r>
-        <w:t xml:space="preserve">, </w:t>
-      </w:r>
-      <w:proofErr w:type="spellStart"/>
-      <w:r>
-        <w:t>GlobalTime</w:t>
-      </w:r>
-      <w:proofErr w:type="spellEnd"/>
-      <w:r>
-        <w:t xml:space="preserve">, </w:t>
-      </w:r>
-      <w:proofErr w:type="spellStart"/>
-      <w:r>
-        <w:t>InventoryManager</w:t>
-      </w:r>
-      <w:proofErr w:type="spellEnd"/>
-      <w:r>
-        <w:t xml:space="preserve"> </w:t>
-      </w:r>
-      <w:r>
-        <w:t>-</w:t>
-      </w:r>
-      <w:r>
-        <w:t xml:space="preserve"> и все объекты сцены, реализующие интерфейс </w:t>
+        <w:t xml:space="preserve">интерфейс </w:t>
       </w:r>
       <w:proofErr w:type="spellStart"/>
       <w:r>
@@ -26230,27 +25734,27 @@
       </w:r>
       <w:proofErr w:type="spellEnd"/>
       <w:r>
-        <w:t xml:space="preserve">&gt;(), после чего формируется словарь </w:t>
+        <w:t xml:space="preserve">&gt;(), после чего формируется словарь вида «имя → ссылка на </w:t>
+      </w:r>
+      <w:proofErr w:type="spellStart"/>
+      <w:r>
+        <w:t>ScriptableObject</w:t>
+      </w:r>
+      <w:proofErr w:type="spellEnd"/>
+      <w:r>
+        <w:t xml:space="preserve">». Это позволяет использовать строковое имя предмета как надёжный ключ </w:t>
+      </w:r>
+      <w:proofErr w:type="spellStart"/>
+      <w:r>
+        <w:t>сериализации</w:t>
+      </w:r>
+      <w:proofErr w:type="spellEnd"/>
+      <w:r>
+        <w:t xml:space="preserve"> без жёсткой </w:t>
       </w:r>
       <w:r>
         <w:lastRenderedPageBreak/>
-        <w:t xml:space="preserve">вида «имя → ссылка на </w:t>
-      </w:r>
-      <w:proofErr w:type="spellStart"/>
-      <w:r>
-        <w:t>ScriptableObject</w:t>
-      </w:r>
-      <w:proofErr w:type="spellEnd"/>
-      <w:r>
-        <w:t xml:space="preserve">». Это позволяет использовать строковое имя предмета как надёжный ключ </w:t>
-      </w:r>
-      <w:proofErr w:type="spellStart"/>
-      <w:r>
-        <w:t>сериализации</w:t>
-      </w:r>
-      <w:proofErr w:type="spellEnd"/>
-      <w:r>
-        <w:t xml:space="preserve"> без жёсткой привязки к порядковому индексу массива, что делает систему сохранения устойчивой к добавлению новых предметов в игру.</w:t>
+        <w:t>привязки к порядковому индексу массива, что делает систему сохранения устойчивой к добавлению новых предметов в игру.</w:t>
       </w:r>
     </w:p>
     <w:p>
@@ -26679,7 +26183,6 @@
       </w:pPr>
       <w:bookmarkStart w:id="31" w:name="_Toc228879287"/>
       <w:r>
-        <w:lastRenderedPageBreak/>
         <w:t>2.1</w:t>
       </w:r>
       <w:r>
@@ -26696,7 +26199,11 @@
         <w:ind w:firstLine="709"/>
       </w:pPr>
       <w:r>
-        <w:t xml:space="preserve">Система динамической погоды является одной из вспомогательных, но при этом одной из самых заметных механик проекта: она формирует визуальную атмосферу мира и одновременно влияет на скорость роста сельскохозяйственных культур. Реализация выполнена в виде </w:t>
+        <w:t xml:space="preserve">Система динамической погоды является одной из вспомогательных, но при этом одной из самых заметных механик проекта: она формирует визуальную атмосферу мира и одновременно влияет на скорость роста </w:t>
+      </w:r>
+      <w:r>
+        <w:lastRenderedPageBreak/>
+        <w:t xml:space="preserve">сельскохозяйственных культур. Реализация выполнена в виде </w:t>
       </w:r>
       <w:proofErr w:type="spellStart"/>
       <w:r>
@@ -26872,10 +26379,9 @@
     <w:p>
       <w:pPr>
         <w:spacing w:after="0" w:line="360" w:lineRule="auto"/>
-        <w:ind w:firstLine="709"/>
-      </w:pPr>
-      <w:r>
-        <w:t>Таблица 11 – Типы погоды.</w:t>
+      </w:pPr>
+      <w:r>
+        <w:t>Таблица 11 – Типы погоды</w:t>
       </w:r>
     </w:p>
     <w:tbl>
@@ -27062,7 +26568,6 @@
               <w:spacing w:line="360" w:lineRule="auto"/>
             </w:pPr>
             <w:r>
-              <w:lastRenderedPageBreak/>
               <w:t>Облачно</w:t>
             </w:r>
           </w:p>
@@ -27315,6 +26820,7 @@
         <w:ind w:firstLine="709"/>
       </w:pPr>
       <w:r>
+        <w:lastRenderedPageBreak/>
         <w:t xml:space="preserve">Кроме визуальной составляющей, погода имеет </w:t>
       </w:r>
       <w:proofErr w:type="spellStart"/>
@@ -27434,7 +26940,7 @@
         <w:t>4</w:t>
       </w:r>
       <w:r>
-        <w:t xml:space="preserve"> – Погодные эффекты.</w:t>
+        <w:t xml:space="preserve"> – Погодные эффекты</w:t>
       </w:r>
     </w:p>
     <w:p>
@@ -27495,91 +27001,91 @@
         <w:ind w:firstLine="709"/>
       </w:pPr>
       <w:r>
+        <w:t xml:space="preserve">Базовый враждебный персонаж — </w:t>
+      </w:r>
+      <w:proofErr w:type="spellStart"/>
+      <w:r>
+        <w:t>слайм</w:t>
+      </w:r>
+      <w:proofErr w:type="spellEnd"/>
+      <w:r>
+        <w:t xml:space="preserve"> (</w:t>
+      </w:r>
+      <w:proofErr w:type="spellStart"/>
+      <w:r>
+        <w:t>SlimeEnemy.cs</w:t>
+      </w:r>
+      <w:proofErr w:type="spellEnd"/>
+      <w:r>
+        <w:t xml:space="preserve">). </w:t>
+      </w:r>
+      <w:proofErr w:type="spellStart"/>
+      <w:r>
+        <w:t>Слайм</w:t>
+      </w:r>
+      <w:proofErr w:type="spellEnd"/>
+      <w:r>
+        <w:t xml:space="preserve"> использует компонент </w:t>
+      </w:r>
+      <w:proofErr w:type="spellStart"/>
+      <w:r>
+        <w:t>NavMeshAgent</w:t>
+      </w:r>
+      <w:proofErr w:type="spellEnd"/>
+      <w:r>
+        <w:t xml:space="preserve"> для перемещения по сетке навигации и реализует расширенный конечный автомат с четырьмя состояниями: </w:t>
+      </w:r>
+      <w:proofErr w:type="spellStart"/>
+      <w:r>
+        <w:t>Idle</w:t>
+      </w:r>
+      <w:proofErr w:type="spellEnd"/>
+      <w:r>
+        <w:t xml:space="preserve"> (ожидание у точки </w:t>
+      </w:r>
+      <w:proofErr w:type="spellStart"/>
+      <w:r>
+        <w:t>спавна</w:t>
+      </w:r>
+      <w:proofErr w:type="spellEnd"/>
+      <w:r>
+        <w:t xml:space="preserve">), </w:t>
+      </w:r>
+      <w:proofErr w:type="spellStart"/>
+      <w:r>
+        <w:t>Roam</w:t>
+      </w:r>
+      <w:proofErr w:type="spellEnd"/>
+      <w:r>
+        <w:t xml:space="preserve"> (случайное блуждание в радиусе </w:t>
+      </w:r>
+      <w:proofErr w:type="spellStart"/>
+      <w:r>
+        <w:t>roamRadius</w:t>
+      </w:r>
+      <w:proofErr w:type="spellEnd"/>
+      <w:r>
+        <w:t xml:space="preserve"> от </w:t>
+      </w:r>
+      <w:proofErr w:type="spellStart"/>
+      <w:r>
+        <w:t>спавна</w:t>
+      </w:r>
+      <w:proofErr w:type="spellEnd"/>
+      <w:r>
+        <w:t xml:space="preserve">), </w:t>
+      </w:r>
+      <w:proofErr w:type="spellStart"/>
+      <w:r>
+        <w:t>Chase</w:t>
+      </w:r>
+      <w:proofErr w:type="spellEnd"/>
+      <w:r>
+        <w:t xml:space="preserve"> (преследование игрока, если он попал в радиус </w:t>
+      </w:r>
+      <w:proofErr w:type="spellStart"/>
+      <w:r>
         <w:lastRenderedPageBreak/>
-        <w:t xml:space="preserve">Базовый враждебный персонаж — </w:t>
-      </w:r>
-      <w:proofErr w:type="spellStart"/>
-      <w:r>
-        <w:t>слайм</w:t>
-      </w:r>
-      <w:proofErr w:type="spellEnd"/>
-      <w:r>
-        <w:t xml:space="preserve"> (</w:t>
-      </w:r>
-      <w:proofErr w:type="spellStart"/>
-      <w:r>
-        <w:t>SlimeEnemy.cs</w:t>
-      </w:r>
-      <w:proofErr w:type="spellEnd"/>
-      <w:r>
-        <w:t xml:space="preserve">). </w:t>
-      </w:r>
-      <w:proofErr w:type="spellStart"/>
-      <w:r>
-        <w:t>Слайм</w:t>
-      </w:r>
-      <w:proofErr w:type="spellEnd"/>
-      <w:r>
-        <w:t xml:space="preserve"> использует компонент </w:t>
-      </w:r>
-      <w:proofErr w:type="spellStart"/>
-      <w:r>
-        <w:t>NavMeshAgent</w:t>
-      </w:r>
-      <w:proofErr w:type="spellEnd"/>
-      <w:r>
-        <w:t xml:space="preserve"> для перемещения по сетке навигации и реализует расширенный конечный автомат с четырьмя состояниями: </w:t>
-      </w:r>
-      <w:proofErr w:type="spellStart"/>
-      <w:r>
-        <w:t>Idle</w:t>
-      </w:r>
-      <w:proofErr w:type="spellEnd"/>
-      <w:r>
-        <w:t xml:space="preserve"> (ожидание у точки </w:t>
-      </w:r>
-      <w:proofErr w:type="spellStart"/>
-      <w:r>
-        <w:t>спавна</w:t>
-      </w:r>
-      <w:proofErr w:type="spellEnd"/>
-      <w:r>
-        <w:t xml:space="preserve">), </w:t>
-      </w:r>
-      <w:proofErr w:type="spellStart"/>
-      <w:r>
-        <w:t>Roam</w:t>
-      </w:r>
-      <w:proofErr w:type="spellEnd"/>
-      <w:r>
-        <w:t xml:space="preserve"> (случайное блуждание в радиусе </w:t>
-      </w:r>
-      <w:proofErr w:type="spellStart"/>
-      <w:r>
-        <w:t>roamRadius</w:t>
-      </w:r>
-      <w:proofErr w:type="spellEnd"/>
-      <w:r>
-        <w:t xml:space="preserve"> от </w:t>
-      </w:r>
-      <w:proofErr w:type="spellStart"/>
-      <w:r>
-        <w:t>спавна</w:t>
-      </w:r>
-      <w:proofErr w:type="spellEnd"/>
-      <w:r>
-        <w:t xml:space="preserve">), </w:t>
-      </w:r>
-      <w:proofErr w:type="spellStart"/>
-      <w:r>
-        <w:t>Chase</w:t>
-      </w:r>
-      <w:proofErr w:type="spellEnd"/>
-      <w:r>
-        <w:t xml:space="preserve"> (преследование игрока, если он попал в радиус </w:t>
-      </w:r>
-      <w:proofErr w:type="spellStart"/>
-      <w:r>
         <w:t>detectionRange</w:t>
       </w:r>
       <w:proofErr w:type="spellEnd"/>
@@ -27924,83 +27430,83 @@
       </w:r>
       <w:proofErr w:type="spellEnd"/>
       <w:r>
-        <w:t xml:space="preserve"> выбирает </w:t>
+        <w:t xml:space="preserve"> выбирает случайный занятый </w:t>
+      </w:r>
+      <w:proofErr w:type="spellStart"/>
+      <w:r>
+        <w:t>тайл</w:t>
+      </w:r>
+      <w:proofErr w:type="spellEnd"/>
+      <w:r>
+        <w:t xml:space="preserve"> из </w:t>
+      </w:r>
+      <w:proofErr w:type="spellStart"/>
+      <w:r>
+        <w:t>BoundsInt</w:t>
+      </w:r>
+      <w:proofErr w:type="spellEnd"/>
+      <w:r>
+        <w:t xml:space="preserve"> этого </w:t>
+      </w:r>
+      <w:proofErr w:type="spellStart"/>
+      <w:r>
+        <w:t>Tilemap</w:t>
+      </w:r>
+      <w:proofErr w:type="spellEnd"/>
+      <w:r>
+        <w:t xml:space="preserve">; если за 50 попыток подходящий </w:t>
+      </w:r>
+      <w:proofErr w:type="spellStart"/>
+      <w:r>
+        <w:t>тайл</w:t>
+      </w:r>
+      <w:proofErr w:type="spellEnd"/>
+      <w:r>
+        <w:t xml:space="preserve"> не найден, попытка пропускается. Заполнение происходит постепенно с интервалом </w:t>
+      </w:r>
+      <w:proofErr w:type="spellStart"/>
+      <w:r>
+        <w:t>fillSpawnInterval</w:t>
+      </w:r>
+      <w:proofErr w:type="spellEnd"/>
+      <w:r>
+        <w:t xml:space="preserve"> до достижения лимита </w:t>
+      </w:r>
+      <w:proofErr w:type="spellStart"/>
+      <w:r>
+        <w:t>maxSlimes</w:t>
+      </w:r>
+      <w:proofErr w:type="spellEnd"/>
+      <w:r>
+        <w:t xml:space="preserve"> (по умолчанию 10). После убийства одного из </w:t>
+      </w:r>
+      <w:proofErr w:type="spellStart"/>
+      <w:r>
+        <w:t>слаймов</w:t>
+      </w:r>
+      <w:proofErr w:type="spellEnd"/>
+      <w:r>
+        <w:t xml:space="preserve"> запускается отдельный таймер </w:t>
+      </w:r>
+      <w:proofErr w:type="spellStart"/>
+      <w:r>
+        <w:t>respawnAfterKill</w:t>
+      </w:r>
+      <w:proofErr w:type="spellEnd"/>
+      <w:r>
+        <w:t xml:space="preserve">, по истечении которого </w:t>
+      </w:r>
+      <w:proofErr w:type="spellStart"/>
+      <w:r>
+        <w:t>спавнится</w:t>
+      </w:r>
+      <w:proofErr w:type="spellEnd"/>
+      <w:r>
+        <w:t xml:space="preserve"> новый, </w:t>
       </w:r>
       <w:r>
         <w:lastRenderedPageBreak/>
-        <w:t xml:space="preserve">случайный занятый </w:t>
-      </w:r>
-      <w:proofErr w:type="spellStart"/>
-      <w:r>
-        <w:t>тайл</w:t>
-      </w:r>
-      <w:proofErr w:type="spellEnd"/>
-      <w:r>
-        <w:t xml:space="preserve"> из </w:t>
-      </w:r>
-      <w:proofErr w:type="spellStart"/>
-      <w:r>
-        <w:t>BoundsInt</w:t>
-      </w:r>
-      <w:proofErr w:type="spellEnd"/>
-      <w:r>
-        <w:t xml:space="preserve"> этого </w:t>
-      </w:r>
-      <w:proofErr w:type="spellStart"/>
-      <w:r>
-        <w:t>Tilemap</w:t>
-      </w:r>
-      <w:proofErr w:type="spellEnd"/>
-      <w:r>
-        <w:t xml:space="preserve">; если за 50 попыток подходящий </w:t>
-      </w:r>
-      <w:proofErr w:type="spellStart"/>
-      <w:r>
-        <w:t>тайл</w:t>
-      </w:r>
-      <w:proofErr w:type="spellEnd"/>
-      <w:r>
-        <w:t xml:space="preserve"> не найден, попытка пропускается. Заполнение происходит постепенно с интервалом </w:t>
-      </w:r>
-      <w:proofErr w:type="spellStart"/>
-      <w:r>
-        <w:t>fillSpawnInterval</w:t>
-      </w:r>
-      <w:proofErr w:type="spellEnd"/>
-      <w:r>
-        <w:t xml:space="preserve"> до достижения лимита </w:t>
-      </w:r>
-      <w:proofErr w:type="spellStart"/>
-      <w:r>
-        <w:t>maxSlimes</w:t>
-      </w:r>
-      <w:proofErr w:type="spellEnd"/>
-      <w:r>
-        <w:t xml:space="preserve"> (по умолчанию 10). После убийства одного из </w:t>
-      </w:r>
-      <w:proofErr w:type="spellStart"/>
-      <w:r>
-        <w:t>слаймов</w:t>
-      </w:r>
-      <w:proofErr w:type="spellEnd"/>
-      <w:r>
-        <w:t xml:space="preserve"> запускается отдельный таймер </w:t>
-      </w:r>
-      <w:proofErr w:type="spellStart"/>
-      <w:r>
-        <w:t>respawnAfterKill</w:t>
-      </w:r>
-      <w:proofErr w:type="spellEnd"/>
-      <w:r>
-        <w:t xml:space="preserve">, по истечении которого </w:t>
-      </w:r>
-      <w:proofErr w:type="spellStart"/>
-      <w:r>
-        <w:t>спавнится</w:t>
-      </w:r>
-      <w:proofErr w:type="spellEnd"/>
-      <w:r>
-        <w:t xml:space="preserve"> новый, поддерживая населённость ночи. С приходом утра все живые </w:t>
+        <w:t xml:space="preserve">поддерживая населённость ночи. С приходом утра все живые </w:t>
       </w:r>
       <w:proofErr w:type="spellStart"/>
       <w:r>
@@ -28022,7 +27528,6 @@
     <w:p>
       <w:pPr>
         <w:spacing w:after="0" w:line="360" w:lineRule="auto"/>
-        <w:ind w:firstLine="709"/>
       </w:pPr>
       <w:r>
         <w:t xml:space="preserve">Таблица 12 - </w:t>
@@ -28035,9 +27540,6 @@
         <w:t>слайма</w:t>
       </w:r>
       <w:proofErr w:type="spellEnd"/>
-      <w:r>
-        <w:t>.</w:t>
-      </w:r>
     </w:p>
     <w:tbl>
       <w:tblPr>
@@ -28586,72 +28088,75 @@
         <w:ind w:firstLine="709"/>
       </w:pPr>
       <w:r>
+        <w:t xml:space="preserve">Гибель игрока происходит при достижении нуля здоровья: метод </w:t>
+      </w:r>
+      <w:proofErr w:type="spellStart"/>
+      <w:r>
+        <w:t>Die</w:t>
+      </w:r>
+      <w:proofErr w:type="spellEnd"/>
+      <w:r>
+        <w:t xml:space="preserve"> выставляет внутренний флаг _</w:t>
+      </w:r>
+      <w:proofErr w:type="spellStart"/>
+      <w:r>
+        <w:t>isDead</w:t>
+      </w:r>
+      <w:proofErr w:type="spellEnd"/>
+      <w:r>
+        <w:t xml:space="preserve"> (для предотвращения повторного входа в функцию во время анимации) и инициирует событие </w:t>
+      </w:r>
+      <w:proofErr w:type="spellStart"/>
+      <w:r>
+        <w:t>OnDied</w:t>
+      </w:r>
+      <w:proofErr w:type="spellEnd"/>
+      <w:r>
+        <w:t xml:space="preserve">. На событие подписан компонент </w:t>
+      </w:r>
+      <w:proofErr w:type="spellStart"/>
+      <w:r>
+        <w:t>DeathFade.cs</w:t>
+      </w:r>
+      <w:proofErr w:type="spellEnd"/>
+      <w:r>
+        <w:t xml:space="preserve">, который запускает </w:t>
+      </w:r>
+      <w:proofErr w:type="spellStart"/>
+      <w:r>
+        <w:t>корутину</w:t>
+      </w:r>
+      <w:proofErr w:type="spellEnd"/>
+      <w:r>
+        <w:t xml:space="preserve"> последовательного затемнения экрана (</w:t>
+      </w:r>
+      <w:proofErr w:type="spellStart"/>
+      <w:r>
+        <w:t>Image.color.a</w:t>
+      </w:r>
+      <w:proofErr w:type="spellEnd"/>
+      <w:r>
+        <w:t xml:space="preserve"> от 0 до 1 за </w:t>
+      </w:r>
+      <w:proofErr w:type="spellStart"/>
+      <w:r>
+        <w:t>fadeInDuration</w:t>
+      </w:r>
+      <w:proofErr w:type="spellEnd"/>
+      <w:r>
+        <w:t xml:space="preserve"> секунд), удержания чёрного экрана, вызова </w:t>
+      </w:r>
+      <w:proofErr w:type="spellStart"/>
+      <w:r>
+        <w:t>PlayerHealth.Respawn</w:t>
+      </w:r>
+      <w:proofErr w:type="spellEnd"/>
+      <w:r>
+        <w:t xml:space="preserve"> и обратного </w:t>
+      </w:r>
+      <w:r>
         <w:lastRenderedPageBreak/>
-        <w:t xml:space="preserve">Гибель игрока происходит при достижении нуля здоровья: метод </w:t>
-      </w:r>
-      <w:proofErr w:type="spellStart"/>
-      <w:r>
-        <w:t>Die</w:t>
-      </w:r>
-      <w:proofErr w:type="spellEnd"/>
-      <w:r>
-        <w:t xml:space="preserve"> выставляет внутренний флаг _</w:t>
-      </w:r>
-      <w:proofErr w:type="spellStart"/>
-      <w:r>
-        <w:t>isDead</w:t>
-      </w:r>
-      <w:proofErr w:type="spellEnd"/>
-      <w:r>
-        <w:t xml:space="preserve"> (для предотвращения повторного входа в функцию во время анимации) и инициирует событие </w:t>
-      </w:r>
-      <w:proofErr w:type="spellStart"/>
-      <w:r>
-        <w:t>OnDied</w:t>
-      </w:r>
-      <w:proofErr w:type="spellEnd"/>
-      <w:r>
-        <w:t xml:space="preserve">. На событие подписан компонент </w:t>
-      </w:r>
-      <w:proofErr w:type="spellStart"/>
-      <w:r>
-        <w:t>DeathFade.cs</w:t>
-      </w:r>
-      <w:proofErr w:type="spellEnd"/>
-      <w:r>
-        <w:t xml:space="preserve">, который запускает </w:t>
-      </w:r>
-      <w:proofErr w:type="spellStart"/>
-      <w:r>
-        <w:t>корутину</w:t>
-      </w:r>
-      <w:proofErr w:type="spellEnd"/>
-      <w:r>
-        <w:t xml:space="preserve"> последовательного затемнения экрана (</w:t>
-      </w:r>
-      <w:proofErr w:type="spellStart"/>
-      <w:r>
-        <w:t>Image.color.a</w:t>
-      </w:r>
-      <w:proofErr w:type="spellEnd"/>
-      <w:r>
-        <w:t xml:space="preserve"> от 0 до 1 за </w:t>
-      </w:r>
-      <w:proofErr w:type="spellStart"/>
-      <w:r>
-        <w:t>fadeInDuration</w:t>
-      </w:r>
-      <w:proofErr w:type="spellEnd"/>
-      <w:r>
-        <w:t xml:space="preserve"> секунд), удержания чёрного экрана, вызова </w:t>
-      </w:r>
-      <w:proofErr w:type="spellStart"/>
-      <w:r>
-        <w:t>PlayerHealth.Respawn</w:t>
-      </w:r>
-      <w:proofErr w:type="spellEnd"/>
-      <w:r>
-        <w:t xml:space="preserve"> и обратного осветления. Метод </w:t>
+        <w:t xml:space="preserve">осветления. Метод </w:t>
       </w:r>
       <w:proofErr w:type="spellStart"/>
       <w:r>
@@ -28815,11 +28320,7 @@
       </w:r>
       <w:proofErr w:type="spellEnd"/>
       <w:r>
-        <w:t xml:space="preserve">. Если игрок щёлкает мышью во </w:t>
-      </w:r>
-      <w:r>
-        <w:lastRenderedPageBreak/>
-        <w:t>время «печати», текущая реплика мгновенно дописывается до конца; повторный клик переводит к следующей реплике или завершает диалог.</w:t>
+        <w:t>. Если игрок щёлкает мышью во время «печати», текущая реплика мгновенно дописывается до конца; повторный клик переводит к следующей реплике или завершает диалог.</w:t>
       </w:r>
     </w:p>
     <w:p>
@@ -28875,7 +28376,11 @@
       </w:r>
       <w:proofErr w:type="spellEnd"/>
       <w:r>
-        <w:t xml:space="preserve"> и доступен извне после завершения диалога — это позволяет внешним скриптам </w:t>
+        <w:t xml:space="preserve"> и доступен извне после </w:t>
+      </w:r>
+      <w:r>
+        <w:lastRenderedPageBreak/>
+        <w:t xml:space="preserve">завершения диалога — это позволяет внешним скриптам </w:t>
       </w:r>
       <w:proofErr w:type="spellStart"/>
       <w:r>
@@ -28938,7 +28443,7 @@
         <w:jc w:val="center"/>
       </w:pPr>
       <w:r>
-        <w:t>Рисунок 26 – Диалоговая система.</w:t>
+        <w:t>Рисунок 26 – Диалоговая система</w:t>
       </w:r>
     </w:p>
     <w:p>
@@ -29027,11 +28532,7 @@
       </w:r>
       <w:proofErr w:type="spellEnd"/>
       <w:r>
-        <w:t xml:space="preserve"> логика подсчитывает количество досок в инвентаре игрока через перебор </w:t>
-      </w:r>
-      <w:r>
-        <w:lastRenderedPageBreak/>
-        <w:t xml:space="preserve">слотов, а при сдаче — удаляет их и начисляет награду. Состояние квеста также сохраняется через </w:t>
+        <w:t xml:space="preserve"> логика подсчитывает количество досок в инвентаре игрока через перебор слотов, а при сдаче — удаляет их и начисляет награду. Состояние квеста также сохраняется через </w:t>
       </w:r>
       <w:proofErr w:type="spellStart"/>
       <w:r>
@@ -29081,6 +28582,7 @@
       </w:r>
       <w:proofErr w:type="spellStart"/>
       <w:r>
+        <w:lastRenderedPageBreak/>
         <w:t>Unity</w:t>
       </w:r>
       <w:proofErr w:type="spellEnd"/>
@@ -29296,51 +28798,51 @@
       </w:r>
       <w:proofErr w:type="spellEnd"/>
       <w:r>
-        <w:t xml:space="preserve">) отображается всякий раз при успешной записи прогресса в слот: на экране появляется панель с </w:t>
+        <w:t>) отображается всякий раз при успешной записи прогресса в слот: на экране появляется панель с вращающимся «</w:t>
+      </w:r>
+      <w:proofErr w:type="spellStart"/>
+      <w:r>
+        <w:t>спиннером</w:t>
+      </w:r>
+      <w:proofErr w:type="spellEnd"/>
+      <w:r>
+        <w:t>» (</w:t>
+      </w:r>
+      <w:proofErr w:type="spellStart"/>
+      <w:r>
+        <w:t>RectTransform.Rotate</w:t>
+      </w:r>
+      <w:proofErr w:type="spellEnd"/>
+      <w:r>
+        <w:t xml:space="preserve"> с использованием </w:t>
+      </w:r>
+      <w:proofErr w:type="spellStart"/>
+      <w:r>
+        <w:t>Time.unscaledDeltaTime</w:t>
+      </w:r>
+      <w:proofErr w:type="spellEnd"/>
+      <w:r>
+        <w:t xml:space="preserve">, чтобы анимация работала даже при </w:t>
+      </w:r>
+      <w:proofErr w:type="spellStart"/>
+      <w:r>
+        <w:t>Time.timeScale</w:t>
+      </w:r>
+      <w:proofErr w:type="spellEnd"/>
+      <w:r>
+        <w:t xml:space="preserve"> = 0 в меню паузы). На время показа кнопки меню паузы делаются </w:t>
+      </w:r>
+      <w:proofErr w:type="spellStart"/>
+      <w:r>
+        <w:t>неинтерактивными</w:t>
+      </w:r>
+      <w:proofErr w:type="spellEnd"/>
+      <w:r>
+        <w:t xml:space="preserve">, а игровой ввод блокируется, что не даёт игроку случайно прервать процесс. Спустя секунду активного индикатора и ещё полсекунды неподвижного отображения панель плавно скрывается, и управление </w:t>
       </w:r>
       <w:r>
         <w:lastRenderedPageBreak/>
-        <w:t>вращающимся «</w:t>
-      </w:r>
-      <w:proofErr w:type="spellStart"/>
-      <w:r>
-        <w:t>спиннером</w:t>
-      </w:r>
-      <w:proofErr w:type="spellEnd"/>
-      <w:r>
-        <w:t>» (</w:t>
-      </w:r>
-      <w:proofErr w:type="spellStart"/>
-      <w:r>
-        <w:t>RectTransform.Rotate</w:t>
-      </w:r>
-      <w:proofErr w:type="spellEnd"/>
-      <w:r>
-        <w:t xml:space="preserve"> с использованием </w:t>
-      </w:r>
-      <w:proofErr w:type="spellStart"/>
-      <w:r>
-        <w:t>Time.unscaledDeltaTime</w:t>
-      </w:r>
-      <w:proofErr w:type="spellEnd"/>
-      <w:r>
-        <w:t xml:space="preserve">, чтобы анимация работала даже при </w:t>
-      </w:r>
-      <w:proofErr w:type="spellStart"/>
-      <w:r>
-        <w:t>Time.timeScale</w:t>
-      </w:r>
-      <w:proofErr w:type="spellEnd"/>
-      <w:r>
-        <w:t xml:space="preserve"> = 0 в меню паузы). На время показа кнопки меню паузы делаются </w:t>
-      </w:r>
-      <w:proofErr w:type="spellStart"/>
-      <w:r>
-        <w:t>неинтерактивными</w:t>
-      </w:r>
-      <w:proofErr w:type="spellEnd"/>
-      <w:r>
-        <w:t>, а игровой ввод блокируется, что не даёт игроку случайно прервать процесс. Спустя секунду активного индикатора и ещё полсекунды неподвижного отображения панель плавно скрывается, и управление возвращается. Подобная подсистема визуально подчёркивает, что прогресс зафиксирован, и снижает риск повторных нажатий кнопки сохранения.</w:t>
+        <w:t>возвращается. Подобная подсистема визуально подчёркивает, что прогресс зафиксирован, и снижает риск повторных нажатий кнопки сохранения.</w:t>
       </w:r>
     </w:p>
     <w:p>
@@ -29722,7 +29224,6 @@
         <w:contextualSpacing/>
       </w:pPr>
       <w:r>
-        <w:lastRenderedPageBreak/>
         <w:t>Нагрузочное тестирование проводилось путём запуска игровой сессии продолжительностью 6+ часов при одновременной активности всех игровых систем: генерации животных, роста растений, активных триггеров подбора предметов и постоянного обновления UI. Параметры мониторинга включали частоту кадров (FPS), объём используемой оперативной памяти и загрузку процессора.</w:t>
       </w:r>
     </w:p>
@@ -29733,6 +29234,7 @@
         <w:contextualSpacing/>
       </w:pPr>
       <w:r>
+        <w:lastRenderedPageBreak/>
         <w:t>Результаты нагрузочного тестирования показали стабильную работу приложения. Частота кадров поддерживалась на уровне 60 FPS на тестовой конфигурации (</w:t>
       </w:r>
       <w:proofErr w:type="spellStart"/>
@@ -29882,11 +29384,13 @@
     <w:p>
       <w:pPr>
         <w:pStyle w:val="1"/>
+        <w:ind w:firstLine="0"/>
+        <w:jc w:val="center"/>
       </w:pPr>
       <w:bookmarkStart w:id="37" w:name="_Toc228879293"/>
       <w:r>
         <w:lastRenderedPageBreak/>
-        <w:t>3 ЭКОНОМИЧЕСКАЯ ЧАСТЬ</w:t>
+        <w:t>ЭКОНОМИЧЕСКАЯ ЧАСТЬ</w:t>
       </w:r>
       <w:bookmarkEnd w:id="37"/>
     </w:p>
@@ -30533,7 +30037,6 @@
     <w:p>
       <w:pPr>
         <w:spacing w:after="0" w:line="360" w:lineRule="auto"/>
-        <w:ind w:firstLine="709"/>
         <w:rPr>
           <w:rFonts w:cs="Times New Roman"/>
           <w:szCs w:val="28"/>
@@ -30545,13 +30048,6 @@
           <w:szCs w:val="28"/>
         </w:rPr>
         <w:t>Таблица 11 — Расчёт трудоемкости разработки</w:t>
-      </w:r>
-      <w:r>
-        <w:rPr>
-          <w:rFonts w:cs="Times New Roman"/>
-          <w:szCs w:val="28"/>
-        </w:rPr>
-        <w:t>.</w:t>
       </w:r>
     </w:p>
     <w:tbl>
@@ -30589,7 +30085,6 @@
             <w:r>
               <w:rPr>
                 <w:rFonts w:cs="Times New Roman"/>
-                <w:b/>
                 <w:szCs w:val="28"/>
               </w:rPr>
               <w:t>№ п/п</w:t>
@@ -30612,7 +30107,6 @@
             <w:r>
               <w:rPr>
                 <w:rFonts w:cs="Times New Roman"/>
-                <w:b/>
                 <w:szCs w:val="28"/>
               </w:rPr>
               <w:t>Наименование этапа</w:t>
@@ -30635,7 +30129,6 @@
             <w:r>
               <w:rPr>
                 <w:rFonts w:cs="Times New Roman"/>
-                <w:b/>
                 <w:szCs w:val="28"/>
               </w:rPr>
               <w:t>Трудоемкость (чел.-час)</w:t>
@@ -31847,7 +31340,6 @@
     <w:p>
       <w:pPr>
         <w:spacing w:after="0" w:line="360" w:lineRule="auto"/>
-        <w:ind w:firstLine="709"/>
         <w:rPr>
           <w:rFonts w:cs="Times New Roman"/>
           <w:szCs w:val="28"/>
@@ -31859,13 +31351,6 @@
           <w:szCs w:val="28"/>
         </w:rPr>
         <w:t>Таблица 12 — Оборудование для разработки</w:t>
-      </w:r>
-      <w:r>
-        <w:rPr>
-          <w:rFonts w:cs="Times New Roman"/>
-          <w:szCs w:val="28"/>
-        </w:rPr>
-        <w:t>.</w:t>
       </w:r>
     </w:p>
     <w:tbl>
@@ -31908,7 +31393,6 @@
             <w:r>
               <w:rPr>
                 <w:rFonts w:cs="Times New Roman"/>
-                <w:b/>
                 <w:szCs w:val="28"/>
               </w:rPr>
               <w:t>№ п/п</w:t>
@@ -31931,7 +31415,6 @@
             <w:r>
               <w:rPr>
                 <w:rFonts w:cs="Times New Roman"/>
-                <w:b/>
                 <w:szCs w:val="28"/>
               </w:rPr>
               <w:t>Наименование</w:t>
@@ -31954,7 +31437,6 @@
             <w:r>
               <w:rPr>
                 <w:rFonts w:cs="Times New Roman"/>
-                <w:b/>
                 <w:szCs w:val="28"/>
               </w:rPr>
               <w:t>Стоимость (руб.)</w:t>
@@ -31977,7 +31459,6 @@
             <w:r>
               <w:rPr>
                 <w:rFonts w:cs="Times New Roman"/>
-                <w:b/>
                 <w:szCs w:val="28"/>
               </w:rPr>
               <w:t>Срок эксплуатации (лет)</w:t>
@@ -32604,7 +32085,6 @@
     <w:p>
       <w:pPr>
         <w:spacing w:after="0" w:line="360" w:lineRule="auto"/>
-        <w:ind w:firstLine="709"/>
         <w:rPr>
           <w:rFonts w:cs="Times New Roman"/>
           <w:szCs w:val="28"/>
@@ -32616,13 +32096,6 @@
           <w:szCs w:val="28"/>
         </w:rPr>
         <w:t>Таблица 13 — Смета затрат на разработку</w:t>
-      </w:r>
-      <w:r>
-        <w:rPr>
-          <w:rFonts w:cs="Times New Roman"/>
-          <w:szCs w:val="28"/>
-        </w:rPr>
-        <w:t>.</w:t>
       </w:r>
     </w:p>
     <w:tbl>
@@ -32640,10 +32113,10 @@
         <w:tblLook w:val="04A0" w:firstRow="1" w:lastRow="0" w:firstColumn="1" w:lastColumn="0" w:noHBand="0" w:noVBand="1"/>
       </w:tblPr>
       <w:tblGrid>
-        <w:gridCol w:w="617"/>
-        <w:gridCol w:w="4088"/>
-        <w:gridCol w:w="2321"/>
-        <w:gridCol w:w="2319"/>
+        <w:gridCol w:w="594"/>
+        <w:gridCol w:w="4098"/>
+        <w:gridCol w:w="2327"/>
+        <w:gridCol w:w="2326"/>
       </w:tblGrid>
       <w:tr>
         <w:trPr>
@@ -32665,7 +32138,6 @@
             <w:r>
               <w:rPr>
                 <w:rFonts w:cs="Times New Roman"/>
-                <w:b/>
                 <w:szCs w:val="28"/>
               </w:rPr>
               <w:t>№ п/п</w:t>
@@ -32688,7 +32160,6 @@
             <w:r>
               <w:rPr>
                 <w:rFonts w:cs="Times New Roman"/>
-                <w:b/>
                 <w:szCs w:val="28"/>
               </w:rPr>
               <w:t>Статья затрат</w:t>
@@ -32711,7 +32182,6 @@
             <w:r>
               <w:rPr>
                 <w:rFonts w:cs="Times New Roman"/>
-                <w:b/>
                 <w:szCs w:val="28"/>
               </w:rPr>
               <w:t>Сумма (руб.)</w:t>
@@ -32734,7 +32204,6 @@
             <w:r>
               <w:rPr>
                 <w:rFonts w:cs="Times New Roman"/>
-                <w:b/>
                 <w:szCs w:val="28"/>
               </w:rPr>
               <w:t>% от итога</w:t>
@@ -33276,7 +32745,6 @@
     <w:p>
       <w:pPr>
         <w:spacing w:after="0" w:line="360" w:lineRule="auto"/>
-        <w:ind w:firstLine="709"/>
         <w:rPr>
           <w:rFonts w:cs="Times New Roman"/>
           <w:szCs w:val="28"/>
@@ -33288,13 +32756,6 @@
           <w:szCs w:val="28"/>
         </w:rPr>
         <w:t>Таблица 14 — Сравнение с аналогичными продуктами</w:t>
-      </w:r>
-      <w:r>
-        <w:rPr>
-          <w:rFonts w:cs="Times New Roman"/>
-          <w:szCs w:val="28"/>
-        </w:rPr>
-        <w:t>.</w:t>
       </w:r>
     </w:p>
     <w:tbl>
@@ -33337,7 +32798,6 @@
             <w:r>
               <w:rPr>
                 <w:rFonts w:cs="Times New Roman"/>
-                <w:b/>
                 <w:szCs w:val="28"/>
               </w:rPr>
               <w:t>Наименование</w:t>
@@ -33360,7 +32820,6 @@
             <w:r>
               <w:rPr>
                 <w:rFonts w:cs="Times New Roman"/>
-                <w:b/>
                 <w:szCs w:val="28"/>
               </w:rPr>
               <w:t>Жанр</w:t>
@@ -33383,7 +32842,6 @@
             <w:r>
               <w:rPr>
                 <w:rFonts w:cs="Times New Roman"/>
-                <w:b/>
                 <w:szCs w:val="28"/>
               </w:rPr>
               <w:t>Цена (руб.)</w:t>
@@ -33406,7 +32864,6 @@
             <w:r>
               <w:rPr>
                 <w:rFonts w:cs="Times New Roman"/>
-                <w:b/>
                 <w:szCs w:val="28"/>
               </w:rPr>
               <w:t>Продажи</w:t>
@@ -34363,6 +33820,8 @@
     <w:p>
       <w:pPr>
         <w:pStyle w:val="1"/>
+        <w:ind w:firstLine="0"/>
+        <w:jc w:val="center"/>
       </w:pPr>
       <w:bookmarkStart w:id="47" w:name="_Toc228879303"/>
       <w:r>
@@ -35855,6 +35314,8 @@
     <w:p>
       <w:pPr>
         <w:pStyle w:val="1"/>
+        <w:ind w:firstLine="0"/>
+        <w:jc w:val="center"/>
       </w:pPr>
       <w:bookmarkStart w:id="48" w:name="_Toc228879304"/>
       <w:r>
@@ -35868,7 +35329,7 @@
         <w:pStyle w:val="a7"/>
         <w:numPr>
           <w:ilvl w:val="1"/>
-          <w:numId w:val="44"/>
+          <w:numId w:val="46"/>
         </w:numPr>
         <w:tabs>
           <w:tab w:val="left" w:pos="1134"/>
@@ -35912,7 +35373,7 @@
         <w:pStyle w:val="a7"/>
         <w:numPr>
           <w:ilvl w:val="1"/>
-          <w:numId w:val="44"/>
+          <w:numId w:val="46"/>
         </w:numPr>
         <w:tabs>
           <w:tab w:val="left" w:pos="1134"/>
@@ -35938,7 +35399,7 @@
         <w:pStyle w:val="a7"/>
         <w:numPr>
           <w:ilvl w:val="1"/>
-          <w:numId w:val="44"/>
+          <w:numId w:val="46"/>
         </w:numPr>
         <w:tabs>
           <w:tab w:val="left" w:pos="1134"/>
@@ -35982,7 +35443,7 @@
         <w:pStyle w:val="a7"/>
         <w:numPr>
           <w:ilvl w:val="1"/>
-          <w:numId w:val="44"/>
+          <w:numId w:val="46"/>
         </w:numPr>
         <w:tabs>
           <w:tab w:val="left" w:pos="1134"/>
@@ -36090,7 +35551,7 @@
         <w:pStyle w:val="a7"/>
         <w:numPr>
           <w:ilvl w:val="1"/>
-          <w:numId w:val="44"/>
+          <w:numId w:val="46"/>
         </w:numPr>
         <w:tabs>
           <w:tab w:val="left" w:pos="1134"/>
@@ -36198,7 +35659,7 @@
         <w:pStyle w:val="a7"/>
         <w:numPr>
           <w:ilvl w:val="1"/>
-          <w:numId w:val="44"/>
+          <w:numId w:val="46"/>
         </w:numPr>
         <w:tabs>
           <w:tab w:val="left" w:pos="1134"/>
@@ -36270,7 +35731,7 @@
         <w:pStyle w:val="a7"/>
         <w:numPr>
           <w:ilvl w:val="1"/>
-          <w:numId w:val="44"/>
+          <w:numId w:val="46"/>
         </w:numPr>
         <w:tabs>
           <w:tab w:val="left" w:pos="1134"/>
@@ -36378,7 +35839,7 @@
         <w:pStyle w:val="a7"/>
         <w:numPr>
           <w:ilvl w:val="1"/>
-          <w:numId w:val="44"/>
+          <w:numId w:val="46"/>
         </w:numPr>
         <w:tabs>
           <w:tab w:val="left" w:pos="1134"/>
@@ -36486,7 +35947,7 @@
         <w:pStyle w:val="a7"/>
         <w:numPr>
           <w:ilvl w:val="1"/>
-          <w:numId w:val="44"/>
+          <w:numId w:val="46"/>
         </w:numPr>
         <w:tabs>
           <w:tab w:val="left" w:pos="1134"/>
@@ -36558,7 +36019,7 @@
         <w:pStyle w:val="a7"/>
         <w:numPr>
           <w:ilvl w:val="1"/>
-          <w:numId w:val="44"/>
+          <w:numId w:val="46"/>
         </w:numPr>
         <w:tabs>
           <w:tab w:val="left" w:pos="1134"/>
@@ -36631,7 +36092,7 @@
         <w:pStyle w:val="a7"/>
         <w:numPr>
           <w:ilvl w:val="1"/>
-          <w:numId w:val="44"/>
+          <w:numId w:val="46"/>
         </w:numPr>
         <w:tabs>
           <w:tab w:val="left" w:pos="1134"/>
@@ -36703,7 +36164,7 @@
         <w:pStyle w:val="a7"/>
         <w:numPr>
           <w:ilvl w:val="1"/>
-          <w:numId w:val="44"/>
+          <w:numId w:val="46"/>
         </w:numPr>
         <w:tabs>
           <w:tab w:val="left" w:pos="1134"/>
@@ -36751,7 +36212,7 @@
         <w:pStyle w:val="a7"/>
         <w:numPr>
           <w:ilvl w:val="1"/>
-          <w:numId w:val="44"/>
+          <w:numId w:val="46"/>
         </w:numPr>
         <w:tabs>
           <w:tab w:val="left" w:pos="1134"/>
@@ -36799,7 +36260,7 @@
         <w:pStyle w:val="a7"/>
         <w:numPr>
           <w:ilvl w:val="1"/>
-          <w:numId w:val="44"/>
+          <w:numId w:val="46"/>
         </w:numPr>
         <w:tabs>
           <w:tab w:val="left" w:pos="1134"/>
@@ -36907,7 +36368,7 @@
         <w:pStyle w:val="a7"/>
         <w:numPr>
           <w:ilvl w:val="1"/>
-          <w:numId w:val="44"/>
+          <w:numId w:val="46"/>
         </w:numPr>
         <w:tabs>
           <w:tab w:val="left" w:pos="1134"/>
@@ -36979,7 +36440,7 @@
         <w:pStyle w:val="a7"/>
         <w:numPr>
           <w:ilvl w:val="1"/>
-          <w:numId w:val="44"/>
+          <w:numId w:val="46"/>
         </w:numPr>
         <w:tabs>
           <w:tab w:val="left" w:pos="1134"/>
@@ -37051,7 +36512,7 @@
         <w:pStyle w:val="a7"/>
         <w:numPr>
           <w:ilvl w:val="1"/>
-          <w:numId w:val="44"/>
+          <w:numId w:val="46"/>
         </w:numPr>
         <w:tabs>
           <w:tab w:val="left" w:pos="1134"/>
@@ -41910,6 +41371,119 @@
     </w:lvl>
   </w:abstractNum>
   <w:abstractNum w:abstractNumId="39" w15:restartNumberingAfterBreak="0">
+    <w:nsid w:val="69D97C04"/>
+    <w:multiLevelType w:val="hybridMultilevel"/>
+    <w:tmpl w:val="D90ADC04"/>
+    <w:lvl w:ilvl="0" w:tplc="11FC45D6">
+      <w:start w:val="1"/>
+      <w:numFmt w:val="bullet"/>
+      <w:lvlText w:val=""/>
+      <w:lvlJc w:val="left"/>
+      <w:pPr>
+        <w:ind w:left="2279" w:hanging="360"/>
+      </w:pPr>
+      <w:rPr>
+        <w:rFonts w:ascii="Symbol" w:hAnsi="Symbol" w:hint="default"/>
+      </w:rPr>
+    </w:lvl>
+    <w:lvl w:ilvl="1" w:tplc="0419000F">
+      <w:start w:val="1"/>
+      <w:numFmt w:val="decimal"/>
+      <w:lvlText w:val="%2."/>
+      <w:lvlJc w:val="left"/>
+      <w:pPr>
+        <w:ind w:left="2999" w:hanging="360"/>
+      </w:pPr>
+      <w:rPr>
+        <w:rFonts w:hint="default"/>
+      </w:rPr>
+    </w:lvl>
+    <w:lvl w:ilvl="2" w:tplc="04190005" w:tentative="1">
+      <w:start w:val="1"/>
+      <w:numFmt w:val="bullet"/>
+      <w:lvlText w:val=""/>
+      <w:lvlJc w:val="left"/>
+      <w:pPr>
+        <w:ind w:left="3719" w:hanging="360"/>
+      </w:pPr>
+      <w:rPr>
+        <w:rFonts w:ascii="Wingdings" w:hAnsi="Wingdings" w:hint="default"/>
+      </w:rPr>
+    </w:lvl>
+    <w:lvl w:ilvl="3" w:tplc="04190001" w:tentative="1">
+      <w:start w:val="1"/>
+      <w:numFmt w:val="bullet"/>
+      <w:lvlText w:val=""/>
+      <w:lvlJc w:val="left"/>
+      <w:pPr>
+        <w:ind w:left="4439" w:hanging="360"/>
+      </w:pPr>
+      <w:rPr>
+        <w:rFonts w:ascii="Symbol" w:hAnsi="Symbol" w:hint="default"/>
+      </w:rPr>
+    </w:lvl>
+    <w:lvl w:ilvl="4" w:tplc="04190003" w:tentative="1">
+      <w:start w:val="1"/>
+      <w:numFmt w:val="bullet"/>
+      <w:lvlText w:val="o"/>
+      <w:lvlJc w:val="left"/>
+      <w:pPr>
+        <w:ind w:left="5159" w:hanging="360"/>
+      </w:pPr>
+      <w:rPr>
+        <w:rFonts w:ascii="Courier New" w:hAnsi="Courier New" w:cs="Courier New" w:hint="default"/>
+      </w:rPr>
+    </w:lvl>
+    <w:lvl w:ilvl="5" w:tplc="04190005" w:tentative="1">
+      <w:start w:val="1"/>
+      <w:numFmt w:val="bullet"/>
+      <w:lvlText w:val=""/>
+      <w:lvlJc w:val="left"/>
+      <w:pPr>
+        <w:ind w:left="5879" w:hanging="360"/>
+      </w:pPr>
+      <w:rPr>
+        <w:rFonts w:ascii="Wingdings" w:hAnsi="Wingdings" w:hint="default"/>
+      </w:rPr>
+    </w:lvl>
+    <w:lvl w:ilvl="6" w:tplc="04190001" w:tentative="1">
+      <w:start w:val="1"/>
+      <w:numFmt w:val="bullet"/>
+      <w:lvlText w:val=""/>
+      <w:lvlJc w:val="left"/>
+      <w:pPr>
+        <w:ind w:left="6599" w:hanging="360"/>
+      </w:pPr>
+      <w:rPr>
+        <w:rFonts w:ascii="Symbol" w:hAnsi="Symbol" w:hint="default"/>
+      </w:rPr>
+    </w:lvl>
+    <w:lvl w:ilvl="7" w:tplc="04190003" w:tentative="1">
+      <w:start w:val="1"/>
+      <w:numFmt w:val="bullet"/>
+      <w:lvlText w:val="o"/>
+      <w:lvlJc w:val="left"/>
+      <w:pPr>
+        <w:ind w:left="7319" w:hanging="360"/>
+      </w:pPr>
+      <w:rPr>
+        <w:rFonts w:ascii="Courier New" w:hAnsi="Courier New" w:cs="Courier New" w:hint="default"/>
+      </w:rPr>
+    </w:lvl>
+    <w:lvl w:ilvl="8" w:tplc="04190005" w:tentative="1">
+      <w:start w:val="1"/>
+      <w:numFmt w:val="bullet"/>
+      <w:lvlText w:val=""/>
+      <w:lvlJc w:val="left"/>
+      <w:pPr>
+        <w:ind w:left="8039" w:hanging="360"/>
+      </w:pPr>
+      <w:rPr>
+        <w:rFonts w:ascii="Wingdings" w:hAnsi="Wingdings" w:hint="default"/>
+      </w:rPr>
+    </w:lvl>
+  </w:abstractNum>
+  <w:abstractNum w:abstractNumId="40" w15:restartNumberingAfterBreak="0">
     <w:nsid w:val="6AD41664"/>
     <w:multiLevelType w:val="hybridMultilevel"/>
     <w:tmpl w:val="73CE1672"/>
@@ -42022,7 +41596,7 @@
       </w:rPr>
     </w:lvl>
   </w:abstractNum>
-  <w:abstractNum w:abstractNumId="40" w15:restartNumberingAfterBreak="0">
+  <w:abstractNum w:abstractNumId="41" w15:restartNumberingAfterBreak="0">
     <w:nsid w:val="6D483728"/>
     <w:multiLevelType w:val="multilevel"/>
     <w:tmpl w:val="72361C2C"/>
@@ -42171,7 +41745,7 @@
       </w:rPr>
     </w:lvl>
   </w:abstractNum>
-  <w:abstractNum w:abstractNumId="41" w15:restartNumberingAfterBreak="0">
+  <w:abstractNum w:abstractNumId="42" w15:restartNumberingAfterBreak="0">
     <w:nsid w:val="6FDD4A08"/>
     <w:multiLevelType w:val="hybridMultilevel"/>
     <w:tmpl w:val="C17AEBD8"/>
@@ -42260,7 +41834,7 @@
       </w:pPr>
     </w:lvl>
   </w:abstractNum>
-  <w:abstractNum w:abstractNumId="42" w15:restartNumberingAfterBreak="0">
+  <w:abstractNum w:abstractNumId="43" w15:restartNumberingAfterBreak="0">
     <w:nsid w:val="7032077F"/>
     <w:multiLevelType w:val="hybridMultilevel"/>
     <w:tmpl w:val="67245114"/>
@@ -42373,7 +41947,7 @@
       </w:rPr>
     </w:lvl>
   </w:abstractNum>
-  <w:abstractNum w:abstractNumId="43" w15:restartNumberingAfterBreak="0">
+  <w:abstractNum w:abstractNumId="44" w15:restartNumberingAfterBreak="0">
     <w:nsid w:val="729350E3"/>
     <w:multiLevelType w:val="hybridMultilevel"/>
     <w:tmpl w:val="BEF68272"/>
@@ -42486,7 +42060,7 @@
       </w:rPr>
     </w:lvl>
   </w:abstractNum>
-  <w:abstractNum w:abstractNumId="44" w15:restartNumberingAfterBreak="0">
+  <w:abstractNum w:abstractNumId="45" w15:restartNumberingAfterBreak="0">
     <w:nsid w:val="74F36CAD"/>
     <w:multiLevelType w:val="hybridMultilevel"/>
     <w:tmpl w:val="DE06251A"/>
@@ -42612,7 +42186,7 @@
     <w:abstractNumId w:val="9"/>
   </w:num>
   <w:num w:numId="5">
-    <w:abstractNumId w:val="44"/>
+    <w:abstractNumId w:val="45"/>
   </w:num>
   <w:num w:numId="6">
     <w:abstractNumId w:val="34"/>
@@ -42639,7 +42213,7 @@
     <w:abstractNumId w:val="18"/>
   </w:num>
   <w:num w:numId="14">
-    <w:abstractNumId w:val="40"/>
+    <w:abstractNumId w:val="41"/>
   </w:num>
   <w:num w:numId="15">
     <w:abstractNumId w:val="31"/>
@@ -42675,7 +42249,7 @@
     <w:abstractNumId w:val="16"/>
   </w:num>
   <w:num w:numId="26">
-    <w:abstractNumId w:val="39"/>
+    <w:abstractNumId w:val="40"/>
   </w:num>
   <w:num w:numId="27">
     <w:abstractNumId w:val="1"/>
@@ -42702,7 +42276,7 @@
     <w:abstractNumId w:val="32"/>
   </w:num>
   <w:num w:numId="35">
-    <w:abstractNumId w:val="42"/>
+    <w:abstractNumId w:val="43"/>
   </w:num>
   <w:num w:numId="36">
     <w:abstractNumId w:val="5"/>
@@ -42711,7 +42285,7 @@
     <w:abstractNumId w:val="19"/>
   </w:num>
   <w:num w:numId="38">
-    <w:abstractNumId w:val="41"/>
+    <w:abstractNumId w:val="42"/>
   </w:num>
   <w:num w:numId="39">
     <w:abstractNumId w:val="15"/>
@@ -42720,7 +42294,7 @@
     <w:abstractNumId w:val="6"/>
   </w:num>
   <w:num w:numId="41">
-    <w:abstractNumId w:val="43"/>
+    <w:abstractNumId w:val="44"/>
   </w:num>
   <w:num w:numId="42">
     <w:abstractNumId w:val="36"/>
@@ -42733,6 +42307,9 @@
   </w:num>
   <w:num w:numId="45">
     <w:abstractNumId w:val="7"/>
+  </w:num>
+  <w:num w:numId="46">
+    <w:abstractNumId w:val="39"/>
   </w:num>
 </w:numbering>
 </file>
@@ -44159,7 +43736,7 @@
 </file>
 
 <file path=customXml/itemProps1.xml><?xml version="1.0" encoding="utf-8"?>
-<ds:datastoreItem xmlns:ds="http://schemas.openxmlformats.org/officeDocument/2006/customXml" ds:itemID="{9CCFC3AC-7ADB-4A45-94F2-FF9D74A92F77}">
+<ds:datastoreItem xmlns:ds="http://schemas.openxmlformats.org/officeDocument/2006/customXml" ds:itemID="{33671736-8B74-4900-B314-D7583C897A93}">
   <ds:schemaRefs>
     <ds:schemaRef ds:uri="http://schemas.openxmlformats.org/officeDocument/2006/bibliography"/>
   </ds:schemaRefs>
